--- a/docx/es/BUFRCREX_TableB_es_05.docx
+++ b/docx/es/BUFRCREX_TableB_es_05.docx
@@ -8,19 +8,33 @@
       </w:pPr>
       <w:r>
         <w:rPr>
-          <w:rFonts w:ascii="Arial" w:hAnsi="Arial"/>
+          <w:rFonts w:ascii="Verdana" w:hAnsi="Verdana"/>
           <w:b/>
           <w:sz w:val="22"/>
         </w:rPr>
-        <w:t>BUFR/CREX Table B — Class 05: Ubicación (horizontal – 1)</w:t>
+        <w:t>Clase 05: Ubicación (horizontal – 1)</w:t>
       </w:r>
     </w:p>
     <w:tbl>
       <w:tblPr>
         <w:tblStyle w:val="TableGrid"/>
         <w:tblW w:type="auto" w:w="0"/>
-        <w:jc w:val="center"/>
+        <w:jc w:val="left"/>
         <w:tblLook w:firstColumn="1" w:firstRow="1" w:lastColumn="0" w:lastRow="0" w:noHBand="0" w:noVBand="1" w:val="04A0"/>
+        <w:tblBorders>
+          <w:top w:val="single" w:sz="4" w:space="0" w:color="595959"/>
+          <w:left w:val="single" w:sz="4" w:space="0" w:color="595959"/>
+          <w:bottom w:val="single" w:sz="4" w:space="0" w:color="595959"/>
+          <w:right w:val="single" w:sz="4" w:space="0" w:color="595959"/>
+          <w:insideH w:val="single" w:sz="4" w:space="0" w:color="595959"/>
+          <w:insideV w:val="single" w:sz="4" w:space="0" w:color="595959"/>
+        </w:tblBorders>
+        <w:tblCellMar>
+          <w:top w:w="85" w:type="dxa"/>
+          <w:left w:w="85" w:type="dxa"/>
+          <w:bottom w:w="85" w:type="dxa"/>
+          <w:right w:w="85" w:type="dxa"/>
+        </w:tblCellMar>
       </w:tblPr>
       <w:tblGrid>
         <w:gridCol w:w="1514"/>
@@ -35,20 +49,20 @@
         <w:gridCol w:w="1514"/>
       </w:tblGrid>
       <w:tr>
-        <w:tc>
-          <w:tcPr>
-            <w:tcW w:type="dxa" w:w="1514"/>
-            <w:shd w:val="clear" w:color="auto" w:fill="D9E2F3"/>
-          </w:tcPr>
-          <w:p>
-            <w:pPr>
-              <w:jc w:val="center"/>
-            </w:pPr>
-            <w:r/>
-            <w:r>
-              <w:rPr>
-                <w:rFonts w:ascii="Arial" w:hAnsi="Arial"/>
-                <w:b/>
+        <w:trPr>
+          <w:tblHeader/>
+        </w:trPr>
+        <w:tc>
+          <w:tcPr>
+            <w:tcW w:type="dxa" w:w="1514"/>
+            <w:shd w:val="clear" w:color="auto" w:fill="D9D9D9"/>
+          </w:tcPr>
+          <w:p>
+            <w:r/>
+            <w:r>
+              <w:rPr>
+                <w:rFonts w:ascii="Verdana" w:hAnsi="Verdana"/>
+                <w:b w:val="0"/>
                 <w:sz w:val="16"/>
               </w:rPr>
               <w:t>FXY</w:t>
@@ -58,194 +72,170 @@
         <w:tc>
           <w:tcPr>
             <w:tcW w:type="dxa" w:w="1514"/>
-            <w:shd w:val="clear" w:color="auto" w:fill="D9E2F3"/>
-          </w:tcPr>
-          <w:p>
-            <w:pPr>
-              <w:jc w:val="center"/>
-            </w:pPr>
-            <w:r/>
-            <w:r>
-              <w:rPr>
-                <w:rFonts w:ascii="Arial" w:hAnsi="Arial"/>
-                <w:b/>
-                <w:sz w:val="16"/>
-              </w:rPr>
-              <w:t>ElementName</w:t>
-            </w:r>
-          </w:p>
-        </w:tc>
-        <w:tc>
-          <w:tcPr>
-            <w:tcW w:type="dxa" w:w="1514"/>
-            <w:shd w:val="clear" w:color="auto" w:fill="D9E2F3"/>
-          </w:tcPr>
-          <w:p>
-            <w:pPr>
-              <w:jc w:val="center"/>
-            </w:pPr>
-            <w:r/>
-            <w:r>
-              <w:rPr>
-                <w:rFonts w:ascii="Arial" w:hAnsi="Arial"/>
-                <w:b/>
-                <w:sz w:val="16"/>
-              </w:rPr>
-              <w:t>BUFR Unit</w:t>
-            </w:r>
-          </w:p>
-        </w:tc>
-        <w:tc>
-          <w:tcPr>
-            <w:tcW w:type="dxa" w:w="1514"/>
-            <w:shd w:val="clear" w:color="auto" w:fill="D9E2F3"/>
-          </w:tcPr>
-          <w:p>
-            <w:pPr>
-              <w:jc w:val="center"/>
-            </w:pPr>
-            <w:r/>
-            <w:r>
-              <w:rPr>
-                <w:rFonts w:ascii="Arial" w:hAnsi="Arial"/>
-                <w:b/>
-                <w:sz w:val="16"/>
-              </w:rPr>
-              <w:t>Scale</w:t>
-            </w:r>
-          </w:p>
-        </w:tc>
-        <w:tc>
-          <w:tcPr>
-            <w:tcW w:type="dxa" w:w="1514"/>
-            <w:shd w:val="clear" w:color="auto" w:fill="D9E2F3"/>
-          </w:tcPr>
-          <w:p>
-            <w:pPr>
-              <w:jc w:val="center"/>
-            </w:pPr>
-            <w:r/>
-            <w:r>
-              <w:rPr>
-                <w:rFonts w:ascii="Arial" w:hAnsi="Arial"/>
-                <w:b/>
-                <w:sz w:val="16"/>
-              </w:rPr>
-              <w:t>Ref Value</w:t>
-            </w:r>
-          </w:p>
-        </w:tc>
-        <w:tc>
-          <w:tcPr>
-            <w:tcW w:type="dxa" w:w="1514"/>
-            <w:shd w:val="clear" w:color="auto" w:fill="D9E2F3"/>
-          </w:tcPr>
-          <w:p>
-            <w:pPr>
-              <w:jc w:val="center"/>
-            </w:pPr>
-            <w:r/>
-            <w:r>
-              <w:rPr>
-                <w:rFonts w:ascii="Arial" w:hAnsi="Arial"/>
-                <w:b/>
-                <w:sz w:val="16"/>
-              </w:rPr>
-              <w:t>Bits</w:t>
-            </w:r>
-          </w:p>
-        </w:tc>
-        <w:tc>
-          <w:tcPr>
-            <w:tcW w:type="dxa" w:w="1514"/>
-            <w:shd w:val="clear" w:color="auto" w:fill="D9E2F3"/>
-          </w:tcPr>
-          <w:p>
-            <w:pPr>
-              <w:jc w:val="center"/>
-            </w:pPr>
-            <w:r/>
-            <w:r>
-              <w:rPr>
-                <w:rFonts w:ascii="Arial" w:hAnsi="Arial"/>
-                <w:b/>
-                <w:sz w:val="16"/>
-              </w:rPr>
-              <w:t>CREX Unit</w:t>
-            </w:r>
-          </w:p>
-        </w:tc>
-        <w:tc>
-          <w:tcPr>
-            <w:tcW w:type="dxa" w:w="1514"/>
-            <w:shd w:val="clear" w:color="auto" w:fill="D9E2F3"/>
-          </w:tcPr>
-          <w:p>
-            <w:pPr>
-              <w:jc w:val="center"/>
-            </w:pPr>
-            <w:r/>
-            <w:r>
-              <w:rPr>
-                <w:rFonts w:ascii="Arial" w:hAnsi="Arial"/>
-                <w:b/>
-                <w:sz w:val="16"/>
-              </w:rPr>
-              <w:t>Scale</w:t>
-            </w:r>
-          </w:p>
-        </w:tc>
-        <w:tc>
-          <w:tcPr>
-            <w:tcW w:type="dxa" w:w="1514"/>
-            <w:shd w:val="clear" w:color="auto" w:fill="D9E2F3"/>
-          </w:tcPr>
-          <w:p>
-            <w:pPr>
-              <w:jc w:val="center"/>
-            </w:pPr>
-            <w:r/>
-            <w:r>
-              <w:rPr>
-                <w:rFonts w:ascii="Arial" w:hAnsi="Arial"/>
-                <w:b/>
-                <w:sz w:val="16"/>
-              </w:rPr>
-              <w:t>Chars</w:t>
-            </w:r>
-          </w:p>
-        </w:tc>
-        <w:tc>
-          <w:tcPr>
-            <w:tcW w:type="dxa" w:w="1514"/>
-            <w:shd w:val="clear" w:color="auto" w:fill="D9E2F3"/>
-          </w:tcPr>
-          <w:p>
-            <w:pPr>
-              <w:jc w:val="center"/>
-            </w:pPr>
-            <w:r/>
-            <w:r>
-              <w:rPr>
-                <w:rFonts w:ascii="Arial" w:hAnsi="Arial"/>
-                <w:b/>
-                <w:sz w:val="16"/>
-              </w:rPr>
-              <w:t>Note</w:t>
+            <w:shd w:val="clear" w:color="auto" w:fill="D9D9D9"/>
+          </w:tcPr>
+          <w:p>
+            <w:r/>
+            <w:r>
+              <w:rPr>
+                <w:rFonts w:ascii="Verdana" w:hAnsi="Verdana"/>
+                <w:b w:val="0"/>
+                <w:sz w:val="16"/>
+              </w:rPr>
+              <w:t>NOMBRE DEL ELEMENTO</w:t>
+            </w:r>
+          </w:p>
+        </w:tc>
+        <w:tc>
+          <w:tcPr>
+            <w:tcW w:type="dxa" w:w="1514"/>
+            <w:shd w:val="clear" w:color="auto" w:fill="D9D9D9"/>
+          </w:tcPr>
+          <w:p>
+            <w:r/>
+            <w:r>
+              <w:rPr>
+                <w:rFonts w:ascii="Verdana" w:hAnsi="Verdana"/>
+                <w:b w:val="0"/>
+                <w:sz w:val="16"/>
+              </w:rPr>
+              <w:t>UNIDAD BUFR</w:t>
+            </w:r>
+          </w:p>
+        </w:tc>
+        <w:tc>
+          <w:tcPr>
+            <w:tcW w:type="dxa" w:w="1514"/>
+            <w:shd w:val="clear" w:color="auto" w:fill="D9D9D9"/>
+          </w:tcPr>
+          <w:p>
+            <w:r/>
+            <w:r>
+              <w:rPr>
+                <w:rFonts w:ascii="Verdana" w:hAnsi="Verdana"/>
+                <w:b w:val="0"/>
+                <w:sz w:val="16"/>
+              </w:rPr>
+              <w:t>ESCALA</w:t>
+            </w:r>
+          </w:p>
+        </w:tc>
+        <w:tc>
+          <w:tcPr>
+            <w:tcW w:type="dxa" w:w="1514"/>
+            <w:shd w:val="clear" w:color="auto" w:fill="D9D9D9"/>
+          </w:tcPr>
+          <w:p>
+            <w:r/>
+            <w:r>
+              <w:rPr>
+                <w:rFonts w:ascii="Verdana" w:hAnsi="Verdana"/>
+                <w:b w:val="0"/>
+                <w:sz w:val="16"/>
+              </w:rPr>
+              <w:t>VAL. REF.</w:t>
+            </w:r>
+          </w:p>
+        </w:tc>
+        <w:tc>
+          <w:tcPr>
+            <w:tcW w:type="dxa" w:w="1514"/>
+            <w:shd w:val="clear" w:color="auto" w:fill="D9D9D9"/>
+          </w:tcPr>
+          <w:p>
+            <w:r/>
+            <w:r>
+              <w:rPr>
+                <w:rFonts w:ascii="Verdana" w:hAnsi="Verdana"/>
+                <w:b w:val="0"/>
+                <w:sz w:val="16"/>
+              </w:rPr>
+              <w:t>BITS</w:t>
+            </w:r>
+          </w:p>
+        </w:tc>
+        <w:tc>
+          <w:tcPr>
+            <w:tcW w:type="dxa" w:w="1514"/>
+            <w:shd w:val="clear" w:color="auto" w:fill="D9D9D9"/>
+          </w:tcPr>
+          <w:p>
+            <w:r/>
+            <w:r>
+              <w:rPr>
+                <w:rFonts w:ascii="Verdana" w:hAnsi="Verdana"/>
+                <w:b w:val="0"/>
+                <w:sz w:val="16"/>
+              </w:rPr>
+              <w:t>UNIDAD CREX</w:t>
+            </w:r>
+          </w:p>
+        </w:tc>
+        <w:tc>
+          <w:tcPr>
+            <w:tcW w:type="dxa" w:w="1514"/>
+            <w:shd w:val="clear" w:color="auto" w:fill="D9D9D9"/>
+          </w:tcPr>
+          <w:p>
+            <w:r/>
+            <w:r>
+              <w:rPr>
+                <w:rFonts w:ascii="Verdana" w:hAnsi="Verdana"/>
+                <w:b w:val="0"/>
+                <w:sz w:val="16"/>
+              </w:rPr>
+              <w:t>ESCALA</w:t>
+            </w:r>
+          </w:p>
+        </w:tc>
+        <w:tc>
+          <w:tcPr>
+            <w:tcW w:type="dxa" w:w="1514"/>
+            <w:shd w:val="clear" w:color="auto" w:fill="D9D9D9"/>
+          </w:tcPr>
+          <w:p>
+            <w:r/>
+            <w:r>
+              <w:rPr>
+                <w:rFonts w:ascii="Verdana" w:hAnsi="Verdana"/>
+                <w:b w:val="0"/>
+                <w:sz w:val="16"/>
+              </w:rPr>
+              <w:t>CAR.</w:t>
+            </w:r>
+          </w:p>
+        </w:tc>
+        <w:tc>
+          <w:tcPr>
+            <w:tcW w:type="dxa" w:w="1514"/>
+            <w:shd w:val="clear" w:color="auto" w:fill="D9D9D9"/>
+          </w:tcPr>
+          <w:p>
+            <w:r/>
+            <w:r>
+              <w:rPr>
+                <w:rFonts w:ascii="Verdana" w:hAnsi="Verdana"/>
+                <w:b w:val="0"/>
+                <w:sz w:val="16"/>
+              </w:rPr>
+              <w:t>NOTA</w:t>
             </w:r>
           </w:p>
         </w:tc>
       </w:tr>
       <w:tr>
-        <w:tc>
-          <w:tcPr>
-            <w:tcW w:type="dxa" w:w="1514"/>
-          </w:tcPr>
-          <w:p>
-            <w:r/>
-            <w:r>
-              <w:rPr>
-                <w:rFonts w:ascii="Arial" w:hAnsi="Arial"/>
+        <w:trPr>
+          <w:cantSplit/>
+        </w:trPr>
+        <w:tc>
+          <w:tcPr>
+            <w:tcW w:type="dxa" w:w="1514"/>
+          </w:tcPr>
+          <w:p>
+            <w:r/>
+            <w:r>
+              <w:rPr>
+                <w:rFonts w:ascii="Verdana" w:hAnsi="Verdana"/>
                 <w:b w:val="0"/>
                 <w:sz w:val="16"/>
               </w:rPr>
@@ -261,7 +251,7 @@
             <w:r/>
             <w:r>
               <w:rPr>
-                <w:rFonts w:ascii="Arial" w:hAnsi="Arial"/>
+                <w:rFonts w:ascii="Verdana" w:hAnsi="Verdana"/>
                 <w:b w:val="0"/>
                 <w:sz w:val="16"/>
               </w:rPr>
@@ -277,7 +267,7 @@
             <w:r/>
             <w:r>
               <w:rPr>
-                <w:rFonts w:ascii="Arial" w:hAnsi="Arial"/>
+                <w:rFonts w:ascii="Verdana" w:hAnsi="Verdana"/>
                 <w:b w:val="0"/>
                 <w:sz w:val="16"/>
               </w:rPr>
@@ -293,7 +283,7 @@
             <w:r/>
             <w:r>
               <w:rPr>
-                <w:rFonts w:ascii="Arial" w:hAnsi="Arial"/>
+                <w:rFonts w:ascii="Verdana" w:hAnsi="Verdana"/>
                 <w:b w:val="0"/>
                 <w:sz w:val="16"/>
               </w:rPr>
@@ -309,7 +299,7 @@
             <w:r/>
             <w:r>
               <w:rPr>
-                <w:rFonts w:ascii="Arial" w:hAnsi="Arial"/>
+                <w:rFonts w:ascii="Verdana" w:hAnsi="Verdana"/>
                 <w:b w:val="0"/>
                 <w:sz w:val="16"/>
               </w:rPr>
@@ -325,7 +315,7 @@
             <w:r/>
             <w:r>
               <w:rPr>
-                <w:rFonts w:ascii="Arial" w:hAnsi="Arial"/>
+                <w:rFonts w:ascii="Verdana" w:hAnsi="Verdana"/>
                 <w:b w:val="0"/>
                 <w:sz w:val="16"/>
               </w:rPr>
@@ -341,7 +331,7 @@
             <w:r/>
             <w:r>
               <w:rPr>
-                <w:rFonts w:ascii="Arial" w:hAnsi="Arial"/>
+                <w:rFonts w:ascii="Verdana" w:hAnsi="Verdana"/>
                 <w:b w:val="0"/>
                 <w:sz w:val="16"/>
               </w:rPr>
@@ -357,7 +347,7 @@
             <w:r/>
             <w:r>
               <w:rPr>
-                <w:rFonts w:ascii="Arial" w:hAnsi="Arial"/>
+                <w:rFonts w:ascii="Verdana" w:hAnsi="Verdana"/>
                 <w:b w:val="0"/>
                 <w:sz w:val="16"/>
               </w:rPr>
@@ -373,7 +363,7 @@
             <w:r/>
             <w:r>
               <w:rPr>
-                <w:rFonts w:ascii="Arial" w:hAnsi="Arial"/>
+                <w:rFonts w:ascii="Verdana" w:hAnsi="Verdana"/>
                 <w:b w:val="0"/>
                 <w:sz w:val="16"/>
               </w:rPr>
@@ -389,7 +379,7 @@
             <w:r/>
             <w:r>
               <w:rPr>
-                <w:rFonts w:ascii="Arial" w:hAnsi="Arial"/>
+                <w:rFonts w:ascii="Verdana" w:hAnsi="Verdana"/>
                 <w:b w:val="0"/>
                 <w:sz w:val="16"/>
               </w:rPr>
@@ -398,15 +388,18 @@
         </w:tc>
       </w:tr>
       <w:tr>
-        <w:tc>
-          <w:tcPr>
-            <w:tcW w:type="dxa" w:w="1514"/>
-          </w:tcPr>
-          <w:p>
-            <w:r/>
-            <w:r>
-              <w:rPr>
-                <w:rFonts w:ascii="Arial" w:hAnsi="Arial"/>
+        <w:trPr>
+          <w:cantSplit/>
+        </w:trPr>
+        <w:tc>
+          <w:tcPr>
+            <w:tcW w:type="dxa" w:w="1514"/>
+          </w:tcPr>
+          <w:p>
+            <w:r/>
+            <w:r>
+              <w:rPr>
+                <w:rFonts w:ascii="Verdana" w:hAnsi="Verdana"/>
                 <w:b w:val="0"/>
                 <w:sz w:val="16"/>
               </w:rPr>
@@ -422,7 +415,7 @@
             <w:r/>
             <w:r>
               <w:rPr>
-                <w:rFonts w:ascii="Arial" w:hAnsi="Arial"/>
+                <w:rFonts w:ascii="Verdana" w:hAnsi="Verdana"/>
                 <w:b w:val="0"/>
                 <w:sz w:val="16"/>
               </w:rPr>
@@ -438,7 +431,7 @@
             <w:r/>
             <w:r>
               <w:rPr>
-                <w:rFonts w:ascii="Arial" w:hAnsi="Arial"/>
+                <w:rFonts w:ascii="Verdana" w:hAnsi="Verdana"/>
                 <w:b w:val="0"/>
                 <w:sz w:val="16"/>
               </w:rPr>
@@ -454,7 +447,7 @@
             <w:r/>
             <w:r>
               <w:rPr>
-                <w:rFonts w:ascii="Arial" w:hAnsi="Arial"/>
+                <w:rFonts w:ascii="Verdana" w:hAnsi="Verdana"/>
                 <w:b w:val="0"/>
                 <w:sz w:val="16"/>
               </w:rPr>
@@ -470,7 +463,7 @@
             <w:r/>
             <w:r>
               <w:rPr>
-                <w:rFonts w:ascii="Arial" w:hAnsi="Arial"/>
+                <w:rFonts w:ascii="Verdana" w:hAnsi="Verdana"/>
                 <w:b w:val="0"/>
                 <w:sz w:val="16"/>
               </w:rPr>
@@ -486,7 +479,7 @@
             <w:r/>
             <w:r>
               <w:rPr>
-                <w:rFonts w:ascii="Arial" w:hAnsi="Arial"/>
+                <w:rFonts w:ascii="Verdana" w:hAnsi="Verdana"/>
                 <w:b w:val="0"/>
                 <w:sz w:val="16"/>
               </w:rPr>
@@ -502,7 +495,7 @@
             <w:r/>
             <w:r>
               <w:rPr>
-                <w:rFonts w:ascii="Arial" w:hAnsi="Arial"/>
+                <w:rFonts w:ascii="Verdana" w:hAnsi="Verdana"/>
                 <w:b w:val="0"/>
                 <w:sz w:val="16"/>
               </w:rPr>
@@ -518,7 +511,7 @@
             <w:r/>
             <w:r>
               <w:rPr>
-                <w:rFonts w:ascii="Arial" w:hAnsi="Arial"/>
+                <w:rFonts w:ascii="Verdana" w:hAnsi="Verdana"/>
                 <w:b w:val="0"/>
                 <w:sz w:val="16"/>
               </w:rPr>
@@ -534,7 +527,7 @@
             <w:r/>
             <w:r>
               <w:rPr>
-                <w:rFonts w:ascii="Arial" w:hAnsi="Arial"/>
+                <w:rFonts w:ascii="Verdana" w:hAnsi="Verdana"/>
                 <w:b w:val="0"/>
                 <w:sz w:val="16"/>
               </w:rPr>
@@ -550,7 +543,7 @@
             <w:r/>
             <w:r>
               <w:rPr>
-                <w:rFonts w:ascii="Arial" w:hAnsi="Arial"/>
+                <w:rFonts w:ascii="Verdana" w:hAnsi="Verdana"/>
                 <w:b w:val="0"/>
                 <w:sz w:val="16"/>
               </w:rPr>
@@ -559,15 +552,18 @@
         </w:tc>
       </w:tr>
       <w:tr>
-        <w:tc>
-          <w:tcPr>
-            <w:tcW w:type="dxa" w:w="1514"/>
-          </w:tcPr>
-          <w:p>
-            <w:r/>
-            <w:r>
-              <w:rPr>
-                <w:rFonts w:ascii="Arial" w:hAnsi="Arial"/>
+        <w:trPr>
+          <w:cantSplit/>
+        </w:trPr>
+        <w:tc>
+          <w:tcPr>
+            <w:tcW w:type="dxa" w:w="1514"/>
+          </w:tcPr>
+          <w:p>
+            <w:r/>
+            <w:r>
+              <w:rPr>
+                <w:rFonts w:ascii="Verdana" w:hAnsi="Verdana"/>
                 <w:b w:val="0"/>
                 <w:sz w:val="16"/>
               </w:rPr>
@@ -583,7 +579,7 @@
             <w:r/>
             <w:r>
               <w:rPr>
-                <w:rFonts w:ascii="Arial" w:hAnsi="Arial"/>
+                <w:rFonts w:ascii="Verdana" w:hAnsi="Verdana"/>
                 <w:b w:val="0"/>
                 <w:sz w:val="16"/>
               </w:rPr>
@@ -599,7 +595,7 @@
             <w:r/>
             <w:r>
               <w:rPr>
-                <w:rFonts w:ascii="Arial" w:hAnsi="Arial"/>
+                <w:rFonts w:ascii="Verdana" w:hAnsi="Verdana"/>
                 <w:b w:val="0"/>
                 <w:sz w:val="16"/>
               </w:rPr>
@@ -615,7 +611,7 @@
             <w:r/>
             <w:r>
               <w:rPr>
-                <w:rFonts w:ascii="Arial" w:hAnsi="Arial"/>
+                <w:rFonts w:ascii="Verdana" w:hAnsi="Verdana"/>
                 <w:b w:val="0"/>
                 <w:sz w:val="16"/>
               </w:rPr>
@@ -631,7 +627,7 @@
             <w:r/>
             <w:r>
               <w:rPr>
-                <w:rFonts w:ascii="Arial" w:hAnsi="Arial"/>
+                <w:rFonts w:ascii="Verdana" w:hAnsi="Verdana"/>
                 <w:b w:val="0"/>
                 <w:sz w:val="16"/>
               </w:rPr>
@@ -647,7 +643,7 @@
             <w:r/>
             <w:r>
               <w:rPr>
-                <w:rFonts w:ascii="Arial" w:hAnsi="Arial"/>
+                <w:rFonts w:ascii="Verdana" w:hAnsi="Verdana"/>
                 <w:b w:val="0"/>
                 <w:sz w:val="16"/>
               </w:rPr>
@@ -663,7 +659,7 @@
             <w:r/>
             <w:r>
               <w:rPr>
-                <w:rFonts w:ascii="Arial" w:hAnsi="Arial"/>
+                <w:rFonts w:ascii="Verdana" w:hAnsi="Verdana"/>
                 <w:b w:val="0"/>
                 <w:sz w:val="16"/>
               </w:rPr>
@@ -679,7 +675,7 @@
             <w:r/>
             <w:r>
               <w:rPr>
-                <w:rFonts w:ascii="Arial" w:hAnsi="Arial"/>
+                <w:rFonts w:ascii="Verdana" w:hAnsi="Verdana"/>
                 <w:b w:val="0"/>
                 <w:sz w:val="16"/>
               </w:rPr>
@@ -695,7 +691,7 @@
             <w:r/>
             <w:r>
               <w:rPr>
-                <w:rFonts w:ascii="Arial" w:hAnsi="Arial"/>
+                <w:rFonts w:ascii="Verdana" w:hAnsi="Verdana"/>
                 <w:b w:val="0"/>
                 <w:sz w:val="16"/>
               </w:rPr>
@@ -711,7 +707,7 @@
             <w:r/>
             <w:r>
               <w:rPr>
-                <w:rFonts w:ascii="Arial" w:hAnsi="Arial"/>
+                <w:rFonts w:ascii="Verdana" w:hAnsi="Verdana"/>
                 <w:b w:val="0"/>
                 <w:sz w:val="16"/>
               </w:rPr>
@@ -720,15 +716,18 @@
         </w:tc>
       </w:tr>
       <w:tr>
-        <w:tc>
-          <w:tcPr>
-            <w:tcW w:type="dxa" w:w="1514"/>
-          </w:tcPr>
-          <w:p>
-            <w:r/>
-            <w:r>
-              <w:rPr>
-                <w:rFonts w:ascii="Arial" w:hAnsi="Arial"/>
+        <w:trPr>
+          <w:cantSplit/>
+        </w:trPr>
+        <w:tc>
+          <w:tcPr>
+            <w:tcW w:type="dxa" w:w="1514"/>
+          </w:tcPr>
+          <w:p>
+            <w:r/>
+            <w:r>
+              <w:rPr>
+                <w:rFonts w:ascii="Verdana" w:hAnsi="Verdana"/>
                 <w:b w:val="0"/>
                 <w:sz w:val="16"/>
               </w:rPr>
@@ -744,7 +743,7 @@
             <w:r/>
             <w:r>
               <w:rPr>
-                <w:rFonts w:ascii="Arial" w:hAnsi="Arial"/>
+                <w:rFonts w:ascii="Verdana" w:hAnsi="Verdana"/>
                 <w:b w:val="0"/>
                 <w:sz w:val="16"/>
               </w:rPr>
@@ -760,7 +759,7 @@
             <w:r/>
             <w:r>
               <w:rPr>
-                <w:rFonts w:ascii="Arial" w:hAnsi="Arial"/>
+                <w:rFonts w:ascii="Verdana" w:hAnsi="Verdana"/>
                 <w:b w:val="0"/>
                 <w:sz w:val="16"/>
               </w:rPr>
@@ -776,7 +775,7 @@
             <w:r/>
             <w:r>
               <w:rPr>
-                <w:rFonts w:ascii="Arial" w:hAnsi="Arial"/>
+                <w:rFonts w:ascii="Verdana" w:hAnsi="Verdana"/>
                 <w:b w:val="0"/>
                 <w:sz w:val="16"/>
               </w:rPr>
@@ -792,7 +791,7 @@
             <w:r/>
             <w:r>
               <w:rPr>
-                <w:rFonts w:ascii="Arial" w:hAnsi="Arial"/>
+                <w:rFonts w:ascii="Verdana" w:hAnsi="Verdana"/>
                 <w:b w:val="0"/>
                 <w:sz w:val="16"/>
               </w:rPr>
@@ -808,7 +807,7 @@
             <w:r/>
             <w:r>
               <w:rPr>
-                <w:rFonts w:ascii="Arial" w:hAnsi="Arial"/>
+                <w:rFonts w:ascii="Verdana" w:hAnsi="Verdana"/>
                 <w:b w:val="0"/>
                 <w:sz w:val="16"/>
               </w:rPr>
@@ -824,7 +823,7 @@
             <w:r/>
             <w:r>
               <w:rPr>
-                <w:rFonts w:ascii="Arial" w:hAnsi="Arial"/>
+                <w:rFonts w:ascii="Verdana" w:hAnsi="Verdana"/>
                 <w:b w:val="0"/>
                 <w:sz w:val="16"/>
               </w:rPr>
@@ -840,7 +839,7 @@
             <w:r/>
             <w:r>
               <w:rPr>
-                <w:rFonts w:ascii="Arial" w:hAnsi="Arial"/>
+                <w:rFonts w:ascii="Verdana" w:hAnsi="Verdana"/>
                 <w:b w:val="0"/>
                 <w:sz w:val="16"/>
               </w:rPr>
@@ -856,7 +855,7 @@
             <w:r/>
             <w:r>
               <w:rPr>
-                <w:rFonts w:ascii="Arial" w:hAnsi="Arial"/>
+                <w:rFonts w:ascii="Verdana" w:hAnsi="Verdana"/>
                 <w:b w:val="0"/>
                 <w:sz w:val="16"/>
               </w:rPr>
@@ -872,7 +871,7 @@
             <w:r/>
             <w:r>
               <w:rPr>
-                <w:rFonts w:ascii="Arial" w:hAnsi="Arial"/>
+                <w:rFonts w:ascii="Verdana" w:hAnsi="Verdana"/>
                 <w:b w:val="0"/>
                 <w:sz w:val="16"/>
               </w:rPr>
@@ -881,15 +880,18 @@
         </w:tc>
       </w:tr>
       <w:tr>
-        <w:tc>
-          <w:tcPr>
-            <w:tcW w:type="dxa" w:w="1514"/>
-          </w:tcPr>
-          <w:p>
-            <w:r/>
-            <w:r>
-              <w:rPr>
-                <w:rFonts w:ascii="Arial" w:hAnsi="Arial"/>
+        <w:trPr>
+          <w:cantSplit/>
+        </w:trPr>
+        <w:tc>
+          <w:tcPr>
+            <w:tcW w:type="dxa" w:w="1514"/>
+          </w:tcPr>
+          <w:p>
+            <w:r/>
+            <w:r>
+              <w:rPr>
+                <w:rFonts w:ascii="Verdana" w:hAnsi="Verdana"/>
                 <w:b w:val="0"/>
                 <w:sz w:val="16"/>
               </w:rPr>
@@ -905,7 +907,7 @@
             <w:r/>
             <w:r>
               <w:rPr>
-                <w:rFonts w:ascii="Arial" w:hAnsi="Arial"/>
+                <w:rFonts w:ascii="Verdana" w:hAnsi="Verdana"/>
                 <w:b w:val="0"/>
                 <w:sz w:val="16"/>
               </w:rPr>
@@ -921,7 +923,7 @@
             <w:r/>
             <w:r>
               <w:rPr>
-                <w:rFonts w:ascii="Arial" w:hAnsi="Arial"/>
+                <w:rFonts w:ascii="Verdana" w:hAnsi="Verdana"/>
                 <w:b w:val="0"/>
                 <w:sz w:val="16"/>
               </w:rPr>
@@ -937,7 +939,7 @@
             <w:r/>
             <w:r>
               <w:rPr>
-                <w:rFonts w:ascii="Arial" w:hAnsi="Arial"/>
+                <w:rFonts w:ascii="Verdana" w:hAnsi="Verdana"/>
                 <w:b w:val="0"/>
                 <w:sz w:val="16"/>
               </w:rPr>
@@ -953,7 +955,7 @@
             <w:r/>
             <w:r>
               <w:rPr>
-                <w:rFonts w:ascii="Arial" w:hAnsi="Arial"/>
+                <w:rFonts w:ascii="Verdana" w:hAnsi="Verdana"/>
                 <w:b w:val="0"/>
                 <w:sz w:val="16"/>
               </w:rPr>
@@ -969,7 +971,7 @@
             <w:r/>
             <w:r>
               <w:rPr>
-                <w:rFonts w:ascii="Arial" w:hAnsi="Arial"/>
+                <w:rFonts w:ascii="Verdana" w:hAnsi="Verdana"/>
                 <w:b w:val="0"/>
                 <w:sz w:val="16"/>
               </w:rPr>
@@ -985,7 +987,7 @@
             <w:r/>
             <w:r>
               <w:rPr>
-                <w:rFonts w:ascii="Arial" w:hAnsi="Arial"/>
+                <w:rFonts w:ascii="Verdana" w:hAnsi="Verdana"/>
                 <w:b w:val="0"/>
                 <w:sz w:val="16"/>
               </w:rPr>
@@ -1001,7 +1003,7 @@
             <w:r/>
             <w:r>
               <w:rPr>
-                <w:rFonts w:ascii="Arial" w:hAnsi="Arial"/>
+                <w:rFonts w:ascii="Verdana" w:hAnsi="Verdana"/>
                 <w:b w:val="0"/>
                 <w:sz w:val="16"/>
               </w:rPr>
@@ -1017,7 +1019,7 @@
             <w:r/>
             <w:r>
               <w:rPr>
-                <w:rFonts w:ascii="Arial" w:hAnsi="Arial"/>
+                <w:rFonts w:ascii="Verdana" w:hAnsi="Verdana"/>
                 <w:b w:val="0"/>
                 <w:sz w:val="16"/>
               </w:rPr>
@@ -1033,7 +1035,7 @@
             <w:r/>
             <w:r>
               <w:rPr>
-                <w:rFonts w:ascii="Arial" w:hAnsi="Arial"/>
+                <w:rFonts w:ascii="Verdana" w:hAnsi="Verdana"/>
                 <w:b w:val="0"/>
                 <w:sz w:val="16"/>
               </w:rPr>
@@ -1042,15 +1044,18 @@
         </w:tc>
       </w:tr>
       <w:tr>
-        <w:tc>
-          <w:tcPr>
-            <w:tcW w:type="dxa" w:w="1514"/>
-          </w:tcPr>
-          <w:p>
-            <w:r/>
-            <w:r>
-              <w:rPr>
-                <w:rFonts w:ascii="Arial" w:hAnsi="Arial"/>
+        <w:trPr>
+          <w:cantSplit/>
+        </w:trPr>
+        <w:tc>
+          <w:tcPr>
+            <w:tcW w:type="dxa" w:w="1514"/>
+          </w:tcPr>
+          <w:p>
+            <w:r/>
+            <w:r>
+              <w:rPr>
+                <w:rFonts w:ascii="Verdana" w:hAnsi="Verdana"/>
                 <w:b w:val="0"/>
                 <w:sz w:val="16"/>
               </w:rPr>
@@ -1066,7 +1071,7 @@
             <w:r/>
             <w:r>
               <w:rPr>
-                <w:rFonts w:ascii="Arial" w:hAnsi="Arial"/>
+                <w:rFonts w:ascii="Verdana" w:hAnsi="Verdana"/>
                 <w:b w:val="0"/>
                 <w:sz w:val="16"/>
               </w:rPr>
@@ -1082,7 +1087,7 @@
             <w:r/>
             <w:r>
               <w:rPr>
-                <w:rFonts w:ascii="Arial" w:hAnsi="Arial"/>
+                <w:rFonts w:ascii="Verdana" w:hAnsi="Verdana"/>
                 <w:b w:val="0"/>
                 <w:sz w:val="16"/>
               </w:rPr>
@@ -1098,7 +1103,7 @@
             <w:r/>
             <w:r>
               <w:rPr>
-                <w:rFonts w:ascii="Arial" w:hAnsi="Arial"/>
+                <w:rFonts w:ascii="Verdana" w:hAnsi="Verdana"/>
                 <w:b w:val="0"/>
                 <w:sz w:val="16"/>
               </w:rPr>
@@ -1114,7 +1119,7 @@
             <w:r/>
             <w:r>
               <w:rPr>
-                <w:rFonts w:ascii="Arial" w:hAnsi="Arial"/>
+                <w:rFonts w:ascii="Verdana" w:hAnsi="Verdana"/>
                 <w:b w:val="0"/>
                 <w:sz w:val="16"/>
               </w:rPr>
@@ -1130,7 +1135,7 @@
             <w:r/>
             <w:r>
               <w:rPr>
-                <w:rFonts w:ascii="Arial" w:hAnsi="Arial"/>
+                <w:rFonts w:ascii="Verdana" w:hAnsi="Verdana"/>
                 <w:b w:val="0"/>
                 <w:sz w:val="16"/>
               </w:rPr>
@@ -1146,7 +1151,7 @@
             <w:r/>
             <w:r>
               <w:rPr>
-                <w:rFonts w:ascii="Arial" w:hAnsi="Arial"/>
+                <w:rFonts w:ascii="Verdana" w:hAnsi="Verdana"/>
                 <w:b w:val="0"/>
                 <w:sz w:val="16"/>
               </w:rPr>
@@ -1162,7 +1167,7 @@
             <w:r/>
             <w:r>
               <w:rPr>
-                <w:rFonts w:ascii="Arial" w:hAnsi="Arial"/>
+                <w:rFonts w:ascii="Verdana" w:hAnsi="Verdana"/>
                 <w:b w:val="0"/>
                 <w:sz w:val="16"/>
               </w:rPr>
@@ -1178,7 +1183,7 @@
             <w:r/>
             <w:r>
               <w:rPr>
-                <w:rFonts w:ascii="Arial" w:hAnsi="Arial"/>
+                <w:rFonts w:ascii="Verdana" w:hAnsi="Verdana"/>
                 <w:b w:val="0"/>
                 <w:sz w:val="16"/>
               </w:rPr>
@@ -1194,7 +1199,7 @@
             <w:r/>
             <w:r>
               <w:rPr>
-                <w:rFonts w:ascii="Arial" w:hAnsi="Arial"/>
+                <w:rFonts w:ascii="Verdana" w:hAnsi="Verdana"/>
                 <w:b w:val="0"/>
                 <w:sz w:val="16"/>
               </w:rPr>
@@ -1203,15 +1208,18 @@
         </w:tc>
       </w:tr>
       <w:tr>
-        <w:tc>
-          <w:tcPr>
-            <w:tcW w:type="dxa" w:w="1514"/>
-          </w:tcPr>
-          <w:p>
-            <w:r/>
-            <w:r>
-              <w:rPr>
-                <w:rFonts w:ascii="Arial" w:hAnsi="Arial"/>
+        <w:trPr>
+          <w:cantSplit/>
+        </w:trPr>
+        <w:tc>
+          <w:tcPr>
+            <w:tcW w:type="dxa" w:w="1514"/>
+          </w:tcPr>
+          <w:p>
+            <w:r/>
+            <w:r>
+              <w:rPr>
+                <w:rFonts w:ascii="Verdana" w:hAnsi="Verdana"/>
                 <w:b w:val="0"/>
                 <w:sz w:val="16"/>
               </w:rPr>
@@ -1227,7 +1235,7 @@
             <w:r/>
             <w:r>
               <w:rPr>
-                <w:rFonts w:ascii="Arial" w:hAnsi="Arial"/>
+                <w:rFonts w:ascii="Verdana" w:hAnsi="Verdana"/>
                 <w:b w:val="0"/>
                 <w:sz w:val="16"/>
               </w:rPr>
@@ -1243,7 +1251,7 @@
             <w:r/>
             <w:r>
               <w:rPr>
-                <w:rFonts w:ascii="Arial" w:hAnsi="Arial"/>
+                <w:rFonts w:ascii="Verdana" w:hAnsi="Verdana"/>
                 <w:b w:val="0"/>
                 <w:sz w:val="16"/>
               </w:rPr>
@@ -1259,7 +1267,7 @@
             <w:r/>
             <w:r>
               <w:rPr>
-                <w:rFonts w:ascii="Arial" w:hAnsi="Arial"/>
+                <w:rFonts w:ascii="Verdana" w:hAnsi="Verdana"/>
                 <w:b w:val="0"/>
                 <w:sz w:val="16"/>
               </w:rPr>
@@ -1275,7 +1283,7 @@
             <w:r/>
             <w:r>
               <w:rPr>
-                <w:rFonts w:ascii="Arial" w:hAnsi="Arial"/>
+                <w:rFonts w:ascii="Verdana" w:hAnsi="Verdana"/>
                 <w:b w:val="0"/>
                 <w:sz w:val="16"/>
               </w:rPr>
@@ -1291,7 +1299,7 @@
             <w:r/>
             <w:r>
               <w:rPr>
-                <w:rFonts w:ascii="Arial" w:hAnsi="Arial"/>
+                <w:rFonts w:ascii="Verdana" w:hAnsi="Verdana"/>
                 <w:b w:val="0"/>
                 <w:sz w:val="16"/>
               </w:rPr>
@@ -1307,7 +1315,7 @@
             <w:r/>
             <w:r>
               <w:rPr>
-                <w:rFonts w:ascii="Arial" w:hAnsi="Arial"/>
+                <w:rFonts w:ascii="Verdana" w:hAnsi="Verdana"/>
                 <w:b w:val="0"/>
                 <w:sz w:val="16"/>
               </w:rPr>
@@ -1323,7 +1331,7 @@
             <w:r/>
             <w:r>
               <w:rPr>
-                <w:rFonts w:ascii="Arial" w:hAnsi="Arial"/>
+                <w:rFonts w:ascii="Verdana" w:hAnsi="Verdana"/>
                 <w:b w:val="0"/>
                 <w:sz w:val="16"/>
               </w:rPr>
@@ -1339,7 +1347,7 @@
             <w:r/>
             <w:r>
               <w:rPr>
-                <w:rFonts w:ascii="Arial" w:hAnsi="Arial"/>
+                <w:rFonts w:ascii="Verdana" w:hAnsi="Verdana"/>
                 <w:b w:val="0"/>
                 <w:sz w:val="16"/>
               </w:rPr>
@@ -1355,7 +1363,7 @@
             <w:r/>
             <w:r>
               <w:rPr>
-                <w:rFonts w:ascii="Arial" w:hAnsi="Arial"/>
+                <w:rFonts w:ascii="Verdana" w:hAnsi="Verdana"/>
                 <w:b w:val="0"/>
                 <w:sz w:val="16"/>
               </w:rPr>
@@ -1364,15 +1372,18 @@
         </w:tc>
       </w:tr>
       <w:tr>
-        <w:tc>
-          <w:tcPr>
-            <w:tcW w:type="dxa" w:w="1514"/>
-          </w:tcPr>
-          <w:p>
-            <w:r/>
-            <w:r>
-              <w:rPr>
-                <w:rFonts w:ascii="Arial" w:hAnsi="Arial"/>
+        <w:trPr>
+          <w:cantSplit/>
+        </w:trPr>
+        <w:tc>
+          <w:tcPr>
+            <w:tcW w:type="dxa" w:w="1514"/>
+          </w:tcPr>
+          <w:p>
+            <w:r/>
+            <w:r>
+              <w:rPr>
+                <w:rFonts w:ascii="Verdana" w:hAnsi="Verdana"/>
                 <w:b w:val="0"/>
                 <w:sz w:val="16"/>
               </w:rPr>
@@ -1388,7 +1399,7 @@
             <w:r/>
             <w:r>
               <w:rPr>
-                <w:rFonts w:ascii="Arial" w:hAnsi="Arial"/>
+                <w:rFonts w:ascii="Verdana" w:hAnsi="Verdana"/>
                 <w:b w:val="0"/>
                 <w:sz w:val="16"/>
               </w:rPr>
@@ -1404,7 +1415,7 @@
             <w:r/>
             <w:r>
               <w:rPr>
-                <w:rFonts w:ascii="Arial" w:hAnsi="Arial"/>
+                <w:rFonts w:ascii="Verdana" w:hAnsi="Verdana"/>
                 <w:b w:val="0"/>
                 <w:sz w:val="16"/>
               </w:rPr>
@@ -1420,7 +1431,7 @@
             <w:r/>
             <w:r>
               <w:rPr>
-                <w:rFonts w:ascii="Arial" w:hAnsi="Arial"/>
+                <w:rFonts w:ascii="Verdana" w:hAnsi="Verdana"/>
                 <w:b w:val="0"/>
                 <w:sz w:val="16"/>
               </w:rPr>
@@ -1436,7 +1447,7 @@
             <w:r/>
             <w:r>
               <w:rPr>
-                <w:rFonts w:ascii="Arial" w:hAnsi="Arial"/>
+                <w:rFonts w:ascii="Verdana" w:hAnsi="Verdana"/>
                 <w:b w:val="0"/>
                 <w:sz w:val="16"/>
               </w:rPr>
@@ -1452,7 +1463,7 @@
             <w:r/>
             <w:r>
               <w:rPr>
-                <w:rFonts w:ascii="Arial" w:hAnsi="Arial"/>
+                <w:rFonts w:ascii="Verdana" w:hAnsi="Verdana"/>
                 <w:b w:val="0"/>
                 <w:sz w:val="16"/>
               </w:rPr>
@@ -1468,7 +1479,7 @@
             <w:r/>
             <w:r>
               <w:rPr>
-                <w:rFonts w:ascii="Arial" w:hAnsi="Arial"/>
+                <w:rFonts w:ascii="Verdana" w:hAnsi="Verdana"/>
                 <w:b w:val="0"/>
                 <w:sz w:val="16"/>
               </w:rPr>
@@ -1484,7 +1495,7 @@
             <w:r/>
             <w:r>
               <w:rPr>
-                <w:rFonts w:ascii="Arial" w:hAnsi="Arial"/>
+                <w:rFonts w:ascii="Verdana" w:hAnsi="Verdana"/>
                 <w:b w:val="0"/>
                 <w:sz w:val="16"/>
               </w:rPr>
@@ -1500,7 +1511,7 @@
             <w:r/>
             <w:r>
               <w:rPr>
-                <w:rFonts w:ascii="Arial" w:hAnsi="Arial"/>
+                <w:rFonts w:ascii="Verdana" w:hAnsi="Verdana"/>
                 <w:b w:val="0"/>
                 <w:sz w:val="16"/>
               </w:rPr>
@@ -1516,7 +1527,7 @@
             <w:r/>
             <w:r>
               <w:rPr>
-                <w:rFonts w:ascii="Arial" w:hAnsi="Arial"/>
+                <w:rFonts w:ascii="Verdana" w:hAnsi="Verdana"/>
                 <w:b w:val="0"/>
                 <w:sz w:val="16"/>
               </w:rPr>
@@ -1525,15 +1536,18 @@
         </w:tc>
       </w:tr>
       <w:tr>
-        <w:tc>
-          <w:tcPr>
-            <w:tcW w:type="dxa" w:w="1514"/>
-          </w:tcPr>
-          <w:p>
-            <w:r/>
-            <w:r>
-              <w:rPr>
-                <w:rFonts w:ascii="Arial" w:hAnsi="Arial"/>
+        <w:trPr>
+          <w:cantSplit/>
+        </w:trPr>
+        <w:tc>
+          <w:tcPr>
+            <w:tcW w:type="dxa" w:w="1514"/>
+          </w:tcPr>
+          <w:p>
+            <w:r/>
+            <w:r>
+              <w:rPr>
+                <w:rFonts w:ascii="Verdana" w:hAnsi="Verdana"/>
                 <w:b w:val="0"/>
                 <w:sz w:val="16"/>
               </w:rPr>
@@ -1549,7 +1563,7 @@
             <w:r/>
             <w:r>
               <w:rPr>
-                <w:rFonts w:ascii="Arial" w:hAnsi="Arial"/>
+                <w:rFonts w:ascii="Verdana" w:hAnsi="Verdana"/>
                 <w:b w:val="0"/>
                 <w:sz w:val="16"/>
               </w:rPr>
@@ -1565,7 +1579,7 @@
             <w:r/>
             <w:r>
               <w:rPr>
-                <w:rFonts w:ascii="Arial" w:hAnsi="Arial"/>
+                <w:rFonts w:ascii="Verdana" w:hAnsi="Verdana"/>
                 <w:b w:val="0"/>
                 <w:sz w:val="16"/>
               </w:rPr>
@@ -1581,7 +1595,7 @@
             <w:r/>
             <w:r>
               <w:rPr>
-                <w:rFonts w:ascii="Arial" w:hAnsi="Arial"/>
+                <w:rFonts w:ascii="Verdana" w:hAnsi="Verdana"/>
                 <w:b w:val="0"/>
                 <w:sz w:val="16"/>
               </w:rPr>
@@ -1597,7 +1611,7 @@
             <w:r/>
             <w:r>
               <w:rPr>
-                <w:rFonts w:ascii="Arial" w:hAnsi="Arial"/>
+                <w:rFonts w:ascii="Verdana" w:hAnsi="Verdana"/>
                 <w:b w:val="0"/>
                 <w:sz w:val="16"/>
               </w:rPr>
@@ -1613,7 +1627,7 @@
             <w:r/>
             <w:r>
               <w:rPr>
-                <w:rFonts w:ascii="Arial" w:hAnsi="Arial"/>
+                <w:rFonts w:ascii="Verdana" w:hAnsi="Verdana"/>
                 <w:b w:val="0"/>
                 <w:sz w:val="16"/>
               </w:rPr>
@@ -1629,7 +1643,7 @@
             <w:r/>
             <w:r>
               <w:rPr>
-                <w:rFonts w:ascii="Arial" w:hAnsi="Arial"/>
+                <w:rFonts w:ascii="Verdana" w:hAnsi="Verdana"/>
                 <w:b w:val="0"/>
                 <w:sz w:val="16"/>
               </w:rPr>
@@ -1645,7 +1659,7 @@
             <w:r/>
             <w:r>
               <w:rPr>
-                <w:rFonts w:ascii="Arial" w:hAnsi="Arial"/>
+                <w:rFonts w:ascii="Verdana" w:hAnsi="Verdana"/>
                 <w:b w:val="0"/>
                 <w:sz w:val="16"/>
               </w:rPr>
@@ -1661,7 +1675,7 @@
             <w:r/>
             <w:r>
               <w:rPr>
-                <w:rFonts w:ascii="Arial" w:hAnsi="Arial"/>
+                <w:rFonts w:ascii="Verdana" w:hAnsi="Verdana"/>
                 <w:b w:val="0"/>
                 <w:sz w:val="16"/>
               </w:rPr>
@@ -1677,7 +1691,7 @@
             <w:r/>
             <w:r>
               <w:rPr>
-                <w:rFonts w:ascii="Arial" w:hAnsi="Arial"/>
+                <w:rFonts w:ascii="Verdana" w:hAnsi="Verdana"/>
                 <w:b w:val="0"/>
                 <w:sz w:val="16"/>
               </w:rPr>
@@ -1686,15 +1700,18 @@
         </w:tc>
       </w:tr>
       <w:tr>
-        <w:tc>
-          <w:tcPr>
-            <w:tcW w:type="dxa" w:w="1514"/>
-          </w:tcPr>
-          <w:p>
-            <w:r/>
-            <w:r>
-              <w:rPr>
-                <w:rFonts w:ascii="Arial" w:hAnsi="Arial"/>
+        <w:trPr>
+          <w:cantSplit/>
+        </w:trPr>
+        <w:tc>
+          <w:tcPr>
+            <w:tcW w:type="dxa" w:w="1514"/>
+          </w:tcPr>
+          <w:p>
+            <w:r/>
+            <w:r>
+              <w:rPr>
+                <w:rFonts w:ascii="Verdana" w:hAnsi="Verdana"/>
                 <w:b w:val="0"/>
                 <w:sz w:val="16"/>
               </w:rPr>
@@ -1710,7 +1727,7 @@
             <w:r/>
             <w:r>
               <w:rPr>
-                <w:rFonts w:ascii="Arial" w:hAnsi="Arial"/>
+                <w:rFonts w:ascii="Verdana" w:hAnsi="Verdana"/>
                 <w:b w:val="0"/>
                 <w:sz w:val="16"/>
               </w:rPr>
@@ -1726,7 +1743,7 @@
             <w:r/>
             <w:r>
               <w:rPr>
-                <w:rFonts w:ascii="Arial" w:hAnsi="Arial"/>
+                <w:rFonts w:ascii="Verdana" w:hAnsi="Verdana"/>
                 <w:b w:val="0"/>
                 <w:sz w:val="16"/>
               </w:rPr>
@@ -1742,7 +1759,7 @@
             <w:r/>
             <w:r>
               <w:rPr>
-                <w:rFonts w:ascii="Arial" w:hAnsi="Arial"/>
+                <w:rFonts w:ascii="Verdana" w:hAnsi="Verdana"/>
                 <w:b w:val="0"/>
                 <w:sz w:val="16"/>
               </w:rPr>
@@ -1758,7 +1775,7 @@
             <w:r/>
             <w:r>
               <w:rPr>
-                <w:rFonts w:ascii="Arial" w:hAnsi="Arial"/>
+                <w:rFonts w:ascii="Verdana" w:hAnsi="Verdana"/>
                 <w:b w:val="0"/>
                 <w:sz w:val="16"/>
               </w:rPr>
@@ -1774,7 +1791,7 @@
             <w:r/>
             <w:r>
               <w:rPr>
-                <w:rFonts w:ascii="Arial" w:hAnsi="Arial"/>
+                <w:rFonts w:ascii="Verdana" w:hAnsi="Verdana"/>
                 <w:b w:val="0"/>
                 <w:sz w:val="16"/>
               </w:rPr>
@@ -1790,7 +1807,7 @@
             <w:r/>
             <w:r>
               <w:rPr>
-                <w:rFonts w:ascii="Arial" w:hAnsi="Arial"/>
+                <w:rFonts w:ascii="Verdana" w:hAnsi="Verdana"/>
                 <w:b w:val="0"/>
                 <w:sz w:val="16"/>
               </w:rPr>
@@ -1806,7 +1823,7 @@
             <w:r/>
             <w:r>
               <w:rPr>
-                <w:rFonts w:ascii="Arial" w:hAnsi="Arial"/>
+                <w:rFonts w:ascii="Verdana" w:hAnsi="Verdana"/>
                 <w:b w:val="0"/>
                 <w:sz w:val="16"/>
               </w:rPr>
@@ -1822,7 +1839,7 @@
             <w:r/>
             <w:r>
               <w:rPr>
-                <w:rFonts w:ascii="Arial" w:hAnsi="Arial"/>
+                <w:rFonts w:ascii="Verdana" w:hAnsi="Verdana"/>
                 <w:b w:val="0"/>
                 <w:sz w:val="16"/>
               </w:rPr>
@@ -1838,7 +1855,7 @@
             <w:r/>
             <w:r>
               <w:rPr>
-                <w:rFonts w:ascii="Arial" w:hAnsi="Arial"/>
+                <w:rFonts w:ascii="Verdana" w:hAnsi="Verdana"/>
                 <w:b w:val="0"/>
                 <w:sz w:val="16"/>
               </w:rPr>
@@ -1847,15 +1864,18 @@
         </w:tc>
       </w:tr>
       <w:tr>
-        <w:tc>
-          <w:tcPr>
-            <w:tcW w:type="dxa" w:w="1514"/>
-          </w:tcPr>
-          <w:p>
-            <w:r/>
-            <w:r>
-              <w:rPr>
-                <w:rFonts w:ascii="Arial" w:hAnsi="Arial"/>
+        <w:trPr>
+          <w:cantSplit/>
+        </w:trPr>
+        <w:tc>
+          <w:tcPr>
+            <w:tcW w:type="dxa" w:w="1514"/>
+          </w:tcPr>
+          <w:p>
+            <w:r/>
+            <w:r>
+              <w:rPr>
+                <w:rFonts w:ascii="Verdana" w:hAnsi="Verdana"/>
                 <w:b w:val="0"/>
                 <w:sz w:val="16"/>
               </w:rPr>
@@ -1871,7 +1891,7 @@
             <w:r/>
             <w:r>
               <w:rPr>
-                <w:rFonts w:ascii="Arial" w:hAnsi="Arial"/>
+                <w:rFonts w:ascii="Verdana" w:hAnsi="Verdana"/>
                 <w:b w:val="0"/>
                 <w:sz w:val="16"/>
               </w:rPr>
@@ -1887,7 +1907,7 @@
             <w:r/>
             <w:r>
               <w:rPr>
-                <w:rFonts w:ascii="Arial" w:hAnsi="Arial"/>
+                <w:rFonts w:ascii="Verdana" w:hAnsi="Verdana"/>
                 <w:b w:val="0"/>
                 <w:sz w:val="16"/>
               </w:rPr>
@@ -1903,7 +1923,7 @@
             <w:r/>
             <w:r>
               <w:rPr>
-                <w:rFonts w:ascii="Arial" w:hAnsi="Arial"/>
+                <w:rFonts w:ascii="Verdana" w:hAnsi="Verdana"/>
                 <w:b w:val="0"/>
                 <w:sz w:val="16"/>
               </w:rPr>
@@ -1919,7 +1939,7 @@
             <w:r/>
             <w:r>
               <w:rPr>
-                <w:rFonts w:ascii="Arial" w:hAnsi="Arial"/>
+                <w:rFonts w:ascii="Verdana" w:hAnsi="Verdana"/>
                 <w:b w:val="0"/>
                 <w:sz w:val="16"/>
               </w:rPr>
@@ -1935,7 +1955,7 @@
             <w:r/>
             <w:r>
               <w:rPr>
-                <w:rFonts w:ascii="Arial" w:hAnsi="Arial"/>
+                <w:rFonts w:ascii="Verdana" w:hAnsi="Verdana"/>
                 <w:b w:val="0"/>
                 <w:sz w:val="16"/>
               </w:rPr>
@@ -1951,7 +1971,7 @@
             <w:r/>
             <w:r>
               <w:rPr>
-                <w:rFonts w:ascii="Arial" w:hAnsi="Arial"/>
+                <w:rFonts w:ascii="Verdana" w:hAnsi="Verdana"/>
                 <w:b w:val="0"/>
                 <w:sz w:val="16"/>
               </w:rPr>
@@ -1967,7 +1987,7 @@
             <w:r/>
             <w:r>
               <w:rPr>
-                <w:rFonts w:ascii="Arial" w:hAnsi="Arial"/>
+                <w:rFonts w:ascii="Verdana" w:hAnsi="Verdana"/>
                 <w:b w:val="0"/>
                 <w:sz w:val="16"/>
               </w:rPr>
@@ -1983,7 +2003,7 @@
             <w:r/>
             <w:r>
               <w:rPr>
-                <w:rFonts w:ascii="Arial" w:hAnsi="Arial"/>
+                <w:rFonts w:ascii="Verdana" w:hAnsi="Verdana"/>
                 <w:b w:val="0"/>
                 <w:sz w:val="16"/>
               </w:rPr>
@@ -1999,7 +2019,7 @@
             <w:r/>
             <w:r>
               <w:rPr>
-                <w:rFonts w:ascii="Arial" w:hAnsi="Arial"/>
+                <w:rFonts w:ascii="Verdana" w:hAnsi="Verdana"/>
                 <w:b w:val="0"/>
                 <w:sz w:val="16"/>
               </w:rPr>
@@ -2008,15 +2028,18 @@
         </w:tc>
       </w:tr>
       <w:tr>
-        <w:tc>
-          <w:tcPr>
-            <w:tcW w:type="dxa" w:w="1514"/>
-          </w:tcPr>
-          <w:p>
-            <w:r/>
-            <w:r>
-              <w:rPr>
-                <w:rFonts w:ascii="Arial" w:hAnsi="Arial"/>
+        <w:trPr>
+          <w:cantSplit/>
+        </w:trPr>
+        <w:tc>
+          <w:tcPr>
+            <w:tcW w:type="dxa" w:w="1514"/>
+          </w:tcPr>
+          <w:p>
+            <w:r/>
+            <w:r>
+              <w:rPr>
+                <w:rFonts w:ascii="Verdana" w:hAnsi="Verdana"/>
                 <w:b w:val="0"/>
                 <w:sz w:val="16"/>
               </w:rPr>
@@ -2032,7 +2055,7 @@
             <w:r/>
             <w:r>
               <w:rPr>
-                <w:rFonts w:ascii="Arial" w:hAnsi="Arial"/>
+                <w:rFonts w:ascii="Verdana" w:hAnsi="Verdana"/>
                 <w:b w:val="0"/>
                 <w:sz w:val="16"/>
               </w:rPr>
@@ -2048,7 +2071,7 @@
             <w:r/>
             <w:r>
               <w:rPr>
-                <w:rFonts w:ascii="Arial" w:hAnsi="Arial"/>
+                <w:rFonts w:ascii="Verdana" w:hAnsi="Verdana"/>
                 <w:b w:val="0"/>
                 <w:sz w:val="16"/>
               </w:rPr>
@@ -2064,7 +2087,7 @@
             <w:r/>
             <w:r>
               <w:rPr>
-                <w:rFonts w:ascii="Arial" w:hAnsi="Arial"/>
+                <w:rFonts w:ascii="Verdana" w:hAnsi="Verdana"/>
                 <w:b w:val="0"/>
                 <w:sz w:val="16"/>
               </w:rPr>
@@ -2080,7 +2103,7 @@
             <w:r/>
             <w:r>
               <w:rPr>
-                <w:rFonts w:ascii="Arial" w:hAnsi="Arial"/>
+                <w:rFonts w:ascii="Verdana" w:hAnsi="Verdana"/>
                 <w:b w:val="0"/>
                 <w:sz w:val="16"/>
               </w:rPr>
@@ -2096,7 +2119,7 @@
             <w:r/>
             <w:r>
               <w:rPr>
-                <w:rFonts w:ascii="Arial" w:hAnsi="Arial"/>
+                <w:rFonts w:ascii="Verdana" w:hAnsi="Verdana"/>
                 <w:b w:val="0"/>
                 <w:sz w:val="16"/>
               </w:rPr>
@@ -2112,7 +2135,7 @@
             <w:r/>
             <w:r>
               <w:rPr>
-                <w:rFonts w:ascii="Arial" w:hAnsi="Arial"/>
+                <w:rFonts w:ascii="Verdana" w:hAnsi="Verdana"/>
                 <w:b w:val="0"/>
                 <w:sz w:val="16"/>
               </w:rPr>
@@ -2128,7 +2151,7 @@
             <w:r/>
             <w:r>
               <w:rPr>
-                <w:rFonts w:ascii="Arial" w:hAnsi="Arial"/>
+                <w:rFonts w:ascii="Verdana" w:hAnsi="Verdana"/>
                 <w:b w:val="0"/>
                 <w:sz w:val="16"/>
               </w:rPr>
@@ -2144,7 +2167,7 @@
             <w:r/>
             <w:r>
               <w:rPr>
-                <w:rFonts w:ascii="Arial" w:hAnsi="Arial"/>
+                <w:rFonts w:ascii="Verdana" w:hAnsi="Verdana"/>
                 <w:b w:val="0"/>
                 <w:sz w:val="16"/>
               </w:rPr>
@@ -2160,7 +2183,7 @@
             <w:r/>
             <w:r>
               <w:rPr>
-                <w:rFonts w:ascii="Arial" w:hAnsi="Arial"/>
+                <w:rFonts w:ascii="Verdana" w:hAnsi="Verdana"/>
                 <w:b w:val="0"/>
                 <w:sz w:val="16"/>
               </w:rPr>
@@ -2170,15 +2193,18 @@
         </w:tc>
       </w:tr>
       <w:tr>
-        <w:tc>
-          <w:tcPr>
-            <w:tcW w:type="dxa" w:w="1514"/>
-          </w:tcPr>
-          <w:p>
-            <w:r/>
-            <w:r>
-              <w:rPr>
-                <w:rFonts w:ascii="Arial" w:hAnsi="Arial"/>
+        <w:trPr>
+          <w:cantSplit/>
+        </w:trPr>
+        <w:tc>
+          <w:tcPr>
+            <w:tcW w:type="dxa" w:w="1514"/>
+          </w:tcPr>
+          <w:p>
+            <w:r/>
+            <w:r>
+              <w:rPr>
+                <w:rFonts w:ascii="Verdana" w:hAnsi="Verdana"/>
                 <w:b w:val="0"/>
                 <w:sz w:val="16"/>
               </w:rPr>
@@ -2194,7 +2220,7 @@
             <w:r/>
             <w:r>
               <w:rPr>
-                <w:rFonts w:ascii="Arial" w:hAnsi="Arial"/>
+                <w:rFonts w:ascii="Verdana" w:hAnsi="Verdana"/>
                 <w:b w:val="0"/>
                 <w:sz w:val="16"/>
               </w:rPr>
@@ -2210,7 +2236,7 @@
             <w:r/>
             <w:r>
               <w:rPr>
-                <w:rFonts w:ascii="Arial" w:hAnsi="Arial"/>
+                <w:rFonts w:ascii="Verdana" w:hAnsi="Verdana"/>
                 <w:b w:val="0"/>
                 <w:sz w:val="16"/>
               </w:rPr>
@@ -2226,7 +2252,7 @@
             <w:r/>
             <w:r>
               <w:rPr>
-                <w:rFonts w:ascii="Arial" w:hAnsi="Arial"/>
+                <w:rFonts w:ascii="Verdana" w:hAnsi="Verdana"/>
                 <w:b w:val="0"/>
                 <w:sz w:val="16"/>
               </w:rPr>
@@ -2242,7 +2268,7 @@
             <w:r/>
             <w:r>
               <w:rPr>
-                <w:rFonts w:ascii="Arial" w:hAnsi="Arial"/>
+                <w:rFonts w:ascii="Verdana" w:hAnsi="Verdana"/>
                 <w:b w:val="0"/>
                 <w:sz w:val="16"/>
               </w:rPr>
@@ -2258,7 +2284,7 @@
             <w:r/>
             <w:r>
               <w:rPr>
-                <w:rFonts w:ascii="Arial" w:hAnsi="Arial"/>
+                <w:rFonts w:ascii="Verdana" w:hAnsi="Verdana"/>
                 <w:b w:val="0"/>
                 <w:sz w:val="16"/>
               </w:rPr>
@@ -2274,7 +2300,7 @@
             <w:r/>
             <w:r>
               <w:rPr>
-                <w:rFonts w:ascii="Arial" w:hAnsi="Arial"/>
+                <w:rFonts w:ascii="Verdana" w:hAnsi="Verdana"/>
                 <w:b w:val="0"/>
                 <w:sz w:val="16"/>
               </w:rPr>
@@ -2290,7 +2316,7 @@
             <w:r/>
             <w:r>
               <w:rPr>
-                <w:rFonts w:ascii="Arial" w:hAnsi="Arial"/>
+                <w:rFonts w:ascii="Verdana" w:hAnsi="Verdana"/>
                 <w:b w:val="0"/>
                 <w:sz w:val="16"/>
               </w:rPr>
@@ -2306,7 +2332,7 @@
             <w:r/>
             <w:r>
               <w:rPr>
-                <w:rFonts w:ascii="Arial" w:hAnsi="Arial"/>
+                <w:rFonts w:ascii="Verdana" w:hAnsi="Verdana"/>
                 <w:b w:val="0"/>
                 <w:sz w:val="16"/>
               </w:rPr>
@@ -2322,7 +2348,7 @@
             <w:r/>
             <w:r>
               <w:rPr>
-                <w:rFonts w:ascii="Arial" w:hAnsi="Arial"/>
+                <w:rFonts w:ascii="Verdana" w:hAnsi="Verdana"/>
                 <w:b w:val="0"/>
                 <w:sz w:val="16"/>
               </w:rPr>
@@ -2331,15 +2357,18 @@
         </w:tc>
       </w:tr>
       <w:tr>
-        <w:tc>
-          <w:tcPr>
-            <w:tcW w:type="dxa" w:w="1514"/>
-          </w:tcPr>
-          <w:p>
-            <w:r/>
-            <w:r>
-              <w:rPr>
-                <w:rFonts w:ascii="Arial" w:hAnsi="Arial"/>
+        <w:trPr>
+          <w:cantSplit/>
+        </w:trPr>
+        <w:tc>
+          <w:tcPr>
+            <w:tcW w:type="dxa" w:w="1514"/>
+          </w:tcPr>
+          <w:p>
+            <w:r/>
+            <w:r>
+              <w:rPr>
+                <w:rFonts w:ascii="Verdana" w:hAnsi="Verdana"/>
                 <w:b w:val="0"/>
                 <w:sz w:val="16"/>
               </w:rPr>
@@ -2355,7 +2384,7 @@
             <w:r/>
             <w:r>
               <w:rPr>
-                <w:rFonts w:ascii="Arial" w:hAnsi="Arial"/>
+                <w:rFonts w:ascii="Verdana" w:hAnsi="Verdana"/>
                 <w:b w:val="0"/>
                 <w:sz w:val="16"/>
               </w:rPr>
@@ -2371,7 +2400,7 @@
             <w:r/>
             <w:r>
               <w:rPr>
-                <w:rFonts w:ascii="Arial" w:hAnsi="Arial"/>
+                <w:rFonts w:ascii="Verdana" w:hAnsi="Verdana"/>
                 <w:b w:val="0"/>
                 <w:sz w:val="16"/>
               </w:rPr>
@@ -2387,7 +2416,7 @@
             <w:r/>
             <w:r>
               <w:rPr>
-                <w:rFonts w:ascii="Arial" w:hAnsi="Arial"/>
+                <w:rFonts w:ascii="Verdana" w:hAnsi="Verdana"/>
                 <w:b w:val="0"/>
                 <w:sz w:val="16"/>
               </w:rPr>
@@ -2403,7 +2432,7 @@
             <w:r/>
             <w:r>
               <w:rPr>
-                <w:rFonts w:ascii="Arial" w:hAnsi="Arial"/>
+                <w:rFonts w:ascii="Verdana" w:hAnsi="Verdana"/>
                 <w:b w:val="0"/>
                 <w:sz w:val="16"/>
               </w:rPr>
@@ -2419,7 +2448,7 @@
             <w:r/>
             <w:r>
               <w:rPr>
-                <w:rFonts w:ascii="Arial" w:hAnsi="Arial"/>
+                <w:rFonts w:ascii="Verdana" w:hAnsi="Verdana"/>
                 <w:b w:val="0"/>
                 <w:sz w:val="16"/>
               </w:rPr>
@@ -2435,7 +2464,7 @@
             <w:r/>
             <w:r>
               <w:rPr>
-                <w:rFonts w:ascii="Arial" w:hAnsi="Arial"/>
+                <w:rFonts w:ascii="Verdana" w:hAnsi="Verdana"/>
                 <w:b w:val="0"/>
                 <w:sz w:val="16"/>
               </w:rPr>
@@ -2451,7 +2480,7 @@
             <w:r/>
             <w:r>
               <w:rPr>
-                <w:rFonts w:ascii="Arial" w:hAnsi="Arial"/>
+                <w:rFonts w:ascii="Verdana" w:hAnsi="Verdana"/>
                 <w:b w:val="0"/>
                 <w:sz w:val="16"/>
               </w:rPr>
@@ -2467,7 +2496,7 @@
             <w:r/>
             <w:r>
               <w:rPr>
-                <w:rFonts w:ascii="Arial" w:hAnsi="Arial"/>
+                <w:rFonts w:ascii="Verdana" w:hAnsi="Verdana"/>
                 <w:b w:val="0"/>
                 <w:sz w:val="16"/>
               </w:rPr>
@@ -2483,7 +2512,7 @@
             <w:r/>
             <w:r>
               <w:rPr>
-                <w:rFonts w:ascii="Arial" w:hAnsi="Arial"/>
+                <w:rFonts w:ascii="Verdana" w:hAnsi="Verdana"/>
                 <w:b w:val="0"/>
                 <w:sz w:val="16"/>
               </w:rPr>
@@ -2492,15 +2521,18 @@
         </w:tc>
       </w:tr>
       <w:tr>
-        <w:tc>
-          <w:tcPr>
-            <w:tcW w:type="dxa" w:w="1514"/>
-          </w:tcPr>
-          <w:p>
-            <w:r/>
-            <w:r>
-              <w:rPr>
-                <w:rFonts w:ascii="Arial" w:hAnsi="Arial"/>
+        <w:trPr>
+          <w:cantSplit/>
+        </w:trPr>
+        <w:tc>
+          <w:tcPr>
+            <w:tcW w:type="dxa" w:w="1514"/>
+          </w:tcPr>
+          <w:p>
+            <w:r/>
+            <w:r>
+              <w:rPr>
+                <w:rFonts w:ascii="Verdana" w:hAnsi="Verdana"/>
                 <w:b w:val="0"/>
                 <w:sz w:val="16"/>
               </w:rPr>
@@ -2516,7 +2548,7 @@
             <w:r/>
             <w:r>
               <w:rPr>
-                <w:rFonts w:ascii="Arial" w:hAnsi="Arial"/>
+                <w:rFonts w:ascii="Verdana" w:hAnsi="Verdana"/>
                 <w:b w:val="0"/>
                 <w:sz w:val="16"/>
               </w:rPr>
@@ -2532,7 +2564,7 @@
             <w:r/>
             <w:r>
               <w:rPr>
-                <w:rFonts w:ascii="Arial" w:hAnsi="Arial"/>
+                <w:rFonts w:ascii="Verdana" w:hAnsi="Verdana"/>
                 <w:b w:val="0"/>
                 <w:sz w:val="16"/>
               </w:rPr>
@@ -2548,7 +2580,7 @@
             <w:r/>
             <w:r>
               <w:rPr>
-                <w:rFonts w:ascii="Arial" w:hAnsi="Arial"/>
+                <w:rFonts w:ascii="Verdana" w:hAnsi="Verdana"/>
                 <w:b w:val="0"/>
                 <w:sz w:val="16"/>
               </w:rPr>
@@ -2564,7 +2596,7 @@
             <w:r/>
             <w:r>
               <w:rPr>
-                <w:rFonts w:ascii="Arial" w:hAnsi="Arial"/>
+                <w:rFonts w:ascii="Verdana" w:hAnsi="Verdana"/>
                 <w:b w:val="0"/>
                 <w:sz w:val="16"/>
               </w:rPr>
@@ -2580,7 +2612,7 @@
             <w:r/>
             <w:r>
               <w:rPr>
-                <w:rFonts w:ascii="Arial" w:hAnsi="Arial"/>
+                <w:rFonts w:ascii="Verdana" w:hAnsi="Verdana"/>
                 <w:b w:val="0"/>
                 <w:sz w:val="16"/>
               </w:rPr>
@@ -2596,7 +2628,7 @@
             <w:r/>
             <w:r>
               <w:rPr>
-                <w:rFonts w:ascii="Arial" w:hAnsi="Arial"/>
+                <w:rFonts w:ascii="Verdana" w:hAnsi="Verdana"/>
                 <w:b w:val="0"/>
                 <w:sz w:val="16"/>
               </w:rPr>
@@ -2612,7 +2644,7 @@
             <w:r/>
             <w:r>
               <w:rPr>
-                <w:rFonts w:ascii="Arial" w:hAnsi="Arial"/>
+                <w:rFonts w:ascii="Verdana" w:hAnsi="Verdana"/>
                 <w:b w:val="0"/>
                 <w:sz w:val="16"/>
               </w:rPr>
@@ -2628,7 +2660,7 @@
             <w:r/>
             <w:r>
               <w:rPr>
-                <w:rFonts w:ascii="Arial" w:hAnsi="Arial"/>
+                <w:rFonts w:ascii="Verdana" w:hAnsi="Verdana"/>
                 <w:b w:val="0"/>
                 <w:sz w:val="16"/>
               </w:rPr>
@@ -2644,7 +2676,7 @@
             <w:r/>
             <w:r>
               <w:rPr>
-                <w:rFonts w:ascii="Arial" w:hAnsi="Arial"/>
+                <w:rFonts w:ascii="Verdana" w:hAnsi="Verdana"/>
                 <w:b w:val="0"/>
                 <w:sz w:val="16"/>
               </w:rPr>
@@ -2653,15 +2685,18 @@
         </w:tc>
       </w:tr>
       <w:tr>
-        <w:tc>
-          <w:tcPr>
-            <w:tcW w:type="dxa" w:w="1514"/>
-          </w:tcPr>
-          <w:p>
-            <w:r/>
-            <w:r>
-              <w:rPr>
-                <w:rFonts w:ascii="Arial" w:hAnsi="Arial"/>
+        <w:trPr>
+          <w:cantSplit/>
+        </w:trPr>
+        <w:tc>
+          <w:tcPr>
+            <w:tcW w:type="dxa" w:w="1514"/>
+          </w:tcPr>
+          <w:p>
+            <w:r/>
+            <w:r>
+              <w:rPr>
+                <w:rFonts w:ascii="Verdana" w:hAnsi="Verdana"/>
                 <w:b w:val="0"/>
                 <w:sz w:val="16"/>
               </w:rPr>
@@ -2677,7 +2712,7 @@
             <w:r/>
             <w:r>
               <w:rPr>
-                <w:rFonts w:ascii="Arial" w:hAnsi="Arial"/>
+                <w:rFonts w:ascii="Verdana" w:hAnsi="Verdana"/>
                 <w:b w:val="0"/>
                 <w:sz w:val="16"/>
               </w:rPr>
@@ -2693,7 +2728,7 @@
             <w:r/>
             <w:r>
               <w:rPr>
-                <w:rFonts w:ascii="Arial" w:hAnsi="Arial"/>
+                <w:rFonts w:ascii="Verdana" w:hAnsi="Verdana"/>
                 <w:b w:val="0"/>
                 <w:sz w:val="16"/>
               </w:rPr>
@@ -2709,7 +2744,7 @@
             <w:r/>
             <w:r>
               <w:rPr>
-                <w:rFonts w:ascii="Arial" w:hAnsi="Arial"/>
+                <w:rFonts w:ascii="Verdana" w:hAnsi="Verdana"/>
                 <w:b w:val="0"/>
                 <w:sz w:val="16"/>
               </w:rPr>
@@ -2725,7 +2760,7 @@
             <w:r/>
             <w:r>
               <w:rPr>
-                <w:rFonts w:ascii="Arial" w:hAnsi="Arial"/>
+                <w:rFonts w:ascii="Verdana" w:hAnsi="Verdana"/>
                 <w:b w:val="0"/>
                 <w:sz w:val="16"/>
               </w:rPr>
@@ -2741,7 +2776,7 @@
             <w:r/>
             <w:r>
               <w:rPr>
-                <w:rFonts w:ascii="Arial" w:hAnsi="Arial"/>
+                <w:rFonts w:ascii="Verdana" w:hAnsi="Verdana"/>
                 <w:b w:val="0"/>
                 <w:sz w:val="16"/>
               </w:rPr>
@@ -2757,7 +2792,7 @@
             <w:r/>
             <w:r>
               <w:rPr>
-                <w:rFonts w:ascii="Arial" w:hAnsi="Arial"/>
+                <w:rFonts w:ascii="Verdana" w:hAnsi="Verdana"/>
                 <w:b w:val="0"/>
                 <w:sz w:val="16"/>
               </w:rPr>
@@ -2773,7 +2808,7 @@
             <w:r/>
             <w:r>
               <w:rPr>
-                <w:rFonts w:ascii="Arial" w:hAnsi="Arial"/>
+                <w:rFonts w:ascii="Verdana" w:hAnsi="Verdana"/>
                 <w:b w:val="0"/>
                 <w:sz w:val="16"/>
               </w:rPr>
@@ -2789,7 +2824,7 @@
             <w:r/>
             <w:r>
               <w:rPr>
-                <w:rFonts w:ascii="Arial" w:hAnsi="Arial"/>
+                <w:rFonts w:ascii="Verdana" w:hAnsi="Verdana"/>
                 <w:b w:val="0"/>
                 <w:sz w:val="16"/>
               </w:rPr>
@@ -2805,7 +2840,7 @@
             <w:r/>
             <w:r>
               <w:rPr>
-                <w:rFonts w:ascii="Arial" w:hAnsi="Arial"/>
+                <w:rFonts w:ascii="Verdana" w:hAnsi="Verdana"/>
                 <w:b w:val="0"/>
                 <w:sz w:val="16"/>
               </w:rPr>
@@ -2814,15 +2849,18 @@
         </w:tc>
       </w:tr>
       <w:tr>
-        <w:tc>
-          <w:tcPr>
-            <w:tcW w:type="dxa" w:w="1514"/>
-          </w:tcPr>
-          <w:p>
-            <w:r/>
-            <w:r>
-              <w:rPr>
-                <w:rFonts w:ascii="Arial" w:hAnsi="Arial"/>
+        <w:trPr>
+          <w:cantSplit/>
+        </w:trPr>
+        <w:tc>
+          <w:tcPr>
+            <w:tcW w:type="dxa" w:w="1514"/>
+          </w:tcPr>
+          <w:p>
+            <w:r/>
+            <w:r>
+              <w:rPr>
+                <w:rFonts w:ascii="Verdana" w:hAnsi="Verdana"/>
                 <w:b w:val="0"/>
                 <w:sz w:val="16"/>
               </w:rPr>
@@ -2838,7 +2876,7 @@
             <w:r/>
             <w:r>
               <w:rPr>
-                <w:rFonts w:ascii="Arial" w:hAnsi="Arial"/>
+                <w:rFonts w:ascii="Verdana" w:hAnsi="Verdana"/>
                 <w:b w:val="0"/>
                 <w:sz w:val="16"/>
               </w:rPr>
@@ -2854,7 +2892,7 @@
             <w:r/>
             <w:r>
               <w:rPr>
-                <w:rFonts w:ascii="Arial" w:hAnsi="Arial"/>
+                <w:rFonts w:ascii="Verdana" w:hAnsi="Verdana"/>
                 <w:b w:val="0"/>
                 <w:sz w:val="16"/>
               </w:rPr>
@@ -2870,7 +2908,7 @@
             <w:r/>
             <w:r>
               <w:rPr>
-                <w:rFonts w:ascii="Arial" w:hAnsi="Arial"/>
+                <w:rFonts w:ascii="Verdana" w:hAnsi="Verdana"/>
                 <w:b w:val="0"/>
                 <w:sz w:val="16"/>
               </w:rPr>
@@ -2886,7 +2924,7 @@
             <w:r/>
             <w:r>
               <w:rPr>
-                <w:rFonts w:ascii="Arial" w:hAnsi="Arial"/>
+                <w:rFonts w:ascii="Verdana" w:hAnsi="Verdana"/>
                 <w:b w:val="0"/>
                 <w:sz w:val="16"/>
               </w:rPr>
@@ -2902,7 +2940,7 @@
             <w:r/>
             <w:r>
               <w:rPr>
-                <w:rFonts w:ascii="Arial" w:hAnsi="Arial"/>
+                <w:rFonts w:ascii="Verdana" w:hAnsi="Verdana"/>
                 <w:b w:val="0"/>
                 <w:sz w:val="16"/>
               </w:rPr>
@@ -2918,7 +2956,7 @@
             <w:r/>
             <w:r>
               <w:rPr>
-                <w:rFonts w:ascii="Arial" w:hAnsi="Arial"/>
+                <w:rFonts w:ascii="Verdana" w:hAnsi="Verdana"/>
                 <w:b w:val="0"/>
                 <w:sz w:val="16"/>
               </w:rPr>
@@ -2934,7 +2972,7 @@
             <w:r/>
             <w:r>
               <w:rPr>
-                <w:rFonts w:ascii="Arial" w:hAnsi="Arial"/>
+                <w:rFonts w:ascii="Verdana" w:hAnsi="Verdana"/>
                 <w:b w:val="0"/>
                 <w:sz w:val="16"/>
               </w:rPr>
@@ -2950,7 +2988,7 @@
             <w:r/>
             <w:r>
               <w:rPr>
-                <w:rFonts w:ascii="Arial" w:hAnsi="Arial"/>
+                <w:rFonts w:ascii="Verdana" w:hAnsi="Verdana"/>
                 <w:b w:val="0"/>
                 <w:sz w:val="16"/>
               </w:rPr>
@@ -2966,7 +3004,7 @@
             <w:r/>
             <w:r>
               <w:rPr>
-                <w:rFonts w:ascii="Arial" w:hAnsi="Arial"/>
+                <w:rFonts w:ascii="Verdana" w:hAnsi="Verdana"/>
                 <w:b w:val="0"/>
                 <w:sz w:val="16"/>
               </w:rPr>
@@ -2975,15 +3013,18 @@
         </w:tc>
       </w:tr>
       <w:tr>
-        <w:tc>
-          <w:tcPr>
-            <w:tcW w:type="dxa" w:w="1514"/>
-          </w:tcPr>
-          <w:p>
-            <w:r/>
-            <w:r>
-              <w:rPr>
-                <w:rFonts w:ascii="Arial" w:hAnsi="Arial"/>
+        <w:trPr>
+          <w:cantSplit/>
+        </w:trPr>
+        <w:tc>
+          <w:tcPr>
+            <w:tcW w:type="dxa" w:w="1514"/>
+          </w:tcPr>
+          <w:p>
+            <w:r/>
+            <w:r>
+              <w:rPr>
+                <w:rFonts w:ascii="Verdana" w:hAnsi="Verdana"/>
                 <w:b w:val="0"/>
                 <w:sz w:val="16"/>
               </w:rPr>
@@ -2999,7 +3040,7 @@
             <w:r/>
             <w:r>
               <w:rPr>
-                <w:rFonts w:ascii="Arial" w:hAnsi="Arial"/>
+                <w:rFonts w:ascii="Verdana" w:hAnsi="Verdana"/>
                 <w:b w:val="0"/>
                 <w:sz w:val="16"/>
               </w:rPr>
@@ -3015,7 +3056,7 @@
             <w:r/>
             <w:r>
               <w:rPr>
-                <w:rFonts w:ascii="Arial" w:hAnsi="Arial"/>
+                <w:rFonts w:ascii="Verdana" w:hAnsi="Verdana"/>
                 <w:b w:val="0"/>
                 <w:sz w:val="16"/>
               </w:rPr>
@@ -3031,7 +3072,7 @@
             <w:r/>
             <w:r>
               <w:rPr>
-                <w:rFonts w:ascii="Arial" w:hAnsi="Arial"/>
+                <w:rFonts w:ascii="Verdana" w:hAnsi="Verdana"/>
                 <w:b w:val="0"/>
                 <w:sz w:val="16"/>
               </w:rPr>
@@ -3047,7 +3088,7 @@
             <w:r/>
             <w:r>
               <w:rPr>
-                <w:rFonts w:ascii="Arial" w:hAnsi="Arial"/>
+                <w:rFonts w:ascii="Verdana" w:hAnsi="Verdana"/>
                 <w:b w:val="0"/>
                 <w:sz w:val="16"/>
               </w:rPr>
@@ -3063,7 +3104,7 @@
             <w:r/>
             <w:r>
               <w:rPr>
-                <w:rFonts w:ascii="Arial" w:hAnsi="Arial"/>
+                <w:rFonts w:ascii="Verdana" w:hAnsi="Verdana"/>
                 <w:b w:val="0"/>
                 <w:sz w:val="16"/>
               </w:rPr>
@@ -3079,7 +3120,7 @@
             <w:r/>
             <w:r>
               <w:rPr>
-                <w:rFonts w:ascii="Arial" w:hAnsi="Arial"/>
+                <w:rFonts w:ascii="Verdana" w:hAnsi="Verdana"/>
                 <w:b w:val="0"/>
                 <w:sz w:val="16"/>
               </w:rPr>
@@ -3095,7 +3136,7 @@
             <w:r/>
             <w:r>
               <w:rPr>
-                <w:rFonts w:ascii="Arial" w:hAnsi="Arial"/>
+                <w:rFonts w:ascii="Verdana" w:hAnsi="Verdana"/>
                 <w:b w:val="0"/>
                 <w:sz w:val="16"/>
               </w:rPr>
@@ -3111,7 +3152,7 @@
             <w:r/>
             <w:r>
               <w:rPr>
-                <w:rFonts w:ascii="Arial" w:hAnsi="Arial"/>
+                <w:rFonts w:ascii="Verdana" w:hAnsi="Verdana"/>
                 <w:b w:val="0"/>
                 <w:sz w:val="16"/>
               </w:rPr>
@@ -3127,7 +3168,7 @@
             <w:r/>
             <w:r>
               <w:rPr>
-                <w:rFonts w:ascii="Arial" w:hAnsi="Arial"/>
+                <w:rFonts w:ascii="Verdana" w:hAnsi="Verdana"/>
                 <w:b w:val="0"/>
                 <w:sz w:val="16"/>
               </w:rPr>
@@ -3136,15 +3177,18 @@
         </w:tc>
       </w:tr>
       <w:tr>
-        <w:tc>
-          <w:tcPr>
-            <w:tcW w:type="dxa" w:w="1514"/>
-          </w:tcPr>
-          <w:p>
-            <w:r/>
-            <w:r>
-              <w:rPr>
-                <w:rFonts w:ascii="Arial" w:hAnsi="Arial"/>
+        <w:trPr>
+          <w:cantSplit/>
+        </w:trPr>
+        <w:tc>
+          <w:tcPr>
+            <w:tcW w:type="dxa" w:w="1514"/>
+          </w:tcPr>
+          <w:p>
+            <w:r/>
+            <w:r>
+              <w:rPr>
+                <w:rFonts w:ascii="Verdana" w:hAnsi="Verdana"/>
                 <w:b w:val="0"/>
                 <w:sz w:val="16"/>
               </w:rPr>
@@ -3160,7 +3204,7 @@
             <w:r/>
             <w:r>
               <w:rPr>
-                <w:rFonts w:ascii="Arial" w:hAnsi="Arial"/>
+                <w:rFonts w:ascii="Verdana" w:hAnsi="Verdana"/>
                 <w:b w:val="0"/>
                 <w:sz w:val="16"/>
               </w:rPr>
@@ -3176,7 +3220,7 @@
             <w:r/>
             <w:r>
               <w:rPr>
-                <w:rFonts w:ascii="Arial" w:hAnsi="Arial"/>
+                <w:rFonts w:ascii="Verdana" w:hAnsi="Verdana"/>
                 <w:b w:val="0"/>
                 <w:sz w:val="16"/>
               </w:rPr>
@@ -3192,7 +3236,7 @@
             <w:r/>
             <w:r>
               <w:rPr>
-                <w:rFonts w:ascii="Arial" w:hAnsi="Arial"/>
+                <w:rFonts w:ascii="Verdana" w:hAnsi="Verdana"/>
                 <w:b w:val="0"/>
                 <w:sz w:val="16"/>
               </w:rPr>
@@ -3208,7 +3252,7 @@
             <w:r/>
             <w:r>
               <w:rPr>
-                <w:rFonts w:ascii="Arial" w:hAnsi="Arial"/>
+                <w:rFonts w:ascii="Verdana" w:hAnsi="Verdana"/>
                 <w:b w:val="0"/>
                 <w:sz w:val="16"/>
               </w:rPr>
@@ -3224,7 +3268,7 @@
             <w:r/>
             <w:r>
               <w:rPr>
-                <w:rFonts w:ascii="Arial" w:hAnsi="Arial"/>
+                <w:rFonts w:ascii="Verdana" w:hAnsi="Verdana"/>
                 <w:b w:val="0"/>
                 <w:sz w:val="16"/>
               </w:rPr>
@@ -3240,7 +3284,7 @@
             <w:r/>
             <w:r>
               <w:rPr>
-                <w:rFonts w:ascii="Arial" w:hAnsi="Arial"/>
+                <w:rFonts w:ascii="Verdana" w:hAnsi="Verdana"/>
                 <w:b w:val="0"/>
                 <w:sz w:val="16"/>
               </w:rPr>
@@ -3256,7 +3300,7 @@
             <w:r/>
             <w:r>
               <w:rPr>
-                <w:rFonts w:ascii="Arial" w:hAnsi="Arial"/>
+                <w:rFonts w:ascii="Verdana" w:hAnsi="Verdana"/>
                 <w:b w:val="0"/>
                 <w:sz w:val="16"/>
               </w:rPr>
@@ -3272,7 +3316,7 @@
             <w:r/>
             <w:r>
               <w:rPr>
-                <w:rFonts w:ascii="Arial" w:hAnsi="Arial"/>
+                <w:rFonts w:ascii="Verdana" w:hAnsi="Verdana"/>
                 <w:b w:val="0"/>
                 <w:sz w:val="16"/>
               </w:rPr>
@@ -3288,7 +3332,7 @@
             <w:r/>
             <w:r>
               <w:rPr>
-                <w:rFonts w:ascii="Arial" w:hAnsi="Arial"/>
+                <w:rFonts w:ascii="Verdana" w:hAnsi="Verdana"/>
                 <w:b w:val="0"/>
                 <w:sz w:val="16"/>
               </w:rPr>
@@ -3297,15 +3341,18 @@
         </w:tc>
       </w:tr>
       <w:tr>
-        <w:tc>
-          <w:tcPr>
-            <w:tcW w:type="dxa" w:w="1514"/>
-          </w:tcPr>
-          <w:p>
-            <w:r/>
-            <w:r>
-              <w:rPr>
-                <w:rFonts w:ascii="Arial" w:hAnsi="Arial"/>
+        <w:trPr>
+          <w:cantSplit/>
+        </w:trPr>
+        <w:tc>
+          <w:tcPr>
+            <w:tcW w:type="dxa" w:w="1514"/>
+          </w:tcPr>
+          <w:p>
+            <w:r/>
+            <w:r>
+              <w:rPr>
+                <w:rFonts w:ascii="Verdana" w:hAnsi="Verdana"/>
                 <w:b w:val="0"/>
                 <w:sz w:val="16"/>
               </w:rPr>
@@ -3321,7 +3368,7 @@
             <w:r/>
             <w:r>
               <w:rPr>
-                <w:rFonts w:ascii="Arial" w:hAnsi="Arial"/>
+                <w:rFonts w:ascii="Verdana" w:hAnsi="Verdana"/>
                 <w:b w:val="0"/>
                 <w:sz w:val="16"/>
               </w:rPr>
@@ -3337,7 +3384,7 @@
             <w:r/>
             <w:r>
               <w:rPr>
-                <w:rFonts w:ascii="Arial" w:hAnsi="Arial"/>
+                <w:rFonts w:ascii="Verdana" w:hAnsi="Verdana"/>
                 <w:b w:val="0"/>
                 <w:sz w:val="16"/>
               </w:rPr>
@@ -3353,7 +3400,7 @@
             <w:r/>
             <w:r>
               <w:rPr>
-                <w:rFonts w:ascii="Arial" w:hAnsi="Arial"/>
+                <w:rFonts w:ascii="Verdana" w:hAnsi="Verdana"/>
                 <w:b w:val="0"/>
                 <w:sz w:val="16"/>
               </w:rPr>
@@ -3369,7 +3416,7 @@
             <w:r/>
             <w:r>
               <w:rPr>
-                <w:rFonts w:ascii="Arial" w:hAnsi="Arial"/>
+                <w:rFonts w:ascii="Verdana" w:hAnsi="Verdana"/>
                 <w:b w:val="0"/>
                 <w:sz w:val="16"/>
               </w:rPr>
@@ -3385,7 +3432,7 @@
             <w:r/>
             <w:r>
               <w:rPr>
-                <w:rFonts w:ascii="Arial" w:hAnsi="Arial"/>
+                <w:rFonts w:ascii="Verdana" w:hAnsi="Verdana"/>
                 <w:b w:val="0"/>
                 <w:sz w:val="16"/>
               </w:rPr>
@@ -3401,7 +3448,7 @@
             <w:r/>
             <w:r>
               <w:rPr>
-                <w:rFonts w:ascii="Arial" w:hAnsi="Arial"/>
+                <w:rFonts w:ascii="Verdana" w:hAnsi="Verdana"/>
                 <w:b w:val="0"/>
                 <w:sz w:val="16"/>
               </w:rPr>
@@ -3417,7 +3464,7 @@
             <w:r/>
             <w:r>
               <w:rPr>
-                <w:rFonts w:ascii="Arial" w:hAnsi="Arial"/>
+                <w:rFonts w:ascii="Verdana" w:hAnsi="Verdana"/>
                 <w:b w:val="0"/>
                 <w:sz w:val="16"/>
               </w:rPr>
@@ -3433,7 +3480,7 @@
             <w:r/>
             <w:r>
               <w:rPr>
-                <w:rFonts w:ascii="Arial" w:hAnsi="Arial"/>
+                <w:rFonts w:ascii="Verdana" w:hAnsi="Verdana"/>
                 <w:b w:val="0"/>
                 <w:sz w:val="16"/>
               </w:rPr>
@@ -3449,7 +3496,7 @@
             <w:r/>
             <w:r>
               <w:rPr>
-                <w:rFonts w:ascii="Arial" w:hAnsi="Arial"/>
+                <w:rFonts w:ascii="Verdana" w:hAnsi="Verdana"/>
                 <w:b w:val="0"/>
                 <w:sz w:val="16"/>
               </w:rPr>
@@ -3458,15 +3505,18 @@
         </w:tc>
       </w:tr>
       <w:tr>
-        <w:tc>
-          <w:tcPr>
-            <w:tcW w:type="dxa" w:w="1514"/>
-          </w:tcPr>
-          <w:p>
-            <w:r/>
-            <w:r>
-              <w:rPr>
-                <w:rFonts w:ascii="Arial" w:hAnsi="Arial"/>
+        <w:trPr>
+          <w:cantSplit/>
+        </w:trPr>
+        <w:tc>
+          <w:tcPr>
+            <w:tcW w:type="dxa" w:w="1514"/>
+          </w:tcPr>
+          <w:p>
+            <w:r/>
+            <w:r>
+              <w:rPr>
+                <w:rFonts w:ascii="Verdana" w:hAnsi="Verdana"/>
                 <w:b w:val="0"/>
                 <w:sz w:val="16"/>
               </w:rPr>
@@ -3482,7 +3532,7 @@
             <w:r/>
             <w:r>
               <w:rPr>
-                <w:rFonts w:ascii="Arial" w:hAnsi="Arial"/>
+                <w:rFonts w:ascii="Verdana" w:hAnsi="Verdana"/>
                 <w:b w:val="0"/>
                 <w:sz w:val="16"/>
               </w:rPr>
@@ -3498,7 +3548,7 @@
             <w:r/>
             <w:r>
               <w:rPr>
-                <w:rFonts w:ascii="Arial" w:hAnsi="Arial"/>
+                <w:rFonts w:ascii="Verdana" w:hAnsi="Verdana"/>
                 <w:b w:val="0"/>
                 <w:sz w:val="16"/>
               </w:rPr>
@@ -3514,7 +3564,7 @@
             <w:r/>
             <w:r>
               <w:rPr>
-                <w:rFonts w:ascii="Arial" w:hAnsi="Arial"/>
+                <w:rFonts w:ascii="Verdana" w:hAnsi="Verdana"/>
                 <w:b w:val="0"/>
                 <w:sz w:val="16"/>
               </w:rPr>
@@ -3530,7 +3580,7 @@
             <w:r/>
             <w:r>
               <w:rPr>
-                <w:rFonts w:ascii="Arial" w:hAnsi="Arial"/>
+                <w:rFonts w:ascii="Verdana" w:hAnsi="Verdana"/>
                 <w:b w:val="0"/>
                 <w:sz w:val="16"/>
               </w:rPr>
@@ -3546,7 +3596,7 @@
             <w:r/>
             <w:r>
               <w:rPr>
-                <w:rFonts w:ascii="Arial" w:hAnsi="Arial"/>
+                <w:rFonts w:ascii="Verdana" w:hAnsi="Verdana"/>
                 <w:b w:val="0"/>
                 <w:sz w:val="16"/>
               </w:rPr>
@@ -3562,7 +3612,7 @@
             <w:r/>
             <w:r>
               <w:rPr>
-                <w:rFonts w:ascii="Arial" w:hAnsi="Arial"/>
+                <w:rFonts w:ascii="Verdana" w:hAnsi="Verdana"/>
                 <w:b w:val="0"/>
                 <w:sz w:val="16"/>
               </w:rPr>
@@ -3578,7 +3628,7 @@
             <w:r/>
             <w:r>
               <w:rPr>
-                <w:rFonts w:ascii="Arial" w:hAnsi="Arial"/>
+                <w:rFonts w:ascii="Verdana" w:hAnsi="Verdana"/>
                 <w:b w:val="0"/>
                 <w:sz w:val="16"/>
               </w:rPr>
@@ -3594,7 +3644,7 @@
             <w:r/>
             <w:r>
               <w:rPr>
-                <w:rFonts w:ascii="Arial" w:hAnsi="Arial"/>
+                <w:rFonts w:ascii="Verdana" w:hAnsi="Verdana"/>
                 <w:b w:val="0"/>
                 <w:sz w:val="16"/>
               </w:rPr>
@@ -3610,7 +3660,7 @@
             <w:r/>
             <w:r>
               <w:rPr>
-                <w:rFonts w:ascii="Arial" w:hAnsi="Arial"/>
+                <w:rFonts w:ascii="Verdana" w:hAnsi="Verdana"/>
                 <w:b w:val="0"/>
                 <w:sz w:val="16"/>
               </w:rPr>
@@ -3619,15 +3669,18 @@
         </w:tc>
       </w:tr>
       <w:tr>
-        <w:tc>
-          <w:tcPr>
-            <w:tcW w:type="dxa" w:w="1514"/>
-          </w:tcPr>
-          <w:p>
-            <w:r/>
-            <w:r>
-              <w:rPr>
-                <w:rFonts w:ascii="Arial" w:hAnsi="Arial"/>
+        <w:trPr>
+          <w:cantSplit/>
+        </w:trPr>
+        <w:tc>
+          <w:tcPr>
+            <w:tcW w:type="dxa" w:w="1514"/>
+          </w:tcPr>
+          <w:p>
+            <w:r/>
+            <w:r>
+              <w:rPr>
+                <w:rFonts w:ascii="Verdana" w:hAnsi="Verdana"/>
                 <w:b w:val="0"/>
                 <w:sz w:val="16"/>
               </w:rPr>
@@ -3643,7 +3696,7 @@
             <w:r/>
             <w:r>
               <w:rPr>
-                <w:rFonts w:ascii="Arial" w:hAnsi="Arial"/>
+                <w:rFonts w:ascii="Verdana" w:hAnsi="Verdana"/>
                 <w:b w:val="0"/>
                 <w:sz w:val="16"/>
               </w:rPr>
@@ -3659,7 +3712,7 @@
             <w:r/>
             <w:r>
               <w:rPr>
-                <w:rFonts w:ascii="Arial" w:hAnsi="Arial"/>
+                <w:rFonts w:ascii="Verdana" w:hAnsi="Verdana"/>
                 <w:b w:val="0"/>
                 <w:sz w:val="16"/>
               </w:rPr>
@@ -3675,7 +3728,7 @@
             <w:r/>
             <w:r>
               <w:rPr>
-                <w:rFonts w:ascii="Arial" w:hAnsi="Arial"/>
+                <w:rFonts w:ascii="Verdana" w:hAnsi="Verdana"/>
                 <w:b w:val="0"/>
                 <w:sz w:val="16"/>
               </w:rPr>
@@ -3691,7 +3744,7 @@
             <w:r/>
             <w:r>
               <w:rPr>
-                <w:rFonts w:ascii="Arial" w:hAnsi="Arial"/>
+                <w:rFonts w:ascii="Verdana" w:hAnsi="Verdana"/>
                 <w:b w:val="0"/>
                 <w:sz w:val="16"/>
               </w:rPr>
@@ -3707,7 +3760,7 @@
             <w:r/>
             <w:r>
               <w:rPr>
-                <w:rFonts w:ascii="Arial" w:hAnsi="Arial"/>
+                <w:rFonts w:ascii="Verdana" w:hAnsi="Verdana"/>
                 <w:b w:val="0"/>
                 <w:sz w:val="16"/>
               </w:rPr>
@@ -3723,7 +3776,7 @@
             <w:r/>
             <w:r>
               <w:rPr>
-                <w:rFonts w:ascii="Arial" w:hAnsi="Arial"/>
+                <w:rFonts w:ascii="Verdana" w:hAnsi="Verdana"/>
                 <w:b w:val="0"/>
                 <w:sz w:val="16"/>
               </w:rPr>
@@ -3739,7 +3792,7 @@
             <w:r/>
             <w:r>
               <w:rPr>
-                <w:rFonts w:ascii="Arial" w:hAnsi="Arial"/>
+                <w:rFonts w:ascii="Verdana" w:hAnsi="Verdana"/>
                 <w:b w:val="0"/>
                 <w:sz w:val="16"/>
               </w:rPr>
@@ -3755,7 +3808,7 @@
             <w:r/>
             <w:r>
               <w:rPr>
-                <w:rFonts w:ascii="Arial" w:hAnsi="Arial"/>
+                <w:rFonts w:ascii="Verdana" w:hAnsi="Verdana"/>
                 <w:b w:val="0"/>
                 <w:sz w:val="16"/>
               </w:rPr>
@@ -3771,7 +3824,7 @@
             <w:r/>
             <w:r>
               <w:rPr>
-                <w:rFonts w:ascii="Arial" w:hAnsi="Arial"/>
+                <w:rFonts w:ascii="Verdana" w:hAnsi="Verdana"/>
                 <w:b w:val="0"/>
                 <w:sz w:val="16"/>
               </w:rPr>
@@ -3780,15 +3833,18 @@
         </w:tc>
       </w:tr>
       <w:tr>
-        <w:tc>
-          <w:tcPr>
-            <w:tcW w:type="dxa" w:w="1514"/>
-          </w:tcPr>
-          <w:p>
-            <w:r/>
-            <w:r>
-              <w:rPr>
-                <w:rFonts w:ascii="Arial" w:hAnsi="Arial"/>
+        <w:trPr>
+          <w:cantSplit/>
+        </w:trPr>
+        <w:tc>
+          <w:tcPr>
+            <w:tcW w:type="dxa" w:w="1514"/>
+          </w:tcPr>
+          <w:p>
+            <w:r/>
+            <w:r>
+              <w:rPr>
+                <w:rFonts w:ascii="Verdana" w:hAnsi="Verdana"/>
                 <w:b w:val="0"/>
                 <w:sz w:val="16"/>
               </w:rPr>
@@ -3804,7 +3860,7 @@
             <w:r/>
             <w:r>
               <w:rPr>
-                <w:rFonts w:ascii="Arial" w:hAnsi="Arial"/>
+                <w:rFonts w:ascii="Verdana" w:hAnsi="Verdana"/>
                 <w:b w:val="0"/>
                 <w:sz w:val="16"/>
               </w:rPr>
@@ -3820,7 +3876,7 @@
             <w:r/>
             <w:r>
               <w:rPr>
-                <w:rFonts w:ascii="Arial" w:hAnsi="Arial"/>
+                <w:rFonts w:ascii="Verdana" w:hAnsi="Verdana"/>
                 <w:b w:val="0"/>
                 <w:sz w:val="16"/>
               </w:rPr>
@@ -3836,7 +3892,7 @@
             <w:r/>
             <w:r>
               <w:rPr>
-                <w:rFonts w:ascii="Arial" w:hAnsi="Arial"/>
+                <w:rFonts w:ascii="Verdana" w:hAnsi="Verdana"/>
                 <w:b w:val="0"/>
                 <w:sz w:val="16"/>
               </w:rPr>
@@ -3852,7 +3908,7 @@
             <w:r/>
             <w:r>
               <w:rPr>
-                <w:rFonts w:ascii="Arial" w:hAnsi="Arial"/>
+                <w:rFonts w:ascii="Verdana" w:hAnsi="Verdana"/>
                 <w:b w:val="0"/>
                 <w:sz w:val="16"/>
               </w:rPr>
@@ -3868,7 +3924,7 @@
             <w:r/>
             <w:r>
               <w:rPr>
-                <w:rFonts w:ascii="Arial" w:hAnsi="Arial"/>
+                <w:rFonts w:ascii="Verdana" w:hAnsi="Verdana"/>
                 <w:b w:val="0"/>
                 <w:sz w:val="16"/>
               </w:rPr>
@@ -3884,7 +3940,7 @@
             <w:r/>
             <w:r>
               <w:rPr>
-                <w:rFonts w:ascii="Arial" w:hAnsi="Arial"/>
+                <w:rFonts w:ascii="Verdana" w:hAnsi="Verdana"/>
                 <w:b w:val="0"/>
                 <w:sz w:val="16"/>
               </w:rPr>
@@ -3900,7 +3956,7 @@
             <w:r/>
             <w:r>
               <w:rPr>
-                <w:rFonts w:ascii="Arial" w:hAnsi="Arial"/>
+                <w:rFonts w:ascii="Verdana" w:hAnsi="Verdana"/>
                 <w:b w:val="0"/>
                 <w:sz w:val="16"/>
               </w:rPr>
@@ -3916,7 +3972,7 @@
             <w:r/>
             <w:r>
               <w:rPr>
-                <w:rFonts w:ascii="Arial" w:hAnsi="Arial"/>
+                <w:rFonts w:ascii="Verdana" w:hAnsi="Verdana"/>
                 <w:b w:val="0"/>
                 <w:sz w:val="16"/>
               </w:rPr>
@@ -3932,7 +3988,7 @@
             <w:r/>
             <w:r>
               <w:rPr>
-                <w:rFonts w:ascii="Arial" w:hAnsi="Arial"/>
+                <w:rFonts w:ascii="Verdana" w:hAnsi="Verdana"/>
                 <w:b w:val="0"/>
                 <w:sz w:val="16"/>
               </w:rPr>
@@ -3941,15 +3997,18 @@
         </w:tc>
       </w:tr>
       <w:tr>
-        <w:tc>
-          <w:tcPr>
-            <w:tcW w:type="dxa" w:w="1514"/>
-          </w:tcPr>
-          <w:p>
-            <w:r/>
-            <w:r>
-              <w:rPr>
-                <w:rFonts w:ascii="Arial" w:hAnsi="Arial"/>
+        <w:trPr>
+          <w:cantSplit/>
+        </w:trPr>
+        <w:tc>
+          <w:tcPr>
+            <w:tcW w:type="dxa" w:w="1514"/>
+          </w:tcPr>
+          <w:p>
+            <w:r/>
+            <w:r>
+              <w:rPr>
+                <w:rFonts w:ascii="Verdana" w:hAnsi="Verdana"/>
                 <w:b w:val="0"/>
                 <w:sz w:val="16"/>
               </w:rPr>
@@ -3965,7 +4024,7 @@
             <w:r/>
             <w:r>
               <w:rPr>
-                <w:rFonts w:ascii="Arial" w:hAnsi="Arial"/>
+                <w:rFonts w:ascii="Verdana" w:hAnsi="Verdana"/>
                 <w:b w:val="0"/>
                 <w:sz w:val="16"/>
               </w:rPr>
@@ -3981,7 +4040,7 @@
             <w:r/>
             <w:r>
               <w:rPr>
-                <w:rFonts w:ascii="Arial" w:hAnsi="Arial"/>
+                <w:rFonts w:ascii="Verdana" w:hAnsi="Verdana"/>
                 <w:b w:val="0"/>
                 <w:sz w:val="16"/>
               </w:rPr>
@@ -3997,7 +4056,7 @@
             <w:r/>
             <w:r>
               <w:rPr>
-                <w:rFonts w:ascii="Arial" w:hAnsi="Arial"/>
+                <w:rFonts w:ascii="Verdana" w:hAnsi="Verdana"/>
                 <w:b w:val="0"/>
                 <w:sz w:val="16"/>
               </w:rPr>
@@ -4013,7 +4072,7 @@
             <w:r/>
             <w:r>
               <w:rPr>
-                <w:rFonts w:ascii="Arial" w:hAnsi="Arial"/>
+                <w:rFonts w:ascii="Verdana" w:hAnsi="Verdana"/>
                 <w:b w:val="0"/>
                 <w:sz w:val="16"/>
               </w:rPr>
@@ -4029,7 +4088,7 @@
             <w:r/>
             <w:r>
               <w:rPr>
-                <w:rFonts w:ascii="Arial" w:hAnsi="Arial"/>
+                <w:rFonts w:ascii="Verdana" w:hAnsi="Verdana"/>
                 <w:b w:val="0"/>
                 <w:sz w:val="16"/>
               </w:rPr>
@@ -4045,7 +4104,7 @@
             <w:r/>
             <w:r>
               <w:rPr>
-                <w:rFonts w:ascii="Arial" w:hAnsi="Arial"/>
+                <w:rFonts w:ascii="Verdana" w:hAnsi="Verdana"/>
                 <w:b w:val="0"/>
                 <w:sz w:val="16"/>
               </w:rPr>
@@ -4061,7 +4120,7 @@
             <w:r/>
             <w:r>
               <w:rPr>
-                <w:rFonts w:ascii="Arial" w:hAnsi="Arial"/>
+                <w:rFonts w:ascii="Verdana" w:hAnsi="Verdana"/>
                 <w:b w:val="0"/>
                 <w:sz w:val="16"/>
               </w:rPr>
@@ -4077,7 +4136,7 @@
             <w:r/>
             <w:r>
               <w:rPr>
-                <w:rFonts w:ascii="Arial" w:hAnsi="Arial"/>
+                <w:rFonts w:ascii="Verdana" w:hAnsi="Verdana"/>
                 <w:b w:val="0"/>
                 <w:sz w:val="16"/>
               </w:rPr>
@@ -4093,7 +4152,7 @@
             <w:r/>
             <w:r>
               <w:rPr>
-                <w:rFonts w:ascii="Arial" w:hAnsi="Arial"/>
+                <w:rFonts w:ascii="Verdana" w:hAnsi="Verdana"/>
                 <w:b w:val="0"/>
                 <w:sz w:val="16"/>
               </w:rPr>
@@ -4102,15 +4161,18 @@
         </w:tc>
       </w:tr>
       <w:tr>
-        <w:tc>
-          <w:tcPr>
-            <w:tcW w:type="dxa" w:w="1514"/>
-          </w:tcPr>
-          <w:p>
-            <w:r/>
-            <w:r>
-              <w:rPr>
-                <w:rFonts w:ascii="Arial" w:hAnsi="Arial"/>
+        <w:trPr>
+          <w:cantSplit/>
+        </w:trPr>
+        <w:tc>
+          <w:tcPr>
+            <w:tcW w:type="dxa" w:w="1514"/>
+          </w:tcPr>
+          <w:p>
+            <w:r/>
+            <w:r>
+              <w:rPr>
+                <w:rFonts w:ascii="Verdana" w:hAnsi="Verdana"/>
                 <w:b w:val="0"/>
                 <w:sz w:val="16"/>
               </w:rPr>
@@ -4126,7 +4188,7 @@
             <w:r/>
             <w:r>
               <w:rPr>
-                <w:rFonts w:ascii="Arial" w:hAnsi="Arial"/>
+                <w:rFonts w:ascii="Verdana" w:hAnsi="Verdana"/>
                 <w:b w:val="0"/>
                 <w:sz w:val="16"/>
               </w:rPr>
@@ -4142,7 +4204,7 @@
             <w:r/>
             <w:r>
               <w:rPr>
-                <w:rFonts w:ascii="Arial" w:hAnsi="Arial"/>
+                <w:rFonts w:ascii="Verdana" w:hAnsi="Verdana"/>
                 <w:b w:val="0"/>
                 <w:sz w:val="16"/>
               </w:rPr>
@@ -4158,7 +4220,7 @@
             <w:r/>
             <w:r>
               <w:rPr>
-                <w:rFonts w:ascii="Arial" w:hAnsi="Arial"/>
+                <w:rFonts w:ascii="Verdana" w:hAnsi="Verdana"/>
                 <w:b w:val="0"/>
                 <w:sz w:val="16"/>
               </w:rPr>
@@ -4174,7 +4236,7 @@
             <w:r/>
             <w:r>
               <w:rPr>
-                <w:rFonts w:ascii="Arial" w:hAnsi="Arial"/>
+                <w:rFonts w:ascii="Verdana" w:hAnsi="Verdana"/>
                 <w:b w:val="0"/>
                 <w:sz w:val="16"/>
               </w:rPr>
@@ -4190,7 +4252,7 @@
             <w:r/>
             <w:r>
               <w:rPr>
-                <w:rFonts w:ascii="Arial" w:hAnsi="Arial"/>
+                <w:rFonts w:ascii="Verdana" w:hAnsi="Verdana"/>
                 <w:b w:val="0"/>
                 <w:sz w:val="16"/>
               </w:rPr>
@@ -4206,7 +4268,7 @@
             <w:r/>
             <w:r>
               <w:rPr>
-                <w:rFonts w:ascii="Arial" w:hAnsi="Arial"/>
+                <w:rFonts w:ascii="Verdana" w:hAnsi="Verdana"/>
                 <w:b w:val="0"/>
                 <w:sz w:val="16"/>
               </w:rPr>
@@ -4222,7 +4284,7 @@
             <w:r/>
             <w:r>
               <w:rPr>
-                <w:rFonts w:ascii="Arial" w:hAnsi="Arial"/>
+                <w:rFonts w:ascii="Verdana" w:hAnsi="Verdana"/>
                 <w:b w:val="0"/>
                 <w:sz w:val="16"/>
               </w:rPr>
@@ -4238,7 +4300,7 @@
             <w:r/>
             <w:r>
               <w:rPr>
-                <w:rFonts w:ascii="Arial" w:hAnsi="Arial"/>
+                <w:rFonts w:ascii="Verdana" w:hAnsi="Verdana"/>
                 <w:b w:val="0"/>
                 <w:sz w:val="16"/>
               </w:rPr>
@@ -4254,7 +4316,7 @@
             <w:r/>
             <w:r>
               <w:rPr>
-                <w:rFonts w:ascii="Arial" w:hAnsi="Arial"/>
+                <w:rFonts w:ascii="Verdana" w:hAnsi="Verdana"/>
                 <w:b w:val="0"/>
                 <w:sz w:val="16"/>
               </w:rPr>
@@ -4263,15 +4325,18 @@
         </w:tc>
       </w:tr>
       <w:tr>
-        <w:tc>
-          <w:tcPr>
-            <w:tcW w:type="dxa" w:w="1514"/>
-          </w:tcPr>
-          <w:p>
-            <w:r/>
-            <w:r>
-              <w:rPr>
-                <w:rFonts w:ascii="Arial" w:hAnsi="Arial"/>
+        <w:trPr>
+          <w:cantSplit/>
+        </w:trPr>
+        <w:tc>
+          <w:tcPr>
+            <w:tcW w:type="dxa" w:w="1514"/>
+          </w:tcPr>
+          <w:p>
+            <w:r/>
+            <w:r>
+              <w:rPr>
+                <w:rFonts w:ascii="Verdana" w:hAnsi="Verdana"/>
                 <w:b w:val="0"/>
                 <w:sz w:val="16"/>
               </w:rPr>
@@ -4287,7 +4352,7 @@
             <w:r/>
             <w:r>
               <w:rPr>
-                <w:rFonts w:ascii="Arial" w:hAnsi="Arial"/>
+                <w:rFonts w:ascii="Verdana" w:hAnsi="Verdana"/>
                 <w:b w:val="0"/>
                 <w:sz w:val="16"/>
               </w:rPr>
@@ -4303,7 +4368,7 @@
             <w:r/>
             <w:r>
               <w:rPr>
-                <w:rFonts w:ascii="Arial" w:hAnsi="Arial"/>
+                <w:rFonts w:ascii="Verdana" w:hAnsi="Verdana"/>
                 <w:b w:val="0"/>
                 <w:sz w:val="16"/>
               </w:rPr>
@@ -4319,7 +4384,7 @@
             <w:r/>
             <w:r>
               <w:rPr>
-                <w:rFonts w:ascii="Arial" w:hAnsi="Arial"/>
+                <w:rFonts w:ascii="Verdana" w:hAnsi="Verdana"/>
                 <w:b w:val="0"/>
                 <w:sz w:val="16"/>
               </w:rPr>
@@ -4335,7 +4400,7 @@
             <w:r/>
             <w:r>
               <w:rPr>
-                <w:rFonts w:ascii="Arial" w:hAnsi="Arial"/>
+                <w:rFonts w:ascii="Verdana" w:hAnsi="Verdana"/>
                 <w:b w:val="0"/>
                 <w:sz w:val="16"/>
               </w:rPr>
@@ -4351,7 +4416,7 @@
             <w:r/>
             <w:r>
               <w:rPr>
-                <w:rFonts w:ascii="Arial" w:hAnsi="Arial"/>
+                <w:rFonts w:ascii="Verdana" w:hAnsi="Verdana"/>
                 <w:b w:val="0"/>
                 <w:sz w:val="16"/>
               </w:rPr>
@@ -4367,7 +4432,7 @@
             <w:r/>
             <w:r>
               <w:rPr>
-                <w:rFonts w:ascii="Arial" w:hAnsi="Arial"/>
+                <w:rFonts w:ascii="Verdana" w:hAnsi="Verdana"/>
                 <w:b w:val="0"/>
                 <w:sz w:val="16"/>
               </w:rPr>
@@ -4383,7 +4448,7 @@
             <w:r/>
             <w:r>
               <w:rPr>
-                <w:rFonts w:ascii="Arial" w:hAnsi="Arial"/>
+                <w:rFonts w:ascii="Verdana" w:hAnsi="Verdana"/>
                 <w:b w:val="0"/>
                 <w:sz w:val="16"/>
               </w:rPr>
@@ -4399,7 +4464,7 @@
             <w:r/>
             <w:r>
               <w:rPr>
-                <w:rFonts w:ascii="Arial" w:hAnsi="Arial"/>
+                <w:rFonts w:ascii="Verdana" w:hAnsi="Verdana"/>
                 <w:b w:val="0"/>
                 <w:sz w:val="16"/>
               </w:rPr>
@@ -4415,7 +4480,7 @@
             <w:r/>
             <w:r>
               <w:rPr>
-                <w:rFonts w:ascii="Arial" w:hAnsi="Arial"/>
+                <w:rFonts w:ascii="Verdana" w:hAnsi="Verdana"/>
                 <w:b w:val="0"/>
                 <w:sz w:val="16"/>
               </w:rPr>
@@ -4424,15 +4489,18 @@
         </w:tc>
       </w:tr>
       <w:tr>
-        <w:tc>
-          <w:tcPr>
-            <w:tcW w:type="dxa" w:w="1514"/>
-          </w:tcPr>
-          <w:p>
-            <w:r/>
-            <w:r>
-              <w:rPr>
-                <w:rFonts w:ascii="Arial" w:hAnsi="Arial"/>
+        <w:trPr>
+          <w:cantSplit/>
+        </w:trPr>
+        <w:tc>
+          <w:tcPr>
+            <w:tcW w:type="dxa" w:w="1514"/>
+          </w:tcPr>
+          <w:p>
+            <w:r/>
+            <w:r>
+              <w:rPr>
+                <w:rFonts w:ascii="Verdana" w:hAnsi="Verdana"/>
                 <w:b w:val="0"/>
                 <w:sz w:val="16"/>
               </w:rPr>
@@ -4448,7 +4516,7 @@
             <w:r/>
             <w:r>
               <w:rPr>
-                <w:rFonts w:ascii="Arial" w:hAnsi="Arial"/>
+                <w:rFonts w:ascii="Verdana" w:hAnsi="Verdana"/>
                 <w:b w:val="0"/>
                 <w:sz w:val="16"/>
               </w:rPr>
@@ -4464,7 +4532,7 @@
             <w:r/>
             <w:r>
               <w:rPr>
-                <w:rFonts w:ascii="Arial" w:hAnsi="Arial"/>
+                <w:rFonts w:ascii="Verdana" w:hAnsi="Verdana"/>
                 <w:b w:val="0"/>
                 <w:sz w:val="16"/>
               </w:rPr>
@@ -4480,7 +4548,7 @@
             <w:r/>
             <w:r>
               <w:rPr>
-                <w:rFonts w:ascii="Arial" w:hAnsi="Arial"/>
+                <w:rFonts w:ascii="Verdana" w:hAnsi="Verdana"/>
                 <w:b w:val="0"/>
                 <w:sz w:val="16"/>
               </w:rPr>
@@ -4496,7 +4564,7 @@
             <w:r/>
             <w:r>
               <w:rPr>
-                <w:rFonts w:ascii="Arial" w:hAnsi="Arial"/>
+                <w:rFonts w:ascii="Verdana" w:hAnsi="Verdana"/>
                 <w:b w:val="0"/>
                 <w:sz w:val="16"/>
               </w:rPr>
@@ -4512,7 +4580,7 @@
             <w:r/>
             <w:r>
               <w:rPr>
-                <w:rFonts w:ascii="Arial" w:hAnsi="Arial"/>
+                <w:rFonts w:ascii="Verdana" w:hAnsi="Verdana"/>
                 <w:b w:val="0"/>
                 <w:sz w:val="16"/>
               </w:rPr>
@@ -4528,7 +4596,7 @@
             <w:r/>
             <w:r>
               <w:rPr>
-                <w:rFonts w:ascii="Arial" w:hAnsi="Arial"/>
+                <w:rFonts w:ascii="Verdana" w:hAnsi="Verdana"/>
                 <w:b w:val="0"/>
                 <w:sz w:val="16"/>
               </w:rPr>
@@ -4544,7 +4612,7 @@
             <w:r/>
             <w:r>
               <w:rPr>
-                <w:rFonts w:ascii="Arial" w:hAnsi="Arial"/>
+                <w:rFonts w:ascii="Verdana" w:hAnsi="Verdana"/>
                 <w:b w:val="0"/>
                 <w:sz w:val="16"/>
               </w:rPr>
@@ -4560,7 +4628,7 @@
             <w:r/>
             <w:r>
               <w:rPr>
-                <w:rFonts w:ascii="Arial" w:hAnsi="Arial"/>
+                <w:rFonts w:ascii="Verdana" w:hAnsi="Verdana"/>
                 <w:b w:val="0"/>
                 <w:sz w:val="16"/>
               </w:rPr>
@@ -4576,7 +4644,7 @@
             <w:r/>
             <w:r>
               <w:rPr>
-                <w:rFonts w:ascii="Arial" w:hAnsi="Arial"/>
+                <w:rFonts w:ascii="Verdana" w:hAnsi="Verdana"/>
                 <w:b w:val="0"/>
                 <w:sz w:val="16"/>
               </w:rPr>
@@ -4585,15 +4653,18 @@
         </w:tc>
       </w:tr>
       <w:tr>
-        <w:tc>
-          <w:tcPr>
-            <w:tcW w:type="dxa" w:w="1514"/>
-          </w:tcPr>
-          <w:p>
-            <w:r/>
-            <w:r>
-              <w:rPr>
-                <w:rFonts w:ascii="Arial" w:hAnsi="Arial"/>
+        <w:trPr>
+          <w:cantSplit/>
+        </w:trPr>
+        <w:tc>
+          <w:tcPr>
+            <w:tcW w:type="dxa" w:w="1514"/>
+          </w:tcPr>
+          <w:p>
+            <w:r/>
+            <w:r>
+              <w:rPr>
+                <w:rFonts w:ascii="Verdana" w:hAnsi="Verdana"/>
                 <w:b w:val="0"/>
                 <w:sz w:val="16"/>
               </w:rPr>
@@ -4609,7 +4680,7 @@
             <w:r/>
             <w:r>
               <w:rPr>
-                <w:rFonts w:ascii="Arial" w:hAnsi="Arial"/>
+                <w:rFonts w:ascii="Verdana" w:hAnsi="Verdana"/>
                 <w:b w:val="0"/>
                 <w:sz w:val="16"/>
               </w:rPr>
@@ -4625,7 +4696,7 @@
             <w:r/>
             <w:r>
               <w:rPr>
-                <w:rFonts w:ascii="Arial" w:hAnsi="Arial"/>
+                <w:rFonts w:ascii="Verdana" w:hAnsi="Verdana"/>
                 <w:b w:val="0"/>
                 <w:sz w:val="16"/>
               </w:rPr>
@@ -4641,7 +4712,7 @@
             <w:r/>
             <w:r>
               <w:rPr>
-                <w:rFonts w:ascii="Arial" w:hAnsi="Arial"/>
+                <w:rFonts w:ascii="Verdana" w:hAnsi="Verdana"/>
                 <w:b w:val="0"/>
                 <w:sz w:val="16"/>
               </w:rPr>
@@ -4657,7 +4728,7 @@
             <w:r/>
             <w:r>
               <w:rPr>
-                <w:rFonts w:ascii="Arial" w:hAnsi="Arial"/>
+                <w:rFonts w:ascii="Verdana" w:hAnsi="Verdana"/>
                 <w:b w:val="0"/>
                 <w:sz w:val="16"/>
               </w:rPr>
@@ -4673,7 +4744,7 @@
             <w:r/>
             <w:r>
               <w:rPr>
-                <w:rFonts w:ascii="Arial" w:hAnsi="Arial"/>
+                <w:rFonts w:ascii="Verdana" w:hAnsi="Verdana"/>
                 <w:b w:val="0"/>
                 <w:sz w:val="16"/>
               </w:rPr>
@@ -4689,7 +4760,7 @@
             <w:r/>
             <w:r>
               <w:rPr>
-                <w:rFonts w:ascii="Arial" w:hAnsi="Arial"/>
+                <w:rFonts w:ascii="Verdana" w:hAnsi="Verdana"/>
                 <w:b w:val="0"/>
                 <w:sz w:val="16"/>
               </w:rPr>
@@ -4705,7 +4776,7 @@
             <w:r/>
             <w:r>
               <w:rPr>
-                <w:rFonts w:ascii="Arial" w:hAnsi="Arial"/>
+                <w:rFonts w:ascii="Verdana" w:hAnsi="Verdana"/>
                 <w:b w:val="0"/>
                 <w:sz w:val="16"/>
               </w:rPr>
@@ -4721,7 +4792,7 @@
             <w:r/>
             <w:r>
               <w:rPr>
-                <w:rFonts w:ascii="Arial" w:hAnsi="Arial"/>
+                <w:rFonts w:ascii="Verdana" w:hAnsi="Verdana"/>
                 <w:b w:val="0"/>
                 <w:sz w:val="16"/>
               </w:rPr>
@@ -4737,7 +4808,7 @@
             <w:r/>
             <w:r>
               <w:rPr>
-                <w:rFonts w:ascii="Arial" w:hAnsi="Arial"/>
+                <w:rFonts w:ascii="Verdana" w:hAnsi="Verdana"/>
                 <w:b w:val="0"/>
                 <w:sz w:val="16"/>
               </w:rPr>
@@ -4746,15 +4817,18 @@
         </w:tc>
       </w:tr>
       <w:tr>
-        <w:tc>
-          <w:tcPr>
-            <w:tcW w:type="dxa" w:w="1514"/>
-          </w:tcPr>
-          <w:p>
-            <w:r/>
-            <w:r>
-              <w:rPr>
-                <w:rFonts w:ascii="Arial" w:hAnsi="Arial"/>
+        <w:trPr>
+          <w:cantSplit/>
+        </w:trPr>
+        <w:tc>
+          <w:tcPr>
+            <w:tcW w:type="dxa" w:w="1514"/>
+          </w:tcPr>
+          <w:p>
+            <w:r/>
+            <w:r>
+              <w:rPr>
+                <w:rFonts w:ascii="Verdana" w:hAnsi="Verdana"/>
                 <w:b w:val="0"/>
                 <w:sz w:val="16"/>
               </w:rPr>
@@ -4770,7 +4844,7 @@
             <w:r/>
             <w:r>
               <w:rPr>
-                <w:rFonts w:ascii="Arial" w:hAnsi="Arial"/>
+                <w:rFonts w:ascii="Verdana" w:hAnsi="Verdana"/>
                 <w:b w:val="0"/>
                 <w:sz w:val="16"/>
               </w:rPr>
@@ -4786,7 +4860,7 @@
             <w:r/>
             <w:r>
               <w:rPr>
-                <w:rFonts w:ascii="Arial" w:hAnsi="Arial"/>
+                <w:rFonts w:ascii="Verdana" w:hAnsi="Verdana"/>
                 <w:b w:val="0"/>
                 <w:sz w:val="16"/>
               </w:rPr>
@@ -4802,7 +4876,7 @@
             <w:r/>
             <w:r>
               <w:rPr>
-                <w:rFonts w:ascii="Arial" w:hAnsi="Arial"/>
+                <w:rFonts w:ascii="Verdana" w:hAnsi="Verdana"/>
                 <w:b w:val="0"/>
                 <w:sz w:val="16"/>
               </w:rPr>
@@ -4818,7 +4892,7 @@
             <w:r/>
             <w:r>
               <w:rPr>
-                <w:rFonts w:ascii="Arial" w:hAnsi="Arial"/>
+                <w:rFonts w:ascii="Verdana" w:hAnsi="Verdana"/>
                 <w:b w:val="0"/>
                 <w:sz w:val="16"/>
               </w:rPr>
@@ -4834,7 +4908,7 @@
             <w:r/>
             <w:r>
               <w:rPr>
-                <w:rFonts w:ascii="Arial" w:hAnsi="Arial"/>
+                <w:rFonts w:ascii="Verdana" w:hAnsi="Verdana"/>
                 <w:b w:val="0"/>
                 <w:sz w:val="16"/>
               </w:rPr>
@@ -4850,7 +4924,7 @@
             <w:r/>
             <w:r>
               <w:rPr>
-                <w:rFonts w:ascii="Arial" w:hAnsi="Arial"/>
+                <w:rFonts w:ascii="Verdana" w:hAnsi="Verdana"/>
                 <w:b w:val="0"/>
                 <w:sz w:val="16"/>
               </w:rPr>
@@ -4866,7 +4940,7 @@
             <w:r/>
             <w:r>
               <w:rPr>
-                <w:rFonts w:ascii="Arial" w:hAnsi="Arial"/>
+                <w:rFonts w:ascii="Verdana" w:hAnsi="Verdana"/>
                 <w:b w:val="0"/>
                 <w:sz w:val="16"/>
               </w:rPr>
@@ -4882,7 +4956,7 @@
             <w:r/>
             <w:r>
               <w:rPr>
-                <w:rFonts w:ascii="Arial" w:hAnsi="Arial"/>
+                <w:rFonts w:ascii="Verdana" w:hAnsi="Verdana"/>
                 <w:b w:val="0"/>
                 <w:sz w:val="16"/>
               </w:rPr>
@@ -4898,7 +4972,7 @@
             <w:r/>
             <w:r>
               <w:rPr>
-                <w:rFonts w:ascii="Arial" w:hAnsi="Arial"/>
+                <w:rFonts w:ascii="Verdana" w:hAnsi="Verdana"/>
                 <w:b w:val="0"/>
                 <w:sz w:val="16"/>
               </w:rPr>
@@ -4907,15 +4981,18 @@
         </w:tc>
       </w:tr>
       <w:tr>
-        <w:tc>
-          <w:tcPr>
-            <w:tcW w:type="dxa" w:w="1514"/>
-          </w:tcPr>
-          <w:p>
-            <w:r/>
-            <w:r>
-              <w:rPr>
-                <w:rFonts w:ascii="Arial" w:hAnsi="Arial"/>
+        <w:trPr>
+          <w:cantSplit/>
+        </w:trPr>
+        <w:tc>
+          <w:tcPr>
+            <w:tcW w:type="dxa" w:w="1514"/>
+          </w:tcPr>
+          <w:p>
+            <w:r/>
+            <w:r>
+              <w:rPr>
+                <w:rFonts w:ascii="Verdana" w:hAnsi="Verdana"/>
                 <w:b w:val="0"/>
                 <w:sz w:val="16"/>
               </w:rPr>
@@ -4931,7 +5008,7 @@
             <w:r/>
             <w:r>
               <w:rPr>
-                <w:rFonts w:ascii="Arial" w:hAnsi="Arial"/>
+                <w:rFonts w:ascii="Verdana" w:hAnsi="Verdana"/>
                 <w:b w:val="0"/>
                 <w:sz w:val="16"/>
               </w:rPr>
@@ -4947,7 +5024,7 @@
             <w:r/>
             <w:r>
               <w:rPr>
-                <w:rFonts w:ascii="Arial" w:hAnsi="Arial"/>
+                <w:rFonts w:ascii="Verdana" w:hAnsi="Verdana"/>
                 <w:b w:val="0"/>
                 <w:sz w:val="16"/>
               </w:rPr>
@@ -4963,7 +5040,7 @@
             <w:r/>
             <w:r>
               <w:rPr>
-                <w:rFonts w:ascii="Arial" w:hAnsi="Arial"/>
+                <w:rFonts w:ascii="Verdana" w:hAnsi="Verdana"/>
                 <w:b w:val="0"/>
                 <w:sz w:val="16"/>
               </w:rPr>
@@ -4979,7 +5056,7 @@
             <w:r/>
             <w:r>
               <w:rPr>
-                <w:rFonts w:ascii="Arial" w:hAnsi="Arial"/>
+                <w:rFonts w:ascii="Verdana" w:hAnsi="Verdana"/>
                 <w:b w:val="0"/>
                 <w:sz w:val="16"/>
               </w:rPr>
@@ -4995,7 +5072,7 @@
             <w:r/>
             <w:r>
               <w:rPr>
-                <w:rFonts w:ascii="Arial" w:hAnsi="Arial"/>
+                <w:rFonts w:ascii="Verdana" w:hAnsi="Verdana"/>
                 <w:b w:val="0"/>
                 <w:sz w:val="16"/>
               </w:rPr>
@@ -5011,7 +5088,7 @@
             <w:r/>
             <w:r>
               <w:rPr>
-                <w:rFonts w:ascii="Arial" w:hAnsi="Arial"/>
+                <w:rFonts w:ascii="Verdana" w:hAnsi="Verdana"/>
                 <w:b w:val="0"/>
                 <w:sz w:val="16"/>
               </w:rPr>
@@ -5027,7 +5104,7 @@
             <w:r/>
             <w:r>
               <w:rPr>
-                <w:rFonts w:ascii="Arial" w:hAnsi="Arial"/>
+                <w:rFonts w:ascii="Verdana" w:hAnsi="Verdana"/>
                 <w:b w:val="0"/>
                 <w:sz w:val="16"/>
               </w:rPr>
@@ -5043,7 +5120,7 @@
             <w:r/>
             <w:r>
               <w:rPr>
-                <w:rFonts w:ascii="Arial" w:hAnsi="Arial"/>
+                <w:rFonts w:ascii="Verdana" w:hAnsi="Verdana"/>
                 <w:b w:val="0"/>
                 <w:sz w:val="16"/>
               </w:rPr>
@@ -5059,7 +5136,7 @@
             <w:r/>
             <w:r>
               <w:rPr>
-                <w:rFonts w:ascii="Arial" w:hAnsi="Arial"/>
+                <w:rFonts w:ascii="Verdana" w:hAnsi="Verdana"/>
                 <w:b w:val="0"/>
                 <w:sz w:val="16"/>
               </w:rPr>
@@ -5068,15 +5145,18 @@
         </w:tc>
       </w:tr>
       <w:tr>
-        <w:tc>
-          <w:tcPr>
-            <w:tcW w:type="dxa" w:w="1514"/>
-          </w:tcPr>
-          <w:p>
-            <w:r/>
-            <w:r>
-              <w:rPr>
-                <w:rFonts w:ascii="Arial" w:hAnsi="Arial"/>
+        <w:trPr>
+          <w:cantSplit/>
+        </w:trPr>
+        <w:tc>
+          <w:tcPr>
+            <w:tcW w:type="dxa" w:w="1514"/>
+          </w:tcPr>
+          <w:p>
+            <w:r/>
+            <w:r>
+              <w:rPr>
+                <w:rFonts w:ascii="Verdana" w:hAnsi="Verdana"/>
                 <w:b w:val="0"/>
                 <w:sz w:val="16"/>
               </w:rPr>
@@ -5092,7 +5172,7 @@
             <w:r/>
             <w:r>
               <w:rPr>
-                <w:rFonts w:ascii="Arial" w:hAnsi="Arial"/>
+                <w:rFonts w:ascii="Verdana" w:hAnsi="Verdana"/>
                 <w:b w:val="0"/>
                 <w:sz w:val="16"/>
               </w:rPr>
@@ -5108,7 +5188,7 @@
             <w:r/>
             <w:r>
               <w:rPr>
-                <w:rFonts w:ascii="Arial" w:hAnsi="Arial"/>
+                <w:rFonts w:ascii="Verdana" w:hAnsi="Verdana"/>
                 <w:b w:val="0"/>
                 <w:sz w:val="16"/>
               </w:rPr>
@@ -5124,7 +5204,7 @@
             <w:r/>
             <w:r>
               <w:rPr>
-                <w:rFonts w:ascii="Arial" w:hAnsi="Arial"/>
+                <w:rFonts w:ascii="Verdana" w:hAnsi="Verdana"/>
                 <w:b w:val="0"/>
                 <w:sz w:val="16"/>
               </w:rPr>
@@ -5140,7 +5220,7 @@
             <w:r/>
             <w:r>
               <w:rPr>
-                <w:rFonts w:ascii="Arial" w:hAnsi="Arial"/>
+                <w:rFonts w:ascii="Verdana" w:hAnsi="Verdana"/>
                 <w:b w:val="0"/>
                 <w:sz w:val="16"/>
               </w:rPr>
@@ -5156,7 +5236,7 @@
             <w:r/>
             <w:r>
               <w:rPr>
-                <w:rFonts w:ascii="Arial" w:hAnsi="Arial"/>
+                <w:rFonts w:ascii="Verdana" w:hAnsi="Verdana"/>
                 <w:b w:val="0"/>
                 <w:sz w:val="16"/>
               </w:rPr>
@@ -5172,7 +5252,7 @@
             <w:r/>
             <w:r>
               <w:rPr>
-                <w:rFonts w:ascii="Arial" w:hAnsi="Arial"/>
+                <w:rFonts w:ascii="Verdana" w:hAnsi="Verdana"/>
                 <w:b w:val="0"/>
                 <w:sz w:val="16"/>
               </w:rPr>
@@ -5188,7 +5268,7 @@
             <w:r/>
             <w:r>
               <w:rPr>
-                <w:rFonts w:ascii="Arial" w:hAnsi="Arial"/>
+                <w:rFonts w:ascii="Verdana" w:hAnsi="Verdana"/>
                 <w:b w:val="0"/>
                 <w:sz w:val="16"/>
               </w:rPr>
@@ -5204,7 +5284,7 @@
             <w:r/>
             <w:r>
               <w:rPr>
-                <w:rFonts w:ascii="Arial" w:hAnsi="Arial"/>
+                <w:rFonts w:ascii="Verdana" w:hAnsi="Verdana"/>
                 <w:b w:val="0"/>
                 <w:sz w:val="16"/>
               </w:rPr>
@@ -5220,7 +5300,7 @@
             <w:r/>
             <w:r>
               <w:rPr>
-                <w:rFonts w:ascii="Arial" w:hAnsi="Arial"/>
+                <w:rFonts w:ascii="Verdana" w:hAnsi="Verdana"/>
                 <w:b w:val="0"/>
                 <w:sz w:val="16"/>
               </w:rPr>
@@ -5229,15 +5309,18 @@
         </w:tc>
       </w:tr>
       <w:tr>
-        <w:tc>
-          <w:tcPr>
-            <w:tcW w:type="dxa" w:w="1514"/>
-          </w:tcPr>
-          <w:p>
-            <w:r/>
-            <w:r>
-              <w:rPr>
-                <w:rFonts w:ascii="Arial" w:hAnsi="Arial"/>
+        <w:trPr>
+          <w:cantSplit/>
+        </w:trPr>
+        <w:tc>
+          <w:tcPr>
+            <w:tcW w:type="dxa" w:w="1514"/>
+          </w:tcPr>
+          <w:p>
+            <w:r/>
+            <w:r>
+              <w:rPr>
+                <w:rFonts w:ascii="Verdana" w:hAnsi="Verdana"/>
                 <w:b w:val="0"/>
                 <w:sz w:val="16"/>
               </w:rPr>
@@ -5253,7 +5336,7 @@
             <w:r/>
             <w:r>
               <w:rPr>
-                <w:rFonts w:ascii="Arial" w:hAnsi="Arial"/>
+                <w:rFonts w:ascii="Verdana" w:hAnsi="Verdana"/>
                 <w:b w:val="0"/>
                 <w:sz w:val="16"/>
               </w:rPr>
@@ -5269,7 +5352,7 @@
             <w:r/>
             <w:r>
               <w:rPr>
-                <w:rFonts w:ascii="Arial" w:hAnsi="Arial"/>
+                <w:rFonts w:ascii="Verdana" w:hAnsi="Verdana"/>
                 <w:b w:val="0"/>
                 <w:sz w:val="16"/>
               </w:rPr>
@@ -5285,7 +5368,7 @@
             <w:r/>
             <w:r>
               <w:rPr>
-                <w:rFonts w:ascii="Arial" w:hAnsi="Arial"/>
+                <w:rFonts w:ascii="Verdana" w:hAnsi="Verdana"/>
                 <w:b w:val="0"/>
                 <w:sz w:val="16"/>
               </w:rPr>
@@ -5301,7 +5384,7 @@
             <w:r/>
             <w:r>
               <w:rPr>
-                <w:rFonts w:ascii="Arial" w:hAnsi="Arial"/>
+                <w:rFonts w:ascii="Verdana" w:hAnsi="Verdana"/>
                 <w:b w:val="0"/>
                 <w:sz w:val="16"/>
               </w:rPr>
@@ -5317,7 +5400,7 @@
             <w:r/>
             <w:r>
               <w:rPr>
-                <w:rFonts w:ascii="Arial" w:hAnsi="Arial"/>
+                <w:rFonts w:ascii="Verdana" w:hAnsi="Verdana"/>
                 <w:b w:val="0"/>
                 <w:sz w:val="16"/>
               </w:rPr>
@@ -5333,7 +5416,7 @@
             <w:r/>
             <w:r>
               <w:rPr>
-                <w:rFonts w:ascii="Arial" w:hAnsi="Arial"/>
+                <w:rFonts w:ascii="Verdana" w:hAnsi="Verdana"/>
                 <w:b w:val="0"/>
                 <w:sz w:val="16"/>
               </w:rPr>
@@ -5349,7 +5432,7 @@
             <w:r/>
             <w:r>
               <w:rPr>
-                <w:rFonts w:ascii="Arial" w:hAnsi="Arial"/>
+                <w:rFonts w:ascii="Verdana" w:hAnsi="Verdana"/>
                 <w:b w:val="0"/>
                 <w:sz w:val="16"/>
               </w:rPr>
@@ -5365,7 +5448,7 @@
             <w:r/>
             <w:r>
               <w:rPr>
-                <w:rFonts w:ascii="Arial" w:hAnsi="Arial"/>
+                <w:rFonts w:ascii="Verdana" w:hAnsi="Verdana"/>
                 <w:b w:val="0"/>
                 <w:sz w:val="16"/>
               </w:rPr>
@@ -5381,7 +5464,7 @@
             <w:r/>
             <w:r>
               <w:rPr>
-                <w:rFonts w:ascii="Arial" w:hAnsi="Arial"/>
+                <w:rFonts w:ascii="Verdana" w:hAnsi="Verdana"/>
                 <w:b w:val="0"/>
                 <w:sz w:val="16"/>
               </w:rPr>
@@ -5390,15 +5473,18 @@
         </w:tc>
       </w:tr>
       <w:tr>
-        <w:tc>
-          <w:tcPr>
-            <w:tcW w:type="dxa" w:w="1514"/>
-          </w:tcPr>
-          <w:p>
-            <w:r/>
-            <w:r>
-              <w:rPr>
-                <w:rFonts w:ascii="Arial" w:hAnsi="Arial"/>
+        <w:trPr>
+          <w:cantSplit/>
+        </w:trPr>
+        <w:tc>
+          <w:tcPr>
+            <w:tcW w:type="dxa" w:w="1514"/>
+          </w:tcPr>
+          <w:p>
+            <w:r/>
+            <w:r>
+              <w:rPr>
+                <w:rFonts w:ascii="Verdana" w:hAnsi="Verdana"/>
                 <w:b w:val="0"/>
                 <w:sz w:val="16"/>
               </w:rPr>
@@ -5414,7 +5500,7 @@
             <w:r/>
             <w:r>
               <w:rPr>
-                <w:rFonts w:ascii="Arial" w:hAnsi="Arial"/>
+                <w:rFonts w:ascii="Verdana" w:hAnsi="Verdana"/>
                 <w:b w:val="0"/>
                 <w:sz w:val="16"/>
               </w:rPr>
@@ -5430,7 +5516,7 @@
             <w:r/>
             <w:r>
               <w:rPr>
-                <w:rFonts w:ascii="Arial" w:hAnsi="Arial"/>
+                <w:rFonts w:ascii="Verdana" w:hAnsi="Verdana"/>
                 <w:b w:val="0"/>
                 <w:sz w:val="16"/>
               </w:rPr>
@@ -5446,7 +5532,7 @@
             <w:r/>
             <w:r>
               <w:rPr>
-                <w:rFonts w:ascii="Arial" w:hAnsi="Arial"/>
+                <w:rFonts w:ascii="Verdana" w:hAnsi="Verdana"/>
                 <w:b w:val="0"/>
                 <w:sz w:val="16"/>
               </w:rPr>
@@ -5462,7 +5548,7 @@
             <w:r/>
             <w:r>
               <w:rPr>
-                <w:rFonts w:ascii="Arial" w:hAnsi="Arial"/>
+                <w:rFonts w:ascii="Verdana" w:hAnsi="Verdana"/>
                 <w:b w:val="0"/>
                 <w:sz w:val="16"/>
               </w:rPr>
@@ -5478,7 +5564,7 @@
             <w:r/>
             <w:r>
               <w:rPr>
-                <w:rFonts w:ascii="Arial" w:hAnsi="Arial"/>
+                <w:rFonts w:ascii="Verdana" w:hAnsi="Verdana"/>
                 <w:b w:val="0"/>
                 <w:sz w:val="16"/>
               </w:rPr>
@@ -5494,7 +5580,7 @@
             <w:r/>
             <w:r>
               <w:rPr>
-                <w:rFonts w:ascii="Arial" w:hAnsi="Arial"/>
+                <w:rFonts w:ascii="Verdana" w:hAnsi="Verdana"/>
                 <w:b w:val="0"/>
                 <w:sz w:val="16"/>
               </w:rPr>
@@ -5510,7 +5596,7 @@
             <w:r/>
             <w:r>
               <w:rPr>
-                <w:rFonts w:ascii="Arial" w:hAnsi="Arial"/>
+                <w:rFonts w:ascii="Verdana" w:hAnsi="Verdana"/>
                 <w:b w:val="0"/>
                 <w:sz w:val="16"/>
               </w:rPr>
@@ -5526,7 +5612,7 @@
             <w:r/>
             <w:r>
               <w:rPr>
-                <w:rFonts w:ascii="Arial" w:hAnsi="Arial"/>
+                <w:rFonts w:ascii="Verdana" w:hAnsi="Verdana"/>
                 <w:b w:val="0"/>
                 <w:sz w:val="16"/>
               </w:rPr>
@@ -5542,7 +5628,7 @@
             <w:r/>
             <w:r>
               <w:rPr>
-                <w:rFonts w:ascii="Arial" w:hAnsi="Arial"/>
+                <w:rFonts w:ascii="Verdana" w:hAnsi="Verdana"/>
                 <w:b w:val="0"/>
                 <w:sz w:val="16"/>
               </w:rPr>
@@ -5551,15 +5637,18 @@
         </w:tc>
       </w:tr>
       <w:tr>
-        <w:tc>
-          <w:tcPr>
-            <w:tcW w:type="dxa" w:w="1514"/>
-          </w:tcPr>
-          <w:p>
-            <w:r/>
-            <w:r>
-              <w:rPr>
-                <w:rFonts w:ascii="Arial" w:hAnsi="Arial"/>
+        <w:trPr>
+          <w:cantSplit/>
+        </w:trPr>
+        <w:tc>
+          <w:tcPr>
+            <w:tcW w:type="dxa" w:w="1514"/>
+          </w:tcPr>
+          <w:p>
+            <w:r/>
+            <w:r>
+              <w:rPr>
+                <w:rFonts w:ascii="Verdana" w:hAnsi="Verdana"/>
                 <w:b w:val="0"/>
                 <w:sz w:val="16"/>
               </w:rPr>
@@ -5575,7 +5664,7 @@
             <w:r/>
             <w:r>
               <w:rPr>
-                <w:rFonts w:ascii="Arial" w:hAnsi="Arial"/>
+                <w:rFonts w:ascii="Verdana" w:hAnsi="Verdana"/>
                 <w:b w:val="0"/>
                 <w:sz w:val="16"/>
               </w:rPr>
@@ -5591,7 +5680,7 @@
             <w:r/>
             <w:r>
               <w:rPr>
-                <w:rFonts w:ascii="Arial" w:hAnsi="Arial"/>
+                <w:rFonts w:ascii="Verdana" w:hAnsi="Verdana"/>
                 <w:b w:val="0"/>
                 <w:sz w:val="16"/>
               </w:rPr>
@@ -5607,7 +5696,7 @@
             <w:r/>
             <w:r>
               <w:rPr>
-                <w:rFonts w:ascii="Arial" w:hAnsi="Arial"/>
+                <w:rFonts w:ascii="Verdana" w:hAnsi="Verdana"/>
                 <w:b w:val="0"/>
                 <w:sz w:val="16"/>
               </w:rPr>
@@ -5623,7 +5712,7 @@
             <w:r/>
             <w:r>
               <w:rPr>
-                <w:rFonts w:ascii="Arial" w:hAnsi="Arial"/>
+                <w:rFonts w:ascii="Verdana" w:hAnsi="Verdana"/>
                 <w:b w:val="0"/>
                 <w:sz w:val="16"/>
               </w:rPr>
@@ -5639,7 +5728,7 @@
             <w:r/>
             <w:r>
               <w:rPr>
-                <w:rFonts w:ascii="Arial" w:hAnsi="Arial"/>
+                <w:rFonts w:ascii="Verdana" w:hAnsi="Verdana"/>
                 <w:b w:val="0"/>
                 <w:sz w:val="16"/>
               </w:rPr>
@@ -5655,7 +5744,7 @@
             <w:r/>
             <w:r>
               <w:rPr>
-                <w:rFonts w:ascii="Arial" w:hAnsi="Arial"/>
+                <w:rFonts w:ascii="Verdana" w:hAnsi="Verdana"/>
                 <w:b w:val="0"/>
                 <w:sz w:val="16"/>
               </w:rPr>
@@ -5671,7 +5760,7 @@
             <w:r/>
             <w:r>
               <w:rPr>
-                <w:rFonts w:ascii="Arial" w:hAnsi="Arial"/>
+                <w:rFonts w:ascii="Verdana" w:hAnsi="Verdana"/>
                 <w:b w:val="0"/>
                 <w:sz w:val="16"/>
               </w:rPr>
@@ -5687,7 +5776,7 @@
             <w:r/>
             <w:r>
               <w:rPr>
-                <w:rFonts w:ascii="Arial" w:hAnsi="Arial"/>
+                <w:rFonts w:ascii="Verdana" w:hAnsi="Verdana"/>
                 <w:b w:val="0"/>
                 <w:sz w:val="16"/>
               </w:rPr>
@@ -5703,7 +5792,7 @@
             <w:r/>
             <w:r>
               <w:rPr>
-                <w:rFonts w:ascii="Arial" w:hAnsi="Arial"/>
+                <w:rFonts w:ascii="Verdana" w:hAnsi="Verdana"/>
                 <w:b w:val="0"/>
                 <w:sz w:val="16"/>
               </w:rPr>
@@ -5712,15 +5801,18 @@
         </w:tc>
       </w:tr>
       <w:tr>
-        <w:tc>
-          <w:tcPr>
-            <w:tcW w:type="dxa" w:w="1514"/>
-          </w:tcPr>
-          <w:p>
-            <w:r/>
-            <w:r>
-              <w:rPr>
-                <w:rFonts w:ascii="Arial" w:hAnsi="Arial"/>
+        <w:trPr>
+          <w:cantSplit/>
+        </w:trPr>
+        <w:tc>
+          <w:tcPr>
+            <w:tcW w:type="dxa" w:w="1514"/>
+          </w:tcPr>
+          <w:p>
+            <w:r/>
+            <w:r>
+              <w:rPr>
+                <w:rFonts w:ascii="Verdana" w:hAnsi="Verdana"/>
                 <w:b w:val="0"/>
                 <w:sz w:val="16"/>
               </w:rPr>
@@ -5736,7 +5828,7 @@
             <w:r/>
             <w:r>
               <w:rPr>
-                <w:rFonts w:ascii="Arial" w:hAnsi="Arial"/>
+                <w:rFonts w:ascii="Verdana" w:hAnsi="Verdana"/>
                 <w:b w:val="0"/>
                 <w:sz w:val="16"/>
               </w:rPr>
@@ -5752,7 +5844,7 @@
             <w:r/>
             <w:r>
               <w:rPr>
-                <w:rFonts w:ascii="Arial" w:hAnsi="Arial"/>
+                <w:rFonts w:ascii="Verdana" w:hAnsi="Verdana"/>
                 <w:b w:val="0"/>
                 <w:sz w:val="16"/>
               </w:rPr>
@@ -5768,7 +5860,7 @@
             <w:r/>
             <w:r>
               <w:rPr>
-                <w:rFonts w:ascii="Arial" w:hAnsi="Arial"/>
+                <w:rFonts w:ascii="Verdana" w:hAnsi="Verdana"/>
                 <w:b w:val="0"/>
                 <w:sz w:val="16"/>
               </w:rPr>
@@ -5784,7 +5876,7 @@
             <w:r/>
             <w:r>
               <w:rPr>
-                <w:rFonts w:ascii="Arial" w:hAnsi="Arial"/>
+                <w:rFonts w:ascii="Verdana" w:hAnsi="Verdana"/>
                 <w:b w:val="0"/>
                 <w:sz w:val="16"/>
               </w:rPr>
@@ -5800,7 +5892,7 @@
             <w:r/>
             <w:r>
               <w:rPr>
-                <w:rFonts w:ascii="Arial" w:hAnsi="Arial"/>
+                <w:rFonts w:ascii="Verdana" w:hAnsi="Verdana"/>
                 <w:b w:val="0"/>
                 <w:sz w:val="16"/>
               </w:rPr>
@@ -5816,7 +5908,7 @@
             <w:r/>
             <w:r>
               <w:rPr>
-                <w:rFonts w:ascii="Arial" w:hAnsi="Arial"/>
+                <w:rFonts w:ascii="Verdana" w:hAnsi="Verdana"/>
                 <w:b w:val="0"/>
                 <w:sz w:val="16"/>
               </w:rPr>
@@ -5832,7 +5924,7 @@
             <w:r/>
             <w:r>
               <w:rPr>
-                <w:rFonts w:ascii="Arial" w:hAnsi="Arial"/>
+                <w:rFonts w:ascii="Verdana" w:hAnsi="Verdana"/>
                 <w:b w:val="0"/>
                 <w:sz w:val="16"/>
               </w:rPr>
@@ -5848,7 +5940,7 @@
             <w:r/>
             <w:r>
               <w:rPr>
-                <w:rFonts w:ascii="Arial" w:hAnsi="Arial"/>
+                <w:rFonts w:ascii="Verdana" w:hAnsi="Verdana"/>
                 <w:b w:val="0"/>
                 <w:sz w:val="16"/>
               </w:rPr>
@@ -5864,7 +5956,7 @@
             <w:r/>
             <w:r>
               <w:rPr>
-                <w:rFonts w:ascii="Arial" w:hAnsi="Arial"/>
+                <w:rFonts w:ascii="Verdana" w:hAnsi="Verdana"/>
                 <w:b w:val="0"/>
                 <w:sz w:val="16"/>
               </w:rPr>
@@ -5873,15 +5965,18 @@
         </w:tc>
       </w:tr>
       <w:tr>
-        <w:tc>
-          <w:tcPr>
-            <w:tcW w:type="dxa" w:w="1514"/>
-          </w:tcPr>
-          <w:p>
-            <w:r/>
-            <w:r>
-              <w:rPr>
-                <w:rFonts w:ascii="Arial" w:hAnsi="Arial"/>
+        <w:trPr>
+          <w:cantSplit/>
+        </w:trPr>
+        <w:tc>
+          <w:tcPr>
+            <w:tcW w:type="dxa" w:w="1514"/>
+          </w:tcPr>
+          <w:p>
+            <w:r/>
+            <w:r>
+              <w:rPr>
+                <w:rFonts w:ascii="Verdana" w:hAnsi="Verdana"/>
                 <w:b w:val="0"/>
                 <w:sz w:val="16"/>
               </w:rPr>
@@ -5897,7 +5992,7 @@
             <w:r/>
             <w:r>
               <w:rPr>
-                <w:rFonts w:ascii="Arial" w:hAnsi="Arial"/>
+                <w:rFonts w:ascii="Verdana" w:hAnsi="Verdana"/>
                 <w:b w:val="0"/>
                 <w:sz w:val="16"/>
               </w:rPr>
@@ -5913,7 +6008,7 @@
             <w:r/>
             <w:r>
               <w:rPr>
-                <w:rFonts w:ascii="Arial" w:hAnsi="Arial"/>
+                <w:rFonts w:ascii="Verdana" w:hAnsi="Verdana"/>
                 <w:b w:val="0"/>
                 <w:sz w:val="16"/>
               </w:rPr>
@@ -5929,7 +6024,7 @@
             <w:r/>
             <w:r>
               <w:rPr>
-                <w:rFonts w:ascii="Arial" w:hAnsi="Arial"/>
+                <w:rFonts w:ascii="Verdana" w:hAnsi="Verdana"/>
                 <w:b w:val="0"/>
                 <w:sz w:val="16"/>
               </w:rPr>
@@ -5945,7 +6040,7 @@
             <w:r/>
             <w:r>
               <w:rPr>
-                <w:rFonts w:ascii="Arial" w:hAnsi="Arial"/>
+                <w:rFonts w:ascii="Verdana" w:hAnsi="Verdana"/>
                 <w:b w:val="0"/>
                 <w:sz w:val="16"/>
               </w:rPr>
@@ -5961,7 +6056,7 @@
             <w:r/>
             <w:r>
               <w:rPr>
-                <w:rFonts w:ascii="Arial" w:hAnsi="Arial"/>
+                <w:rFonts w:ascii="Verdana" w:hAnsi="Verdana"/>
                 <w:b w:val="0"/>
                 <w:sz w:val="16"/>
               </w:rPr>
@@ -5977,7 +6072,7 @@
             <w:r/>
             <w:r>
               <w:rPr>
-                <w:rFonts w:ascii="Arial" w:hAnsi="Arial"/>
+                <w:rFonts w:ascii="Verdana" w:hAnsi="Verdana"/>
                 <w:b w:val="0"/>
                 <w:sz w:val="16"/>
               </w:rPr>
@@ -5993,7 +6088,7 @@
             <w:r/>
             <w:r>
               <w:rPr>
-                <w:rFonts w:ascii="Arial" w:hAnsi="Arial"/>
+                <w:rFonts w:ascii="Verdana" w:hAnsi="Verdana"/>
                 <w:b w:val="0"/>
                 <w:sz w:val="16"/>
               </w:rPr>
@@ -6009,7 +6104,7 @@
             <w:r/>
             <w:r>
               <w:rPr>
-                <w:rFonts w:ascii="Arial" w:hAnsi="Arial"/>
+                <w:rFonts w:ascii="Verdana" w:hAnsi="Verdana"/>
                 <w:b w:val="0"/>
                 <w:sz w:val="16"/>
               </w:rPr>
@@ -6025,7 +6120,7 @@
             <w:r/>
             <w:r>
               <w:rPr>
-                <w:rFonts w:ascii="Arial" w:hAnsi="Arial"/>
+                <w:rFonts w:ascii="Verdana" w:hAnsi="Verdana"/>
                 <w:b w:val="0"/>
                 <w:sz w:val="16"/>
               </w:rPr>
@@ -6034,15 +6129,18 @@
         </w:tc>
       </w:tr>
       <w:tr>
-        <w:tc>
-          <w:tcPr>
-            <w:tcW w:type="dxa" w:w="1514"/>
-          </w:tcPr>
-          <w:p>
-            <w:r/>
-            <w:r>
-              <w:rPr>
-                <w:rFonts w:ascii="Arial" w:hAnsi="Arial"/>
+        <w:trPr>
+          <w:cantSplit/>
+        </w:trPr>
+        <w:tc>
+          <w:tcPr>
+            <w:tcW w:type="dxa" w:w="1514"/>
+          </w:tcPr>
+          <w:p>
+            <w:r/>
+            <w:r>
+              <w:rPr>
+                <w:rFonts w:ascii="Verdana" w:hAnsi="Verdana"/>
                 <w:b w:val="0"/>
                 <w:sz w:val="16"/>
               </w:rPr>
@@ -6058,7 +6156,7 @@
             <w:r/>
             <w:r>
               <w:rPr>
-                <w:rFonts w:ascii="Arial" w:hAnsi="Arial"/>
+                <w:rFonts w:ascii="Verdana" w:hAnsi="Verdana"/>
                 <w:b w:val="0"/>
                 <w:sz w:val="16"/>
               </w:rPr>
@@ -6074,7 +6172,7 @@
             <w:r/>
             <w:r>
               <w:rPr>
-                <w:rFonts w:ascii="Arial" w:hAnsi="Arial"/>
+                <w:rFonts w:ascii="Verdana" w:hAnsi="Verdana"/>
                 <w:b w:val="0"/>
                 <w:sz w:val="16"/>
               </w:rPr>
@@ -6090,7 +6188,7 @@
             <w:r/>
             <w:r>
               <w:rPr>
-                <w:rFonts w:ascii="Arial" w:hAnsi="Arial"/>
+                <w:rFonts w:ascii="Verdana" w:hAnsi="Verdana"/>
                 <w:b w:val="0"/>
                 <w:sz w:val="16"/>
               </w:rPr>
@@ -6106,7 +6204,7 @@
             <w:r/>
             <w:r>
               <w:rPr>
-                <w:rFonts w:ascii="Arial" w:hAnsi="Arial"/>
+                <w:rFonts w:ascii="Verdana" w:hAnsi="Verdana"/>
                 <w:b w:val="0"/>
                 <w:sz w:val="16"/>
               </w:rPr>
@@ -6122,7 +6220,7 @@
             <w:r/>
             <w:r>
               <w:rPr>
-                <w:rFonts w:ascii="Arial" w:hAnsi="Arial"/>
+                <w:rFonts w:ascii="Verdana" w:hAnsi="Verdana"/>
                 <w:b w:val="0"/>
                 <w:sz w:val="16"/>
               </w:rPr>
@@ -6138,7 +6236,7 @@
             <w:r/>
             <w:r>
               <w:rPr>
-                <w:rFonts w:ascii="Arial" w:hAnsi="Arial"/>
+                <w:rFonts w:ascii="Verdana" w:hAnsi="Verdana"/>
                 <w:b w:val="0"/>
                 <w:sz w:val="16"/>
               </w:rPr>
@@ -6154,7 +6252,7 @@
             <w:r/>
             <w:r>
               <w:rPr>
-                <w:rFonts w:ascii="Arial" w:hAnsi="Arial"/>
+                <w:rFonts w:ascii="Verdana" w:hAnsi="Verdana"/>
                 <w:b w:val="0"/>
                 <w:sz w:val="16"/>
               </w:rPr>
@@ -6170,7 +6268,7 @@
             <w:r/>
             <w:r>
               <w:rPr>
-                <w:rFonts w:ascii="Arial" w:hAnsi="Arial"/>
+                <w:rFonts w:ascii="Verdana" w:hAnsi="Verdana"/>
                 <w:b w:val="0"/>
                 <w:sz w:val="16"/>
               </w:rPr>
@@ -6186,7 +6284,7 @@
             <w:r/>
             <w:r>
               <w:rPr>
-                <w:rFonts w:ascii="Arial" w:hAnsi="Arial"/>
+                <w:rFonts w:ascii="Verdana" w:hAnsi="Verdana"/>
                 <w:b w:val="0"/>
                 <w:sz w:val="16"/>
               </w:rPr>
@@ -6195,15 +6293,18 @@
         </w:tc>
       </w:tr>
       <w:tr>
-        <w:tc>
-          <w:tcPr>
-            <w:tcW w:type="dxa" w:w="1514"/>
-          </w:tcPr>
-          <w:p>
-            <w:r/>
-            <w:r>
-              <w:rPr>
-                <w:rFonts w:ascii="Arial" w:hAnsi="Arial"/>
+        <w:trPr>
+          <w:cantSplit/>
+        </w:trPr>
+        <w:tc>
+          <w:tcPr>
+            <w:tcW w:type="dxa" w:w="1514"/>
+          </w:tcPr>
+          <w:p>
+            <w:r/>
+            <w:r>
+              <w:rPr>
+                <w:rFonts w:ascii="Verdana" w:hAnsi="Verdana"/>
                 <w:b w:val="0"/>
                 <w:sz w:val="16"/>
               </w:rPr>
@@ -6219,7 +6320,7 @@
             <w:r/>
             <w:r>
               <w:rPr>
-                <w:rFonts w:ascii="Arial" w:hAnsi="Arial"/>
+                <w:rFonts w:ascii="Verdana" w:hAnsi="Verdana"/>
                 <w:b w:val="0"/>
                 <w:sz w:val="16"/>
               </w:rPr>
@@ -6235,7 +6336,7 @@
             <w:r/>
             <w:r>
               <w:rPr>
-                <w:rFonts w:ascii="Arial" w:hAnsi="Arial"/>
+                <w:rFonts w:ascii="Verdana" w:hAnsi="Verdana"/>
                 <w:b w:val="0"/>
                 <w:sz w:val="16"/>
               </w:rPr>
@@ -6251,7 +6352,7 @@
             <w:r/>
             <w:r>
               <w:rPr>
-                <w:rFonts w:ascii="Arial" w:hAnsi="Arial"/>
+                <w:rFonts w:ascii="Verdana" w:hAnsi="Verdana"/>
                 <w:b w:val="0"/>
                 <w:sz w:val="16"/>
               </w:rPr>
@@ -6267,7 +6368,7 @@
             <w:r/>
             <w:r>
               <w:rPr>
-                <w:rFonts w:ascii="Arial" w:hAnsi="Arial"/>
+                <w:rFonts w:ascii="Verdana" w:hAnsi="Verdana"/>
                 <w:b w:val="0"/>
                 <w:sz w:val="16"/>
               </w:rPr>
@@ -6283,7 +6384,7 @@
             <w:r/>
             <w:r>
               <w:rPr>
-                <w:rFonts w:ascii="Arial" w:hAnsi="Arial"/>
+                <w:rFonts w:ascii="Verdana" w:hAnsi="Verdana"/>
                 <w:b w:val="0"/>
                 <w:sz w:val="16"/>
               </w:rPr>
@@ -6299,7 +6400,7 @@
             <w:r/>
             <w:r>
               <w:rPr>
-                <w:rFonts w:ascii="Arial" w:hAnsi="Arial"/>
+                <w:rFonts w:ascii="Verdana" w:hAnsi="Verdana"/>
                 <w:b w:val="0"/>
                 <w:sz w:val="16"/>
               </w:rPr>
@@ -6315,7 +6416,7 @@
             <w:r/>
             <w:r>
               <w:rPr>
-                <w:rFonts w:ascii="Arial" w:hAnsi="Arial"/>
+                <w:rFonts w:ascii="Verdana" w:hAnsi="Verdana"/>
                 <w:b w:val="0"/>
                 <w:sz w:val="16"/>
               </w:rPr>
@@ -6331,7 +6432,7 @@
             <w:r/>
             <w:r>
               <w:rPr>
-                <w:rFonts w:ascii="Arial" w:hAnsi="Arial"/>
+                <w:rFonts w:ascii="Verdana" w:hAnsi="Verdana"/>
                 <w:b w:val="0"/>
                 <w:sz w:val="16"/>
               </w:rPr>
@@ -6347,7 +6448,7 @@
             <w:r/>
             <w:r>
               <w:rPr>
-                <w:rFonts w:ascii="Arial" w:hAnsi="Arial"/>
+                <w:rFonts w:ascii="Verdana" w:hAnsi="Verdana"/>
                 <w:b w:val="0"/>
                 <w:sz w:val="16"/>
               </w:rPr>

--- a/docx/es/BUFRCREX_TableB_es_05.docx
+++ b/docx/es/BUFRCREX_TableB_es_05.docx
@@ -239,7 +239,7 @@
                 <w:b w:val="0"/>
                 <w:sz w:val="16"/>
               </w:rPr>
-              <w:t>005001</w:t>
+              <w:t>0 05 001</w:t>
             </w:r>
           </w:p>
         </w:tc>
@@ -403,7 +403,7 @@
                 <w:b w:val="0"/>
                 <w:sz w:val="16"/>
               </w:rPr>
-              <w:t>005002</w:t>
+              <w:t>0 05 002</w:t>
             </w:r>
           </w:p>
         </w:tc>
@@ -567,7 +567,7 @@
                 <w:b w:val="0"/>
                 <w:sz w:val="16"/>
               </w:rPr>
-              <w:t>005011</w:t>
+              <w:t>0 05 011</w:t>
             </w:r>
           </w:p>
         </w:tc>
@@ -731,7 +731,7 @@
                 <w:b w:val="0"/>
                 <w:sz w:val="16"/>
               </w:rPr>
-              <w:t>005012</w:t>
+              <w:t>0 05 012</w:t>
             </w:r>
           </w:p>
         </w:tc>
@@ -895,7 +895,7 @@
                 <w:b w:val="0"/>
                 <w:sz w:val="16"/>
               </w:rPr>
-              <w:t>005015</w:t>
+              <w:t>0 05 015</w:t>
             </w:r>
           </w:p>
         </w:tc>
@@ -1059,7 +1059,7 @@
                 <w:b w:val="0"/>
                 <w:sz w:val="16"/>
               </w:rPr>
-              <w:t>005016</w:t>
+              <w:t>0 05 016</w:t>
             </w:r>
           </w:p>
         </w:tc>
@@ -1223,7 +1223,7 @@
                 <w:b w:val="0"/>
                 <w:sz w:val="16"/>
               </w:rPr>
-              <w:t>005021</w:t>
+              <w:t>0 05 021</w:t>
             </w:r>
           </w:p>
         </w:tc>
@@ -1387,7 +1387,7 @@
                 <w:b w:val="0"/>
                 <w:sz w:val="16"/>
               </w:rPr>
-              <w:t>005022</w:t>
+              <w:t>0 05 022</w:t>
             </w:r>
           </w:p>
         </w:tc>
@@ -1551,7 +1551,7 @@
                 <w:b w:val="0"/>
                 <w:sz w:val="16"/>
               </w:rPr>
-              <w:t>005023</w:t>
+              <w:t>0 05 023</w:t>
             </w:r>
           </w:p>
         </w:tc>
@@ -1715,7 +1715,7 @@
                 <w:b w:val="0"/>
                 <w:sz w:val="16"/>
               </w:rPr>
-              <w:t>005030</w:t>
+              <w:t>0 05 030</w:t>
             </w:r>
           </w:p>
         </w:tc>
@@ -1879,7 +1879,7 @@
                 <w:b w:val="0"/>
                 <w:sz w:val="16"/>
               </w:rPr>
-              <w:t>005031</w:t>
+              <w:t>0 05 031</w:t>
             </w:r>
           </w:p>
         </w:tc>
@@ -2043,7 +2043,7 @@
                 <w:b w:val="0"/>
                 <w:sz w:val="16"/>
               </w:rPr>
-              <w:t>005032</w:t>
+              <w:t>0 05 032</w:t>
             </w:r>
           </w:p>
         </w:tc>
@@ -2208,7 +2208,7 @@
                 <w:b w:val="0"/>
                 <w:sz w:val="16"/>
               </w:rPr>
-              <w:t>005033</w:t>
+              <w:t>0 05 033</w:t>
             </w:r>
           </w:p>
         </w:tc>
@@ -2372,7 +2372,7 @@
                 <w:b w:val="0"/>
                 <w:sz w:val="16"/>
               </w:rPr>
-              <w:t>005034</w:t>
+              <w:t>0 05 034</w:t>
             </w:r>
           </w:p>
         </w:tc>
@@ -2536,7 +2536,7 @@
                 <w:b w:val="0"/>
                 <w:sz w:val="16"/>
               </w:rPr>
-              <w:t>005035</w:t>
+              <w:t>0 05 035</w:t>
             </w:r>
           </w:p>
         </w:tc>
@@ -2700,7 +2700,7 @@
                 <w:b w:val="0"/>
                 <w:sz w:val="16"/>
               </w:rPr>
-              <w:t>005036</w:t>
+              <w:t>0 05 036</w:t>
             </w:r>
           </w:p>
         </w:tc>
@@ -2864,7 +2864,7 @@
                 <w:b w:val="0"/>
                 <w:sz w:val="16"/>
               </w:rPr>
-              <w:t>005040</w:t>
+              <w:t>0 05 040</w:t>
             </w:r>
           </w:p>
         </w:tc>
@@ -3028,7 +3028,7 @@
                 <w:b w:val="0"/>
                 <w:sz w:val="16"/>
               </w:rPr>
-              <w:t>005041</w:t>
+              <w:t>0 05 041</w:t>
             </w:r>
           </w:p>
         </w:tc>
@@ -3192,7 +3192,7 @@
                 <w:b w:val="0"/>
                 <w:sz w:val="16"/>
               </w:rPr>
-              <w:t>005042</w:t>
+              <w:t>0 05 042</w:t>
             </w:r>
           </w:p>
         </w:tc>
@@ -3356,7 +3356,7 @@
                 <w:b w:val="0"/>
                 <w:sz w:val="16"/>
               </w:rPr>
-              <w:t>005043</w:t>
+              <w:t>0 05 043</w:t>
             </w:r>
           </w:p>
         </w:tc>
@@ -3520,7 +3520,7 @@
                 <w:b w:val="0"/>
                 <w:sz w:val="16"/>
               </w:rPr>
-              <w:t>005044</w:t>
+              <w:t>0 05 044</w:t>
             </w:r>
           </w:p>
         </w:tc>
@@ -3684,7 +3684,7 @@
                 <w:b w:val="0"/>
                 <w:sz w:val="16"/>
               </w:rPr>
-              <w:t>005045</w:t>
+              <w:t>0 05 045</w:t>
             </w:r>
           </w:p>
         </w:tc>
@@ -3848,7 +3848,7 @@
                 <w:b w:val="0"/>
                 <w:sz w:val="16"/>
               </w:rPr>
-              <w:t>005052</w:t>
+              <w:t>0 05 052</w:t>
             </w:r>
           </w:p>
         </w:tc>
@@ -4012,7 +4012,7 @@
                 <w:b w:val="0"/>
                 <w:sz w:val="16"/>
               </w:rPr>
-              <w:t>005053</w:t>
+              <w:t>0 05 053</w:t>
             </w:r>
           </w:p>
         </w:tc>
@@ -4176,7 +4176,7 @@
                 <w:b w:val="0"/>
                 <w:sz w:val="16"/>
               </w:rPr>
-              <w:t>005060</w:t>
+              <w:t>0 05 060</w:t>
             </w:r>
           </w:p>
         </w:tc>
@@ -4340,7 +4340,7 @@
                 <w:b w:val="0"/>
                 <w:sz w:val="16"/>
               </w:rPr>
-              <w:t>005061</w:t>
+              <w:t>0 05 061</w:t>
             </w:r>
           </w:p>
         </w:tc>
@@ -4504,7 +4504,7 @@
                 <w:b w:val="0"/>
                 <w:sz w:val="16"/>
               </w:rPr>
-              <w:t>005063</w:t>
+              <w:t>0 05 063</w:t>
             </w:r>
           </w:p>
         </w:tc>
@@ -4668,7 +4668,7 @@
                 <w:b w:val="0"/>
                 <w:sz w:val="16"/>
               </w:rPr>
-              <w:t>005064</w:t>
+              <w:t>0 05 064</w:t>
             </w:r>
           </w:p>
         </w:tc>
@@ -4832,7 +4832,7 @@
                 <w:b w:val="0"/>
                 <w:sz w:val="16"/>
               </w:rPr>
-              <w:t>005066</w:t>
+              <w:t>0 05 066</w:t>
             </w:r>
           </w:p>
         </w:tc>
@@ -4996,7 +4996,7 @@
                 <w:b w:val="0"/>
                 <w:sz w:val="16"/>
               </w:rPr>
-              <w:t>005067</w:t>
+              <w:t>0 05 067</w:t>
             </w:r>
           </w:p>
         </w:tc>
@@ -5160,7 +5160,7 @@
                 <w:b w:val="0"/>
                 <w:sz w:val="16"/>
               </w:rPr>
-              <w:t>005068</w:t>
+              <w:t>0 05 068</w:t>
             </w:r>
           </w:p>
         </w:tc>
@@ -5324,7 +5324,7 @@
                 <w:b w:val="0"/>
                 <w:sz w:val="16"/>
               </w:rPr>
-              <w:t>005069</w:t>
+              <w:t>0 05 069</w:t>
             </w:r>
           </w:p>
         </w:tc>
@@ -5488,7 +5488,7 @@
                 <w:b w:val="0"/>
                 <w:sz w:val="16"/>
               </w:rPr>
-              <w:t>005070</w:t>
+              <w:t>0 05 070</w:t>
             </w:r>
           </w:p>
         </w:tc>
@@ -5652,7 +5652,7 @@
                 <w:b w:val="0"/>
                 <w:sz w:val="16"/>
               </w:rPr>
-              <w:t>005071</w:t>
+              <w:t>0 05 071</w:t>
             </w:r>
           </w:p>
         </w:tc>
@@ -5816,7 +5816,7 @@
                 <w:b w:val="0"/>
                 <w:sz w:val="16"/>
               </w:rPr>
-              <w:t>005072</w:t>
+              <w:t>0 05 072</w:t>
             </w:r>
           </w:p>
         </w:tc>
@@ -5980,7 +5980,7 @@
                 <w:b w:val="0"/>
                 <w:sz w:val="16"/>
               </w:rPr>
-              <w:t>005073</w:t>
+              <w:t>0 05 073</w:t>
             </w:r>
           </w:p>
         </w:tc>
@@ -6144,7 +6144,7 @@
                 <w:b w:val="0"/>
                 <w:sz w:val="16"/>
               </w:rPr>
-              <w:t>005074</w:t>
+              <w:t>0 05 074</w:t>
             </w:r>
           </w:p>
         </w:tc>
@@ -6308,7 +6308,7 @@
                 <w:b w:val="0"/>
                 <w:sz w:val="16"/>
               </w:rPr>
-              <w:t>005075</w:t>
+              <w:t>0 05 075</w:t>
             </w:r>
           </w:p>
         </w:tc>

--- a/docx/es/BUFRCREX_TableB_es_05.docx
+++ b/docx/es/BUFRCREX_TableB_es_05.docx
@@ -13,6 +13,376 @@
           <w:sz w:val="22"/>
         </w:rPr>
         <w:t>Clase 05: Ubicación (horizontal – 1)</w:t>
+      </w:r>
+    </w:p>
+    <w:p>
+      <w:r>
+        <w:rPr>
+          <w:rFonts w:ascii="Verdana" w:hAnsi="Verdana"/>
+          <w:i/>
+          <w:sz w:val="14"/>
+        </w:rPr>
+        <w:t>Note 23: El valor –0,1 kg m–2 antes de la aplicación del factor de escala (–1 después de su aplicación o en la clave CREX) indicará “trazas” (no mensurable, menos de 0,05 kg m–2).</w:t>
+      </w:r>
+    </w:p>
+    <w:p>
+      <w:r>
+        <w:rPr>
+          <w:rFonts w:ascii="Verdana" w:hAnsi="Verdana"/>
+          <w:i/>
+          <w:sz w:val="14"/>
+        </w:rPr>
+        <w:t>Note 25: Una significación definida anteriormente puede anularse transmitiendo un “valor faltante” a partir de la tabla de cifrado o de banderines apropiada.</w:t>
+      </w:r>
+    </w:p>
+    <w:p>
+      <w:r>
+        <w:rPr>
+          <w:rFonts w:ascii="Verdana" w:hAnsi="Verdana"/>
+          <w:i/>
+          <w:sz w:val="14"/>
+        </w:rPr>
+        <w:t>Note 27: Todas las horas están expresadas en Tiempo Universal Coordinado (UTC), a menos que se indique lo contrario. I.2 – BUFR/CREX Tabla B/04 – 3</w:t>
+      </w:r>
+    </w:p>
+    <w:p>
+      <w:r>
+        <w:rPr>
+          <w:rFonts w:ascii="Verdana" w:hAnsi="Verdana"/>
+          <w:i/>
+          <w:sz w:val="14"/>
+        </w:rPr>
+        <w:t>Note 32: Solo se indicará el rumbo o azimut en relación con la localización comunicada que no volverá a especificarse.</w:t>
+      </w:r>
+    </w:p>
+    <w:p>
+      <w:r>
+        <w:rPr>
+          <w:rFonts w:ascii="Verdana" w:hAnsi="Verdana"/>
+          <w:i/>
+          <w:sz w:val="14"/>
+        </w:rPr>
+        <w:t>Note 62: Tan solo se indicará la distancia en relación con la localización comunicada y el rumbo, azimut o elevación y no se volverá a especificar esta localización.</w:t>
+      </w:r>
+    </w:p>
+    <w:p>
+      <w:r>
+        <w:rPr>
+          <w:rFonts w:ascii="Verdana" w:hAnsi="Verdana"/>
+          <w:i/>
+          <w:sz w:val="14"/>
+        </w:rPr>
+        <w:t>Note 63: Se asignarán valores positivos a la radiación descendente.</w:t>
+      </w:r>
+    </w:p>
+    <w:p>
+      <w:r>
+        <w:rPr>
+          <w:rFonts w:ascii="Verdana" w:hAnsi="Verdana"/>
+          <w:i/>
+          <w:sz w:val="14"/>
+        </w:rPr>
+        <w:t>Note 64: Se asignarán valores positivos a los componentes descendentes w cuando las unidades sean Pa s –1.</w:t>
+      </w:r>
+    </w:p>
+    <w:p>
+      <w:r>
+        <w:rPr>
+          <w:rFonts w:ascii="Verdana" w:hAnsi="Verdana"/>
+          <w:i/>
+          <w:sz w:val="14"/>
+        </w:rPr>
+        <w:t>Note 66: Se asignarán valores negativos a los incrementos este-oeste.</w:t>
+      </w:r>
+    </w:p>
+    <w:p>
+      <w:r>
+        <w:rPr>
+          <w:rFonts w:ascii="Verdana" w:hAnsi="Verdana"/>
+          <w:i/>
+          <w:sz w:val="14"/>
+        </w:rPr>
+        <w:t>Note 75: Para los descriptores CREX F = B, no 0.</w:t>
+      </w:r>
+    </w:p>
+    <w:p>
+      <w:r>
+        <w:rPr>
+          <w:rFonts w:ascii="Verdana" w:hAnsi="Verdana"/>
+          <w:i/>
+          <w:sz w:val="14"/>
+        </w:rPr>
+        <w:t>Note 92: Para distinguir claramente los casos de datos faltantes y de píxeles saturados, los datos de imagen de n bits deberían cifrarse utilizando una anchura de datos de n + 1. Si tal descriptor no está disponible ya en la Clase 30, debería utilizarse un descriptor de operación 2 01 YYY para modificar la anchura de datos de la entrada existente, si fuese necesario. I.2 – BUFR/CREX Tabla B/30 – 1</w:t>
+      </w:r>
+    </w:p>
+    <w:p>
+      <w:r>
+        <w:rPr>
+          <w:rFonts w:ascii="Verdana" w:hAnsi="Verdana"/>
+          <w:i/>
+          <w:sz w:val="14"/>
+        </w:rPr>
+        <w:t>Note 105: Para indicar períodos de tiempo o desplazamientos que preceden al tiempo definido actualmente se emplearán períodos de tiempo negativos o desplazamientos.</w:t>
+      </w:r>
+    </w:p>
+    <w:p>
+      <w:r>
+        <w:rPr>
+          <w:rFonts w:ascii="Verdana" w:hAnsi="Verdana"/>
+          <w:i/>
+          <w:sz w:val="14"/>
+        </w:rPr>
+        <w:t>Note 110: Se asignarán valores negativos a los incrementos norte-sur.</w:t>
+      </w:r>
+    </w:p>
+    <w:p>
+      <w:r>
+        <w:rPr>
+          <w:rFonts w:ascii="Verdana" w:hAnsi="Verdana"/>
+          <w:i/>
+          <w:sz w:val="14"/>
+        </w:rPr>
+        <w:t>Note 115: La anchura de datos de los píxeles puede cambiarse mediante el descriptor 2 01 YYY.</w:t>
+      </w:r>
+    </w:p>
+    <w:p>
+      <w:r>
+        <w:rPr>
+          <w:rFonts w:ascii="Verdana" w:hAnsi="Verdana"/>
+          <w:i/>
+          <w:sz w:val="14"/>
+        </w:rPr>
+        <w:t>Note 121: En relación con determinados elementos de esta clase, pueden consignarse algunas indicaciones sobre la precisión prevista.</w:t>
+      </w:r>
+    </w:p>
+    <w:p>
+      <w:r>
+        <w:rPr>
+          <w:rFonts w:ascii="Verdana" w:hAnsi="Verdana"/>
+          <w:i/>
+          <w:sz w:val="14"/>
+        </w:rPr>
+        <w:t>Note 122: Se asignarán valores negativos a la latitud sur.</w:t>
+      </w:r>
+    </w:p>
+    <w:p>
+      <w:r>
+        <w:rPr>
+          <w:rFonts w:ascii="Verdana" w:hAnsi="Verdana"/>
+          <w:i/>
+          <w:sz w:val="14"/>
+        </w:rPr>
+        <w:t>Note 123: Se asignarán valores positivos a los componentes v en sentido sur–norte.</w:t>
+      </w:r>
+    </w:p>
+    <w:p>
+      <w:r>
+        <w:rPr>
+          <w:rFonts w:ascii="Verdana" w:hAnsi="Verdana"/>
+          <w:i/>
+          <w:sz w:val="14"/>
+        </w:rPr>
+        <w:t>Note 126: Los informes sobre la dirección del viento de superficie resultantes de mediciones dentro del 1° del Polo Norte o del Polo Sur se notificarán de manera que el cero de su acimut esté alineado, coincidiendo con los 0° del meridiano de Greenwich. I.2 – BUFR/CREX Tabla B/11 – 6</w:t>
+      </w:r>
+    </w:p>
+    <w:p>
+      <w:r>
+        <w:rPr>
+          <w:rFonts w:ascii="Verdana" w:hAnsi="Verdana"/>
+          <w:i/>
+          <w:sz w:val="14"/>
+        </w:rPr>
+        <w:t>Note 140: El tamaño del píxel en la horizontal – 1 está dado por la posición donde el factor de escala del mapa es igual a la unidad.</w:t>
+      </w:r>
+    </w:p>
+    <w:p>
+      <w:r>
+        <w:rPr>
+          <w:rFonts w:ascii="Verdana" w:hAnsi="Verdana"/>
+          <w:i/>
+          <w:sz w:val="14"/>
+        </w:rPr>
+        <w:t>Note 141: El tamaño del píxel en la horizontal – 2 está dado por la posición donde el factor de escala del mapa es igual a la unidad.</w:t>
+      </w:r>
+    </w:p>
+    <w:p>
+      <w:r>
+        <w:rPr>
+          <w:rFonts w:ascii="Verdana" w:hAnsi="Verdana"/>
+          <w:i/>
+          <w:sz w:val="14"/>
+        </w:rPr>
+        <w:t>Note 145: La significación de los períodos o desplazamientos de tiempo se puede indicar utilizando la clave de significación del tiempo correspondiente a la referencia de tabla 0 08 021.</w:t>
+      </w:r>
+    </w:p>
+    <w:p>
+      <w:r>
+        <w:rPr>
+          <w:rFonts w:ascii="Verdana" w:hAnsi="Verdana"/>
+          <w:i/>
+          <w:sz w:val="14"/>
+        </w:rPr>
+        <w:t>Note 149: La localización del tiempo, cuando se utiliza con valores de predicción, indicará la hora del estado inicial de la predicción o el comienzo del período de predicción; cuando se utilice con promedios de conjunto de valores de predicción, la localización del tiempo indicará el estado inicial o el comienzo de la primera predicción de las que se obtienen los valores medios de conjunto</w:t>
+      </w:r>
+    </w:p>
+    <w:p>
+      <w:r>
+        <w:rPr>
+          <w:rFonts w:ascii="Verdana" w:hAnsi="Verdana"/>
+          <w:i/>
+          <w:sz w:val="14"/>
+        </w:rPr>
+        <w:t>Note 155: Esta clase también puede contener elementos relativos a los procedimientos de observación.</w:t>
+      </w:r>
+    </w:p>
+    <w:p>
+      <w:r>
+        <w:rPr>
+          <w:rFonts w:ascii="Verdana" w:hAnsi="Verdana"/>
+          <w:i/>
+          <w:sz w:val="14"/>
+        </w:rPr>
+        <w:t>Note 156: Esta clase incluirá elementos que describen los instrumentos que se utilizan para obtener los elementos meteorológicos transmitidos.</w:t>
+      </w:r>
+    </w:p>
+    <w:p>
+      <w:r>
+        <w:rPr>
+          <w:rFonts w:ascii="Verdana" w:hAnsi="Verdana"/>
+          <w:i/>
+          <w:sz w:val="14"/>
+        </w:rPr>
+        <w:t>Note 158: Respecto a los períodos o desplazamientos de tiempo, e incrementos de tiempo, será necesario determinar la localización inicial del tiempo antes de utilizarlos, y a continuación, según corresponda, se indicará la definición y significación del tiempo.</w:t>
+      </w:r>
+    </w:p>
+    <w:p>
+      <w:r>
+        <w:rPr>
+          <w:rFonts w:ascii="Verdana" w:hAnsi="Verdana"/>
+          <w:i/>
+          <w:sz w:val="14"/>
+        </w:rPr>
+        <w:t>Note 160: Se asignarán valores negativos a la radiación ascendente.</w:t>
+      </w:r>
+    </w:p>
+    <w:p>
+      <w:r>
+        <w:rPr>
+          <w:rFonts w:ascii="Verdana" w:hAnsi="Verdana"/>
+          <w:i/>
+          <w:sz w:val="14"/>
+        </w:rPr>
+        <w:t>Note 161: Se asignarán valores positivos a los componentes ascendentes w cuando las unidades sean m s–1.</w:t>
+      </w:r>
+    </w:p>
+    <w:p>
+      <w:r>
+        <w:rPr>
+          <w:rFonts w:ascii="Verdana" w:hAnsi="Verdana"/>
+          <w:i/>
+          <w:sz w:val="14"/>
+        </w:rPr>
+        <w:t>Note 162: Intervalos útiles utilizados: de 1011 Bq a 1019 Bq para emisiones; de 10–2 Bq a 107 Bq y de 10–2 mSv a 107 mSv para concentraciones y dosis.</w:t>
+      </w:r>
+    </w:p>
+    <w:p>
+      <w:r>
+        <w:rPr>
+          <w:rFonts w:ascii="Verdana" w:hAnsi="Verdana"/>
+          <w:i/>
+          <w:sz w:val="14"/>
+        </w:rPr>
+        <w:t>Note 163: Los valores de la latitud y de los incrementos de latitud quedan comprendidos entre –90 grados y +90 grados.</w:t>
+      </w:r>
+    </w:p>
+    <w:p>
+      <w:r>
+        <w:rPr>
+          <w:rFonts w:ascii="Verdana" w:hAnsi="Verdana"/>
+          <w:i/>
+          <w:sz w:val="14"/>
+        </w:rPr>
+        <w:t>Note 164: Los valores de longitud quedarán comprendidos entre –180 grados y +180 grados.</w:t>
+      </w:r>
+    </w:p>
+    <w:p>
+      <w:r>
+        <w:rPr>
+          <w:rFonts w:ascii="Verdana" w:hAnsi="Verdana"/>
+          <w:i/>
+          <w:sz w:val="14"/>
+        </w:rPr>
+        <w:t>Note 165: Se indicarán los elementos verticales y la presión para determinar los valores de estos elementos con independencia del elemento o variable que indique la coordenada vertical.</w:t>
+      </w:r>
+    </w:p>
+    <w:p>
+      <w:r>
+        <w:rPr>
+          <w:rFonts w:ascii="Verdana" w:hAnsi="Verdana"/>
+          <w:i/>
+          <w:sz w:val="14"/>
+        </w:rPr>
+        <w:t>Note 166: Se asignarán valores negativos a la longitud oeste.</w:t>
+      </w:r>
+    </w:p>
+    <w:p>
+      <w:r>
+        <w:rPr>
+          <w:rFonts w:ascii="Verdana" w:hAnsi="Verdana"/>
+          <w:i/>
+          <w:sz w:val="14"/>
+        </w:rPr>
+        <w:t>Note 167: Se asignarán valores positivos a los componentes u en sentido oeste–este.</w:t>
+      </w:r>
+    </w:p>
+    <w:p>
+      <w:r>
+        <w:rPr>
+          <w:rFonts w:ascii="Verdana" w:hAnsi="Verdana"/>
+          <w:i/>
+          <w:sz w:val="14"/>
+        </w:rPr>
+        <w:t>Note 176: Cuando sea necesario indicar más de un período o desplazamiento de tiempo para hacer indicaciones de tiempo complejas se definirán en sucesión inmediata en el siguiente orden: período conjunto (según corresponda), seguido por el período de predicción (según corresponda), seguido por el período de promedio o acumulación (según corresponda).</w:t>
+      </w:r>
+    </w:p>
+    <w:p>
+      <w:r>
+        <w:rPr>
+          <w:rFonts w:ascii="Verdana" w:hAnsi="Verdana"/>
+          <w:i/>
+          <w:sz w:val="14"/>
+        </w:rPr>
+        <w:t>Note 178: Cuando se indique la expresión “período determinado” en la columna “nombre del elemento”, deberá indicarse el período correspondiente, utilizando referencias de la Clase 04.</w:t>
+      </w:r>
+    </w:p>
+    <w:p>
+      <w:r>
+        <w:rPr>
+          <w:rFonts w:ascii="Verdana" w:hAnsi="Verdana"/>
+          <w:i/>
+          <w:sz w:val="14"/>
+        </w:rPr>
+        <w:t>Note 179: Cuando se acumulen o promedien los valores (por ejemplo en relación con un determinado período de tiempo), el número total de valores de los que se obtienen los valores acumulados o promediados podrán representarse utilizando la referencia 0 08 022.</w:t>
+      </w:r>
+    </w:p>
+    <w:p>
+      <w:r>
+        <w:rPr>
+          <w:rFonts w:ascii="Verdana" w:hAnsi="Verdana"/>
+          <w:i/>
+          <w:sz w:val="14"/>
+        </w:rPr>
+        <w:t>Note 180: Normas para la información sobre vientos: Velocidad Dirección Valor faltante Valor faltante Calma 0 0 Observación normal &gt;0 1°–360° Velocidad solamente &gt;0 Valor faltante Dirección solamente Valor faltante 1°–360° “Ligero y variable” &gt;0 0 No hay observaciones</w:t>
+      </w:r>
+    </w:p>
+    <w:p>
+      <w:r>
+        <w:rPr>
+          <w:rFonts w:ascii="Verdana" w:hAnsi="Verdana"/>
+          <w:i/>
+          <w:sz w:val="14"/>
+        </w:rPr>
+        <w:t>Note 181: Normas de notificación sobre mar de viento y olas: Observación Velocidad Dirección Ninguna observación faltante faltante Calma 0 0 Observación normal &gt;0 1–360 Velocidad únicamente &gt;0 faltante Dirección únicamente faltante 1–360 &gt;0 0 “Ligero y variable”</w:t>
       </w:r>
     </w:p>
     <w:tbl>
@@ -58,6 +428,9 @@
             <w:shd w:val="clear" w:color="auto" w:fill="D9D9D9"/>
           </w:tcPr>
           <w:p>
+            <w:pPr>
+              <w:spacing w:before="20" w:after="20"/>
+            </w:pPr>
             <w:r/>
             <w:r>
               <w:rPr>
@@ -75,6 +448,9 @@
             <w:shd w:val="clear" w:color="auto" w:fill="D9D9D9"/>
           </w:tcPr>
           <w:p>
+            <w:pPr>
+              <w:spacing w:before="20" w:after="20"/>
+            </w:pPr>
             <w:r/>
             <w:r>
               <w:rPr>
@@ -92,6 +468,9 @@
             <w:shd w:val="clear" w:color="auto" w:fill="D9D9D9"/>
           </w:tcPr>
           <w:p>
+            <w:pPr>
+              <w:spacing w:before="20" w:after="20"/>
+            </w:pPr>
             <w:r/>
             <w:r>
               <w:rPr>
@@ -109,6 +488,9 @@
             <w:shd w:val="clear" w:color="auto" w:fill="D9D9D9"/>
           </w:tcPr>
           <w:p>
+            <w:pPr>
+              <w:spacing w:before="20" w:after="20"/>
+            </w:pPr>
             <w:r/>
             <w:r>
               <w:rPr>
@@ -126,6 +508,9 @@
             <w:shd w:val="clear" w:color="auto" w:fill="D9D9D9"/>
           </w:tcPr>
           <w:p>
+            <w:pPr>
+              <w:spacing w:before="20" w:after="20"/>
+            </w:pPr>
             <w:r/>
             <w:r>
               <w:rPr>
@@ -143,6 +528,9 @@
             <w:shd w:val="clear" w:color="auto" w:fill="D9D9D9"/>
           </w:tcPr>
           <w:p>
+            <w:pPr>
+              <w:spacing w:before="20" w:after="20"/>
+            </w:pPr>
             <w:r/>
             <w:r>
               <w:rPr>
@@ -160,6 +548,9 @@
             <w:shd w:val="clear" w:color="auto" w:fill="D9D9D9"/>
           </w:tcPr>
           <w:p>
+            <w:pPr>
+              <w:spacing w:before="20" w:after="20"/>
+            </w:pPr>
             <w:r/>
             <w:r>
               <w:rPr>
@@ -177,6 +568,9 @@
             <w:shd w:val="clear" w:color="auto" w:fill="D9D9D9"/>
           </w:tcPr>
           <w:p>
+            <w:pPr>
+              <w:spacing w:before="20" w:after="20"/>
+            </w:pPr>
             <w:r/>
             <w:r>
               <w:rPr>
@@ -194,6 +588,9 @@
             <w:shd w:val="clear" w:color="auto" w:fill="D9D9D9"/>
           </w:tcPr>
           <w:p>
+            <w:pPr>
+              <w:spacing w:before="20" w:after="20"/>
+            </w:pPr>
             <w:r/>
             <w:r>
               <w:rPr>
@@ -211,6 +608,9 @@
             <w:shd w:val="clear" w:color="auto" w:fill="D9D9D9"/>
           </w:tcPr>
           <w:p>
+            <w:pPr>
+              <w:spacing w:before="20" w:after="20"/>
+            </w:pPr>
             <w:r/>
             <w:r>
               <w:rPr>
@@ -232,6 +632,9 @@
             <w:tcW w:type="dxa" w:w="1514"/>
           </w:tcPr>
           <w:p>
+            <w:pPr>
+              <w:spacing w:before="20" w:after="20"/>
+            </w:pPr>
             <w:r/>
             <w:r>
               <w:rPr>
@@ -248,6 +651,9 @@
             <w:tcW w:type="dxa" w:w="1514"/>
           </w:tcPr>
           <w:p>
+            <w:pPr>
+              <w:spacing w:before="20" w:after="20"/>
+            </w:pPr>
             <w:r/>
             <w:r>
               <w:rPr>
@@ -264,6 +670,27 @@
             <w:tcW w:type="dxa" w:w="1514"/>
           </w:tcPr>
           <w:p>
+            <w:pPr>
+              <w:spacing w:before="20" w:after="20"/>
+            </w:pPr>
+            <w:r/>
+            <w:r>
+              <w:rPr>
+                <w:rFonts w:ascii="Verdana" w:hAnsi="Verdana"/>
+                <w:sz w:val="16"/>
+              </w:rPr>
+              <w:t>°</w:t>
+            </w:r>
+          </w:p>
+        </w:tc>
+        <w:tc>
+          <w:tcPr>
+            <w:tcW w:type="dxa" w:w="1514"/>
+          </w:tcPr>
+          <w:p>
+            <w:pPr>
+              <w:spacing w:before="20" w:after="20"/>
+            </w:pPr>
             <w:r/>
             <w:r>
               <w:rPr>
@@ -271,6 +698,62 @@
                 <w:b w:val="0"/>
                 <w:sz w:val="16"/>
               </w:rPr>
+              <w:t>5</w:t>
+            </w:r>
+          </w:p>
+        </w:tc>
+        <w:tc>
+          <w:tcPr>
+            <w:tcW w:type="dxa" w:w="1514"/>
+          </w:tcPr>
+          <w:p>
+            <w:pPr>
+              <w:spacing w:before="20" w:after="20"/>
+            </w:pPr>
+            <w:r/>
+            <w:r>
+              <w:rPr>
+                <w:rFonts w:ascii="Verdana" w:hAnsi="Verdana"/>
+                <w:b w:val="0"/>
+                <w:sz w:val="16"/>
+              </w:rPr>
+              <w:t>-9000000</w:t>
+            </w:r>
+          </w:p>
+        </w:tc>
+        <w:tc>
+          <w:tcPr>
+            <w:tcW w:type="dxa" w:w="1514"/>
+          </w:tcPr>
+          <w:p>
+            <w:pPr>
+              <w:spacing w:before="20" w:after="20"/>
+            </w:pPr>
+            <w:r/>
+            <w:r>
+              <w:rPr>
+                <w:rFonts w:ascii="Verdana" w:hAnsi="Verdana"/>
+                <w:b w:val="0"/>
+                <w:sz w:val="16"/>
+              </w:rPr>
+              <w:t>25</w:t>
+            </w:r>
+          </w:p>
+        </w:tc>
+        <w:tc>
+          <w:tcPr>
+            <w:tcW w:type="dxa" w:w="1514"/>
+          </w:tcPr>
+          <w:p>
+            <w:pPr>
+              <w:spacing w:before="20" w:after="20"/>
+            </w:pPr>
+            <w:r/>
+            <w:r>
+              <w:rPr>
+                <w:rFonts w:ascii="Verdana" w:hAnsi="Verdana"/>
+                <w:sz w:val="16"/>
+              </w:rPr>
               <w:t>°</w:t>
             </w:r>
           </w:p>
@@ -280,6 +763,9 @@
             <w:tcW w:type="dxa" w:w="1514"/>
           </w:tcPr>
           <w:p>
+            <w:pPr>
+              <w:spacing w:before="20" w:after="20"/>
+            </w:pPr>
             <w:r/>
             <w:r>
               <w:rPr>
@@ -296,6 +782,9 @@
             <w:tcW w:type="dxa" w:w="1514"/>
           </w:tcPr>
           <w:p>
+            <w:pPr>
+              <w:spacing w:before="20" w:after="20"/>
+            </w:pPr>
             <w:r/>
             <w:r>
               <w:rPr>
@@ -303,70 +792,6 @@
                 <w:b w:val="0"/>
                 <w:sz w:val="16"/>
               </w:rPr>
-              <w:t>-9000000</w:t>
-            </w:r>
-          </w:p>
-        </w:tc>
-        <w:tc>
-          <w:tcPr>
-            <w:tcW w:type="dxa" w:w="1514"/>
-          </w:tcPr>
-          <w:p>
-            <w:r/>
-            <w:r>
-              <w:rPr>
-                <w:rFonts w:ascii="Verdana" w:hAnsi="Verdana"/>
-                <w:b w:val="0"/>
-                <w:sz w:val="16"/>
-              </w:rPr>
-              <w:t>25</w:t>
-            </w:r>
-          </w:p>
-        </w:tc>
-        <w:tc>
-          <w:tcPr>
-            <w:tcW w:type="dxa" w:w="1514"/>
-          </w:tcPr>
-          <w:p>
-            <w:r/>
-            <w:r>
-              <w:rPr>
-                <w:rFonts w:ascii="Verdana" w:hAnsi="Verdana"/>
-                <w:b w:val="0"/>
-                <w:sz w:val="16"/>
-              </w:rPr>
-              <w:t>°</w:t>
-            </w:r>
-          </w:p>
-        </w:tc>
-        <w:tc>
-          <w:tcPr>
-            <w:tcW w:type="dxa" w:w="1514"/>
-          </w:tcPr>
-          <w:p>
-            <w:r/>
-            <w:r>
-              <w:rPr>
-                <w:rFonts w:ascii="Verdana" w:hAnsi="Verdana"/>
-                <w:b w:val="0"/>
-                <w:sz w:val="16"/>
-              </w:rPr>
-              <w:t>5</w:t>
-            </w:r>
-          </w:p>
-        </w:tc>
-        <w:tc>
-          <w:tcPr>
-            <w:tcW w:type="dxa" w:w="1514"/>
-          </w:tcPr>
-          <w:p>
-            <w:r/>
-            <w:r>
-              <w:rPr>
-                <w:rFonts w:ascii="Verdana" w:hAnsi="Verdana"/>
-                <w:b w:val="0"/>
-                <w:sz w:val="16"/>
-              </w:rPr>
               <w:t>7</w:t>
             </w:r>
           </w:p>
@@ -376,6 +801,9 @@
             <w:tcW w:type="dxa" w:w="1514"/>
           </w:tcPr>
           <w:p>
+            <w:pPr>
+              <w:spacing w:before="20" w:after="20"/>
+            </w:pPr>
             <w:r/>
             <w:r>
               <w:rPr>
@@ -396,6 +824,9 @@
             <w:tcW w:type="dxa" w:w="1514"/>
           </w:tcPr>
           <w:p>
+            <w:pPr>
+              <w:spacing w:before="20" w:after="20"/>
+            </w:pPr>
             <w:r/>
             <w:r>
               <w:rPr>
@@ -412,6 +843,9 @@
             <w:tcW w:type="dxa" w:w="1514"/>
           </w:tcPr>
           <w:p>
+            <w:pPr>
+              <w:spacing w:before="20" w:after="20"/>
+            </w:pPr>
             <w:r/>
             <w:r>
               <w:rPr>
@@ -428,6 +862,27 @@
             <w:tcW w:type="dxa" w:w="1514"/>
           </w:tcPr>
           <w:p>
+            <w:pPr>
+              <w:spacing w:before="20" w:after="20"/>
+            </w:pPr>
+            <w:r/>
+            <w:r>
+              <w:rPr>
+                <w:rFonts w:ascii="Verdana" w:hAnsi="Verdana"/>
+                <w:sz w:val="16"/>
+              </w:rPr>
+              <w:t>°</w:t>
+            </w:r>
+          </w:p>
+        </w:tc>
+        <w:tc>
+          <w:tcPr>
+            <w:tcW w:type="dxa" w:w="1514"/>
+          </w:tcPr>
+          <w:p>
+            <w:pPr>
+              <w:spacing w:before="20" w:after="20"/>
+            </w:pPr>
             <w:r/>
             <w:r>
               <w:rPr>
@@ -435,6 +890,62 @@
                 <w:b w:val="0"/>
                 <w:sz w:val="16"/>
               </w:rPr>
+              <w:t>2</w:t>
+            </w:r>
+          </w:p>
+        </w:tc>
+        <w:tc>
+          <w:tcPr>
+            <w:tcW w:type="dxa" w:w="1514"/>
+          </w:tcPr>
+          <w:p>
+            <w:pPr>
+              <w:spacing w:before="20" w:after="20"/>
+            </w:pPr>
+            <w:r/>
+            <w:r>
+              <w:rPr>
+                <w:rFonts w:ascii="Verdana" w:hAnsi="Verdana"/>
+                <w:b w:val="0"/>
+                <w:sz w:val="16"/>
+              </w:rPr>
+              <w:t>-9000</w:t>
+            </w:r>
+          </w:p>
+        </w:tc>
+        <w:tc>
+          <w:tcPr>
+            <w:tcW w:type="dxa" w:w="1514"/>
+          </w:tcPr>
+          <w:p>
+            <w:pPr>
+              <w:spacing w:before="20" w:after="20"/>
+            </w:pPr>
+            <w:r/>
+            <w:r>
+              <w:rPr>
+                <w:rFonts w:ascii="Verdana" w:hAnsi="Verdana"/>
+                <w:b w:val="0"/>
+                <w:sz w:val="16"/>
+              </w:rPr>
+              <w:t>15</w:t>
+            </w:r>
+          </w:p>
+        </w:tc>
+        <w:tc>
+          <w:tcPr>
+            <w:tcW w:type="dxa" w:w="1514"/>
+          </w:tcPr>
+          <w:p>
+            <w:pPr>
+              <w:spacing w:before="20" w:after="20"/>
+            </w:pPr>
+            <w:r/>
+            <w:r>
+              <w:rPr>
+                <w:rFonts w:ascii="Verdana" w:hAnsi="Verdana"/>
+                <w:sz w:val="16"/>
+              </w:rPr>
               <w:t>°</w:t>
             </w:r>
           </w:p>
@@ -444,6 +955,9 @@
             <w:tcW w:type="dxa" w:w="1514"/>
           </w:tcPr>
           <w:p>
+            <w:pPr>
+              <w:spacing w:before="20" w:after="20"/>
+            </w:pPr>
             <w:r/>
             <w:r>
               <w:rPr>
@@ -460,6 +974,9 @@
             <w:tcW w:type="dxa" w:w="1514"/>
           </w:tcPr>
           <w:p>
+            <w:pPr>
+              <w:spacing w:before="20" w:after="20"/>
+            </w:pPr>
             <w:r/>
             <w:r>
               <w:rPr>
@@ -467,70 +984,6 @@
                 <w:b w:val="0"/>
                 <w:sz w:val="16"/>
               </w:rPr>
-              <w:t>-9000</w:t>
-            </w:r>
-          </w:p>
-        </w:tc>
-        <w:tc>
-          <w:tcPr>
-            <w:tcW w:type="dxa" w:w="1514"/>
-          </w:tcPr>
-          <w:p>
-            <w:r/>
-            <w:r>
-              <w:rPr>
-                <w:rFonts w:ascii="Verdana" w:hAnsi="Verdana"/>
-                <w:b w:val="0"/>
-                <w:sz w:val="16"/>
-              </w:rPr>
-              <w:t>15</w:t>
-            </w:r>
-          </w:p>
-        </w:tc>
-        <w:tc>
-          <w:tcPr>
-            <w:tcW w:type="dxa" w:w="1514"/>
-          </w:tcPr>
-          <w:p>
-            <w:r/>
-            <w:r>
-              <w:rPr>
-                <w:rFonts w:ascii="Verdana" w:hAnsi="Verdana"/>
-                <w:b w:val="0"/>
-                <w:sz w:val="16"/>
-              </w:rPr>
-              <w:t>°</w:t>
-            </w:r>
-          </w:p>
-        </w:tc>
-        <w:tc>
-          <w:tcPr>
-            <w:tcW w:type="dxa" w:w="1514"/>
-          </w:tcPr>
-          <w:p>
-            <w:r/>
-            <w:r>
-              <w:rPr>
-                <w:rFonts w:ascii="Verdana" w:hAnsi="Verdana"/>
-                <w:b w:val="0"/>
-                <w:sz w:val="16"/>
-              </w:rPr>
-              <w:t>2</w:t>
-            </w:r>
-          </w:p>
-        </w:tc>
-        <w:tc>
-          <w:tcPr>
-            <w:tcW w:type="dxa" w:w="1514"/>
-          </w:tcPr>
-          <w:p>
-            <w:r/>
-            <w:r>
-              <w:rPr>
-                <w:rFonts w:ascii="Verdana" w:hAnsi="Verdana"/>
-                <w:b w:val="0"/>
-                <w:sz w:val="16"/>
-              </w:rPr>
               <w:t>4</w:t>
             </w:r>
           </w:p>
@@ -540,6 +993,9 @@
             <w:tcW w:type="dxa" w:w="1514"/>
           </w:tcPr>
           <w:p>
+            <w:pPr>
+              <w:spacing w:before="20" w:after="20"/>
+            </w:pPr>
             <w:r/>
             <w:r>
               <w:rPr>
@@ -560,6 +1016,9 @@
             <w:tcW w:type="dxa" w:w="1514"/>
           </w:tcPr>
           <w:p>
+            <w:pPr>
+              <w:spacing w:before="20" w:after="20"/>
+            </w:pPr>
             <w:r/>
             <w:r>
               <w:rPr>
@@ -576,6 +1035,9 @@
             <w:tcW w:type="dxa" w:w="1514"/>
           </w:tcPr>
           <w:p>
+            <w:pPr>
+              <w:spacing w:before="20" w:after="20"/>
+            </w:pPr>
             <w:r/>
             <w:r>
               <w:rPr>
@@ -592,6 +1054,27 @@
             <w:tcW w:type="dxa" w:w="1514"/>
           </w:tcPr>
           <w:p>
+            <w:pPr>
+              <w:spacing w:before="20" w:after="20"/>
+            </w:pPr>
+            <w:r/>
+            <w:r>
+              <w:rPr>
+                <w:rFonts w:ascii="Verdana" w:hAnsi="Verdana"/>
+                <w:sz w:val="16"/>
+              </w:rPr>
+              <w:t>°</w:t>
+            </w:r>
+          </w:p>
+        </w:tc>
+        <w:tc>
+          <w:tcPr>
+            <w:tcW w:type="dxa" w:w="1514"/>
+          </w:tcPr>
+          <w:p>
+            <w:pPr>
+              <w:spacing w:before="20" w:after="20"/>
+            </w:pPr>
             <w:r/>
             <w:r>
               <w:rPr>
@@ -599,6 +1082,62 @@
                 <w:b w:val="0"/>
                 <w:sz w:val="16"/>
               </w:rPr>
+              <w:t>5</w:t>
+            </w:r>
+          </w:p>
+        </w:tc>
+        <w:tc>
+          <w:tcPr>
+            <w:tcW w:type="dxa" w:w="1514"/>
+          </w:tcPr>
+          <w:p>
+            <w:pPr>
+              <w:spacing w:before="20" w:after="20"/>
+            </w:pPr>
+            <w:r/>
+            <w:r>
+              <w:rPr>
+                <w:rFonts w:ascii="Verdana" w:hAnsi="Verdana"/>
+                <w:b w:val="0"/>
+                <w:sz w:val="16"/>
+              </w:rPr>
+              <w:t>-9000000</w:t>
+            </w:r>
+          </w:p>
+        </w:tc>
+        <w:tc>
+          <w:tcPr>
+            <w:tcW w:type="dxa" w:w="1514"/>
+          </w:tcPr>
+          <w:p>
+            <w:pPr>
+              <w:spacing w:before="20" w:after="20"/>
+            </w:pPr>
+            <w:r/>
+            <w:r>
+              <w:rPr>
+                <w:rFonts w:ascii="Verdana" w:hAnsi="Verdana"/>
+                <w:b w:val="0"/>
+                <w:sz w:val="16"/>
+              </w:rPr>
+              <w:t>25</w:t>
+            </w:r>
+          </w:p>
+        </w:tc>
+        <w:tc>
+          <w:tcPr>
+            <w:tcW w:type="dxa" w:w="1514"/>
+          </w:tcPr>
+          <w:p>
+            <w:pPr>
+              <w:spacing w:before="20" w:after="20"/>
+            </w:pPr>
+            <w:r/>
+            <w:r>
+              <w:rPr>
+                <w:rFonts w:ascii="Verdana" w:hAnsi="Verdana"/>
+                <w:sz w:val="16"/>
+              </w:rPr>
               <w:t>°</w:t>
             </w:r>
           </w:p>
@@ -608,6 +1147,9 @@
             <w:tcW w:type="dxa" w:w="1514"/>
           </w:tcPr>
           <w:p>
+            <w:pPr>
+              <w:spacing w:before="20" w:after="20"/>
+            </w:pPr>
             <w:r/>
             <w:r>
               <w:rPr>
@@ -624,6 +1166,9 @@
             <w:tcW w:type="dxa" w:w="1514"/>
           </w:tcPr>
           <w:p>
+            <w:pPr>
+              <w:spacing w:before="20" w:after="20"/>
+            </w:pPr>
             <w:r/>
             <w:r>
               <w:rPr>
@@ -631,70 +1176,6 @@
                 <w:b w:val="0"/>
                 <w:sz w:val="16"/>
               </w:rPr>
-              <w:t>-9000000</w:t>
-            </w:r>
-          </w:p>
-        </w:tc>
-        <w:tc>
-          <w:tcPr>
-            <w:tcW w:type="dxa" w:w="1514"/>
-          </w:tcPr>
-          <w:p>
-            <w:r/>
-            <w:r>
-              <w:rPr>
-                <w:rFonts w:ascii="Verdana" w:hAnsi="Verdana"/>
-                <w:b w:val="0"/>
-                <w:sz w:val="16"/>
-              </w:rPr>
-              <w:t>25</w:t>
-            </w:r>
-          </w:p>
-        </w:tc>
-        <w:tc>
-          <w:tcPr>
-            <w:tcW w:type="dxa" w:w="1514"/>
-          </w:tcPr>
-          <w:p>
-            <w:r/>
-            <w:r>
-              <w:rPr>
-                <w:rFonts w:ascii="Verdana" w:hAnsi="Verdana"/>
-                <w:b w:val="0"/>
-                <w:sz w:val="16"/>
-              </w:rPr>
-              <w:t>°</w:t>
-            </w:r>
-          </w:p>
-        </w:tc>
-        <w:tc>
-          <w:tcPr>
-            <w:tcW w:type="dxa" w:w="1514"/>
-          </w:tcPr>
-          <w:p>
-            <w:r/>
-            <w:r>
-              <w:rPr>
-                <w:rFonts w:ascii="Verdana" w:hAnsi="Verdana"/>
-                <w:b w:val="0"/>
-                <w:sz w:val="16"/>
-              </w:rPr>
-              <w:t>5</w:t>
-            </w:r>
-          </w:p>
-        </w:tc>
-        <w:tc>
-          <w:tcPr>
-            <w:tcW w:type="dxa" w:w="1514"/>
-          </w:tcPr>
-          <w:p>
-            <w:r/>
-            <w:r>
-              <w:rPr>
-                <w:rFonts w:ascii="Verdana" w:hAnsi="Verdana"/>
-                <w:b w:val="0"/>
-                <w:sz w:val="16"/>
-              </w:rPr>
               <w:t>7</w:t>
             </w:r>
           </w:p>
@@ -704,6 +1185,9 @@
             <w:tcW w:type="dxa" w:w="1514"/>
           </w:tcPr>
           <w:p>
+            <w:pPr>
+              <w:spacing w:before="20" w:after="20"/>
+            </w:pPr>
             <w:r/>
             <w:r>
               <w:rPr>
@@ -724,6 +1208,9 @@
             <w:tcW w:type="dxa" w:w="1514"/>
           </w:tcPr>
           <w:p>
+            <w:pPr>
+              <w:spacing w:before="20" w:after="20"/>
+            </w:pPr>
             <w:r/>
             <w:r>
               <w:rPr>
@@ -740,6 +1227,9 @@
             <w:tcW w:type="dxa" w:w="1514"/>
           </w:tcPr>
           <w:p>
+            <w:pPr>
+              <w:spacing w:before="20" w:after="20"/>
+            </w:pPr>
             <w:r/>
             <w:r>
               <w:rPr>
@@ -756,6 +1246,27 @@
             <w:tcW w:type="dxa" w:w="1514"/>
           </w:tcPr>
           <w:p>
+            <w:pPr>
+              <w:spacing w:before="20" w:after="20"/>
+            </w:pPr>
+            <w:r/>
+            <w:r>
+              <w:rPr>
+                <w:rFonts w:ascii="Verdana" w:hAnsi="Verdana"/>
+                <w:sz w:val="16"/>
+              </w:rPr>
+              <w:t>°</w:t>
+            </w:r>
+          </w:p>
+        </w:tc>
+        <w:tc>
+          <w:tcPr>
+            <w:tcW w:type="dxa" w:w="1514"/>
+          </w:tcPr>
+          <w:p>
+            <w:pPr>
+              <w:spacing w:before="20" w:after="20"/>
+            </w:pPr>
             <w:r/>
             <w:r>
               <w:rPr>
@@ -763,6 +1274,62 @@
                 <w:b w:val="0"/>
                 <w:sz w:val="16"/>
               </w:rPr>
+              <w:t>2</w:t>
+            </w:r>
+          </w:p>
+        </w:tc>
+        <w:tc>
+          <w:tcPr>
+            <w:tcW w:type="dxa" w:w="1514"/>
+          </w:tcPr>
+          <w:p>
+            <w:pPr>
+              <w:spacing w:before="20" w:after="20"/>
+            </w:pPr>
+            <w:r/>
+            <w:r>
+              <w:rPr>
+                <w:rFonts w:ascii="Verdana" w:hAnsi="Verdana"/>
+                <w:b w:val="0"/>
+                <w:sz w:val="16"/>
+              </w:rPr>
+              <w:t>-9000</w:t>
+            </w:r>
+          </w:p>
+        </w:tc>
+        <w:tc>
+          <w:tcPr>
+            <w:tcW w:type="dxa" w:w="1514"/>
+          </w:tcPr>
+          <w:p>
+            <w:pPr>
+              <w:spacing w:before="20" w:after="20"/>
+            </w:pPr>
+            <w:r/>
+            <w:r>
+              <w:rPr>
+                <w:rFonts w:ascii="Verdana" w:hAnsi="Verdana"/>
+                <w:b w:val="0"/>
+                <w:sz w:val="16"/>
+              </w:rPr>
+              <w:t>15</w:t>
+            </w:r>
+          </w:p>
+        </w:tc>
+        <w:tc>
+          <w:tcPr>
+            <w:tcW w:type="dxa" w:w="1514"/>
+          </w:tcPr>
+          <w:p>
+            <w:pPr>
+              <w:spacing w:before="20" w:after="20"/>
+            </w:pPr>
+            <w:r/>
+            <w:r>
+              <w:rPr>
+                <w:rFonts w:ascii="Verdana" w:hAnsi="Verdana"/>
+                <w:sz w:val="16"/>
+              </w:rPr>
               <w:t>°</w:t>
             </w:r>
           </w:p>
@@ -772,6 +1339,9 @@
             <w:tcW w:type="dxa" w:w="1514"/>
           </w:tcPr>
           <w:p>
+            <w:pPr>
+              <w:spacing w:before="20" w:after="20"/>
+            </w:pPr>
             <w:r/>
             <w:r>
               <w:rPr>
@@ -788,6 +1358,9 @@
             <w:tcW w:type="dxa" w:w="1514"/>
           </w:tcPr>
           <w:p>
+            <w:pPr>
+              <w:spacing w:before="20" w:after="20"/>
+            </w:pPr>
             <w:r/>
             <w:r>
               <w:rPr>
@@ -795,70 +1368,6 @@
                 <w:b w:val="0"/>
                 <w:sz w:val="16"/>
               </w:rPr>
-              <w:t>-9000</w:t>
-            </w:r>
-          </w:p>
-        </w:tc>
-        <w:tc>
-          <w:tcPr>
-            <w:tcW w:type="dxa" w:w="1514"/>
-          </w:tcPr>
-          <w:p>
-            <w:r/>
-            <w:r>
-              <w:rPr>
-                <w:rFonts w:ascii="Verdana" w:hAnsi="Verdana"/>
-                <w:b w:val="0"/>
-                <w:sz w:val="16"/>
-              </w:rPr>
-              <w:t>15</w:t>
-            </w:r>
-          </w:p>
-        </w:tc>
-        <w:tc>
-          <w:tcPr>
-            <w:tcW w:type="dxa" w:w="1514"/>
-          </w:tcPr>
-          <w:p>
-            <w:r/>
-            <w:r>
-              <w:rPr>
-                <w:rFonts w:ascii="Verdana" w:hAnsi="Verdana"/>
-                <w:b w:val="0"/>
-                <w:sz w:val="16"/>
-              </w:rPr>
-              <w:t>°</w:t>
-            </w:r>
-          </w:p>
-        </w:tc>
-        <w:tc>
-          <w:tcPr>
-            <w:tcW w:type="dxa" w:w="1514"/>
-          </w:tcPr>
-          <w:p>
-            <w:r/>
-            <w:r>
-              <w:rPr>
-                <w:rFonts w:ascii="Verdana" w:hAnsi="Verdana"/>
-                <w:b w:val="0"/>
-                <w:sz w:val="16"/>
-              </w:rPr>
-              <w:t>2</w:t>
-            </w:r>
-          </w:p>
-        </w:tc>
-        <w:tc>
-          <w:tcPr>
-            <w:tcW w:type="dxa" w:w="1514"/>
-          </w:tcPr>
-          <w:p>
-            <w:r/>
-            <w:r>
-              <w:rPr>
-                <w:rFonts w:ascii="Verdana" w:hAnsi="Verdana"/>
-                <w:b w:val="0"/>
-                <w:sz w:val="16"/>
-              </w:rPr>
               <w:t>4</w:t>
             </w:r>
           </w:p>
@@ -868,6 +1377,9 @@
             <w:tcW w:type="dxa" w:w="1514"/>
           </w:tcPr>
           <w:p>
+            <w:pPr>
+              <w:spacing w:before="20" w:after="20"/>
+            </w:pPr>
             <w:r/>
             <w:r>
               <w:rPr>
@@ -888,6 +1400,9 @@
             <w:tcW w:type="dxa" w:w="1514"/>
           </w:tcPr>
           <w:p>
+            <w:pPr>
+              <w:spacing w:before="20" w:after="20"/>
+            </w:pPr>
             <w:r/>
             <w:r>
               <w:rPr>
@@ -904,6 +1419,9 @@
             <w:tcW w:type="dxa" w:w="1514"/>
           </w:tcPr>
           <w:p>
+            <w:pPr>
+              <w:spacing w:before="20" w:after="20"/>
+            </w:pPr>
             <w:r/>
             <w:r>
               <w:rPr>
@@ -920,6 +1438,27 @@
             <w:tcW w:type="dxa" w:w="1514"/>
           </w:tcPr>
           <w:p>
+            <w:pPr>
+              <w:spacing w:before="20" w:after="20"/>
+            </w:pPr>
+            <w:r/>
+            <w:r>
+              <w:rPr>
+                <w:rFonts w:ascii="Verdana" w:hAnsi="Verdana"/>
+                <w:sz w:val="16"/>
+              </w:rPr>
+              <w:t>°</w:t>
+            </w:r>
+          </w:p>
+        </w:tc>
+        <w:tc>
+          <w:tcPr>
+            <w:tcW w:type="dxa" w:w="1514"/>
+          </w:tcPr>
+          <w:p>
+            <w:pPr>
+              <w:spacing w:before="20" w:after="20"/>
+            </w:pPr>
             <w:r/>
             <w:r>
               <w:rPr>
@@ -927,6 +1466,62 @@
                 <w:b w:val="0"/>
                 <w:sz w:val="16"/>
               </w:rPr>
+              <w:t>5</w:t>
+            </w:r>
+          </w:p>
+        </w:tc>
+        <w:tc>
+          <w:tcPr>
+            <w:tcW w:type="dxa" w:w="1514"/>
+          </w:tcPr>
+          <w:p>
+            <w:pPr>
+              <w:spacing w:before="20" w:after="20"/>
+            </w:pPr>
+            <w:r/>
+            <w:r>
+              <w:rPr>
+                <w:rFonts w:ascii="Verdana" w:hAnsi="Verdana"/>
+                <w:b w:val="0"/>
+                <w:sz w:val="16"/>
+              </w:rPr>
+              <w:t>-9000000</w:t>
+            </w:r>
+          </w:p>
+        </w:tc>
+        <w:tc>
+          <w:tcPr>
+            <w:tcW w:type="dxa" w:w="1514"/>
+          </w:tcPr>
+          <w:p>
+            <w:pPr>
+              <w:spacing w:before="20" w:after="20"/>
+            </w:pPr>
+            <w:r/>
+            <w:r>
+              <w:rPr>
+                <w:rFonts w:ascii="Verdana" w:hAnsi="Verdana"/>
+                <w:b w:val="0"/>
+                <w:sz w:val="16"/>
+              </w:rPr>
+              <w:t>25</w:t>
+            </w:r>
+          </w:p>
+        </w:tc>
+        <w:tc>
+          <w:tcPr>
+            <w:tcW w:type="dxa" w:w="1514"/>
+          </w:tcPr>
+          <w:p>
+            <w:pPr>
+              <w:spacing w:before="20" w:after="20"/>
+            </w:pPr>
+            <w:r/>
+            <w:r>
+              <w:rPr>
+                <w:rFonts w:ascii="Verdana" w:hAnsi="Verdana"/>
+                <w:sz w:val="16"/>
+              </w:rPr>
               <w:t>°</w:t>
             </w:r>
           </w:p>
@@ -936,6 +1531,9 @@
             <w:tcW w:type="dxa" w:w="1514"/>
           </w:tcPr>
           <w:p>
+            <w:pPr>
+              <w:spacing w:before="20" w:after="20"/>
+            </w:pPr>
             <w:r/>
             <w:r>
               <w:rPr>
@@ -952,6 +1550,9 @@
             <w:tcW w:type="dxa" w:w="1514"/>
           </w:tcPr>
           <w:p>
+            <w:pPr>
+              <w:spacing w:before="20" w:after="20"/>
+            </w:pPr>
             <w:r/>
             <w:r>
               <w:rPr>
@@ -959,70 +1560,6 @@
                 <w:b w:val="0"/>
                 <w:sz w:val="16"/>
               </w:rPr>
-              <w:t>-9000000</w:t>
-            </w:r>
-          </w:p>
-        </w:tc>
-        <w:tc>
-          <w:tcPr>
-            <w:tcW w:type="dxa" w:w="1514"/>
-          </w:tcPr>
-          <w:p>
-            <w:r/>
-            <w:r>
-              <w:rPr>
-                <w:rFonts w:ascii="Verdana" w:hAnsi="Verdana"/>
-                <w:b w:val="0"/>
-                <w:sz w:val="16"/>
-              </w:rPr>
-              <w:t>25</w:t>
-            </w:r>
-          </w:p>
-        </w:tc>
-        <w:tc>
-          <w:tcPr>
-            <w:tcW w:type="dxa" w:w="1514"/>
-          </w:tcPr>
-          <w:p>
-            <w:r/>
-            <w:r>
-              <w:rPr>
-                <w:rFonts w:ascii="Verdana" w:hAnsi="Verdana"/>
-                <w:b w:val="0"/>
-                <w:sz w:val="16"/>
-              </w:rPr>
-              <w:t>°</w:t>
-            </w:r>
-          </w:p>
-        </w:tc>
-        <w:tc>
-          <w:tcPr>
-            <w:tcW w:type="dxa" w:w="1514"/>
-          </w:tcPr>
-          <w:p>
-            <w:r/>
-            <w:r>
-              <w:rPr>
-                <w:rFonts w:ascii="Verdana" w:hAnsi="Verdana"/>
-                <w:b w:val="0"/>
-                <w:sz w:val="16"/>
-              </w:rPr>
-              <w:t>5</w:t>
-            </w:r>
-          </w:p>
-        </w:tc>
-        <w:tc>
-          <w:tcPr>
-            <w:tcW w:type="dxa" w:w="1514"/>
-          </w:tcPr>
-          <w:p>
-            <w:r/>
-            <w:r>
-              <w:rPr>
-                <w:rFonts w:ascii="Verdana" w:hAnsi="Verdana"/>
-                <w:b w:val="0"/>
-                <w:sz w:val="16"/>
-              </w:rPr>
               <w:t>7</w:t>
             </w:r>
           </w:p>
@@ -1032,6 +1569,9 @@
             <w:tcW w:type="dxa" w:w="1514"/>
           </w:tcPr>
           <w:p>
+            <w:pPr>
+              <w:spacing w:before="20" w:after="20"/>
+            </w:pPr>
             <w:r/>
             <w:r>
               <w:rPr>
@@ -1052,6 +1592,9 @@
             <w:tcW w:type="dxa" w:w="1514"/>
           </w:tcPr>
           <w:p>
+            <w:pPr>
+              <w:spacing w:before="20" w:after="20"/>
+            </w:pPr>
             <w:r/>
             <w:r>
               <w:rPr>
@@ -1068,6 +1611,9 @@
             <w:tcW w:type="dxa" w:w="1514"/>
           </w:tcPr>
           <w:p>
+            <w:pPr>
+              <w:spacing w:before="20" w:after="20"/>
+            </w:pPr>
             <w:r/>
             <w:r>
               <w:rPr>
@@ -1084,6 +1630,27 @@
             <w:tcW w:type="dxa" w:w="1514"/>
           </w:tcPr>
           <w:p>
+            <w:pPr>
+              <w:spacing w:before="20" w:after="20"/>
+            </w:pPr>
+            <w:r/>
+            <w:r>
+              <w:rPr>
+                <w:rFonts w:ascii="Verdana" w:hAnsi="Verdana"/>
+                <w:sz w:val="16"/>
+              </w:rPr>
+              <w:t>°</w:t>
+            </w:r>
+          </w:p>
+        </w:tc>
+        <w:tc>
+          <w:tcPr>
+            <w:tcW w:type="dxa" w:w="1514"/>
+          </w:tcPr>
+          <w:p>
+            <w:pPr>
+              <w:spacing w:before="20" w:after="20"/>
+            </w:pPr>
             <w:r/>
             <w:r>
               <w:rPr>
@@ -1091,6 +1658,62 @@
                 <w:b w:val="0"/>
                 <w:sz w:val="16"/>
               </w:rPr>
+              <w:t>2</w:t>
+            </w:r>
+          </w:p>
+        </w:tc>
+        <w:tc>
+          <w:tcPr>
+            <w:tcW w:type="dxa" w:w="1514"/>
+          </w:tcPr>
+          <w:p>
+            <w:pPr>
+              <w:spacing w:before="20" w:after="20"/>
+            </w:pPr>
+            <w:r/>
+            <w:r>
+              <w:rPr>
+                <w:rFonts w:ascii="Verdana" w:hAnsi="Verdana"/>
+                <w:b w:val="0"/>
+                <w:sz w:val="16"/>
+              </w:rPr>
+              <w:t>-9000</w:t>
+            </w:r>
+          </w:p>
+        </w:tc>
+        <w:tc>
+          <w:tcPr>
+            <w:tcW w:type="dxa" w:w="1514"/>
+          </w:tcPr>
+          <w:p>
+            <w:pPr>
+              <w:spacing w:before="20" w:after="20"/>
+            </w:pPr>
+            <w:r/>
+            <w:r>
+              <w:rPr>
+                <w:rFonts w:ascii="Verdana" w:hAnsi="Verdana"/>
+                <w:b w:val="0"/>
+                <w:sz w:val="16"/>
+              </w:rPr>
+              <w:t>15</w:t>
+            </w:r>
+          </w:p>
+        </w:tc>
+        <w:tc>
+          <w:tcPr>
+            <w:tcW w:type="dxa" w:w="1514"/>
+          </w:tcPr>
+          <w:p>
+            <w:pPr>
+              <w:spacing w:before="20" w:after="20"/>
+            </w:pPr>
+            <w:r/>
+            <w:r>
+              <w:rPr>
+                <w:rFonts w:ascii="Verdana" w:hAnsi="Verdana"/>
+                <w:sz w:val="16"/>
+              </w:rPr>
               <w:t>°</w:t>
             </w:r>
           </w:p>
@@ -1100,6 +1723,9 @@
             <w:tcW w:type="dxa" w:w="1514"/>
           </w:tcPr>
           <w:p>
+            <w:pPr>
+              <w:spacing w:before="20" w:after="20"/>
+            </w:pPr>
             <w:r/>
             <w:r>
               <w:rPr>
@@ -1116,6 +1742,9 @@
             <w:tcW w:type="dxa" w:w="1514"/>
           </w:tcPr>
           <w:p>
+            <w:pPr>
+              <w:spacing w:before="20" w:after="20"/>
+            </w:pPr>
             <w:r/>
             <w:r>
               <w:rPr>
@@ -1123,70 +1752,6 @@
                 <w:b w:val="0"/>
                 <w:sz w:val="16"/>
               </w:rPr>
-              <w:t>-9000</w:t>
-            </w:r>
-          </w:p>
-        </w:tc>
-        <w:tc>
-          <w:tcPr>
-            <w:tcW w:type="dxa" w:w="1514"/>
-          </w:tcPr>
-          <w:p>
-            <w:r/>
-            <w:r>
-              <w:rPr>
-                <w:rFonts w:ascii="Verdana" w:hAnsi="Verdana"/>
-                <w:b w:val="0"/>
-                <w:sz w:val="16"/>
-              </w:rPr>
-              <w:t>15</w:t>
-            </w:r>
-          </w:p>
-        </w:tc>
-        <w:tc>
-          <w:tcPr>
-            <w:tcW w:type="dxa" w:w="1514"/>
-          </w:tcPr>
-          <w:p>
-            <w:r/>
-            <w:r>
-              <w:rPr>
-                <w:rFonts w:ascii="Verdana" w:hAnsi="Verdana"/>
-                <w:b w:val="0"/>
-                <w:sz w:val="16"/>
-              </w:rPr>
-              <w:t>°</w:t>
-            </w:r>
-          </w:p>
-        </w:tc>
-        <w:tc>
-          <w:tcPr>
-            <w:tcW w:type="dxa" w:w="1514"/>
-          </w:tcPr>
-          <w:p>
-            <w:r/>
-            <w:r>
-              <w:rPr>
-                <w:rFonts w:ascii="Verdana" w:hAnsi="Verdana"/>
-                <w:b w:val="0"/>
-                <w:sz w:val="16"/>
-              </w:rPr>
-              <w:t>2</w:t>
-            </w:r>
-          </w:p>
-        </w:tc>
-        <w:tc>
-          <w:tcPr>
-            <w:tcW w:type="dxa" w:w="1514"/>
-          </w:tcPr>
-          <w:p>
-            <w:r/>
-            <w:r>
-              <w:rPr>
-                <w:rFonts w:ascii="Verdana" w:hAnsi="Verdana"/>
-                <w:b w:val="0"/>
-                <w:sz w:val="16"/>
-              </w:rPr>
               <w:t>4</w:t>
             </w:r>
           </w:p>
@@ -1196,6 +1761,9 @@
             <w:tcW w:type="dxa" w:w="1514"/>
           </w:tcPr>
           <w:p>
+            <w:pPr>
+              <w:spacing w:before="20" w:after="20"/>
+            </w:pPr>
             <w:r/>
             <w:r>
               <w:rPr>
@@ -1216,6 +1784,9 @@
             <w:tcW w:type="dxa" w:w="1514"/>
           </w:tcPr>
           <w:p>
+            <w:pPr>
+              <w:spacing w:before="20" w:after="20"/>
+            </w:pPr>
             <w:r/>
             <w:r>
               <w:rPr>
@@ -1232,6 +1803,9 @@
             <w:tcW w:type="dxa" w:w="1514"/>
           </w:tcPr>
           <w:p>
+            <w:pPr>
+              <w:spacing w:before="20" w:after="20"/>
+            </w:pPr>
             <w:r/>
             <w:r>
               <w:rPr>
@@ -1248,6 +1822,27 @@
             <w:tcW w:type="dxa" w:w="1514"/>
           </w:tcPr>
           <w:p>
+            <w:pPr>
+              <w:spacing w:before="20" w:after="20"/>
+            </w:pPr>
+            <w:r/>
+            <w:r>
+              <w:rPr>
+                <w:rFonts w:ascii="Verdana" w:hAnsi="Verdana"/>
+                <w:sz w:val="16"/>
+              </w:rPr>
+              <w:t>grado verdadero</w:t>
+            </w:r>
+          </w:p>
+        </w:tc>
+        <w:tc>
+          <w:tcPr>
+            <w:tcW w:type="dxa" w:w="1514"/>
+          </w:tcPr>
+          <w:p>
+            <w:pPr>
+              <w:spacing w:before="20" w:after="20"/>
+            </w:pPr>
             <w:r/>
             <w:r>
               <w:rPr>
@@ -1255,6 +1850,62 @@
                 <w:b w:val="0"/>
                 <w:sz w:val="16"/>
               </w:rPr>
+              <w:t>2</w:t>
+            </w:r>
+          </w:p>
+        </w:tc>
+        <w:tc>
+          <w:tcPr>
+            <w:tcW w:type="dxa" w:w="1514"/>
+          </w:tcPr>
+          <w:p>
+            <w:pPr>
+              <w:spacing w:before="20" w:after="20"/>
+            </w:pPr>
+            <w:r/>
+            <w:r>
+              <w:rPr>
+                <w:rFonts w:ascii="Verdana" w:hAnsi="Verdana"/>
+                <w:b w:val="0"/>
+                <w:sz w:val="16"/>
+              </w:rPr>
+              <w:t>0</w:t>
+            </w:r>
+          </w:p>
+        </w:tc>
+        <w:tc>
+          <w:tcPr>
+            <w:tcW w:type="dxa" w:w="1514"/>
+          </w:tcPr>
+          <w:p>
+            <w:pPr>
+              <w:spacing w:before="20" w:after="20"/>
+            </w:pPr>
+            <w:r/>
+            <w:r>
+              <w:rPr>
+                <w:rFonts w:ascii="Verdana" w:hAnsi="Verdana"/>
+                <w:b w:val="0"/>
+                <w:sz w:val="16"/>
+              </w:rPr>
+              <w:t>16</w:t>
+            </w:r>
+          </w:p>
+        </w:tc>
+        <w:tc>
+          <w:tcPr>
+            <w:tcW w:type="dxa" w:w="1514"/>
+          </w:tcPr>
+          <w:p>
+            <w:pPr>
+              <w:spacing w:before="20" w:after="20"/>
+            </w:pPr>
+            <w:r/>
+            <w:r>
+              <w:rPr>
+                <w:rFonts w:ascii="Verdana" w:hAnsi="Verdana"/>
+                <w:sz w:val="16"/>
+              </w:rPr>
               <w:t>grado verdadero</w:t>
             </w:r>
           </w:p>
@@ -1264,6 +1915,9 @@
             <w:tcW w:type="dxa" w:w="1514"/>
           </w:tcPr>
           <w:p>
+            <w:pPr>
+              <w:spacing w:before="20" w:after="20"/>
+            </w:pPr>
             <w:r/>
             <w:r>
               <w:rPr>
@@ -1280,6 +1934,9 @@
             <w:tcW w:type="dxa" w:w="1514"/>
           </w:tcPr>
           <w:p>
+            <w:pPr>
+              <w:spacing w:before="20" w:after="20"/>
+            </w:pPr>
             <w:r/>
             <w:r>
               <w:rPr>
@@ -1287,70 +1944,6 @@
                 <w:b w:val="0"/>
                 <w:sz w:val="16"/>
               </w:rPr>
-              <w:t>0</w:t>
-            </w:r>
-          </w:p>
-        </w:tc>
-        <w:tc>
-          <w:tcPr>
-            <w:tcW w:type="dxa" w:w="1514"/>
-          </w:tcPr>
-          <w:p>
-            <w:r/>
-            <w:r>
-              <w:rPr>
-                <w:rFonts w:ascii="Verdana" w:hAnsi="Verdana"/>
-                <w:b w:val="0"/>
-                <w:sz w:val="16"/>
-              </w:rPr>
-              <w:t>16</w:t>
-            </w:r>
-          </w:p>
-        </w:tc>
-        <w:tc>
-          <w:tcPr>
-            <w:tcW w:type="dxa" w:w="1514"/>
-          </w:tcPr>
-          <w:p>
-            <w:r/>
-            <w:r>
-              <w:rPr>
-                <w:rFonts w:ascii="Verdana" w:hAnsi="Verdana"/>
-                <w:b w:val="0"/>
-                <w:sz w:val="16"/>
-              </w:rPr>
-              <w:t>grado verdadero</w:t>
-            </w:r>
-          </w:p>
-        </w:tc>
-        <w:tc>
-          <w:tcPr>
-            <w:tcW w:type="dxa" w:w="1514"/>
-          </w:tcPr>
-          <w:p>
-            <w:r/>
-            <w:r>
-              <w:rPr>
-                <w:rFonts w:ascii="Verdana" w:hAnsi="Verdana"/>
-                <w:b w:val="0"/>
-                <w:sz w:val="16"/>
-              </w:rPr>
-              <w:t>2</w:t>
-            </w:r>
-          </w:p>
-        </w:tc>
-        <w:tc>
-          <w:tcPr>
-            <w:tcW w:type="dxa" w:w="1514"/>
-          </w:tcPr>
-          <w:p>
-            <w:r/>
-            <w:r>
-              <w:rPr>
-                <w:rFonts w:ascii="Verdana" w:hAnsi="Verdana"/>
-                <w:b w:val="0"/>
-                <w:sz w:val="16"/>
-              </w:rPr>
               <w:t>5</w:t>
             </w:r>
           </w:p>
@@ -1360,6 +1953,9 @@
             <w:tcW w:type="dxa" w:w="1514"/>
           </w:tcPr>
           <w:p>
+            <w:pPr>
+              <w:spacing w:before="20" w:after="20"/>
+            </w:pPr>
             <w:r/>
             <w:r>
               <w:rPr>
@@ -1380,6 +1976,9 @@
             <w:tcW w:type="dxa" w:w="1514"/>
           </w:tcPr>
           <w:p>
+            <w:pPr>
+              <w:spacing w:before="20" w:after="20"/>
+            </w:pPr>
             <w:r/>
             <w:r>
               <w:rPr>
@@ -1396,6 +1995,9 @@
             <w:tcW w:type="dxa" w:w="1514"/>
           </w:tcPr>
           <w:p>
+            <w:pPr>
+              <w:spacing w:before="20" w:after="20"/>
+            </w:pPr>
             <w:r/>
             <w:r>
               <w:rPr>
@@ -1412,6 +2014,27 @@
             <w:tcW w:type="dxa" w:w="1514"/>
           </w:tcPr>
           <w:p>
+            <w:pPr>
+              <w:spacing w:before="20" w:after="20"/>
+            </w:pPr>
+            <w:r/>
+            <w:r>
+              <w:rPr>
+                <w:rFonts w:ascii="Verdana" w:hAnsi="Verdana"/>
+                <w:sz w:val="16"/>
+              </w:rPr>
+              <w:t>grado verdadero</w:t>
+            </w:r>
+          </w:p>
+        </w:tc>
+        <w:tc>
+          <w:tcPr>
+            <w:tcW w:type="dxa" w:w="1514"/>
+          </w:tcPr>
+          <w:p>
+            <w:pPr>
+              <w:spacing w:before="20" w:after="20"/>
+            </w:pPr>
             <w:r/>
             <w:r>
               <w:rPr>
@@ -1419,6 +2042,62 @@
                 <w:b w:val="0"/>
                 <w:sz w:val="16"/>
               </w:rPr>
+              <w:t>2</w:t>
+            </w:r>
+          </w:p>
+        </w:tc>
+        <w:tc>
+          <w:tcPr>
+            <w:tcW w:type="dxa" w:w="1514"/>
+          </w:tcPr>
+          <w:p>
+            <w:pPr>
+              <w:spacing w:before="20" w:after="20"/>
+            </w:pPr>
+            <w:r/>
+            <w:r>
+              <w:rPr>
+                <w:rFonts w:ascii="Verdana" w:hAnsi="Verdana"/>
+                <w:b w:val="0"/>
+                <w:sz w:val="16"/>
+              </w:rPr>
+              <w:t>0</w:t>
+            </w:r>
+          </w:p>
+        </w:tc>
+        <w:tc>
+          <w:tcPr>
+            <w:tcW w:type="dxa" w:w="1514"/>
+          </w:tcPr>
+          <w:p>
+            <w:pPr>
+              <w:spacing w:before="20" w:after="20"/>
+            </w:pPr>
+            <w:r/>
+            <w:r>
+              <w:rPr>
+                <w:rFonts w:ascii="Verdana" w:hAnsi="Verdana"/>
+                <w:b w:val="0"/>
+                <w:sz w:val="16"/>
+              </w:rPr>
+              <w:t>16</w:t>
+            </w:r>
+          </w:p>
+        </w:tc>
+        <w:tc>
+          <w:tcPr>
+            <w:tcW w:type="dxa" w:w="1514"/>
+          </w:tcPr>
+          <w:p>
+            <w:pPr>
+              <w:spacing w:before="20" w:after="20"/>
+            </w:pPr>
+            <w:r/>
+            <w:r>
+              <w:rPr>
+                <w:rFonts w:ascii="Verdana" w:hAnsi="Verdana"/>
+                <w:sz w:val="16"/>
+              </w:rPr>
               <w:t>grado verdadero</w:t>
             </w:r>
           </w:p>
@@ -1428,6 +2107,9 @@
             <w:tcW w:type="dxa" w:w="1514"/>
           </w:tcPr>
           <w:p>
+            <w:pPr>
+              <w:spacing w:before="20" w:after="20"/>
+            </w:pPr>
             <w:r/>
             <w:r>
               <w:rPr>
@@ -1444,6 +2126,9 @@
             <w:tcW w:type="dxa" w:w="1514"/>
           </w:tcPr>
           <w:p>
+            <w:pPr>
+              <w:spacing w:before="20" w:after="20"/>
+            </w:pPr>
             <w:r/>
             <w:r>
               <w:rPr>
@@ -1451,70 +2136,6 @@
                 <w:b w:val="0"/>
                 <w:sz w:val="16"/>
               </w:rPr>
-              <w:t>0</w:t>
-            </w:r>
-          </w:p>
-        </w:tc>
-        <w:tc>
-          <w:tcPr>
-            <w:tcW w:type="dxa" w:w="1514"/>
-          </w:tcPr>
-          <w:p>
-            <w:r/>
-            <w:r>
-              <w:rPr>
-                <w:rFonts w:ascii="Verdana" w:hAnsi="Verdana"/>
-                <w:b w:val="0"/>
-                <w:sz w:val="16"/>
-              </w:rPr>
-              <w:t>16</w:t>
-            </w:r>
-          </w:p>
-        </w:tc>
-        <w:tc>
-          <w:tcPr>
-            <w:tcW w:type="dxa" w:w="1514"/>
-          </w:tcPr>
-          <w:p>
-            <w:r/>
-            <w:r>
-              <w:rPr>
-                <w:rFonts w:ascii="Verdana" w:hAnsi="Verdana"/>
-                <w:b w:val="0"/>
-                <w:sz w:val="16"/>
-              </w:rPr>
-              <w:t>grado verdadero</w:t>
-            </w:r>
-          </w:p>
-        </w:tc>
-        <w:tc>
-          <w:tcPr>
-            <w:tcW w:type="dxa" w:w="1514"/>
-          </w:tcPr>
-          <w:p>
-            <w:r/>
-            <w:r>
-              <w:rPr>
-                <w:rFonts w:ascii="Verdana" w:hAnsi="Verdana"/>
-                <w:b w:val="0"/>
-                <w:sz w:val="16"/>
-              </w:rPr>
-              <w:t>2</w:t>
-            </w:r>
-          </w:p>
-        </w:tc>
-        <w:tc>
-          <w:tcPr>
-            <w:tcW w:type="dxa" w:w="1514"/>
-          </w:tcPr>
-          <w:p>
-            <w:r/>
-            <w:r>
-              <w:rPr>
-                <w:rFonts w:ascii="Verdana" w:hAnsi="Verdana"/>
-                <w:b w:val="0"/>
-                <w:sz w:val="16"/>
-              </w:rPr>
               <w:t>5</w:t>
             </w:r>
           </w:p>
@@ -1524,6 +2145,9 @@
             <w:tcW w:type="dxa" w:w="1514"/>
           </w:tcPr>
           <w:p>
+            <w:pPr>
+              <w:spacing w:before="20" w:after="20"/>
+            </w:pPr>
             <w:r/>
             <w:r>
               <w:rPr>
@@ -1544,6 +2168,9 @@
             <w:tcW w:type="dxa" w:w="1514"/>
           </w:tcPr>
           <w:p>
+            <w:pPr>
+              <w:spacing w:before="20" w:after="20"/>
+            </w:pPr>
             <w:r/>
             <w:r>
               <w:rPr>
@@ -1560,6 +2187,9 @@
             <w:tcW w:type="dxa" w:w="1514"/>
           </w:tcPr>
           <w:p>
+            <w:pPr>
+              <w:spacing w:before="20" w:after="20"/>
+            </w:pPr>
             <w:r/>
             <w:r>
               <w:rPr>
@@ -1576,6 +2206,27 @@
             <w:tcW w:type="dxa" w:w="1514"/>
           </w:tcPr>
           <w:p>
+            <w:pPr>
+              <w:spacing w:before="20" w:after="20"/>
+            </w:pPr>
+            <w:r/>
+            <w:r>
+              <w:rPr>
+                <w:rFonts w:ascii="Verdana" w:hAnsi="Verdana"/>
+                <w:sz w:val="16"/>
+              </w:rPr>
+              <w:t>°</w:t>
+            </w:r>
+          </w:p>
+        </w:tc>
+        <w:tc>
+          <w:tcPr>
+            <w:tcW w:type="dxa" w:w="1514"/>
+          </w:tcPr>
+          <w:p>
+            <w:pPr>
+              <w:spacing w:before="20" w:after="20"/>
+            </w:pPr>
             <w:r/>
             <w:r>
               <w:rPr>
@@ -1583,6 +2234,62 @@
                 <w:b w:val="0"/>
                 <w:sz w:val="16"/>
               </w:rPr>
+              <w:t>1</w:t>
+            </w:r>
+          </w:p>
+        </w:tc>
+        <w:tc>
+          <w:tcPr>
+            <w:tcW w:type="dxa" w:w="1514"/>
+          </w:tcPr>
+          <w:p>
+            <w:pPr>
+              <w:spacing w:before="20" w:after="20"/>
+            </w:pPr>
+            <w:r/>
+            <w:r>
+              <w:rPr>
+                <w:rFonts w:ascii="Verdana" w:hAnsi="Verdana"/>
+                <w:b w:val="0"/>
+                <w:sz w:val="16"/>
+              </w:rPr>
+              <w:t>-1800</w:t>
+            </w:r>
+          </w:p>
+        </w:tc>
+        <w:tc>
+          <w:tcPr>
+            <w:tcW w:type="dxa" w:w="1514"/>
+          </w:tcPr>
+          <w:p>
+            <w:pPr>
+              <w:spacing w:before="20" w:after="20"/>
+            </w:pPr>
+            <w:r/>
+            <w:r>
+              <w:rPr>
+                <w:rFonts w:ascii="Verdana" w:hAnsi="Verdana"/>
+                <w:b w:val="0"/>
+                <w:sz w:val="16"/>
+              </w:rPr>
+              <w:t>12</w:t>
+            </w:r>
+          </w:p>
+        </w:tc>
+        <w:tc>
+          <w:tcPr>
+            <w:tcW w:type="dxa" w:w="1514"/>
+          </w:tcPr>
+          <w:p>
+            <w:pPr>
+              <w:spacing w:before="20" w:after="20"/>
+            </w:pPr>
+            <w:r/>
+            <w:r>
+              <w:rPr>
+                <w:rFonts w:ascii="Verdana" w:hAnsi="Verdana"/>
+                <w:sz w:val="16"/>
+              </w:rPr>
               <w:t>°</w:t>
             </w:r>
           </w:p>
@@ -1592,6 +2299,9 @@
             <w:tcW w:type="dxa" w:w="1514"/>
           </w:tcPr>
           <w:p>
+            <w:pPr>
+              <w:spacing w:before="20" w:after="20"/>
+            </w:pPr>
             <w:r/>
             <w:r>
               <w:rPr>
@@ -1608,6 +2318,9 @@
             <w:tcW w:type="dxa" w:w="1514"/>
           </w:tcPr>
           <w:p>
+            <w:pPr>
+              <w:spacing w:before="20" w:after="20"/>
+            </w:pPr>
             <w:r/>
             <w:r>
               <w:rPr>
@@ -1615,70 +2328,6 @@
                 <w:b w:val="0"/>
                 <w:sz w:val="16"/>
               </w:rPr>
-              <w:t>-1800</w:t>
-            </w:r>
-          </w:p>
-        </w:tc>
-        <w:tc>
-          <w:tcPr>
-            <w:tcW w:type="dxa" w:w="1514"/>
-          </w:tcPr>
-          <w:p>
-            <w:r/>
-            <w:r>
-              <w:rPr>
-                <w:rFonts w:ascii="Verdana" w:hAnsi="Verdana"/>
-                <w:b w:val="0"/>
-                <w:sz w:val="16"/>
-              </w:rPr>
-              <w:t>12</w:t>
-            </w:r>
-          </w:p>
-        </w:tc>
-        <w:tc>
-          <w:tcPr>
-            <w:tcW w:type="dxa" w:w="1514"/>
-          </w:tcPr>
-          <w:p>
-            <w:r/>
-            <w:r>
-              <w:rPr>
-                <w:rFonts w:ascii="Verdana" w:hAnsi="Verdana"/>
-                <w:b w:val="0"/>
-                <w:sz w:val="16"/>
-              </w:rPr>
-              <w:t>°</w:t>
-            </w:r>
-          </w:p>
-        </w:tc>
-        <w:tc>
-          <w:tcPr>
-            <w:tcW w:type="dxa" w:w="1514"/>
-          </w:tcPr>
-          <w:p>
-            <w:r/>
-            <w:r>
-              <w:rPr>
-                <w:rFonts w:ascii="Verdana" w:hAnsi="Verdana"/>
-                <w:b w:val="0"/>
-                <w:sz w:val="16"/>
-              </w:rPr>
-              <w:t>1</w:t>
-            </w:r>
-          </w:p>
-        </w:tc>
-        <w:tc>
-          <w:tcPr>
-            <w:tcW w:type="dxa" w:w="1514"/>
-          </w:tcPr>
-          <w:p>
-            <w:r/>
-            <w:r>
-              <w:rPr>
-                <w:rFonts w:ascii="Verdana" w:hAnsi="Verdana"/>
-                <w:b w:val="0"/>
-                <w:sz w:val="16"/>
-              </w:rPr>
               <w:t>4</w:t>
             </w:r>
           </w:p>
@@ -1688,6 +2337,9 @@
             <w:tcW w:type="dxa" w:w="1514"/>
           </w:tcPr>
           <w:p>
+            <w:pPr>
+              <w:spacing w:before="20" w:after="20"/>
+            </w:pPr>
             <w:r/>
             <w:r>
               <w:rPr>
@@ -1708,6 +2360,9 @@
             <w:tcW w:type="dxa" w:w="1514"/>
           </w:tcPr>
           <w:p>
+            <w:pPr>
+              <w:spacing w:before="20" w:after="20"/>
+            </w:pPr>
             <w:r/>
             <w:r>
               <w:rPr>
@@ -1724,6 +2379,9 @@
             <w:tcW w:type="dxa" w:w="1514"/>
           </w:tcPr>
           <w:p>
+            <w:pPr>
+              <w:spacing w:before="20" w:after="20"/>
+            </w:pPr>
             <w:r/>
             <w:r>
               <w:rPr>
@@ -1740,6 +2398,27 @@
             <w:tcW w:type="dxa" w:w="1514"/>
           </w:tcPr>
           <w:p>
+            <w:pPr>
+              <w:spacing w:before="20" w:after="20"/>
+            </w:pPr>
+            <w:r/>
+            <w:r>
+              <w:rPr>
+                <w:rFonts w:ascii="Verdana" w:hAnsi="Verdana"/>
+                <w:sz w:val="16"/>
+              </w:rPr>
+              <w:t>°</w:t>
+            </w:r>
+          </w:p>
+        </w:tc>
+        <w:tc>
+          <w:tcPr>
+            <w:tcW w:type="dxa" w:w="1514"/>
+          </w:tcPr>
+          <w:p>
+            <w:pPr>
+              <w:spacing w:before="20" w:after="20"/>
+            </w:pPr>
             <w:r/>
             <w:r>
               <w:rPr>
@@ -1747,6 +2426,62 @@
                 <w:b w:val="0"/>
                 <w:sz w:val="16"/>
               </w:rPr>
+              <w:t>0</w:t>
+            </w:r>
+          </w:p>
+        </w:tc>
+        <w:tc>
+          <w:tcPr>
+            <w:tcW w:type="dxa" w:w="1514"/>
+          </w:tcPr>
+          <w:p>
+            <w:pPr>
+              <w:spacing w:before="20" w:after="20"/>
+            </w:pPr>
+            <w:r/>
+            <w:r>
+              <w:rPr>
+                <w:rFonts w:ascii="Verdana" w:hAnsi="Verdana"/>
+                <w:b w:val="0"/>
+                <w:sz w:val="16"/>
+              </w:rPr>
+              <w:t>0</w:t>
+            </w:r>
+          </w:p>
+        </w:tc>
+        <w:tc>
+          <w:tcPr>
+            <w:tcW w:type="dxa" w:w="1514"/>
+          </w:tcPr>
+          <w:p>
+            <w:pPr>
+              <w:spacing w:before="20" w:after="20"/>
+            </w:pPr>
+            <w:r/>
+            <w:r>
+              <w:rPr>
+                <w:rFonts w:ascii="Verdana" w:hAnsi="Verdana"/>
+                <w:b w:val="0"/>
+                <w:sz w:val="16"/>
+              </w:rPr>
+              <w:t>12</w:t>
+            </w:r>
+          </w:p>
+        </w:tc>
+        <w:tc>
+          <w:tcPr>
+            <w:tcW w:type="dxa" w:w="1514"/>
+          </w:tcPr>
+          <w:p>
+            <w:pPr>
+              <w:spacing w:before="20" w:after="20"/>
+            </w:pPr>
+            <w:r/>
+            <w:r>
+              <w:rPr>
+                <w:rFonts w:ascii="Verdana" w:hAnsi="Verdana"/>
+                <w:sz w:val="16"/>
+              </w:rPr>
               <w:t>°</w:t>
             </w:r>
           </w:p>
@@ -1756,6 +2491,9 @@
             <w:tcW w:type="dxa" w:w="1514"/>
           </w:tcPr>
           <w:p>
+            <w:pPr>
+              <w:spacing w:before="20" w:after="20"/>
+            </w:pPr>
             <w:r/>
             <w:r>
               <w:rPr>
@@ -1772,6 +2510,9 @@
             <w:tcW w:type="dxa" w:w="1514"/>
           </w:tcPr>
           <w:p>
+            <w:pPr>
+              <w:spacing w:before="20" w:after="20"/>
+            </w:pPr>
             <w:r/>
             <w:r>
               <w:rPr>
@@ -1779,70 +2520,6 @@
                 <w:b w:val="0"/>
                 <w:sz w:val="16"/>
               </w:rPr>
-              <w:t>0</w:t>
-            </w:r>
-          </w:p>
-        </w:tc>
-        <w:tc>
-          <w:tcPr>
-            <w:tcW w:type="dxa" w:w="1514"/>
-          </w:tcPr>
-          <w:p>
-            <w:r/>
-            <w:r>
-              <w:rPr>
-                <w:rFonts w:ascii="Verdana" w:hAnsi="Verdana"/>
-                <w:b w:val="0"/>
-                <w:sz w:val="16"/>
-              </w:rPr>
-              <w:t>12</w:t>
-            </w:r>
-          </w:p>
-        </w:tc>
-        <w:tc>
-          <w:tcPr>
-            <w:tcW w:type="dxa" w:w="1514"/>
-          </w:tcPr>
-          <w:p>
-            <w:r/>
-            <w:r>
-              <w:rPr>
-                <w:rFonts w:ascii="Verdana" w:hAnsi="Verdana"/>
-                <w:b w:val="0"/>
-                <w:sz w:val="16"/>
-              </w:rPr>
-              <w:t>°</w:t>
-            </w:r>
-          </w:p>
-        </w:tc>
-        <w:tc>
-          <w:tcPr>
-            <w:tcW w:type="dxa" w:w="1514"/>
-          </w:tcPr>
-          <w:p>
-            <w:r/>
-            <w:r>
-              <w:rPr>
-                <w:rFonts w:ascii="Verdana" w:hAnsi="Verdana"/>
-                <w:b w:val="0"/>
-                <w:sz w:val="16"/>
-              </w:rPr>
-              <w:t>0</w:t>
-            </w:r>
-          </w:p>
-        </w:tc>
-        <w:tc>
-          <w:tcPr>
-            <w:tcW w:type="dxa" w:w="1514"/>
-          </w:tcPr>
-          <w:p>
-            <w:r/>
-            <w:r>
-              <w:rPr>
-                <w:rFonts w:ascii="Verdana" w:hAnsi="Verdana"/>
-                <w:b w:val="0"/>
-                <w:sz w:val="16"/>
-              </w:rPr>
               <w:t>4</w:t>
             </w:r>
           </w:p>
@@ -1852,6 +2529,9 @@
             <w:tcW w:type="dxa" w:w="1514"/>
           </w:tcPr>
           <w:p>
+            <w:pPr>
+              <w:spacing w:before="20" w:after="20"/>
+            </w:pPr>
             <w:r/>
             <w:r>
               <w:rPr>
@@ -1872,6 +2552,9 @@
             <w:tcW w:type="dxa" w:w="1514"/>
           </w:tcPr>
           <w:p>
+            <w:pPr>
+              <w:spacing w:before="20" w:after="20"/>
+            </w:pPr>
             <w:r/>
             <w:r>
               <w:rPr>
@@ -1888,6 +2571,9 @@
             <w:tcW w:type="dxa" w:w="1514"/>
           </w:tcPr>
           <w:p>
+            <w:pPr>
+              <w:spacing w:before="20" w:after="20"/>
+            </w:pPr>
             <w:r/>
             <w:r>
               <w:rPr>
@@ -1904,6 +2590,27 @@
             <w:tcW w:type="dxa" w:w="1514"/>
           </w:tcPr>
           <w:p>
+            <w:pPr>
+              <w:spacing w:before="20" w:after="20"/>
+            </w:pPr>
+            <w:r/>
+            <w:r>
+              <w:rPr>
+                <w:rFonts w:ascii="Verdana" w:hAnsi="Verdana"/>
+                <w:sz w:val="16"/>
+              </w:rPr>
+              <w:t>Numérica</w:t>
+            </w:r>
+          </w:p>
+        </w:tc>
+        <w:tc>
+          <w:tcPr>
+            <w:tcW w:type="dxa" w:w="1514"/>
+          </w:tcPr>
+          <w:p>
+            <w:pPr>
+              <w:spacing w:before="20" w:after="20"/>
+            </w:pPr>
             <w:r/>
             <w:r>
               <w:rPr>
@@ -1911,6 +2618,62 @@
                 <w:b w:val="0"/>
                 <w:sz w:val="16"/>
               </w:rPr>
+              <w:t>0</w:t>
+            </w:r>
+          </w:p>
+        </w:tc>
+        <w:tc>
+          <w:tcPr>
+            <w:tcW w:type="dxa" w:w="1514"/>
+          </w:tcPr>
+          <w:p>
+            <w:pPr>
+              <w:spacing w:before="20" w:after="20"/>
+            </w:pPr>
+            <w:r/>
+            <w:r>
+              <w:rPr>
+                <w:rFonts w:ascii="Verdana" w:hAnsi="Verdana"/>
+                <w:b w:val="0"/>
+                <w:sz w:val="16"/>
+              </w:rPr>
+              <w:t>0</w:t>
+            </w:r>
+          </w:p>
+        </w:tc>
+        <w:tc>
+          <w:tcPr>
+            <w:tcW w:type="dxa" w:w="1514"/>
+          </w:tcPr>
+          <w:p>
+            <w:pPr>
+              <w:spacing w:before="20" w:after="20"/>
+            </w:pPr>
+            <w:r/>
+            <w:r>
+              <w:rPr>
+                <w:rFonts w:ascii="Verdana" w:hAnsi="Verdana"/>
+                <w:b w:val="0"/>
+                <w:sz w:val="16"/>
+              </w:rPr>
+              <w:t>12</w:t>
+            </w:r>
+          </w:p>
+        </w:tc>
+        <w:tc>
+          <w:tcPr>
+            <w:tcW w:type="dxa" w:w="1514"/>
+          </w:tcPr>
+          <w:p>
+            <w:pPr>
+              <w:spacing w:before="20" w:after="20"/>
+            </w:pPr>
+            <w:r/>
+            <w:r>
+              <w:rPr>
+                <w:rFonts w:ascii="Verdana" w:hAnsi="Verdana"/>
+                <w:sz w:val="16"/>
+              </w:rPr>
               <w:t>Numérica</w:t>
             </w:r>
           </w:p>
@@ -1920,6 +2683,9 @@
             <w:tcW w:type="dxa" w:w="1514"/>
           </w:tcPr>
           <w:p>
+            <w:pPr>
+              <w:spacing w:before="20" w:after="20"/>
+            </w:pPr>
             <w:r/>
             <w:r>
               <w:rPr>
@@ -1936,6 +2702,9 @@
             <w:tcW w:type="dxa" w:w="1514"/>
           </w:tcPr>
           <w:p>
+            <w:pPr>
+              <w:spacing w:before="20" w:after="20"/>
+            </w:pPr>
             <w:r/>
             <w:r>
               <w:rPr>
@@ -1943,70 +2712,6 @@
                 <w:b w:val="0"/>
                 <w:sz w:val="16"/>
               </w:rPr>
-              <w:t>0</w:t>
-            </w:r>
-          </w:p>
-        </w:tc>
-        <w:tc>
-          <w:tcPr>
-            <w:tcW w:type="dxa" w:w="1514"/>
-          </w:tcPr>
-          <w:p>
-            <w:r/>
-            <w:r>
-              <w:rPr>
-                <w:rFonts w:ascii="Verdana" w:hAnsi="Verdana"/>
-                <w:b w:val="0"/>
-                <w:sz w:val="16"/>
-              </w:rPr>
-              <w:t>12</w:t>
-            </w:r>
-          </w:p>
-        </w:tc>
-        <w:tc>
-          <w:tcPr>
-            <w:tcW w:type="dxa" w:w="1514"/>
-          </w:tcPr>
-          <w:p>
-            <w:r/>
-            <w:r>
-              <w:rPr>
-                <w:rFonts w:ascii="Verdana" w:hAnsi="Verdana"/>
-                <w:b w:val="0"/>
-                <w:sz w:val="16"/>
-              </w:rPr>
-              <w:t>Numérica</w:t>
-            </w:r>
-          </w:p>
-        </w:tc>
-        <w:tc>
-          <w:tcPr>
-            <w:tcW w:type="dxa" w:w="1514"/>
-          </w:tcPr>
-          <w:p>
-            <w:r/>
-            <w:r>
-              <w:rPr>
-                <w:rFonts w:ascii="Verdana" w:hAnsi="Verdana"/>
-                <w:b w:val="0"/>
-                <w:sz w:val="16"/>
-              </w:rPr>
-              <w:t>0</w:t>
-            </w:r>
-          </w:p>
-        </w:tc>
-        <w:tc>
-          <w:tcPr>
-            <w:tcW w:type="dxa" w:w="1514"/>
-          </w:tcPr>
-          <w:p>
-            <w:r/>
-            <w:r>
-              <w:rPr>
-                <w:rFonts w:ascii="Verdana" w:hAnsi="Verdana"/>
-                <w:b w:val="0"/>
-                <w:sz w:val="16"/>
-              </w:rPr>
               <w:t>4</w:t>
             </w:r>
           </w:p>
@@ -2016,6 +2721,9 @@
             <w:tcW w:type="dxa" w:w="1514"/>
           </w:tcPr>
           <w:p>
+            <w:pPr>
+              <w:spacing w:before="20" w:after="20"/>
+            </w:pPr>
             <w:r/>
             <w:r>
               <w:rPr>
@@ -2036,6 +2744,9 @@
             <w:tcW w:type="dxa" w:w="1514"/>
           </w:tcPr>
           <w:p>
+            <w:pPr>
+              <w:spacing w:before="20" w:after="20"/>
+            </w:pPr>
             <w:r/>
             <w:r>
               <w:rPr>
@@ -2052,6 +2763,9 @@
             <w:tcW w:type="dxa" w:w="1514"/>
           </w:tcPr>
           <w:p>
+            <w:pPr>
+              <w:spacing w:before="20" w:after="20"/>
+            </w:pPr>
             <w:r/>
             <w:r>
               <w:rPr>
@@ -2068,6 +2782,27 @@
             <w:tcW w:type="dxa" w:w="1514"/>
           </w:tcPr>
           <w:p>
+            <w:pPr>
+              <w:spacing w:before="20" w:after="20"/>
+            </w:pPr>
+            <w:r/>
+            <w:r>
+              <w:rPr>
+                <w:rFonts w:ascii="Verdana" w:hAnsi="Verdana"/>
+                <w:sz w:val="16"/>
+              </w:rPr>
+              <w:t>m</w:t>
+            </w:r>
+          </w:p>
+        </w:tc>
+        <w:tc>
+          <w:tcPr>
+            <w:tcW w:type="dxa" w:w="1514"/>
+          </w:tcPr>
+          <w:p>
+            <w:pPr>
+              <w:spacing w:before="20" w:after="20"/>
+            </w:pPr>
             <w:r/>
             <w:r>
               <w:rPr>
@@ -2075,6 +2810,62 @@
                 <w:b w:val="0"/>
                 <w:sz w:val="16"/>
               </w:rPr>
+              <w:t>2</w:t>
+            </w:r>
+          </w:p>
+        </w:tc>
+        <w:tc>
+          <w:tcPr>
+            <w:tcW w:type="dxa" w:w="1514"/>
+          </w:tcPr>
+          <w:p>
+            <w:pPr>
+              <w:spacing w:before="20" w:after="20"/>
+            </w:pPr>
+            <w:r/>
+            <w:r>
+              <w:rPr>
+                <w:rFonts w:ascii="Verdana" w:hAnsi="Verdana"/>
+                <w:b w:val="0"/>
+                <w:sz w:val="16"/>
+              </w:rPr>
+              <w:t>-1073741824</w:t>
+            </w:r>
+          </w:p>
+        </w:tc>
+        <w:tc>
+          <w:tcPr>
+            <w:tcW w:type="dxa" w:w="1514"/>
+          </w:tcPr>
+          <w:p>
+            <w:pPr>
+              <w:spacing w:before="20" w:after="20"/>
+            </w:pPr>
+            <w:r/>
+            <w:r>
+              <w:rPr>
+                <w:rFonts w:ascii="Verdana" w:hAnsi="Verdana"/>
+                <w:b w:val="0"/>
+                <w:sz w:val="16"/>
+              </w:rPr>
+              <w:t>31</w:t>
+            </w:r>
+          </w:p>
+        </w:tc>
+        <w:tc>
+          <w:tcPr>
+            <w:tcW w:type="dxa" w:w="1514"/>
+          </w:tcPr>
+          <w:p>
+            <w:pPr>
+              <w:spacing w:before="20" w:after="20"/>
+            </w:pPr>
+            <w:r/>
+            <w:r>
+              <w:rPr>
+                <w:rFonts w:ascii="Verdana" w:hAnsi="Verdana"/>
+                <w:sz w:val="16"/>
+              </w:rPr>
               <w:t>m</w:t>
             </w:r>
           </w:p>
@@ -2084,6 +2875,9 @@
             <w:tcW w:type="dxa" w:w="1514"/>
           </w:tcPr>
           <w:p>
+            <w:pPr>
+              <w:spacing w:before="20" w:after="20"/>
+            </w:pPr>
             <w:r/>
             <w:r>
               <w:rPr>
@@ -2100,6 +2894,9 @@
             <w:tcW w:type="dxa" w:w="1514"/>
           </w:tcPr>
           <w:p>
+            <w:pPr>
+              <w:spacing w:before="20" w:after="20"/>
+            </w:pPr>
             <w:r/>
             <w:r>
               <w:rPr>
@@ -2107,70 +2904,6 @@
                 <w:b w:val="0"/>
                 <w:sz w:val="16"/>
               </w:rPr>
-              <w:t>-1073741824</w:t>
-            </w:r>
-          </w:p>
-        </w:tc>
-        <w:tc>
-          <w:tcPr>
-            <w:tcW w:type="dxa" w:w="1514"/>
-          </w:tcPr>
-          <w:p>
-            <w:r/>
-            <w:r>
-              <w:rPr>
-                <w:rFonts w:ascii="Verdana" w:hAnsi="Verdana"/>
-                <w:b w:val="0"/>
-                <w:sz w:val="16"/>
-              </w:rPr>
-              <w:t>31</w:t>
-            </w:r>
-          </w:p>
-        </w:tc>
-        <w:tc>
-          <w:tcPr>
-            <w:tcW w:type="dxa" w:w="1514"/>
-          </w:tcPr>
-          <w:p>
-            <w:r/>
-            <w:r>
-              <w:rPr>
-                <w:rFonts w:ascii="Verdana" w:hAnsi="Verdana"/>
-                <w:b w:val="0"/>
-                <w:sz w:val="16"/>
-              </w:rPr>
-              <w:t>m</w:t>
-            </w:r>
-          </w:p>
-        </w:tc>
-        <w:tc>
-          <w:tcPr>
-            <w:tcW w:type="dxa" w:w="1514"/>
-          </w:tcPr>
-          <w:p>
-            <w:r/>
-            <w:r>
-              <w:rPr>
-                <w:rFonts w:ascii="Verdana" w:hAnsi="Verdana"/>
-                <w:b w:val="0"/>
-                <w:sz w:val="16"/>
-              </w:rPr>
-              <w:t>2</w:t>
-            </w:r>
-          </w:p>
-        </w:tc>
-        <w:tc>
-          <w:tcPr>
-            <w:tcW w:type="dxa" w:w="1514"/>
-          </w:tcPr>
-          <w:p>
-            <w:r/>
-            <w:r>
-              <w:rPr>
-                <w:rFonts w:ascii="Verdana" w:hAnsi="Verdana"/>
-                <w:b w:val="0"/>
-                <w:sz w:val="16"/>
-              </w:rPr>
               <w:t>11</w:t>
             </w:r>
           </w:p>
@@ -2180,6 +2913,9 @@
             <w:tcW w:type="dxa" w:w="1514"/>
           </w:tcPr>
           <w:p>
+            <w:pPr>
+              <w:spacing w:before="20" w:after="20"/>
+            </w:pPr>
             <w:r/>
             <w:r>
               <w:rPr>
@@ -2201,6 +2937,9 @@
             <w:tcW w:type="dxa" w:w="1514"/>
           </w:tcPr>
           <w:p>
+            <w:pPr>
+              <w:spacing w:before="20" w:after="20"/>
+            </w:pPr>
             <w:r/>
             <w:r>
               <w:rPr>
@@ -2217,6 +2956,9 @@
             <w:tcW w:type="dxa" w:w="1514"/>
           </w:tcPr>
           <w:p>
+            <w:pPr>
+              <w:spacing w:before="20" w:after="20"/>
+            </w:pPr>
             <w:r/>
             <w:r>
               <w:rPr>
@@ -2233,6 +2975,27 @@
             <w:tcW w:type="dxa" w:w="1514"/>
           </w:tcPr>
           <w:p>
+            <w:pPr>
+              <w:spacing w:before="20" w:after="20"/>
+            </w:pPr>
+            <w:r/>
+            <w:r>
+              <w:rPr>
+                <w:rFonts w:ascii="Verdana" w:hAnsi="Verdana"/>
+                <w:sz w:val="16"/>
+              </w:rPr>
+              <w:t>m</w:t>
+            </w:r>
+          </w:p>
+        </w:tc>
+        <w:tc>
+          <w:tcPr>
+            <w:tcW w:type="dxa" w:w="1514"/>
+          </w:tcPr>
+          <w:p>
+            <w:pPr>
+              <w:spacing w:before="20" w:after="20"/>
+            </w:pPr>
             <w:r/>
             <w:r>
               <w:rPr>
@@ -2240,6 +3003,62 @@
                 <w:b w:val="0"/>
                 <w:sz w:val="16"/>
               </w:rPr>
+              <w:t>-1</w:t>
+            </w:r>
+          </w:p>
+        </w:tc>
+        <w:tc>
+          <w:tcPr>
+            <w:tcW w:type="dxa" w:w="1514"/>
+          </w:tcPr>
+          <w:p>
+            <w:pPr>
+              <w:spacing w:before="20" w:after="20"/>
+            </w:pPr>
+            <w:r/>
+            <w:r>
+              <w:rPr>
+                <w:rFonts w:ascii="Verdana" w:hAnsi="Verdana"/>
+                <w:b w:val="0"/>
+                <w:sz w:val="16"/>
+              </w:rPr>
+              <w:t>0</w:t>
+            </w:r>
+          </w:p>
+        </w:tc>
+        <w:tc>
+          <w:tcPr>
+            <w:tcW w:type="dxa" w:w="1514"/>
+          </w:tcPr>
+          <w:p>
+            <w:pPr>
+              <w:spacing w:before="20" w:after="20"/>
+            </w:pPr>
+            <w:r/>
+            <w:r>
+              <w:rPr>
+                <w:rFonts w:ascii="Verdana" w:hAnsi="Verdana"/>
+                <w:b w:val="0"/>
+                <w:sz w:val="16"/>
+              </w:rPr>
+              <w:t>16</w:t>
+            </w:r>
+          </w:p>
+        </w:tc>
+        <w:tc>
+          <w:tcPr>
+            <w:tcW w:type="dxa" w:w="1514"/>
+          </w:tcPr>
+          <w:p>
+            <w:pPr>
+              <w:spacing w:before="20" w:after="20"/>
+            </w:pPr>
+            <w:r/>
+            <w:r>
+              <w:rPr>
+                <w:rFonts w:ascii="Verdana" w:hAnsi="Verdana"/>
+                <w:sz w:val="16"/>
+              </w:rPr>
               <w:t>m</w:t>
             </w:r>
           </w:p>
@@ -2249,6 +3068,9 @@
             <w:tcW w:type="dxa" w:w="1514"/>
           </w:tcPr>
           <w:p>
+            <w:pPr>
+              <w:spacing w:before="20" w:after="20"/>
+            </w:pPr>
             <w:r/>
             <w:r>
               <w:rPr>
@@ -2265,6 +3087,9 @@
             <w:tcW w:type="dxa" w:w="1514"/>
           </w:tcPr>
           <w:p>
+            <w:pPr>
+              <w:spacing w:before="20" w:after="20"/>
+            </w:pPr>
             <w:r/>
             <w:r>
               <w:rPr>
@@ -2272,70 +3097,6 @@
                 <w:b w:val="0"/>
                 <w:sz w:val="16"/>
               </w:rPr>
-              <w:t>0</w:t>
-            </w:r>
-          </w:p>
-        </w:tc>
-        <w:tc>
-          <w:tcPr>
-            <w:tcW w:type="dxa" w:w="1514"/>
-          </w:tcPr>
-          <w:p>
-            <w:r/>
-            <w:r>
-              <w:rPr>
-                <w:rFonts w:ascii="Verdana" w:hAnsi="Verdana"/>
-                <w:b w:val="0"/>
-                <w:sz w:val="16"/>
-              </w:rPr>
-              <w:t>16</w:t>
-            </w:r>
-          </w:p>
-        </w:tc>
-        <w:tc>
-          <w:tcPr>
-            <w:tcW w:type="dxa" w:w="1514"/>
-          </w:tcPr>
-          <w:p>
-            <w:r/>
-            <w:r>
-              <w:rPr>
-                <w:rFonts w:ascii="Verdana" w:hAnsi="Verdana"/>
-                <w:b w:val="0"/>
-                <w:sz w:val="16"/>
-              </w:rPr>
-              <w:t>m</w:t>
-            </w:r>
-          </w:p>
-        </w:tc>
-        <w:tc>
-          <w:tcPr>
-            <w:tcW w:type="dxa" w:w="1514"/>
-          </w:tcPr>
-          <w:p>
-            <w:r/>
-            <w:r>
-              <w:rPr>
-                <w:rFonts w:ascii="Verdana" w:hAnsi="Verdana"/>
-                <w:b w:val="0"/>
-                <w:sz w:val="16"/>
-              </w:rPr>
-              <w:t>-1</w:t>
-            </w:r>
-          </w:p>
-        </w:tc>
-        <w:tc>
-          <w:tcPr>
-            <w:tcW w:type="dxa" w:w="1514"/>
-          </w:tcPr>
-          <w:p>
-            <w:r/>
-            <w:r>
-              <w:rPr>
-                <w:rFonts w:ascii="Verdana" w:hAnsi="Verdana"/>
-                <w:b w:val="0"/>
-                <w:sz w:val="16"/>
-              </w:rPr>
               <w:t>5</w:t>
             </w:r>
           </w:p>
@@ -2345,6 +3106,9 @@
             <w:tcW w:type="dxa" w:w="1514"/>
           </w:tcPr>
           <w:p>
+            <w:pPr>
+              <w:spacing w:before="20" w:after="20"/>
+            </w:pPr>
             <w:r/>
             <w:r>
               <w:rPr>
@@ -2365,6 +3129,9 @@
             <w:tcW w:type="dxa" w:w="1514"/>
           </w:tcPr>
           <w:p>
+            <w:pPr>
+              <w:spacing w:before="20" w:after="20"/>
+            </w:pPr>
             <w:r/>
             <w:r>
               <w:rPr>
@@ -2381,6 +3148,9 @@
             <w:tcW w:type="dxa" w:w="1514"/>
           </w:tcPr>
           <w:p>
+            <w:pPr>
+              <w:spacing w:before="20" w:after="20"/>
+            </w:pPr>
             <w:r/>
             <w:r>
               <w:rPr>
@@ -2397,6 +3167,27 @@
             <w:tcW w:type="dxa" w:w="1514"/>
           </w:tcPr>
           <w:p>
+            <w:pPr>
+              <w:spacing w:before="20" w:after="20"/>
+            </w:pPr>
+            <w:r/>
+            <w:r>
+              <w:rPr>
+                <w:rFonts w:ascii="Verdana" w:hAnsi="Verdana"/>
+                <w:sz w:val="16"/>
+              </w:rPr>
+              <w:t>Numérica</w:t>
+            </w:r>
+          </w:p>
+        </w:tc>
+        <w:tc>
+          <w:tcPr>
+            <w:tcW w:type="dxa" w:w="1514"/>
+          </w:tcPr>
+          <w:p>
+            <w:pPr>
+              <w:spacing w:before="20" w:after="20"/>
+            </w:pPr>
             <w:r/>
             <w:r>
               <w:rPr>
@@ -2404,6 +3195,62 @@
                 <w:b w:val="0"/>
                 <w:sz w:val="16"/>
               </w:rPr>
+              <w:t>0</w:t>
+            </w:r>
+          </w:p>
+        </w:tc>
+        <w:tc>
+          <w:tcPr>
+            <w:tcW w:type="dxa" w:w="1514"/>
+          </w:tcPr>
+          <w:p>
+            <w:pPr>
+              <w:spacing w:before="20" w:after="20"/>
+            </w:pPr>
+            <w:r/>
+            <w:r>
+              <w:rPr>
+                <w:rFonts w:ascii="Verdana" w:hAnsi="Verdana"/>
+                <w:b w:val="0"/>
+                <w:sz w:val="16"/>
+              </w:rPr>
+              <w:t>0</w:t>
+            </w:r>
+          </w:p>
+        </w:tc>
+        <w:tc>
+          <w:tcPr>
+            <w:tcW w:type="dxa" w:w="1514"/>
+          </w:tcPr>
+          <w:p>
+            <w:pPr>
+              <w:spacing w:before="20" w:after="20"/>
+            </w:pPr>
+            <w:r/>
+            <w:r>
+              <w:rPr>
+                <w:rFonts w:ascii="Verdana" w:hAnsi="Verdana"/>
+                <w:b w:val="0"/>
+                <w:sz w:val="16"/>
+              </w:rPr>
+              <w:t>11</w:t>
+            </w:r>
+          </w:p>
+        </w:tc>
+        <w:tc>
+          <w:tcPr>
+            <w:tcW w:type="dxa" w:w="1514"/>
+          </w:tcPr>
+          <w:p>
+            <w:pPr>
+              <w:spacing w:before="20" w:after="20"/>
+            </w:pPr>
+            <w:r/>
+            <w:r>
+              <w:rPr>
+                <w:rFonts w:ascii="Verdana" w:hAnsi="Verdana"/>
+                <w:sz w:val="16"/>
+              </w:rPr>
               <w:t>Numérica</w:t>
             </w:r>
           </w:p>
@@ -2413,6 +3260,9 @@
             <w:tcW w:type="dxa" w:w="1514"/>
           </w:tcPr>
           <w:p>
+            <w:pPr>
+              <w:spacing w:before="20" w:after="20"/>
+            </w:pPr>
             <w:r/>
             <w:r>
               <w:rPr>
@@ -2429,6 +3279,9 @@
             <w:tcW w:type="dxa" w:w="1514"/>
           </w:tcPr>
           <w:p>
+            <w:pPr>
+              <w:spacing w:before="20" w:after="20"/>
+            </w:pPr>
             <w:r/>
             <w:r>
               <w:rPr>
@@ -2436,70 +3289,6 @@
                 <w:b w:val="0"/>
                 <w:sz w:val="16"/>
               </w:rPr>
-              <w:t>0</w:t>
-            </w:r>
-          </w:p>
-        </w:tc>
-        <w:tc>
-          <w:tcPr>
-            <w:tcW w:type="dxa" w:w="1514"/>
-          </w:tcPr>
-          <w:p>
-            <w:r/>
-            <w:r>
-              <w:rPr>
-                <w:rFonts w:ascii="Verdana" w:hAnsi="Verdana"/>
-                <w:b w:val="0"/>
-                <w:sz w:val="16"/>
-              </w:rPr>
-              <w:t>11</w:t>
-            </w:r>
-          </w:p>
-        </w:tc>
-        <w:tc>
-          <w:tcPr>
-            <w:tcW w:type="dxa" w:w="1514"/>
-          </w:tcPr>
-          <w:p>
-            <w:r/>
-            <w:r>
-              <w:rPr>
-                <w:rFonts w:ascii="Verdana" w:hAnsi="Verdana"/>
-                <w:b w:val="0"/>
-                <w:sz w:val="16"/>
-              </w:rPr>
-              <w:t>Numérica</w:t>
-            </w:r>
-          </w:p>
-        </w:tc>
-        <w:tc>
-          <w:tcPr>
-            <w:tcW w:type="dxa" w:w="1514"/>
-          </w:tcPr>
-          <w:p>
-            <w:r/>
-            <w:r>
-              <w:rPr>
-                <w:rFonts w:ascii="Verdana" w:hAnsi="Verdana"/>
-                <w:b w:val="0"/>
-                <w:sz w:val="16"/>
-              </w:rPr>
-              <w:t>0</w:t>
-            </w:r>
-          </w:p>
-        </w:tc>
-        <w:tc>
-          <w:tcPr>
-            <w:tcW w:type="dxa" w:w="1514"/>
-          </w:tcPr>
-          <w:p>
-            <w:r/>
-            <w:r>
-              <w:rPr>
-                <w:rFonts w:ascii="Verdana" w:hAnsi="Verdana"/>
-                <w:b w:val="0"/>
-                <w:sz w:val="16"/>
-              </w:rPr>
               <w:t>4</w:t>
             </w:r>
           </w:p>
@@ -2509,6 +3298,9 @@
             <w:tcW w:type="dxa" w:w="1514"/>
           </w:tcPr>
           <w:p>
+            <w:pPr>
+              <w:spacing w:before="20" w:after="20"/>
+            </w:pPr>
             <w:r/>
             <w:r>
               <w:rPr>
@@ -2529,6 +3321,9 @@
             <w:tcW w:type="dxa" w:w="1514"/>
           </w:tcPr>
           <w:p>
+            <w:pPr>
+              <w:spacing w:before="20" w:after="20"/>
+            </w:pPr>
             <w:r/>
             <w:r>
               <w:rPr>
@@ -2545,6 +3340,9 @@
             <w:tcW w:type="dxa" w:w="1514"/>
           </w:tcPr>
           <w:p>
+            <w:pPr>
+              <w:spacing w:before="20" w:after="20"/>
+            </w:pPr>
             <w:r/>
             <w:r>
               <w:rPr>
@@ -2561,6 +3359,27 @@
             <w:tcW w:type="dxa" w:w="1514"/>
           </w:tcPr>
           <w:p>
+            <w:pPr>
+              <w:spacing w:before="20" w:after="20"/>
+            </w:pPr>
+            <w:r/>
+            <w:r>
+              <w:rPr>
+                <w:rFonts w:ascii="Verdana" w:hAnsi="Verdana"/>
+                <w:sz w:val="16"/>
+              </w:rPr>
+              <w:t>Numérica</w:t>
+            </w:r>
+          </w:p>
+        </w:tc>
+        <w:tc>
+          <w:tcPr>
+            <w:tcW w:type="dxa" w:w="1514"/>
+          </w:tcPr>
+          <w:p>
+            <w:pPr>
+              <w:spacing w:before="20" w:after="20"/>
+            </w:pPr>
             <w:r/>
             <w:r>
               <w:rPr>
@@ -2568,6 +3387,62 @@
                 <w:b w:val="0"/>
                 <w:sz w:val="16"/>
               </w:rPr>
+              <w:t>0</w:t>
+            </w:r>
+          </w:p>
+        </w:tc>
+        <w:tc>
+          <w:tcPr>
+            <w:tcW w:type="dxa" w:w="1514"/>
+          </w:tcPr>
+          <w:p>
+            <w:pPr>
+              <w:spacing w:before="20" w:after="20"/>
+            </w:pPr>
+            <w:r/>
+            <w:r>
+              <w:rPr>
+                <w:rFonts w:ascii="Verdana" w:hAnsi="Verdana"/>
+                <w:b w:val="0"/>
+                <w:sz w:val="16"/>
+              </w:rPr>
+              <w:t>0</w:t>
+            </w:r>
+          </w:p>
+        </w:tc>
+        <w:tc>
+          <w:tcPr>
+            <w:tcW w:type="dxa" w:w="1514"/>
+          </w:tcPr>
+          <w:p>
+            <w:pPr>
+              <w:spacing w:before="20" w:after="20"/>
+            </w:pPr>
+            <w:r/>
+            <w:r>
+              <w:rPr>
+                <w:rFonts w:ascii="Verdana" w:hAnsi="Verdana"/>
+                <w:b w:val="0"/>
+                <w:sz w:val="16"/>
+              </w:rPr>
+              <w:t>12</w:t>
+            </w:r>
+          </w:p>
+        </w:tc>
+        <w:tc>
+          <w:tcPr>
+            <w:tcW w:type="dxa" w:w="1514"/>
+          </w:tcPr>
+          <w:p>
+            <w:pPr>
+              <w:spacing w:before="20" w:after="20"/>
+            </w:pPr>
+            <w:r/>
+            <w:r>
+              <w:rPr>
+                <w:rFonts w:ascii="Verdana" w:hAnsi="Verdana"/>
+                <w:sz w:val="16"/>
+              </w:rPr>
               <w:t>Numérica</w:t>
             </w:r>
           </w:p>
@@ -2577,6 +3452,9 @@
             <w:tcW w:type="dxa" w:w="1514"/>
           </w:tcPr>
           <w:p>
+            <w:pPr>
+              <w:spacing w:before="20" w:after="20"/>
+            </w:pPr>
             <w:r/>
             <w:r>
               <w:rPr>
@@ -2593,6 +3471,9 @@
             <w:tcW w:type="dxa" w:w="1514"/>
           </w:tcPr>
           <w:p>
+            <w:pPr>
+              <w:spacing w:before="20" w:after="20"/>
+            </w:pPr>
             <w:r/>
             <w:r>
               <w:rPr>
@@ -2600,70 +3481,6 @@
                 <w:b w:val="0"/>
                 <w:sz w:val="16"/>
               </w:rPr>
-              <w:t>0</w:t>
-            </w:r>
-          </w:p>
-        </w:tc>
-        <w:tc>
-          <w:tcPr>
-            <w:tcW w:type="dxa" w:w="1514"/>
-          </w:tcPr>
-          <w:p>
-            <w:r/>
-            <w:r>
-              <w:rPr>
-                <w:rFonts w:ascii="Verdana" w:hAnsi="Verdana"/>
-                <w:b w:val="0"/>
-                <w:sz w:val="16"/>
-              </w:rPr>
-              <w:t>12</w:t>
-            </w:r>
-          </w:p>
-        </w:tc>
-        <w:tc>
-          <w:tcPr>
-            <w:tcW w:type="dxa" w:w="1514"/>
-          </w:tcPr>
-          <w:p>
-            <w:r/>
-            <w:r>
-              <w:rPr>
-                <w:rFonts w:ascii="Verdana" w:hAnsi="Verdana"/>
-                <w:b w:val="0"/>
-                <w:sz w:val="16"/>
-              </w:rPr>
-              <w:t>Numérica</w:t>
-            </w:r>
-          </w:p>
-        </w:tc>
-        <w:tc>
-          <w:tcPr>
-            <w:tcW w:type="dxa" w:w="1514"/>
-          </w:tcPr>
-          <w:p>
-            <w:r/>
-            <w:r>
-              <w:rPr>
-                <w:rFonts w:ascii="Verdana" w:hAnsi="Verdana"/>
-                <w:b w:val="0"/>
-                <w:sz w:val="16"/>
-              </w:rPr>
-              <w:t>0</w:t>
-            </w:r>
-          </w:p>
-        </w:tc>
-        <w:tc>
-          <w:tcPr>
-            <w:tcW w:type="dxa" w:w="1514"/>
-          </w:tcPr>
-          <w:p>
-            <w:r/>
-            <w:r>
-              <w:rPr>
-                <w:rFonts w:ascii="Verdana" w:hAnsi="Verdana"/>
-                <w:b w:val="0"/>
-                <w:sz w:val="16"/>
-              </w:rPr>
               <w:t>4</w:t>
             </w:r>
           </w:p>
@@ -2673,6 +3490,9 @@
             <w:tcW w:type="dxa" w:w="1514"/>
           </w:tcPr>
           <w:p>
+            <w:pPr>
+              <w:spacing w:before="20" w:after="20"/>
+            </w:pPr>
             <w:r/>
             <w:r>
               <w:rPr>
@@ -2693,6 +3513,9 @@
             <w:tcW w:type="dxa" w:w="1514"/>
           </w:tcPr>
           <w:p>
+            <w:pPr>
+              <w:spacing w:before="20" w:after="20"/>
+            </w:pPr>
             <w:r/>
             <w:r>
               <w:rPr>
@@ -2709,6 +3532,9 @@
             <w:tcW w:type="dxa" w:w="1514"/>
           </w:tcPr>
           <w:p>
+            <w:pPr>
+              <w:spacing w:before="20" w:after="20"/>
+            </w:pPr>
             <w:r/>
             <w:r>
               <w:rPr>
@@ -2725,6 +3551,27 @@
             <w:tcW w:type="dxa" w:w="1514"/>
           </w:tcPr>
           <w:p>
+            <w:pPr>
+              <w:spacing w:before="20" w:after="20"/>
+            </w:pPr>
+            <w:r/>
+            <w:r>
+              <w:rPr>
+                <w:rFonts w:ascii="Verdana" w:hAnsi="Verdana"/>
+                <w:sz w:val="16"/>
+              </w:rPr>
+              <w:t>Numérica</w:t>
+            </w:r>
+          </w:p>
+        </w:tc>
+        <w:tc>
+          <w:tcPr>
+            <w:tcW w:type="dxa" w:w="1514"/>
+          </w:tcPr>
+          <w:p>
+            <w:pPr>
+              <w:spacing w:before="20" w:after="20"/>
+            </w:pPr>
             <w:r/>
             <w:r>
               <w:rPr>
@@ -2732,6 +3579,62 @@
                 <w:b w:val="0"/>
                 <w:sz w:val="16"/>
               </w:rPr>
+              <w:t>0</w:t>
+            </w:r>
+          </w:p>
+        </w:tc>
+        <w:tc>
+          <w:tcPr>
+            <w:tcW w:type="dxa" w:w="1514"/>
+          </w:tcPr>
+          <w:p>
+            <w:pPr>
+              <w:spacing w:before="20" w:after="20"/>
+            </w:pPr>
+            <w:r/>
+            <w:r>
+              <w:rPr>
+                <w:rFonts w:ascii="Verdana" w:hAnsi="Verdana"/>
+                <w:b w:val="0"/>
+                <w:sz w:val="16"/>
+              </w:rPr>
+              <w:t>0</w:t>
+            </w:r>
+          </w:p>
+        </w:tc>
+        <w:tc>
+          <w:tcPr>
+            <w:tcW w:type="dxa" w:w="1514"/>
+          </w:tcPr>
+          <w:p>
+            <w:pPr>
+              <w:spacing w:before="20" w:after="20"/>
+            </w:pPr>
+            <w:r/>
+            <w:r>
+              <w:rPr>
+                <w:rFonts w:ascii="Verdana" w:hAnsi="Verdana"/>
+                <w:b w:val="0"/>
+                <w:sz w:val="16"/>
+              </w:rPr>
+              <w:t>7</w:t>
+            </w:r>
+          </w:p>
+        </w:tc>
+        <w:tc>
+          <w:tcPr>
+            <w:tcW w:type="dxa" w:w="1514"/>
+          </w:tcPr>
+          <w:p>
+            <w:pPr>
+              <w:spacing w:before="20" w:after="20"/>
+            </w:pPr>
+            <w:r/>
+            <w:r>
+              <w:rPr>
+                <w:rFonts w:ascii="Verdana" w:hAnsi="Verdana"/>
+                <w:sz w:val="16"/>
+              </w:rPr>
               <w:t>Numérica</w:t>
             </w:r>
           </w:p>
@@ -2741,6 +3644,9 @@
             <w:tcW w:type="dxa" w:w="1514"/>
           </w:tcPr>
           <w:p>
+            <w:pPr>
+              <w:spacing w:before="20" w:after="20"/>
+            </w:pPr>
             <w:r/>
             <w:r>
               <w:rPr>
@@ -2757,6 +3663,9 @@
             <w:tcW w:type="dxa" w:w="1514"/>
           </w:tcPr>
           <w:p>
+            <w:pPr>
+              <w:spacing w:before="20" w:after="20"/>
+            </w:pPr>
             <w:r/>
             <w:r>
               <w:rPr>
@@ -2764,70 +3673,6 @@
                 <w:b w:val="0"/>
                 <w:sz w:val="16"/>
               </w:rPr>
-              <w:t>0</w:t>
-            </w:r>
-          </w:p>
-        </w:tc>
-        <w:tc>
-          <w:tcPr>
-            <w:tcW w:type="dxa" w:w="1514"/>
-          </w:tcPr>
-          <w:p>
-            <w:r/>
-            <w:r>
-              <w:rPr>
-                <w:rFonts w:ascii="Verdana" w:hAnsi="Verdana"/>
-                <w:b w:val="0"/>
-                <w:sz w:val="16"/>
-              </w:rPr>
-              <w:t>7</w:t>
-            </w:r>
-          </w:p>
-        </w:tc>
-        <w:tc>
-          <w:tcPr>
-            <w:tcW w:type="dxa" w:w="1514"/>
-          </w:tcPr>
-          <w:p>
-            <w:r/>
-            <w:r>
-              <w:rPr>
-                <w:rFonts w:ascii="Verdana" w:hAnsi="Verdana"/>
-                <w:b w:val="0"/>
-                <w:sz w:val="16"/>
-              </w:rPr>
-              <w:t>Numérica</w:t>
-            </w:r>
-          </w:p>
-        </w:tc>
-        <w:tc>
-          <w:tcPr>
-            <w:tcW w:type="dxa" w:w="1514"/>
-          </w:tcPr>
-          <w:p>
-            <w:r/>
-            <w:r>
-              <w:rPr>
-                <w:rFonts w:ascii="Verdana" w:hAnsi="Verdana"/>
-                <w:b w:val="0"/>
-                <w:sz w:val="16"/>
-              </w:rPr>
-              <w:t>0</w:t>
-            </w:r>
-          </w:p>
-        </w:tc>
-        <w:tc>
-          <w:tcPr>
-            <w:tcW w:type="dxa" w:w="1514"/>
-          </w:tcPr>
-          <w:p>
-            <w:r/>
-            <w:r>
-              <w:rPr>
-                <w:rFonts w:ascii="Verdana" w:hAnsi="Verdana"/>
-                <w:b w:val="0"/>
-                <w:sz w:val="16"/>
-              </w:rPr>
               <w:t>2</w:t>
             </w:r>
           </w:p>
@@ -2837,6 +3682,9 @@
             <w:tcW w:type="dxa" w:w="1514"/>
           </w:tcPr>
           <w:p>
+            <w:pPr>
+              <w:spacing w:before="20" w:after="20"/>
+            </w:pPr>
             <w:r/>
             <w:r>
               <w:rPr>
@@ -2857,6 +3705,9 @@
             <w:tcW w:type="dxa" w:w="1514"/>
           </w:tcPr>
           <w:p>
+            <w:pPr>
+              <w:spacing w:before="20" w:after="20"/>
+            </w:pPr>
             <w:r/>
             <w:r>
               <w:rPr>
@@ -2873,6 +3724,9 @@
             <w:tcW w:type="dxa" w:w="1514"/>
           </w:tcPr>
           <w:p>
+            <w:pPr>
+              <w:spacing w:before="20" w:after="20"/>
+            </w:pPr>
             <w:r/>
             <w:r>
               <w:rPr>
@@ -2889,6 +3743,27 @@
             <w:tcW w:type="dxa" w:w="1514"/>
           </w:tcPr>
           <w:p>
+            <w:pPr>
+              <w:spacing w:before="20" w:after="20"/>
+            </w:pPr>
+            <w:r/>
+            <w:r>
+              <w:rPr>
+                <w:rFonts w:ascii="Verdana" w:hAnsi="Verdana"/>
+                <w:sz w:val="16"/>
+              </w:rPr>
+              <w:t>Numérica</w:t>
+            </w:r>
+          </w:p>
+        </w:tc>
+        <w:tc>
+          <w:tcPr>
+            <w:tcW w:type="dxa" w:w="1514"/>
+          </w:tcPr>
+          <w:p>
+            <w:pPr>
+              <w:spacing w:before="20" w:after="20"/>
+            </w:pPr>
             <w:r/>
             <w:r>
               <w:rPr>
@@ -2896,6 +3771,62 @@
                 <w:b w:val="0"/>
                 <w:sz w:val="16"/>
               </w:rPr>
+              <w:t>0</w:t>
+            </w:r>
+          </w:p>
+        </w:tc>
+        <w:tc>
+          <w:tcPr>
+            <w:tcW w:type="dxa" w:w="1514"/>
+          </w:tcPr>
+          <w:p>
+            <w:pPr>
+              <w:spacing w:before="20" w:after="20"/>
+            </w:pPr>
+            <w:r/>
+            <w:r>
+              <w:rPr>
+                <w:rFonts w:ascii="Verdana" w:hAnsi="Verdana"/>
+                <w:b w:val="0"/>
+                <w:sz w:val="16"/>
+              </w:rPr>
+              <w:t>0</w:t>
+            </w:r>
+          </w:p>
+        </w:tc>
+        <w:tc>
+          <w:tcPr>
+            <w:tcW w:type="dxa" w:w="1514"/>
+          </w:tcPr>
+          <w:p>
+            <w:pPr>
+              <w:spacing w:before="20" w:after="20"/>
+            </w:pPr>
+            <w:r/>
+            <w:r>
+              <w:rPr>
+                <w:rFonts w:ascii="Verdana" w:hAnsi="Verdana"/>
+                <w:b w:val="0"/>
+                <w:sz w:val="16"/>
+              </w:rPr>
+              <w:t>24</w:t>
+            </w:r>
+          </w:p>
+        </w:tc>
+        <w:tc>
+          <w:tcPr>
+            <w:tcW w:type="dxa" w:w="1514"/>
+          </w:tcPr>
+          <w:p>
+            <w:pPr>
+              <w:spacing w:before="20" w:after="20"/>
+            </w:pPr>
+            <w:r/>
+            <w:r>
+              <w:rPr>
+                <w:rFonts w:ascii="Verdana" w:hAnsi="Verdana"/>
+                <w:sz w:val="16"/>
+              </w:rPr>
               <w:t>Numérica</w:t>
             </w:r>
           </w:p>
@@ -2905,6 +3836,9 @@
             <w:tcW w:type="dxa" w:w="1514"/>
           </w:tcPr>
           <w:p>
+            <w:pPr>
+              <w:spacing w:before="20" w:after="20"/>
+            </w:pPr>
             <w:r/>
             <w:r>
               <w:rPr>
@@ -2921,6 +3855,9 @@
             <w:tcW w:type="dxa" w:w="1514"/>
           </w:tcPr>
           <w:p>
+            <w:pPr>
+              <w:spacing w:before="20" w:after="20"/>
+            </w:pPr>
             <w:r/>
             <w:r>
               <w:rPr>
@@ -2928,70 +3865,6 @@
                 <w:b w:val="0"/>
                 <w:sz w:val="16"/>
               </w:rPr>
-              <w:t>0</w:t>
-            </w:r>
-          </w:p>
-        </w:tc>
-        <w:tc>
-          <w:tcPr>
-            <w:tcW w:type="dxa" w:w="1514"/>
-          </w:tcPr>
-          <w:p>
-            <w:r/>
-            <w:r>
-              <w:rPr>
-                <w:rFonts w:ascii="Verdana" w:hAnsi="Verdana"/>
-                <w:b w:val="0"/>
-                <w:sz w:val="16"/>
-              </w:rPr>
-              <w:t>24</w:t>
-            </w:r>
-          </w:p>
-        </w:tc>
-        <w:tc>
-          <w:tcPr>
-            <w:tcW w:type="dxa" w:w="1514"/>
-          </w:tcPr>
-          <w:p>
-            <w:r/>
-            <w:r>
-              <w:rPr>
-                <w:rFonts w:ascii="Verdana" w:hAnsi="Verdana"/>
-                <w:b w:val="0"/>
-                <w:sz w:val="16"/>
-              </w:rPr>
-              <w:t>Numérica</w:t>
-            </w:r>
-          </w:p>
-        </w:tc>
-        <w:tc>
-          <w:tcPr>
-            <w:tcW w:type="dxa" w:w="1514"/>
-          </w:tcPr>
-          <w:p>
-            <w:r/>
-            <w:r>
-              <w:rPr>
-                <w:rFonts w:ascii="Verdana" w:hAnsi="Verdana"/>
-                <w:b w:val="0"/>
-                <w:sz w:val="16"/>
-              </w:rPr>
-              <w:t>0</w:t>
-            </w:r>
-          </w:p>
-        </w:tc>
-        <w:tc>
-          <w:tcPr>
-            <w:tcW w:type="dxa" w:w="1514"/>
-          </w:tcPr>
-          <w:p>
-            <w:r/>
-            <w:r>
-              <w:rPr>
-                <w:rFonts w:ascii="Verdana" w:hAnsi="Verdana"/>
-                <w:b w:val="0"/>
-                <w:sz w:val="16"/>
-              </w:rPr>
               <w:t>8</w:t>
             </w:r>
           </w:p>
@@ -3001,6 +3874,9 @@
             <w:tcW w:type="dxa" w:w="1514"/>
           </w:tcPr>
           <w:p>
+            <w:pPr>
+              <w:spacing w:before="20" w:after="20"/>
+            </w:pPr>
             <w:r/>
             <w:r>
               <w:rPr>
@@ -3021,6 +3897,9 @@
             <w:tcW w:type="dxa" w:w="1514"/>
           </w:tcPr>
           <w:p>
+            <w:pPr>
+              <w:spacing w:before="20" w:after="20"/>
+            </w:pPr>
             <w:r/>
             <w:r>
               <w:rPr>
@@ -3037,6 +3916,9 @@
             <w:tcW w:type="dxa" w:w="1514"/>
           </w:tcPr>
           <w:p>
+            <w:pPr>
+              <w:spacing w:before="20" w:after="20"/>
+            </w:pPr>
             <w:r/>
             <w:r>
               <w:rPr>
@@ -3053,6 +3935,27 @@
             <w:tcW w:type="dxa" w:w="1514"/>
           </w:tcPr>
           <w:p>
+            <w:pPr>
+              <w:spacing w:before="20" w:after="20"/>
+            </w:pPr>
+            <w:r/>
+            <w:r>
+              <w:rPr>
+                <w:rFonts w:ascii="Verdana" w:hAnsi="Verdana"/>
+                <w:sz w:val="16"/>
+              </w:rPr>
+              <w:t>Numérica</w:t>
+            </w:r>
+          </w:p>
+        </w:tc>
+        <w:tc>
+          <w:tcPr>
+            <w:tcW w:type="dxa" w:w="1514"/>
+          </w:tcPr>
+          <w:p>
+            <w:pPr>
+              <w:spacing w:before="20" w:after="20"/>
+            </w:pPr>
             <w:r/>
             <w:r>
               <w:rPr>
@@ -3060,6 +3963,62 @@
                 <w:b w:val="0"/>
                 <w:sz w:val="16"/>
               </w:rPr>
+              <w:t>0</w:t>
+            </w:r>
+          </w:p>
+        </w:tc>
+        <w:tc>
+          <w:tcPr>
+            <w:tcW w:type="dxa" w:w="1514"/>
+          </w:tcPr>
+          <w:p>
+            <w:pPr>
+              <w:spacing w:before="20" w:after="20"/>
+            </w:pPr>
+            <w:r/>
+            <w:r>
+              <w:rPr>
+                <w:rFonts w:ascii="Verdana" w:hAnsi="Verdana"/>
+                <w:b w:val="0"/>
+                <w:sz w:val="16"/>
+              </w:rPr>
+              <w:t>0</w:t>
+            </w:r>
+          </w:p>
+        </w:tc>
+        <w:tc>
+          <w:tcPr>
+            <w:tcW w:type="dxa" w:w="1514"/>
+          </w:tcPr>
+          <w:p>
+            <w:pPr>
+              <w:spacing w:before="20" w:after="20"/>
+            </w:pPr>
+            <w:r/>
+            <w:r>
+              <w:rPr>
+                <w:rFonts w:ascii="Verdana" w:hAnsi="Verdana"/>
+                <w:b w:val="0"/>
+                <w:sz w:val="16"/>
+              </w:rPr>
+              <w:t>8</w:t>
+            </w:r>
+          </w:p>
+        </w:tc>
+        <w:tc>
+          <w:tcPr>
+            <w:tcW w:type="dxa" w:w="1514"/>
+          </w:tcPr>
+          <w:p>
+            <w:pPr>
+              <w:spacing w:before="20" w:after="20"/>
+            </w:pPr>
+            <w:r/>
+            <w:r>
+              <w:rPr>
+                <w:rFonts w:ascii="Verdana" w:hAnsi="Verdana"/>
+                <w:sz w:val="16"/>
+              </w:rPr>
               <w:t>Numérica</w:t>
             </w:r>
           </w:p>
@@ -3069,6 +4028,9 @@
             <w:tcW w:type="dxa" w:w="1514"/>
           </w:tcPr>
           <w:p>
+            <w:pPr>
+              <w:spacing w:before="20" w:after="20"/>
+            </w:pPr>
             <w:r/>
             <w:r>
               <w:rPr>
@@ -3085,6 +4047,9 @@
             <w:tcW w:type="dxa" w:w="1514"/>
           </w:tcPr>
           <w:p>
+            <w:pPr>
+              <w:spacing w:before="20" w:after="20"/>
+            </w:pPr>
             <w:r/>
             <w:r>
               <w:rPr>
@@ -3092,70 +4057,6 @@
                 <w:b w:val="0"/>
                 <w:sz w:val="16"/>
               </w:rPr>
-              <w:t>0</w:t>
-            </w:r>
-          </w:p>
-        </w:tc>
-        <w:tc>
-          <w:tcPr>
-            <w:tcW w:type="dxa" w:w="1514"/>
-          </w:tcPr>
-          <w:p>
-            <w:r/>
-            <w:r>
-              <w:rPr>
-                <w:rFonts w:ascii="Verdana" w:hAnsi="Verdana"/>
-                <w:b w:val="0"/>
-                <w:sz w:val="16"/>
-              </w:rPr>
-              <w:t>8</w:t>
-            </w:r>
-          </w:p>
-        </w:tc>
-        <w:tc>
-          <w:tcPr>
-            <w:tcW w:type="dxa" w:w="1514"/>
-          </w:tcPr>
-          <w:p>
-            <w:r/>
-            <w:r>
-              <w:rPr>
-                <w:rFonts w:ascii="Verdana" w:hAnsi="Verdana"/>
-                <w:b w:val="0"/>
-                <w:sz w:val="16"/>
-              </w:rPr>
-              <w:t>Numérica</w:t>
-            </w:r>
-          </w:p>
-        </w:tc>
-        <w:tc>
-          <w:tcPr>
-            <w:tcW w:type="dxa" w:w="1514"/>
-          </w:tcPr>
-          <w:p>
-            <w:r/>
-            <w:r>
-              <w:rPr>
-                <w:rFonts w:ascii="Verdana" w:hAnsi="Verdana"/>
-                <w:b w:val="0"/>
-                <w:sz w:val="16"/>
-              </w:rPr>
-              <w:t>0</w:t>
-            </w:r>
-          </w:p>
-        </w:tc>
-        <w:tc>
-          <w:tcPr>
-            <w:tcW w:type="dxa" w:w="1514"/>
-          </w:tcPr>
-          <w:p>
-            <w:r/>
-            <w:r>
-              <w:rPr>
-                <w:rFonts w:ascii="Verdana" w:hAnsi="Verdana"/>
-                <w:b w:val="0"/>
-                <w:sz w:val="16"/>
-              </w:rPr>
               <w:t>3</w:t>
             </w:r>
           </w:p>
@@ -3165,6 +4066,9 @@
             <w:tcW w:type="dxa" w:w="1514"/>
           </w:tcPr>
           <w:p>
+            <w:pPr>
+              <w:spacing w:before="20" w:after="20"/>
+            </w:pPr>
             <w:r/>
             <w:r>
               <w:rPr>
@@ -3185,6 +4089,9 @@
             <w:tcW w:type="dxa" w:w="1514"/>
           </w:tcPr>
           <w:p>
+            <w:pPr>
+              <w:spacing w:before="20" w:after="20"/>
+            </w:pPr>
             <w:r/>
             <w:r>
               <w:rPr>
@@ -3201,6 +4108,9 @@
             <w:tcW w:type="dxa" w:w="1514"/>
           </w:tcPr>
           <w:p>
+            <w:pPr>
+              <w:spacing w:before="20" w:after="20"/>
+            </w:pPr>
             <w:r/>
             <w:r>
               <w:rPr>
@@ -3217,6 +4127,27 @@
             <w:tcW w:type="dxa" w:w="1514"/>
           </w:tcPr>
           <w:p>
+            <w:pPr>
+              <w:spacing w:before="20" w:after="20"/>
+            </w:pPr>
+            <w:r/>
+            <w:r>
+              <w:rPr>
+                <w:rFonts w:ascii="Verdana" w:hAnsi="Verdana"/>
+                <w:sz w:val="16"/>
+              </w:rPr>
+              <w:t>Numérica</w:t>
+            </w:r>
+          </w:p>
+        </w:tc>
+        <w:tc>
+          <w:tcPr>
+            <w:tcW w:type="dxa" w:w="1514"/>
+          </w:tcPr>
+          <w:p>
+            <w:pPr>
+              <w:spacing w:before="20" w:after="20"/>
+            </w:pPr>
             <w:r/>
             <w:r>
               <w:rPr>
@@ -3224,6 +4155,62 @@
                 <w:b w:val="0"/>
                 <w:sz w:val="16"/>
               </w:rPr>
+              <w:t>0</w:t>
+            </w:r>
+          </w:p>
+        </w:tc>
+        <w:tc>
+          <w:tcPr>
+            <w:tcW w:type="dxa" w:w="1514"/>
+          </w:tcPr>
+          <w:p>
+            <w:pPr>
+              <w:spacing w:before="20" w:after="20"/>
+            </w:pPr>
+            <w:r/>
+            <w:r>
+              <w:rPr>
+                <w:rFonts w:ascii="Verdana" w:hAnsi="Verdana"/>
+                <w:b w:val="0"/>
+                <w:sz w:val="16"/>
+              </w:rPr>
+              <w:t>0</w:t>
+            </w:r>
+          </w:p>
+        </w:tc>
+        <w:tc>
+          <w:tcPr>
+            <w:tcW w:type="dxa" w:w="1514"/>
+          </w:tcPr>
+          <w:p>
+            <w:pPr>
+              <w:spacing w:before="20" w:after="20"/>
+            </w:pPr>
+            <w:r/>
+            <w:r>
+              <w:rPr>
+                <w:rFonts w:ascii="Verdana" w:hAnsi="Verdana"/>
+                <w:b w:val="0"/>
+                <w:sz w:val="16"/>
+              </w:rPr>
+              <w:t>6</w:t>
+            </w:r>
+          </w:p>
+        </w:tc>
+        <w:tc>
+          <w:tcPr>
+            <w:tcW w:type="dxa" w:w="1514"/>
+          </w:tcPr>
+          <w:p>
+            <w:pPr>
+              <w:spacing w:before="20" w:after="20"/>
+            </w:pPr>
+            <w:r/>
+            <w:r>
+              <w:rPr>
+                <w:rFonts w:ascii="Verdana" w:hAnsi="Verdana"/>
+                <w:sz w:val="16"/>
+              </w:rPr>
               <w:t>Numérica</w:t>
             </w:r>
           </w:p>
@@ -3233,6 +4220,9 @@
             <w:tcW w:type="dxa" w:w="1514"/>
           </w:tcPr>
           <w:p>
+            <w:pPr>
+              <w:spacing w:before="20" w:after="20"/>
+            </w:pPr>
             <w:r/>
             <w:r>
               <w:rPr>
@@ -3249,6 +4239,9 @@
             <w:tcW w:type="dxa" w:w="1514"/>
           </w:tcPr>
           <w:p>
+            <w:pPr>
+              <w:spacing w:before="20" w:after="20"/>
+            </w:pPr>
             <w:r/>
             <w:r>
               <w:rPr>
@@ -3256,70 +4249,6 @@
                 <w:b w:val="0"/>
                 <w:sz w:val="16"/>
               </w:rPr>
-              <w:t>0</w:t>
-            </w:r>
-          </w:p>
-        </w:tc>
-        <w:tc>
-          <w:tcPr>
-            <w:tcW w:type="dxa" w:w="1514"/>
-          </w:tcPr>
-          <w:p>
-            <w:r/>
-            <w:r>
-              <w:rPr>
-                <w:rFonts w:ascii="Verdana" w:hAnsi="Verdana"/>
-                <w:b w:val="0"/>
-                <w:sz w:val="16"/>
-              </w:rPr>
-              <w:t>6</w:t>
-            </w:r>
-          </w:p>
-        </w:tc>
-        <w:tc>
-          <w:tcPr>
-            <w:tcW w:type="dxa" w:w="1514"/>
-          </w:tcPr>
-          <w:p>
-            <w:r/>
-            <w:r>
-              <w:rPr>
-                <w:rFonts w:ascii="Verdana" w:hAnsi="Verdana"/>
-                <w:b w:val="0"/>
-                <w:sz w:val="16"/>
-              </w:rPr>
-              <w:t>Numérica</w:t>
-            </w:r>
-          </w:p>
-        </w:tc>
-        <w:tc>
-          <w:tcPr>
-            <w:tcW w:type="dxa" w:w="1514"/>
-          </w:tcPr>
-          <w:p>
-            <w:r/>
-            <w:r>
-              <w:rPr>
-                <w:rFonts w:ascii="Verdana" w:hAnsi="Verdana"/>
-                <w:b w:val="0"/>
-                <w:sz w:val="16"/>
-              </w:rPr>
-              <w:t>0</w:t>
-            </w:r>
-          </w:p>
-        </w:tc>
-        <w:tc>
-          <w:tcPr>
-            <w:tcW w:type="dxa" w:w="1514"/>
-          </w:tcPr>
-          <w:p>
-            <w:r/>
-            <w:r>
-              <w:rPr>
-                <w:rFonts w:ascii="Verdana" w:hAnsi="Verdana"/>
-                <w:b w:val="0"/>
-                <w:sz w:val="16"/>
-              </w:rPr>
               <w:t>2</w:t>
             </w:r>
           </w:p>
@@ -3329,6 +4258,9 @@
             <w:tcW w:type="dxa" w:w="1514"/>
           </w:tcPr>
           <w:p>
+            <w:pPr>
+              <w:spacing w:before="20" w:after="20"/>
+            </w:pPr>
             <w:r/>
             <w:r>
               <w:rPr>
@@ -3349,6 +4281,9 @@
             <w:tcW w:type="dxa" w:w="1514"/>
           </w:tcPr>
           <w:p>
+            <w:pPr>
+              <w:spacing w:before="20" w:after="20"/>
+            </w:pPr>
             <w:r/>
             <w:r>
               <w:rPr>
@@ -3365,6 +4300,9 @@
             <w:tcW w:type="dxa" w:w="1514"/>
           </w:tcPr>
           <w:p>
+            <w:pPr>
+              <w:spacing w:before="20" w:after="20"/>
+            </w:pPr>
             <w:r/>
             <w:r>
               <w:rPr>
@@ -3381,6 +4319,27 @@
             <w:tcW w:type="dxa" w:w="1514"/>
           </w:tcPr>
           <w:p>
+            <w:pPr>
+              <w:spacing w:before="20" w:after="20"/>
+            </w:pPr>
+            <w:r/>
+            <w:r>
+              <w:rPr>
+                <w:rFonts w:ascii="Verdana" w:hAnsi="Verdana"/>
+                <w:sz w:val="16"/>
+              </w:rPr>
+              <w:t>Numérica</w:t>
+            </w:r>
+          </w:p>
+        </w:tc>
+        <w:tc>
+          <w:tcPr>
+            <w:tcW w:type="dxa" w:w="1514"/>
+          </w:tcPr>
+          <w:p>
+            <w:pPr>
+              <w:spacing w:before="20" w:after="20"/>
+            </w:pPr>
             <w:r/>
             <w:r>
               <w:rPr>
@@ -3388,6 +4347,62 @@
                 <w:b w:val="0"/>
                 <w:sz w:val="16"/>
               </w:rPr>
+              <w:t>0</w:t>
+            </w:r>
+          </w:p>
+        </w:tc>
+        <w:tc>
+          <w:tcPr>
+            <w:tcW w:type="dxa" w:w="1514"/>
+          </w:tcPr>
+          <w:p>
+            <w:pPr>
+              <w:spacing w:before="20" w:after="20"/>
+            </w:pPr>
+            <w:r/>
+            <w:r>
+              <w:rPr>
+                <w:rFonts w:ascii="Verdana" w:hAnsi="Verdana"/>
+                <w:b w:val="0"/>
+                <w:sz w:val="16"/>
+              </w:rPr>
+              <w:t>0</w:t>
+            </w:r>
+          </w:p>
+        </w:tc>
+        <w:tc>
+          <w:tcPr>
+            <w:tcW w:type="dxa" w:w="1514"/>
+          </w:tcPr>
+          <w:p>
+            <w:pPr>
+              <w:spacing w:before="20" w:after="20"/>
+            </w:pPr>
+            <w:r/>
+            <w:r>
+              <w:rPr>
+                <w:rFonts w:ascii="Verdana" w:hAnsi="Verdana"/>
+                <w:b w:val="0"/>
+                <w:sz w:val="16"/>
+              </w:rPr>
+              <w:t>8</w:t>
+            </w:r>
+          </w:p>
+        </w:tc>
+        <w:tc>
+          <w:tcPr>
+            <w:tcW w:type="dxa" w:w="1514"/>
+          </w:tcPr>
+          <w:p>
+            <w:pPr>
+              <w:spacing w:before="20" w:after="20"/>
+            </w:pPr>
+            <w:r/>
+            <w:r>
+              <w:rPr>
+                <w:rFonts w:ascii="Verdana" w:hAnsi="Verdana"/>
+                <w:sz w:val="16"/>
+              </w:rPr>
               <w:t>Numérica</w:t>
             </w:r>
           </w:p>
@@ -3397,6 +4412,9 @@
             <w:tcW w:type="dxa" w:w="1514"/>
           </w:tcPr>
           <w:p>
+            <w:pPr>
+              <w:spacing w:before="20" w:after="20"/>
+            </w:pPr>
             <w:r/>
             <w:r>
               <w:rPr>
@@ -3413,6 +4431,9 @@
             <w:tcW w:type="dxa" w:w="1514"/>
           </w:tcPr>
           <w:p>
+            <w:pPr>
+              <w:spacing w:before="20" w:after="20"/>
+            </w:pPr>
             <w:r/>
             <w:r>
               <w:rPr>
@@ -3420,70 +4441,6 @@
                 <w:b w:val="0"/>
                 <w:sz w:val="16"/>
               </w:rPr>
-              <w:t>0</w:t>
-            </w:r>
-          </w:p>
-        </w:tc>
-        <w:tc>
-          <w:tcPr>
-            <w:tcW w:type="dxa" w:w="1514"/>
-          </w:tcPr>
-          <w:p>
-            <w:r/>
-            <w:r>
-              <w:rPr>
-                <w:rFonts w:ascii="Verdana" w:hAnsi="Verdana"/>
-                <w:b w:val="0"/>
-                <w:sz w:val="16"/>
-              </w:rPr>
-              <w:t>8</w:t>
-            </w:r>
-          </w:p>
-        </w:tc>
-        <w:tc>
-          <w:tcPr>
-            <w:tcW w:type="dxa" w:w="1514"/>
-          </w:tcPr>
-          <w:p>
-            <w:r/>
-            <w:r>
-              <w:rPr>
-                <w:rFonts w:ascii="Verdana" w:hAnsi="Verdana"/>
-                <w:b w:val="0"/>
-                <w:sz w:val="16"/>
-              </w:rPr>
-              <w:t>Numérica</w:t>
-            </w:r>
-          </w:p>
-        </w:tc>
-        <w:tc>
-          <w:tcPr>
-            <w:tcW w:type="dxa" w:w="1514"/>
-          </w:tcPr>
-          <w:p>
-            <w:r/>
-            <w:r>
-              <w:rPr>
-                <w:rFonts w:ascii="Verdana" w:hAnsi="Verdana"/>
-                <w:b w:val="0"/>
-                <w:sz w:val="16"/>
-              </w:rPr>
-              <w:t>0</w:t>
-            </w:r>
-          </w:p>
-        </w:tc>
-        <w:tc>
-          <w:tcPr>
-            <w:tcW w:type="dxa" w:w="1514"/>
-          </w:tcPr>
-          <w:p>
-            <w:r/>
-            <w:r>
-              <w:rPr>
-                <w:rFonts w:ascii="Verdana" w:hAnsi="Verdana"/>
-                <w:b w:val="0"/>
-                <w:sz w:val="16"/>
-              </w:rPr>
               <w:t>3</w:t>
             </w:r>
           </w:p>
@@ -3493,6 +4450,9 @@
             <w:tcW w:type="dxa" w:w="1514"/>
           </w:tcPr>
           <w:p>
+            <w:pPr>
+              <w:spacing w:before="20" w:after="20"/>
+            </w:pPr>
             <w:r/>
             <w:r>
               <w:rPr>
@@ -3513,6 +4473,9 @@
             <w:tcW w:type="dxa" w:w="1514"/>
           </w:tcPr>
           <w:p>
+            <w:pPr>
+              <w:spacing w:before="20" w:after="20"/>
+            </w:pPr>
             <w:r/>
             <w:r>
               <w:rPr>
@@ -3529,6 +4492,9 @@
             <w:tcW w:type="dxa" w:w="1514"/>
           </w:tcPr>
           <w:p>
+            <w:pPr>
+              <w:spacing w:before="20" w:after="20"/>
+            </w:pPr>
             <w:r/>
             <w:r>
               <w:rPr>
@@ -3545,6 +4511,27 @@
             <w:tcW w:type="dxa" w:w="1514"/>
           </w:tcPr>
           <w:p>
+            <w:pPr>
+              <w:spacing w:before="20" w:after="20"/>
+            </w:pPr>
+            <w:r/>
+            <w:r>
+              <w:rPr>
+                <w:rFonts w:ascii="Verdana" w:hAnsi="Verdana"/>
+                <w:sz w:val="16"/>
+              </w:rPr>
+              <w:t>Numérica</w:t>
+            </w:r>
+          </w:p>
+        </w:tc>
+        <w:tc>
+          <w:tcPr>
+            <w:tcW w:type="dxa" w:w="1514"/>
+          </w:tcPr>
+          <w:p>
+            <w:pPr>
+              <w:spacing w:before="20" w:after="20"/>
+            </w:pPr>
             <w:r/>
             <w:r>
               <w:rPr>
@@ -3552,6 +4539,62 @@
                 <w:b w:val="0"/>
                 <w:sz w:val="16"/>
               </w:rPr>
+              <w:t>0</w:t>
+            </w:r>
+          </w:p>
+        </w:tc>
+        <w:tc>
+          <w:tcPr>
+            <w:tcW w:type="dxa" w:w="1514"/>
+          </w:tcPr>
+          <w:p>
+            <w:pPr>
+              <w:spacing w:before="20" w:after="20"/>
+            </w:pPr>
+            <w:r/>
+            <w:r>
+              <w:rPr>
+                <w:rFonts w:ascii="Verdana" w:hAnsi="Verdana"/>
+                <w:b w:val="0"/>
+                <w:sz w:val="16"/>
+              </w:rPr>
+              <w:t>0</w:t>
+            </w:r>
+          </w:p>
+        </w:tc>
+        <w:tc>
+          <w:tcPr>
+            <w:tcW w:type="dxa" w:w="1514"/>
+          </w:tcPr>
+          <w:p>
+            <w:pPr>
+              <w:spacing w:before="20" w:after="20"/>
+            </w:pPr>
+            <w:r/>
+            <w:r>
+              <w:rPr>
+                <w:rFonts w:ascii="Verdana" w:hAnsi="Verdana"/>
+                <w:b w:val="0"/>
+                <w:sz w:val="16"/>
+              </w:rPr>
+              <w:t>11</w:t>
+            </w:r>
+          </w:p>
+        </w:tc>
+        <w:tc>
+          <w:tcPr>
+            <w:tcW w:type="dxa" w:w="1514"/>
+          </w:tcPr>
+          <w:p>
+            <w:pPr>
+              <w:spacing w:before="20" w:after="20"/>
+            </w:pPr>
+            <w:r/>
+            <w:r>
+              <w:rPr>
+                <w:rFonts w:ascii="Verdana" w:hAnsi="Verdana"/>
+                <w:sz w:val="16"/>
+              </w:rPr>
               <w:t>Numérica</w:t>
             </w:r>
           </w:p>
@@ -3561,6 +4604,9 @@
             <w:tcW w:type="dxa" w:w="1514"/>
           </w:tcPr>
           <w:p>
+            <w:pPr>
+              <w:spacing w:before="20" w:after="20"/>
+            </w:pPr>
             <w:r/>
             <w:r>
               <w:rPr>
@@ -3577,6 +4623,9 @@
             <w:tcW w:type="dxa" w:w="1514"/>
           </w:tcPr>
           <w:p>
+            <w:pPr>
+              <w:spacing w:before="20" w:after="20"/>
+            </w:pPr>
             <w:r/>
             <w:r>
               <w:rPr>
@@ -3584,70 +4633,6 @@
                 <w:b w:val="0"/>
                 <w:sz w:val="16"/>
               </w:rPr>
-              <w:t>0</w:t>
-            </w:r>
-          </w:p>
-        </w:tc>
-        <w:tc>
-          <w:tcPr>
-            <w:tcW w:type="dxa" w:w="1514"/>
-          </w:tcPr>
-          <w:p>
-            <w:r/>
-            <w:r>
-              <w:rPr>
-                <w:rFonts w:ascii="Verdana" w:hAnsi="Verdana"/>
-                <w:b w:val="0"/>
-                <w:sz w:val="16"/>
-              </w:rPr>
-              <w:t>11</w:t>
-            </w:r>
-          </w:p>
-        </w:tc>
-        <w:tc>
-          <w:tcPr>
-            <w:tcW w:type="dxa" w:w="1514"/>
-          </w:tcPr>
-          <w:p>
-            <w:r/>
-            <w:r>
-              <w:rPr>
-                <w:rFonts w:ascii="Verdana" w:hAnsi="Verdana"/>
-                <w:b w:val="0"/>
-                <w:sz w:val="16"/>
-              </w:rPr>
-              <w:t>Numérica</w:t>
-            </w:r>
-          </w:p>
-        </w:tc>
-        <w:tc>
-          <w:tcPr>
-            <w:tcW w:type="dxa" w:w="1514"/>
-          </w:tcPr>
-          <w:p>
-            <w:r/>
-            <w:r>
-              <w:rPr>
-                <w:rFonts w:ascii="Verdana" w:hAnsi="Verdana"/>
-                <w:b w:val="0"/>
-                <w:sz w:val="16"/>
-              </w:rPr>
-              <w:t>0</w:t>
-            </w:r>
-          </w:p>
-        </w:tc>
-        <w:tc>
-          <w:tcPr>
-            <w:tcW w:type="dxa" w:w="1514"/>
-          </w:tcPr>
-          <w:p>
-            <w:r/>
-            <w:r>
-              <w:rPr>
-                <w:rFonts w:ascii="Verdana" w:hAnsi="Verdana"/>
-                <w:b w:val="0"/>
-                <w:sz w:val="16"/>
-              </w:rPr>
               <w:t>4</w:t>
             </w:r>
           </w:p>
@@ -3657,6 +4642,9 @@
             <w:tcW w:type="dxa" w:w="1514"/>
           </w:tcPr>
           <w:p>
+            <w:pPr>
+              <w:spacing w:before="20" w:after="20"/>
+            </w:pPr>
             <w:r/>
             <w:r>
               <w:rPr>
@@ -3677,6 +4665,9 @@
             <w:tcW w:type="dxa" w:w="1514"/>
           </w:tcPr>
           <w:p>
+            <w:pPr>
+              <w:spacing w:before="20" w:after="20"/>
+            </w:pPr>
             <w:r/>
             <w:r>
               <w:rPr>
@@ -3693,6 +4684,9 @@
             <w:tcW w:type="dxa" w:w="1514"/>
           </w:tcPr>
           <w:p>
+            <w:pPr>
+              <w:spacing w:before="20" w:after="20"/>
+            </w:pPr>
             <w:r/>
             <w:r>
               <w:rPr>
@@ -3709,6 +4703,27 @@
             <w:tcW w:type="dxa" w:w="1514"/>
           </w:tcPr>
           <w:p>
+            <w:pPr>
+              <w:spacing w:before="20" w:after="20"/>
+            </w:pPr>
+            <w:r/>
+            <w:r>
+              <w:rPr>
+                <w:rFonts w:ascii="Verdana" w:hAnsi="Verdana"/>
+                <w:sz w:val="16"/>
+              </w:rPr>
+              <w:t>Numérica</w:t>
+            </w:r>
+          </w:p>
+        </w:tc>
+        <w:tc>
+          <w:tcPr>
+            <w:tcW w:type="dxa" w:w="1514"/>
+          </w:tcPr>
+          <w:p>
+            <w:pPr>
+              <w:spacing w:before="20" w:after="20"/>
+            </w:pPr>
             <w:r/>
             <w:r>
               <w:rPr>
@@ -3716,6 +4731,62 @@
                 <w:b w:val="0"/>
                 <w:sz w:val="16"/>
               </w:rPr>
+              <w:t>0</w:t>
+            </w:r>
+          </w:p>
+        </w:tc>
+        <w:tc>
+          <w:tcPr>
+            <w:tcW w:type="dxa" w:w="1514"/>
+          </w:tcPr>
+          <w:p>
+            <w:pPr>
+              <w:spacing w:before="20" w:after="20"/>
+            </w:pPr>
+            <w:r/>
+            <w:r>
+              <w:rPr>
+                <w:rFonts w:ascii="Verdana" w:hAnsi="Verdana"/>
+                <w:b w:val="0"/>
+                <w:sz w:val="16"/>
+              </w:rPr>
+              <w:t>0</w:t>
+            </w:r>
+          </w:p>
+        </w:tc>
+        <w:tc>
+          <w:tcPr>
+            <w:tcW w:type="dxa" w:w="1514"/>
+          </w:tcPr>
+          <w:p>
+            <w:pPr>
+              <w:spacing w:before="20" w:after="20"/>
+            </w:pPr>
+            <w:r/>
+            <w:r>
+              <w:rPr>
+                <w:rFonts w:ascii="Verdana" w:hAnsi="Verdana"/>
+                <w:b w:val="0"/>
+                <w:sz w:val="16"/>
+              </w:rPr>
+              <w:t>8</w:t>
+            </w:r>
+          </w:p>
+        </w:tc>
+        <w:tc>
+          <w:tcPr>
+            <w:tcW w:type="dxa" w:w="1514"/>
+          </w:tcPr>
+          <w:p>
+            <w:pPr>
+              <w:spacing w:before="20" w:after="20"/>
+            </w:pPr>
+            <w:r/>
+            <w:r>
+              <w:rPr>
+                <w:rFonts w:ascii="Verdana" w:hAnsi="Verdana"/>
+                <w:sz w:val="16"/>
+              </w:rPr>
               <w:t>Numérica</w:t>
             </w:r>
           </w:p>
@@ -3725,6 +4796,9 @@
             <w:tcW w:type="dxa" w:w="1514"/>
           </w:tcPr>
           <w:p>
+            <w:pPr>
+              <w:spacing w:before="20" w:after="20"/>
+            </w:pPr>
             <w:r/>
             <w:r>
               <w:rPr>
@@ -3741,6 +4815,9 @@
             <w:tcW w:type="dxa" w:w="1514"/>
           </w:tcPr>
           <w:p>
+            <w:pPr>
+              <w:spacing w:before="20" w:after="20"/>
+            </w:pPr>
             <w:r/>
             <w:r>
               <w:rPr>
@@ -3748,70 +4825,6 @@
                 <w:b w:val="0"/>
                 <w:sz w:val="16"/>
               </w:rPr>
-              <w:t>0</w:t>
-            </w:r>
-          </w:p>
-        </w:tc>
-        <w:tc>
-          <w:tcPr>
-            <w:tcW w:type="dxa" w:w="1514"/>
-          </w:tcPr>
-          <w:p>
-            <w:r/>
-            <w:r>
-              <w:rPr>
-                <w:rFonts w:ascii="Verdana" w:hAnsi="Verdana"/>
-                <w:b w:val="0"/>
-                <w:sz w:val="16"/>
-              </w:rPr>
-              <w:t>8</w:t>
-            </w:r>
-          </w:p>
-        </w:tc>
-        <w:tc>
-          <w:tcPr>
-            <w:tcW w:type="dxa" w:w="1514"/>
-          </w:tcPr>
-          <w:p>
-            <w:r/>
-            <w:r>
-              <w:rPr>
-                <w:rFonts w:ascii="Verdana" w:hAnsi="Verdana"/>
-                <w:b w:val="0"/>
-                <w:sz w:val="16"/>
-              </w:rPr>
-              <w:t>Numérica</w:t>
-            </w:r>
-          </w:p>
-        </w:tc>
-        <w:tc>
-          <w:tcPr>
-            <w:tcW w:type="dxa" w:w="1514"/>
-          </w:tcPr>
-          <w:p>
-            <w:r/>
-            <w:r>
-              <w:rPr>
-                <w:rFonts w:ascii="Verdana" w:hAnsi="Verdana"/>
-                <w:b w:val="0"/>
-                <w:sz w:val="16"/>
-              </w:rPr>
-              <w:t>0</w:t>
-            </w:r>
-          </w:p>
-        </w:tc>
-        <w:tc>
-          <w:tcPr>
-            <w:tcW w:type="dxa" w:w="1514"/>
-          </w:tcPr>
-          <w:p>
-            <w:r/>
-            <w:r>
-              <w:rPr>
-                <w:rFonts w:ascii="Verdana" w:hAnsi="Verdana"/>
-                <w:b w:val="0"/>
-                <w:sz w:val="16"/>
-              </w:rPr>
               <w:t>3</w:t>
             </w:r>
           </w:p>
@@ -3821,6 +4834,9 @@
             <w:tcW w:type="dxa" w:w="1514"/>
           </w:tcPr>
           <w:p>
+            <w:pPr>
+              <w:spacing w:before="20" w:after="20"/>
+            </w:pPr>
             <w:r/>
             <w:r>
               <w:rPr>
@@ -3841,6 +4857,9 @@
             <w:tcW w:type="dxa" w:w="1514"/>
           </w:tcPr>
           <w:p>
+            <w:pPr>
+              <w:spacing w:before="20" w:after="20"/>
+            </w:pPr>
             <w:r/>
             <w:r>
               <w:rPr>
@@ -3857,6 +4876,9 @@
             <w:tcW w:type="dxa" w:w="1514"/>
           </w:tcPr>
           <w:p>
+            <w:pPr>
+              <w:spacing w:before="20" w:after="20"/>
+            </w:pPr>
             <w:r/>
             <w:r>
               <w:rPr>
@@ -3873,6 +4895,27 @@
             <w:tcW w:type="dxa" w:w="1514"/>
           </w:tcPr>
           <w:p>
+            <w:pPr>
+              <w:spacing w:before="20" w:after="20"/>
+            </w:pPr>
+            <w:r/>
+            <w:r>
+              <w:rPr>
+                <w:rFonts w:ascii="Verdana" w:hAnsi="Verdana"/>
+                <w:sz w:val="16"/>
+              </w:rPr>
+              <w:t>Numérica</w:t>
+            </w:r>
+          </w:p>
+        </w:tc>
+        <w:tc>
+          <w:tcPr>
+            <w:tcW w:type="dxa" w:w="1514"/>
+          </w:tcPr>
+          <w:p>
+            <w:pPr>
+              <w:spacing w:before="20" w:after="20"/>
+            </w:pPr>
             <w:r/>
             <w:r>
               <w:rPr>
@@ -3880,6 +4923,62 @@
                 <w:b w:val="0"/>
                 <w:sz w:val="16"/>
               </w:rPr>
+              <w:t>0</w:t>
+            </w:r>
+          </w:p>
+        </w:tc>
+        <w:tc>
+          <w:tcPr>
+            <w:tcW w:type="dxa" w:w="1514"/>
+          </w:tcPr>
+          <w:p>
+            <w:pPr>
+              <w:spacing w:before="20" w:after="20"/>
+            </w:pPr>
+            <w:r/>
+            <w:r>
+              <w:rPr>
+                <w:rFonts w:ascii="Verdana" w:hAnsi="Verdana"/>
+                <w:b w:val="0"/>
+                <w:sz w:val="16"/>
+              </w:rPr>
+              <w:t>0</w:t>
+            </w:r>
+          </w:p>
+        </w:tc>
+        <w:tc>
+          <w:tcPr>
+            <w:tcW w:type="dxa" w:w="1514"/>
+          </w:tcPr>
+          <w:p>
+            <w:pPr>
+              <w:spacing w:before="20" w:after="20"/>
+            </w:pPr>
+            <w:r/>
+            <w:r>
+              <w:rPr>
+                <w:rFonts w:ascii="Verdana" w:hAnsi="Verdana"/>
+                <w:b w:val="0"/>
+                <w:sz w:val="16"/>
+              </w:rPr>
+              <w:t>5</w:t>
+            </w:r>
+          </w:p>
+        </w:tc>
+        <w:tc>
+          <w:tcPr>
+            <w:tcW w:type="dxa" w:w="1514"/>
+          </w:tcPr>
+          <w:p>
+            <w:pPr>
+              <w:spacing w:before="20" w:after="20"/>
+            </w:pPr>
+            <w:r/>
+            <w:r>
+              <w:rPr>
+                <w:rFonts w:ascii="Verdana" w:hAnsi="Verdana"/>
+                <w:sz w:val="16"/>
+              </w:rPr>
               <w:t>Numérica</w:t>
             </w:r>
           </w:p>
@@ -3889,6 +4988,9 @@
             <w:tcW w:type="dxa" w:w="1514"/>
           </w:tcPr>
           <w:p>
+            <w:pPr>
+              <w:spacing w:before="20" w:after="20"/>
+            </w:pPr>
             <w:r/>
             <w:r>
               <w:rPr>
@@ -3905,6 +5007,9 @@
             <w:tcW w:type="dxa" w:w="1514"/>
           </w:tcPr>
           <w:p>
+            <w:pPr>
+              <w:spacing w:before="20" w:after="20"/>
+            </w:pPr>
             <w:r/>
             <w:r>
               <w:rPr>
@@ -3912,70 +5017,6 @@
                 <w:b w:val="0"/>
                 <w:sz w:val="16"/>
               </w:rPr>
-              <w:t>0</w:t>
-            </w:r>
-          </w:p>
-        </w:tc>
-        <w:tc>
-          <w:tcPr>
-            <w:tcW w:type="dxa" w:w="1514"/>
-          </w:tcPr>
-          <w:p>
-            <w:r/>
-            <w:r>
-              <w:rPr>
-                <w:rFonts w:ascii="Verdana" w:hAnsi="Verdana"/>
-                <w:b w:val="0"/>
-                <w:sz w:val="16"/>
-              </w:rPr>
-              <w:t>5</w:t>
-            </w:r>
-          </w:p>
-        </w:tc>
-        <w:tc>
-          <w:tcPr>
-            <w:tcW w:type="dxa" w:w="1514"/>
-          </w:tcPr>
-          <w:p>
-            <w:r/>
-            <w:r>
-              <w:rPr>
-                <w:rFonts w:ascii="Verdana" w:hAnsi="Verdana"/>
-                <w:b w:val="0"/>
-                <w:sz w:val="16"/>
-              </w:rPr>
-              <w:t>Numérica</w:t>
-            </w:r>
-          </w:p>
-        </w:tc>
-        <w:tc>
-          <w:tcPr>
-            <w:tcW w:type="dxa" w:w="1514"/>
-          </w:tcPr>
-          <w:p>
-            <w:r/>
-            <w:r>
-              <w:rPr>
-                <w:rFonts w:ascii="Verdana" w:hAnsi="Verdana"/>
-                <w:b w:val="0"/>
-                <w:sz w:val="16"/>
-              </w:rPr>
-              <w:t>0</w:t>
-            </w:r>
-          </w:p>
-        </w:tc>
-        <w:tc>
-          <w:tcPr>
-            <w:tcW w:type="dxa" w:w="1514"/>
-          </w:tcPr>
-          <w:p>
-            <w:r/>
-            <w:r>
-              <w:rPr>
-                <w:rFonts w:ascii="Verdana" w:hAnsi="Verdana"/>
-                <w:b w:val="0"/>
-                <w:sz w:val="16"/>
-              </w:rPr>
               <w:t>2</w:t>
             </w:r>
           </w:p>
@@ -3985,6 +5026,9 @@
             <w:tcW w:type="dxa" w:w="1514"/>
           </w:tcPr>
           <w:p>
+            <w:pPr>
+              <w:spacing w:before="20" w:after="20"/>
+            </w:pPr>
             <w:r/>
             <w:r>
               <w:rPr>
@@ -4005,6 +5049,9 @@
             <w:tcW w:type="dxa" w:w="1514"/>
           </w:tcPr>
           <w:p>
+            <w:pPr>
+              <w:spacing w:before="20" w:after="20"/>
+            </w:pPr>
             <w:r/>
             <w:r>
               <w:rPr>
@@ -4021,6 +5068,9 @@
             <w:tcW w:type="dxa" w:w="1514"/>
           </w:tcPr>
           <w:p>
+            <w:pPr>
+              <w:spacing w:before="20" w:after="20"/>
+            </w:pPr>
             <w:r/>
             <w:r>
               <w:rPr>
@@ -4037,6 +5087,27 @@
             <w:tcW w:type="dxa" w:w="1514"/>
           </w:tcPr>
           <w:p>
+            <w:pPr>
+              <w:spacing w:before="20" w:after="20"/>
+            </w:pPr>
+            <w:r/>
+            <w:r>
+              <w:rPr>
+                <w:rFonts w:ascii="Verdana" w:hAnsi="Verdana"/>
+                <w:sz w:val="16"/>
+              </w:rPr>
+              <w:t>Numérica</w:t>
+            </w:r>
+          </w:p>
+        </w:tc>
+        <w:tc>
+          <w:tcPr>
+            <w:tcW w:type="dxa" w:w="1514"/>
+          </w:tcPr>
+          <w:p>
+            <w:pPr>
+              <w:spacing w:before="20" w:after="20"/>
+            </w:pPr>
             <w:r/>
             <w:r>
               <w:rPr>
@@ -4044,6 +5115,62 @@
                 <w:b w:val="0"/>
                 <w:sz w:val="16"/>
               </w:rPr>
+              <w:t>0</w:t>
+            </w:r>
+          </w:p>
+        </w:tc>
+        <w:tc>
+          <w:tcPr>
+            <w:tcW w:type="dxa" w:w="1514"/>
+          </w:tcPr>
+          <w:p>
+            <w:pPr>
+              <w:spacing w:before="20" w:after="20"/>
+            </w:pPr>
+            <w:r/>
+            <w:r>
+              <w:rPr>
+                <w:rFonts w:ascii="Verdana" w:hAnsi="Verdana"/>
+                <w:b w:val="0"/>
+                <w:sz w:val="16"/>
+              </w:rPr>
+              <w:t>0</w:t>
+            </w:r>
+          </w:p>
+        </w:tc>
+        <w:tc>
+          <w:tcPr>
+            <w:tcW w:type="dxa" w:w="1514"/>
+          </w:tcPr>
+          <w:p>
+            <w:pPr>
+              <w:spacing w:before="20" w:after="20"/>
+            </w:pPr>
+            <w:r/>
+            <w:r>
+              <w:rPr>
+                <w:rFonts w:ascii="Verdana" w:hAnsi="Verdana"/>
+                <w:b w:val="0"/>
+                <w:sz w:val="16"/>
+              </w:rPr>
+              <w:t>5</w:t>
+            </w:r>
+          </w:p>
+        </w:tc>
+        <w:tc>
+          <w:tcPr>
+            <w:tcW w:type="dxa" w:w="1514"/>
+          </w:tcPr>
+          <w:p>
+            <w:pPr>
+              <w:spacing w:before="20" w:after="20"/>
+            </w:pPr>
+            <w:r/>
+            <w:r>
+              <w:rPr>
+                <w:rFonts w:ascii="Verdana" w:hAnsi="Verdana"/>
+                <w:sz w:val="16"/>
+              </w:rPr>
               <w:t>Numérica</w:t>
             </w:r>
           </w:p>
@@ -4053,6 +5180,9 @@
             <w:tcW w:type="dxa" w:w="1514"/>
           </w:tcPr>
           <w:p>
+            <w:pPr>
+              <w:spacing w:before="20" w:after="20"/>
+            </w:pPr>
             <w:r/>
             <w:r>
               <w:rPr>
@@ -4069,6 +5199,9 @@
             <w:tcW w:type="dxa" w:w="1514"/>
           </w:tcPr>
           <w:p>
+            <w:pPr>
+              <w:spacing w:before="20" w:after="20"/>
+            </w:pPr>
             <w:r/>
             <w:r>
               <w:rPr>
@@ -4076,70 +5209,6 @@
                 <w:b w:val="0"/>
                 <w:sz w:val="16"/>
               </w:rPr>
-              <w:t>0</w:t>
-            </w:r>
-          </w:p>
-        </w:tc>
-        <w:tc>
-          <w:tcPr>
-            <w:tcW w:type="dxa" w:w="1514"/>
-          </w:tcPr>
-          <w:p>
-            <w:r/>
-            <w:r>
-              <w:rPr>
-                <w:rFonts w:ascii="Verdana" w:hAnsi="Verdana"/>
-                <w:b w:val="0"/>
-                <w:sz w:val="16"/>
-              </w:rPr>
-              <w:t>5</w:t>
-            </w:r>
-          </w:p>
-        </w:tc>
-        <w:tc>
-          <w:tcPr>
-            <w:tcW w:type="dxa" w:w="1514"/>
-          </w:tcPr>
-          <w:p>
-            <w:r/>
-            <w:r>
-              <w:rPr>
-                <w:rFonts w:ascii="Verdana" w:hAnsi="Verdana"/>
-                <w:b w:val="0"/>
-                <w:sz w:val="16"/>
-              </w:rPr>
-              <w:t>Numérica</w:t>
-            </w:r>
-          </w:p>
-        </w:tc>
-        <w:tc>
-          <w:tcPr>
-            <w:tcW w:type="dxa" w:w="1514"/>
-          </w:tcPr>
-          <w:p>
-            <w:r/>
-            <w:r>
-              <w:rPr>
-                <w:rFonts w:ascii="Verdana" w:hAnsi="Verdana"/>
-                <w:b w:val="0"/>
-                <w:sz w:val="16"/>
-              </w:rPr>
-              <w:t>0</w:t>
-            </w:r>
-          </w:p>
-        </w:tc>
-        <w:tc>
-          <w:tcPr>
-            <w:tcW w:type="dxa" w:w="1514"/>
-          </w:tcPr>
-          <w:p>
-            <w:r/>
-            <w:r>
-              <w:rPr>
-                <w:rFonts w:ascii="Verdana" w:hAnsi="Verdana"/>
-                <w:b w:val="0"/>
-                <w:sz w:val="16"/>
-              </w:rPr>
               <w:t>2</w:t>
             </w:r>
           </w:p>
@@ -4149,6 +5218,9 @@
             <w:tcW w:type="dxa" w:w="1514"/>
           </w:tcPr>
           <w:p>
+            <w:pPr>
+              <w:spacing w:before="20" w:after="20"/>
+            </w:pPr>
             <w:r/>
             <w:r>
               <w:rPr>
@@ -4169,6 +5241,9 @@
             <w:tcW w:type="dxa" w:w="1514"/>
           </w:tcPr>
           <w:p>
+            <w:pPr>
+              <w:spacing w:before="20" w:after="20"/>
+            </w:pPr>
             <w:r/>
             <w:r>
               <w:rPr>
@@ -4185,6 +5260,9 @@
             <w:tcW w:type="dxa" w:w="1514"/>
           </w:tcPr>
           <w:p>
+            <w:pPr>
+              <w:spacing w:before="20" w:after="20"/>
+            </w:pPr>
             <w:r/>
             <w:r>
               <w:rPr>
@@ -4201,6 +5279,27 @@
             <w:tcW w:type="dxa" w:w="1514"/>
           </w:tcPr>
           <w:p>
+            <w:pPr>
+              <w:spacing w:before="20" w:after="20"/>
+            </w:pPr>
+            <w:r/>
+            <w:r>
+              <w:rPr>
+                <w:rFonts w:ascii="Verdana" w:hAnsi="Verdana"/>
+                <w:sz w:val="16"/>
+              </w:rPr>
+              <w:t>°</w:t>
+            </w:r>
+          </w:p>
+        </w:tc>
+        <w:tc>
+          <w:tcPr>
+            <w:tcW w:type="dxa" w:w="1514"/>
+          </w:tcPr>
+          <w:p>
+            <w:pPr>
+              <w:spacing w:before="20" w:after="20"/>
+            </w:pPr>
             <w:r/>
             <w:r>
               <w:rPr>
@@ -4208,6 +5307,62 @@
                 <w:b w:val="0"/>
                 <w:sz w:val="16"/>
               </w:rPr>
+              <w:t>6</w:t>
+            </w:r>
+          </w:p>
+        </w:tc>
+        <w:tc>
+          <w:tcPr>
+            <w:tcW w:type="dxa" w:w="1514"/>
+          </w:tcPr>
+          <w:p>
+            <w:pPr>
+              <w:spacing w:before="20" w:after="20"/>
+            </w:pPr>
+            <w:r/>
+            <w:r>
+              <w:rPr>
+                <w:rFonts w:ascii="Verdana" w:hAnsi="Verdana"/>
+                <w:b w:val="0"/>
+                <w:sz w:val="16"/>
+              </w:rPr>
+              <w:t>-8000000</w:t>
+            </w:r>
+          </w:p>
+        </w:tc>
+        <w:tc>
+          <w:tcPr>
+            <w:tcW w:type="dxa" w:w="1514"/>
+          </w:tcPr>
+          <w:p>
+            <w:pPr>
+              <w:spacing w:before="20" w:after="20"/>
+            </w:pPr>
+            <w:r/>
+            <w:r>
+              <w:rPr>
+                <w:rFonts w:ascii="Verdana" w:hAnsi="Verdana"/>
+                <w:b w:val="0"/>
+                <w:sz w:val="16"/>
+              </w:rPr>
+              <w:t>24</w:t>
+            </w:r>
+          </w:p>
+        </w:tc>
+        <w:tc>
+          <w:tcPr>
+            <w:tcW w:type="dxa" w:w="1514"/>
+          </w:tcPr>
+          <w:p>
+            <w:pPr>
+              <w:spacing w:before="20" w:after="20"/>
+            </w:pPr>
+            <w:r/>
+            <w:r>
+              <w:rPr>
+                <w:rFonts w:ascii="Verdana" w:hAnsi="Verdana"/>
+                <w:sz w:val="16"/>
+              </w:rPr>
               <w:t>°</w:t>
             </w:r>
           </w:p>
@@ -4217,6 +5372,9 @@
             <w:tcW w:type="dxa" w:w="1514"/>
           </w:tcPr>
           <w:p>
+            <w:pPr>
+              <w:spacing w:before="20" w:after="20"/>
+            </w:pPr>
             <w:r/>
             <w:r>
               <w:rPr>
@@ -4233,6 +5391,9 @@
             <w:tcW w:type="dxa" w:w="1514"/>
           </w:tcPr>
           <w:p>
+            <w:pPr>
+              <w:spacing w:before="20" w:after="20"/>
+            </w:pPr>
             <w:r/>
             <w:r>
               <w:rPr>
@@ -4240,70 +5401,6 @@
                 <w:b w:val="0"/>
                 <w:sz w:val="16"/>
               </w:rPr>
-              <w:t>-8000000</w:t>
-            </w:r>
-          </w:p>
-        </w:tc>
-        <w:tc>
-          <w:tcPr>
-            <w:tcW w:type="dxa" w:w="1514"/>
-          </w:tcPr>
-          <w:p>
-            <w:r/>
-            <w:r>
-              <w:rPr>
-                <w:rFonts w:ascii="Verdana" w:hAnsi="Verdana"/>
-                <w:b w:val="0"/>
-                <w:sz w:val="16"/>
-              </w:rPr>
-              <w:t>24</w:t>
-            </w:r>
-          </w:p>
-        </w:tc>
-        <w:tc>
-          <w:tcPr>
-            <w:tcW w:type="dxa" w:w="1514"/>
-          </w:tcPr>
-          <w:p>
-            <w:r/>
-            <w:r>
-              <w:rPr>
-                <w:rFonts w:ascii="Verdana" w:hAnsi="Verdana"/>
-                <w:b w:val="0"/>
-                <w:sz w:val="16"/>
-              </w:rPr>
-              <w:t>°</w:t>
-            </w:r>
-          </w:p>
-        </w:tc>
-        <w:tc>
-          <w:tcPr>
-            <w:tcW w:type="dxa" w:w="1514"/>
-          </w:tcPr>
-          <w:p>
-            <w:r/>
-            <w:r>
-              <w:rPr>
-                <w:rFonts w:ascii="Verdana" w:hAnsi="Verdana"/>
-                <w:b w:val="0"/>
-                <w:sz w:val="16"/>
-              </w:rPr>
-              <w:t>6</w:t>
-            </w:r>
-          </w:p>
-        </w:tc>
-        <w:tc>
-          <w:tcPr>
-            <w:tcW w:type="dxa" w:w="1514"/>
-          </w:tcPr>
-          <w:p>
-            <w:r/>
-            <w:r>
-              <w:rPr>
-                <w:rFonts w:ascii="Verdana" w:hAnsi="Verdana"/>
-                <w:b w:val="0"/>
-                <w:sz w:val="16"/>
-              </w:rPr>
               <w:t>8</w:t>
             </w:r>
           </w:p>
@@ -4313,6 +5410,9 @@
             <w:tcW w:type="dxa" w:w="1514"/>
           </w:tcPr>
           <w:p>
+            <w:pPr>
+              <w:spacing w:before="20" w:after="20"/>
+            </w:pPr>
             <w:r/>
             <w:r>
               <w:rPr>
@@ -4333,6 +5433,9 @@
             <w:tcW w:type="dxa" w:w="1514"/>
           </w:tcPr>
           <w:p>
+            <w:pPr>
+              <w:spacing w:before="20" w:after="20"/>
+            </w:pPr>
             <w:r/>
             <w:r>
               <w:rPr>
@@ -4349,6 +5452,9 @@
             <w:tcW w:type="dxa" w:w="1514"/>
           </w:tcPr>
           <w:p>
+            <w:pPr>
+              <w:spacing w:before="20" w:after="20"/>
+            </w:pPr>
             <w:r/>
             <w:r>
               <w:rPr>
@@ -4365,6 +5471,27 @@
             <w:tcW w:type="dxa" w:w="1514"/>
           </w:tcPr>
           <w:p>
+            <w:pPr>
+              <w:spacing w:before="20" w:after="20"/>
+            </w:pPr>
+            <w:r/>
+            <w:r>
+              <w:rPr>
+                <w:rFonts w:ascii="Verdana" w:hAnsi="Verdana"/>
+                <w:sz w:val="16"/>
+              </w:rPr>
+              <w:t>°</w:t>
+            </w:r>
+          </w:p>
+        </w:tc>
+        <w:tc>
+          <w:tcPr>
+            <w:tcW w:type="dxa" w:w="1514"/>
+          </w:tcPr>
+          <w:p>
+            <w:pPr>
+              <w:spacing w:before="20" w:after="20"/>
+            </w:pPr>
             <w:r/>
             <w:r>
               <w:rPr>
@@ -4372,6 +5499,62 @@
                 <w:b w:val="0"/>
                 <w:sz w:val="16"/>
               </w:rPr>
+              <w:t>6</w:t>
+            </w:r>
+          </w:p>
+        </w:tc>
+        <w:tc>
+          <w:tcPr>
+            <w:tcW w:type="dxa" w:w="1514"/>
+          </w:tcPr>
+          <w:p>
+            <w:pPr>
+              <w:spacing w:before="20" w:after="20"/>
+            </w:pPr>
+            <w:r/>
+            <w:r>
+              <w:rPr>
+                <w:rFonts w:ascii="Verdana" w:hAnsi="Verdana"/>
+                <w:b w:val="0"/>
+                <w:sz w:val="16"/>
+              </w:rPr>
+              <w:t>-8000000</w:t>
+            </w:r>
+          </w:p>
+        </w:tc>
+        <w:tc>
+          <w:tcPr>
+            <w:tcW w:type="dxa" w:w="1514"/>
+          </w:tcPr>
+          <w:p>
+            <w:pPr>
+              <w:spacing w:before="20" w:after="20"/>
+            </w:pPr>
+            <w:r/>
+            <w:r>
+              <w:rPr>
+                <w:rFonts w:ascii="Verdana" w:hAnsi="Verdana"/>
+                <w:b w:val="0"/>
+                <w:sz w:val="16"/>
+              </w:rPr>
+              <w:t>24</w:t>
+            </w:r>
+          </w:p>
+        </w:tc>
+        <w:tc>
+          <w:tcPr>
+            <w:tcW w:type="dxa" w:w="1514"/>
+          </w:tcPr>
+          <w:p>
+            <w:pPr>
+              <w:spacing w:before="20" w:after="20"/>
+            </w:pPr>
+            <w:r/>
+            <w:r>
+              <w:rPr>
+                <w:rFonts w:ascii="Verdana" w:hAnsi="Verdana"/>
+                <w:sz w:val="16"/>
+              </w:rPr>
               <w:t>°</w:t>
             </w:r>
           </w:p>
@@ -4381,6 +5564,9 @@
             <w:tcW w:type="dxa" w:w="1514"/>
           </w:tcPr>
           <w:p>
+            <w:pPr>
+              <w:spacing w:before="20" w:after="20"/>
+            </w:pPr>
             <w:r/>
             <w:r>
               <w:rPr>
@@ -4397,6 +5583,9 @@
             <w:tcW w:type="dxa" w:w="1514"/>
           </w:tcPr>
           <w:p>
+            <w:pPr>
+              <w:spacing w:before="20" w:after="20"/>
+            </w:pPr>
             <w:r/>
             <w:r>
               <w:rPr>
@@ -4404,70 +5593,6 @@
                 <w:b w:val="0"/>
                 <w:sz w:val="16"/>
               </w:rPr>
-              <w:t>-8000000</w:t>
-            </w:r>
-          </w:p>
-        </w:tc>
-        <w:tc>
-          <w:tcPr>
-            <w:tcW w:type="dxa" w:w="1514"/>
-          </w:tcPr>
-          <w:p>
-            <w:r/>
-            <w:r>
-              <w:rPr>
-                <w:rFonts w:ascii="Verdana" w:hAnsi="Verdana"/>
-                <w:b w:val="0"/>
-                <w:sz w:val="16"/>
-              </w:rPr>
-              <w:t>24</w:t>
-            </w:r>
-          </w:p>
-        </w:tc>
-        <w:tc>
-          <w:tcPr>
-            <w:tcW w:type="dxa" w:w="1514"/>
-          </w:tcPr>
-          <w:p>
-            <w:r/>
-            <w:r>
-              <w:rPr>
-                <w:rFonts w:ascii="Verdana" w:hAnsi="Verdana"/>
-                <w:b w:val="0"/>
-                <w:sz w:val="16"/>
-              </w:rPr>
-              <w:t>°</w:t>
-            </w:r>
-          </w:p>
-        </w:tc>
-        <w:tc>
-          <w:tcPr>
-            <w:tcW w:type="dxa" w:w="1514"/>
-          </w:tcPr>
-          <w:p>
-            <w:r/>
-            <w:r>
-              <w:rPr>
-                <w:rFonts w:ascii="Verdana" w:hAnsi="Verdana"/>
-                <w:b w:val="0"/>
-                <w:sz w:val="16"/>
-              </w:rPr>
-              <w:t>6</w:t>
-            </w:r>
-          </w:p>
-        </w:tc>
-        <w:tc>
-          <w:tcPr>
-            <w:tcW w:type="dxa" w:w="1514"/>
-          </w:tcPr>
-          <w:p>
-            <w:r/>
-            <w:r>
-              <w:rPr>
-                <w:rFonts w:ascii="Verdana" w:hAnsi="Verdana"/>
-                <w:b w:val="0"/>
-                <w:sz w:val="16"/>
-              </w:rPr>
               <w:t>8</w:t>
             </w:r>
           </w:p>
@@ -4477,6 +5602,9 @@
             <w:tcW w:type="dxa" w:w="1514"/>
           </w:tcPr>
           <w:p>
+            <w:pPr>
+              <w:spacing w:before="20" w:after="20"/>
+            </w:pPr>
             <w:r/>
             <w:r>
               <w:rPr>
@@ -4497,6 +5625,9 @@
             <w:tcW w:type="dxa" w:w="1514"/>
           </w:tcPr>
           <w:p>
+            <w:pPr>
+              <w:spacing w:before="20" w:after="20"/>
+            </w:pPr>
             <w:r/>
             <w:r>
               <w:rPr>
@@ -4513,6 +5644,9 @@
             <w:tcW w:type="dxa" w:w="1514"/>
           </w:tcPr>
           <w:p>
+            <w:pPr>
+              <w:spacing w:before="20" w:after="20"/>
+            </w:pPr>
             <w:r/>
             <w:r>
               <w:rPr>
@@ -4529,6 +5663,27 @@
             <w:tcW w:type="dxa" w:w="1514"/>
           </w:tcPr>
           <w:p>
+            <w:pPr>
+              <w:spacing w:before="20" w:after="20"/>
+            </w:pPr>
+            <w:r/>
+            <w:r>
+              <w:rPr>
+                <w:rFonts w:ascii="Verdana" w:hAnsi="Verdana"/>
+                <w:sz w:val="16"/>
+              </w:rPr>
+              <w:t>°</w:t>
+            </w:r>
+          </w:p>
+        </w:tc>
+        <w:tc>
+          <w:tcPr>
+            <w:tcW w:type="dxa" w:w="1514"/>
+          </w:tcPr>
+          <w:p>
+            <w:pPr>
+              <w:spacing w:before="20" w:after="20"/>
+            </w:pPr>
             <w:r/>
             <w:r>
               <w:rPr>
@@ -4536,6 +5691,62 @@
                 <w:b w:val="0"/>
                 <w:sz w:val="16"/>
               </w:rPr>
+              <w:t>2</w:t>
+            </w:r>
+          </w:p>
+        </w:tc>
+        <w:tc>
+          <w:tcPr>
+            <w:tcW w:type="dxa" w:w="1514"/>
+          </w:tcPr>
+          <w:p>
+            <w:pPr>
+              <w:spacing w:before="20" w:after="20"/>
+            </w:pPr>
+            <w:r/>
+            <w:r>
+              <w:rPr>
+                <w:rFonts w:ascii="Verdana" w:hAnsi="Verdana"/>
+                <w:b w:val="0"/>
+                <w:sz w:val="16"/>
+              </w:rPr>
+              <w:t>0</w:t>
+            </w:r>
+          </w:p>
+        </w:tc>
+        <w:tc>
+          <w:tcPr>
+            <w:tcW w:type="dxa" w:w="1514"/>
+          </w:tcPr>
+          <w:p>
+            <w:pPr>
+              <w:spacing w:before="20" w:after="20"/>
+            </w:pPr>
+            <w:r/>
+            <w:r>
+              <w:rPr>
+                <w:rFonts w:ascii="Verdana" w:hAnsi="Verdana"/>
+                <w:b w:val="0"/>
+                <w:sz w:val="16"/>
+              </w:rPr>
+              <w:t>16</w:t>
+            </w:r>
+          </w:p>
+        </w:tc>
+        <w:tc>
+          <w:tcPr>
+            <w:tcW w:type="dxa" w:w="1514"/>
+          </w:tcPr>
+          <w:p>
+            <w:pPr>
+              <w:spacing w:before="20" w:after="20"/>
+            </w:pPr>
+            <w:r/>
+            <w:r>
+              <w:rPr>
+                <w:rFonts w:ascii="Verdana" w:hAnsi="Verdana"/>
+                <w:sz w:val="16"/>
+              </w:rPr>
               <w:t>°</w:t>
             </w:r>
           </w:p>
@@ -4545,6 +5756,9 @@
             <w:tcW w:type="dxa" w:w="1514"/>
           </w:tcPr>
           <w:p>
+            <w:pPr>
+              <w:spacing w:before="20" w:after="20"/>
+            </w:pPr>
             <w:r/>
             <w:r>
               <w:rPr>
@@ -4561,6 +5775,9 @@
             <w:tcW w:type="dxa" w:w="1514"/>
           </w:tcPr>
           <w:p>
+            <w:pPr>
+              <w:spacing w:before="20" w:after="20"/>
+            </w:pPr>
             <w:r/>
             <w:r>
               <w:rPr>
@@ -4568,70 +5785,6 @@
                 <w:b w:val="0"/>
                 <w:sz w:val="16"/>
               </w:rPr>
-              <w:t>0</w:t>
-            </w:r>
-          </w:p>
-        </w:tc>
-        <w:tc>
-          <w:tcPr>
-            <w:tcW w:type="dxa" w:w="1514"/>
-          </w:tcPr>
-          <w:p>
-            <w:r/>
-            <w:r>
-              <w:rPr>
-                <w:rFonts w:ascii="Verdana" w:hAnsi="Verdana"/>
-                <w:b w:val="0"/>
-                <w:sz w:val="16"/>
-              </w:rPr>
-              <w:t>16</w:t>
-            </w:r>
-          </w:p>
-        </w:tc>
-        <w:tc>
-          <w:tcPr>
-            <w:tcW w:type="dxa" w:w="1514"/>
-          </w:tcPr>
-          <w:p>
-            <w:r/>
-            <w:r>
-              <w:rPr>
-                <w:rFonts w:ascii="Verdana" w:hAnsi="Verdana"/>
-                <w:b w:val="0"/>
-                <w:sz w:val="16"/>
-              </w:rPr>
-              <w:t>°</w:t>
-            </w:r>
-          </w:p>
-        </w:tc>
-        <w:tc>
-          <w:tcPr>
-            <w:tcW w:type="dxa" w:w="1514"/>
-          </w:tcPr>
-          <w:p>
-            <w:r/>
-            <w:r>
-              <w:rPr>
-                <w:rFonts w:ascii="Verdana" w:hAnsi="Verdana"/>
-                <w:b w:val="0"/>
-                <w:sz w:val="16"/>
-              </w:rPr>
-              <w:t>2</w:t>
-            </w:r>
-          </w:p>
-        </w:tc>
-        <w:tc>
-          <w:tcPr>
-            <w:tcW w:type="dxa" w:w="1514"/>
-          </w:tcPr>
-          <w:p>
-            <w:r/>
-            <w:r>
-              <w:rPr>
-                <w:rFonts w:ascii="Verdana" w:hAnsi="Verdana"/>
-                <w:b w:val="0"/>
-                <w:sz w:val="16"/>
-              </w:rPr>
               <w:t>5</w:t>
             </w:r>
           </w:p>
@@ -4641,6 +5794,9 @@
             <w:tcW w:type="dxa" w:w="1514"/>
           </w:tcPr>
           <w:p>
+            <w:pPr>
+              <w:spacing w:before="20" w:after="20"/>
+            </w:pPr>
             <w:r/>
             <w:r>
               <w:rPr>
@@ -4661,6 +5817,9 @@
             <w:tcW w:type="dxa" w:w="1514"/>
           </w:tcPr>
           <w:p>
+            <w:pPr>
+              <w:spacing w:before="20" w:after="20"/>
+            </w:pPr>
             <w:r/>
             <w:r>
               <w:rPr>
@@ -4677,6 +5836,9 @@
             <w:tcW w:type="dxa" w:w="1514"/>
           </w:tcPr>
           <w:p>
+            <w:pPr>
+              <w:spacing w:before="20" w:after="20"/>
+            </w:pPr>
             <w:r/>
             <w:r>
               <w:rPr>
@@ -4693,6 +5855,27 @@
             <w:tcW w:type="dxa" w:w="1514"/>
           </w:tcPr>
           <w:p>
+            <w:pPr>
+              <w:spacing w:before="20" w:after="20"/>
+            </w:pPr>
+            <w:r/>
+            <w:r>
+              <w:rPr>
+                <w:rFonts w:ascii="Verdana" w:hAnsi="Verdana"/>
+                <w:sz w:val="16"/>
+              </w:rPr>
+              <w:t>°</w:t>
+            </w:r>
+          </w:p>
+        </w:tc>
+        <w:tc>
+          <w:tcPr>
+            <w:tcW w:type="dxa" w:w="1514"/>
+          </w:tcPr>
+          <w:p>
+            <w:pPr>
+              <w:spacing w:before="20" w:after="20"/>
+            </w:pPr>
             <w:r/>
             <w:r>
               <w:rPr>
@@ -4700,6 +5883,62 @@
                 <w:b w:val="0"/>
                 <w:sz w:val="16"/>
               </w:rPr>
+              <w:t>2</w:t>
+            </w:r>
+          </w:p>
+        </w:tc>
+        <w:tc>
+          <w:tcPr>
+            <w:tcW w:type="dxa" w:w="1514"/>
+          </w:tcPr>
+          <w:p>
+            <w:pPr>
+              <w:spacing w:before="20" w:after="20"/>
+            </w:pPr>
+            <w:r/>
+            <w:r>
+              <w:rPr>
+                <w:rFonts w:ascii="Verdana" w:hAnsi="Verdana"/>
+                <w:b w:val="0"/>
+                <w:sz w:val="16"/>
+              </w:rPr>
+              <w:t>0</w:t>
+            </w:r>
+          </w:p>
+        </w:tc>
+        <w:tc>
+          <w:tcPr>
+            <w:tcW w:type="dxa" w:w="1514"/>
+          </w:tcPr>
+          <w:p>
+            <w:pPr>
+              <w:spacing w:before="20" w:after="20"/>
+            </w:pPr>
+            <w:r/>
+            <w:r>
+              <w:rPr>
+                <w:rFonts w:ascii="Verdana" w:hAnsi="Verdana"/>
+                <w:b w:val="0"/>
+                <w:sz w:val="16"/>
+              </w:rPr>
+              <w:t>16</w:t>
+            </w:r>
+          </w:p>
+        </w:tc>
+        <w:tc>
+          <w:tcPr>
+            <w:tcW w:type="dxa" w:w="1514"/>
+          </w:tcPr>
+          <w:p>
+            <w:pPr>
+              <w:spacing w:before="20" w:after="20"/>
+            </w:pPr>
+            <w:r/>
+            <w:r>
+              <w:rPr>
+                <w:rFonts w:ascii="Verdana" w:hAnsi="Verdana"/>
+                <w:sz w:val="16"/>
+              </w:rPr>
               <w:t>°</w:t>
             </w:r>
           </w:p>
@@ -4709,6 +5948,9 @@
             <w:tcW w:type="dxa" w:w="1514"/>
           </w:tcPr>
           <w:p>
+            <w:pPr>
+              <w:spacing w:before="20" w:after="20"/>
+            </w:pPr>
             <w:r/>
             <w:r>
               <w:rPr>
@@ -4725,6 +5967,9 @@
             <w:tcW w:type="dxa" w:w="1514"/>
           </w:tcPr>
           <w:p>
+            <w:pPr>
+              <w:spacing w:before="20" w:after="20"/>
+            </w:pPr>
             <w:r/>
             <w:r>
               <w:rPr>
@@ -4732,70 +5977,6 @@
                 <w:b w:val="0"/>
                 <w:sz w:val="16"/>
               </w:rPr>
-              <w:t>0</w:t>
-            </w:r>
-          </w:p>
-        </w:tc>
-        <w:tc>
-          <w:tcPr>
-            <w:tcW w:type="dxa" w:w="1514"/>
-          </w:tcPr>
-          <w:p>
-            <w:r/>
-            <w:r>
-              <w:rPr>
-                <w:rFonts w:ascii="Verdana" w:hAnsi="Verdana"/>
-                <w:b w:val="0"/>
-                <w:sz w:val="16"/>
-              </w:rPr>
-              <w:t>16</w:t>
-            </w:r>
-          </w:p>
-        </w:tc>
-        <w:tc>
-          <w:tcPr>
-            <w:tcW w:type="dxa" w:w="1514"/>
-          </w:tcPr>
-          <w:p>
-            <w:r/>
-            <w:r>
-              <w:rPr>
-                <w:rFonts w:ascii="Verdana" w:hAnsi="Verdana"/>
-                <w:b w:val="0"/>
-                <w:sz w:val="16"/>
-              </w:rPr>
-              <w:t>°</w:t>
-            </w:r>
-          </w:p>
-        </w:tc>
-        <w:tc>
-          <w:tcPr>
-            <w:tcW w:type="dxa" w:w="1514"/>
-          </w:tcPr>
-          <w:p>
-            <w:r/>
-            <w:r>
-              <w:rPr>
-                <w:rFonts w:ascii="Verdana" w:hAnsi="Verdana"/>
-                <w:b w:val="0"/>
-                <w:sz w:val="16"/>
-              </w:rPr>
-              <w:t>2</w:t>
-            </w:r>
-          </w:p>
-        </w:tc>
-        <w:tc>
-          <w:tcPr>
-            <w:tcW w:type="dxa" w:w="1514"/>
-          </w:tcPr>
-          <w:p>
-            <w:r/>
-            <w:r>
-              <w:rPr>
-                <w:rFonts w:ascii="Verdana" w:hAnsi="Verdana"/>
-                <w:b w:val="0"/>
-                <w:sz w:val="16"/>
-              </w:rPr>
               <w:t>5</w:t>
             </w:r>
           </w:p>
@@ -4805,6 +5986,9 @@
             <w:tcW w:type="dxa" w:w="1514"/>
           </w:tcPr>
           <w:p>
+            <w:pPr>
+              <w:spacing w:before="20" w:after="20"/>
+            </w:pPr>
             <w:r/>
             <w:r>
               <w:rPr>
@@ -4825,6 +6009,9 @@
             <w:tcW w:type="dxa" w:w="1514"/>
           </w:tcPr>
           <w:p>
+            <w:pPr>
+              <w:spacing w:before="20" w:after="20"/>
+            </w:pPr>
             <w:r/>
             <w:r>
               <w:rPr>
@@ -4841,6 +6028,9 @@
             <w:tcW w:type="dxa" w:w="1514"/>
           </w:tcPr>
           <w:p>
+            <w:pPr>
+              <w:spacing w:before="20" w:after="20"/>
+            </w:pPr>
             <w:r/>
             <w:r>
               <w:rPr>
@@ -4857,6 +6047,27 @@
             <w:tcW w:type="dxa" w:w="1514"/>
           </w:tcPr>
           <w:p>
+            <w:pPr>
+              <w:spacing w:before="20" w:after="20"/>
+            </w:pPr>
+            <w:r/>
+            <w:r>
+              <w:rPr>
+                <w:rFonts w:ascii="Verdana" w:hAnsi="Verdana"/>
+                <w:sz w:val="16"/>
+              </w:rPr>
+              <w:t>°</w:t>
+            </w:r>
+          </w:p>
+        </w:tc>
+        <w:tc>
+          <w:tcPr>
+            <w:tcW w:type="dxa" w:w="1514"/>
+          </w:tcPr>
+          <w:p>
+            <w:pPr>
+              <w:spacing w:before="20" w:after="20"/>
+            </w:pPr>
             <w:r/>
             <w:r>
               <w:rPr>
@@ -4864,6 +6075,62 @@
                 <w:b w:val="0"/>
                 <w:sz w:val="16"/>
               </w:rPr>
+              <w:t>2</w:t>
+            </w:r>
+          </w:p>
+        </w:tc>
+        <w:tc>
+          <w:tcPr>
+            <w:tcW w:type="dxa" w:w="1514"/>
+          </w:tcPr>
+          <w:p>
+            <w:pPr>
+              <w:spacing w:before="20" w:after="20"/>
+            </w:pPr>
+            <w:r/>
+            <w:r>
+              <w:rPr>
+                <w:rFonts w:ascii="Verdana" w:hAnsi="Verdana"/>
+                <w:b w:val="0"/>
+                <w:sz w:val="16"/>
+              </w:rPr>
+              <w:t>0</w:t>
+            </w:r>
+          </w:p>
+        </w:tc>
+        <w:tc>
+          <w:tcPr>
+            <w:tcW w:type="dxa" w:w="1514"/>
+          </w:tcPr>
+          <w:p>
+            <w:pPr>
+              <w:spacing w:before="20" w:after="20"/>
+            </w:pPr>
+            <w:r/>
+            <w:r>
+              <w:rPr>
+                <w:rFonts w:ascii="Verdana" w:hAnsi="Verdana"/>
+                <w:b w:val="0"/>
+                <w:sz w:val="16"/>
+              </w:rPr>
+              <w:t>16</w:t>
+            </w:r>
+          </w:p>
+        </w:tc>
+        <w:tc>
+          <w:tcPr>
+            <w:tcW w:type="dxa" w:w="1514"/>
+          </w:tcPr>
+          <w:p>
+            <w:pPr>
+              <w:spacing w:before="20" w:after="20"/>
+            </w:pPr>
+            <w:r/>
+            <w:r>
+              <w:rPr>
+                <w:rFonts w:ascii="Verdana" w:hAnsi="Verdana"/>
+                <w:sz w:val="16"/>
+              </w:rPr>
               <w:t>°</w:t>
             </w:r>
           </w:p>
@@ -4873,6 +6140,9 @@
             <w:tcW w:type="dxa" w:w="1514"/>
           </w:tcPr>
           <w:p>
+            <w:pPr>
+              <w:spacing w:before="20" w:after="20"/>
+            </w:pPr>
             <w:r/>
             <w:r>
               <w:rPr>
@@ -4889,6 +6159,9 @@
             <w:tcW w:type="dxa" w:w="1514"/>
           </w:tcPr>
           <w:p>
+            <w:pPr>
+              <w:spacing w:before="20" w:after="20"/>
+            </w:pPr>
             <w:r/>
             <w:r>
               <w:rPr>
@@ -4896,70 +6169,6 @@
                 <w:b w:val="0"/>
                 <w:sz w:val="16"/>
               </w:rPr>
-              <w:t>0</w:t>
-            </w:r>
-          </w:p>
-        </w:tc>
-        <w:tc>
-          <w:tcPr>
-            <w:tcW w:type="dxa" w:w="1514"/>
-          </w:tcPr>
-          <w:p>
-            <w:r/>
-            <w:r>
-              <w:rPr>
-                <w:rFonts w:ascii="Verdana" w:hAnsi="Verdana"/>
-                <w:b w:val="0"/>
-                <w:sz w:val="16"/>
-              </w:rPr>
-              <w:t>16</w:t>
-            </w:r>
-          </w:p>
-        </w:tc>
-        <w:tc>
-          <w:tcPr>
-            <w:tcW w:type="dxa" w:w="1514"/>
-          </w:tcPr>
-          <w:p>
-            <w:r/>
-            <w:r>
-              <w:rPr>
-                <w:rFonts w:ascii="Verdana" w:hAnsi="Verdana"/>
-                <w:b w:val="0"/>
-                <w:sz w:val="16"/>
-              </w:rPr>
-              <w:t>°</w:t>
-            </w:r>
-          </w:p>
-        </w:tc>
-        <w:tc>
-          <w:tcPr>
-            <w:tcW w:type="dxa" w:w="1514"/>
-          </w:tcPr>
-          <w:p>
-            <w:r/>
-            <w:r>
-              <w:rPr>
-                <w:rFonts w:ascii="Verdana" w:hAnsi="Verdana"/>
-                <w:b w:val="0"/>
-                <w:sz w:val="16"/>
-              </w:rPr>
-              <w:t>2</w:t>
-            </w:r>
-          </w:p>
-        </w:tc>
-        <w:tc>
-          <w:tcPr>
-            <w:tcW w:type="dxa" w:w="1514"/>
-          </w:tcPr>
-          <w:p>
-            <w:r/>
-            <w:r>
-              <w:rPr>
-                <w:rFonts w:ascii="Verdana" w:hAnsi="Verdana"/>
-                <w:b w:val="0"/>
-                <w:sz w:val="16"/>
-              </w:rPr>
               <w:t>5</w:t>
             </w:r>
           </w:p>
@@ -4969,6 +6178,9 @@
             <w:tcW w:type="dxa" w:w="1514"/>
           </w:tcPr>
           <w:p>
+            <w:pPr>
+              <w:spacing w:before="20" w:after="20"/>
+            </w:pPr>
             <w:r/>
             <w:r>
               <w:rPr>
@@ -4989,6 +6201,9 @@
             <w:tcW w:type="dxa" w:w="1514"/>
           </w:tcPr>
           <w:p>
+            <w:pPr>
+              <w:spacing w:before="20" w:after="20"/>
+            </w:pPr>
             <w:r/>
             <w:r>
               <w:rPr>
@@ -5005,6 +6220,9 @@
             <w:tcW w:type="dxa" w:w="1514"/>
           </w:tcPr>
           <w:p>
+            <w:pPr>
+              <w:spacing w:before="20" w:after="20"/>
+            </w:pPr>
             <w:r/>
             <w:r>
               <w:rPr>
@@ -5021,6 +6239,27 @@
             <w:tcW w:type="dxa" w:w="1514"/>
           </w:tcPr>
           <w:p>
+            <w:pPr>
+              <w:spacing w:before="20" w:after="20"/>
+            </w:pPr>
+            <w:r/>
+            <w:r>
+              <w:rPr>
+                <w:rFonts w:ascii="Verdana" w:hAnsi="Verdana"/>
+                <w:sz w:val="16"/>
+              </w:rPr>
+              <w:t>Numérica</w:t>
+            </w:r>
+          </w:p>
+        </w:tc>
+        <w:tc>
+          <w:tcPr>
+            <w:tcW w:type="dxa" w:w="1514"/>
+          </w:tcPr>
+          <w:p>
+            <w:pPr>
+              <w:spacing w:before="20" w:after="20"/>
+            </w:pPr>
             <w:r/>
             <w:r>
               <w:rPr>
@@ -5028,6 +6267,62 @@
                 <w:b w:val="0"/>
                 <w:sz w:val="16"/>
               </w:rPr>
+              <w:t>0</w:t>
+            </w:r>
+          </w:p>
+        </w:tc>
+        <w:tc>
+          <w:tcPr>
+            <w:tcW w:type="dxa" w:w="1514"/>
+          </w:tcPr>
+          <w:p>
+            <w:pPr>
+              <w:spacing w:before="20" w:after="20"/>
+            </w:pPr>
+            <w:r/>
+            <w:r>
+              <w:rPr>
+                <w:rFonts w:ascii="Verdana" w:hAnsi="Verdana"/>
+                <w:b w:val="0"/>
+                <w:sz w:val="16"/>
+              </w:rPr>
+              <w:t>0</w:t>
+            </w:r>
+          </w:p>
+        </w:tc>
+        <w:tc>
+          <w:tcPr>
+            <w:tcW w:type="dxa" w:w="1514"/>
+          </w:tcPr>
+          <w:p>
+            <w:pPr>
+              <w:spacing w:before="20" w:after="20"/>
+            </w:pPr>
+            <w:r/>
+            <w:r>
+              <w:rPr>
+                <w:rFonts w:ascii="Verdana" w:hAnsi="Verdana"/>
+                <w:b w:val="0"/>
+                <w:sz w:val="16"/>
+              </w:rPr>
+              <w:t>8</w:t>
+            </w:r>
+          </w:p>
+        </w:tc>
+        <w:tc>
+          <w:tcPr>
+            <w:tcW w:type="dxa" w:w="1514"/>
+          </w:tcPr>
+          <w:p>
+            <w:pPr>
+              <w:spacing w:before="20" w:after="20"/>
+            </w:pPr>
+            <w:r/>
+            <w:r>
+              <w:rPr>
+                <w:rFonts w:ascii="Verdana" w:hAnsi="Verdana"/>
+                <w:sz w:val="16"/>
+              </w:rPr>
               <w:t>Numérica</w:t>
             </w:r>
           </w:p>
@@ -5037,6 +6332,9 @@
             <w:tcW w:type="dxa" w:w="1514"/>
           </w:tcPr>
           <w:p>
+            <w:pPr>
+              <w:spacing w:before="20" w:after="20"/>
+            </w:pPr>
             <w:r/>
             <w:r>
               <w:rPr>
@@ -5053,6 +6351,9 @@
             <w:tcW w:type="dxa" w:w="1514"/>
           </w:tcPr>
           <w:p>
+            <w:pPr>
+              <w:spacing w:before="20" w:after="20"/>
+            </w:pPr>
             <w:r/>
             <w:r>
               <w:rPr>
@@ -5060,70 +6361,6 @@
                 <w:b w:val="0"/>
                 <w:sz w:val="16"/>
               </w:rPr>
-              <w:t>0</w:t>
-            </w:r>
-          </w:p>
-        </w:tc>
-        <w:tc>
-          <w:tcPr>
-            <w:tcW w:type="dxa" w:w="1514"/>
-          </w:tcPr>
-          <w:p>
-            <w:r/>
-            <w:r>
-              <w:rPr>
-                <w:rFonts w:ascii="Verdana" w:hAnsi="Verdana"/>
-                <w:b w:val="0"/>
-                <w:sz w:val="16"/>
-              </w:rPr>
-              <w:t>8</w:t>
-            </w:r>
-          </w:p>
-        </w:tc>
-        <w:tc>
-          <w:tcPr>
-            <w:tcW w:type="dxa" w:w="1514"/>
-          </w:tcPr>
-          <w:p>
-            <w:r/>
-            <w:r>
-              <w:rPr>
-                <w:rFonts w:ascii="Verdana" w:hAnsi="Verdana"/>
-                <w:b w:val="0"/>
-                <w:sz w:val="16"/>
-              </w:rPr>
-              <w:t>Numérica</w:t>
-            </w:r>
-          </w:p>
-        </w:tc>
-        <w:tc>
-          <w:tcPr>
-            <w:tcW w:type="dxa" w:w="1514"/>
-          </w:tcPr>
-          <w:p>
-            <w:r/>
-            <w:r>
-              <w:rPr>
-                <w:rFonts w:ascii="Verdana" w:hAnsi="Verdana"/>
-                <w:b w:val="0"/>
-                <w:sz w:val="16"/>
-              </w:rPr>
-              <w:t>0</w:t>
-            </w:r>
-          </w:p>
-        </w:tc>
-        <w:tc>
-          <w:tcPr>
-            <w:tcW w:type="dxa" w:w="1514"/>
-          </w:tcPr>
-          <w:p>
-            <w:r/>
-            <w:r>
-              <w:rPr>
-                <w:rFonts w:ascii="Verdana" w:hAnsi="Verdana"/>
-                <w:b w:val="0"/>
-                <w:sz w:val="16"/>
-              </w:rPr>
               <w:t>3</w:t>
             </w:r>
           </w:p>
@@ -5133,6 +6370,9 @@
             <w:tcW w:type="dxa" w:w="1514"/>
           </w:tcPr>
           <w:p>
+            <w:pPr>
+              <w:spacing w:before="20" w:after="20"/>
+            </w:pPr>
             <w:r/>
             <w:r>
               <w:rPr>
@@ -5153,6 +6393,9 @@
             <w:tcW w:type="dxa" w:w="1514"/>
           </w:tcPr>
           <w:p>
+            <w:pPr>
+              <w:spacing w:before="20" w:after="20"/>
+            </w:pPr>
             <w:r/>
             <w:r>
               <w:rPr>
@@ -5169,6 +6412,9 @@
             <w:tcW w:type="dxa" w:w="1514"/>
           </w:tcPr>
           <w:p>
+            <w:pPr>
+              <w:spacing w:before="20" w:after="20"/>
+            </w:pPr>
             <w:r/>
             <w:r>
               <w:rPr>
@@ -5185,6 +6431,27 @@
             <w:tcW w:type="dxa" w:w="1514"/>
           </w:tcPr>
           <w:p>
+            <w:pPr>
+              <w:spacing w:before="20" w:after="20"/>
+            </w:pPr>
+            <w:r/>
+            <w:r>
+              <w:rPr>
+                <w:rFonts w:ascii="Verdana" w:hAnsi="Verdana"/>
+                <w:sz w:val="16"/>
+              </w:rPr>
+              <w:t>Numérica</w:t>
+            </w:r>
+          </w:p>
+        </w:tc>
+        <w:tc>
+          <w:tcPr>
+            <w:tcW w:type="dxa" w:w="1514"/>
+          </w:tcPr>
+          <w:p>
+            <w:pPr>
+              <w:spacing w:before="20" w:after="20"/>
+            </w:pPr>
             <w:r/>
             <w:r>
               <w:rPr>
@@ -5192,6 +6459,62 @@
                 <w:b w:val="0"/>
                 <w:sz w:val="16"/>
               </w:rPr>
+              <w:t>0</w:t>
+            </w:r>
+          </w:p>
+        </w:tc>
+        <w:tc>
+          <w:tcPr>
+            <w:tcW w:type="dxa" w:w="1514"/>
+          </w:tcPr>
+          <w:p>
+            <w:pPr>
+              <w:spacing w:before="20" w:after="20"/>
+            </w:pPr>
+            <w:r/>
+            <w:r>
+              <w:rPr>
+                <w:rFonts w:ascii="Verdana" w:hAnsi="Verdana"/>
+                <w:b w:val="0"/>
+                <w:sz w:val="16"/>
+              </w:rPr>
+              <w:t>0</w:t>
+            </w:r>
+          </w:p>
+        </w:tc>
+        <w:tc>
+          <w:tcPr>
+            <w:tcW w:type="dxa" w:w="1514"/>
+          </w:tcPr>
+          <w:p>
+            <w:pPr>
+              <w:spacing w:before="20" w:after="20"/>
+            </w:pPr>
+            <w:r/>
+            <w:r>
+              <w:rPr>
+                <w:rFonts w:ascii="Verdana" w:hAnsi="Verdana"/>
+                <w:b w:val="0"/>
+                <w:sz w:val="16"/>
+              </w:rPr>
+              <w:t>16</w:t>
+            </w:r>
+          </w:p>
+        </w:tc>
+        <w:tc>
+          <w:tcPr>
+            <w:tcW w:type="dxa" w:w="1514"/>
+          </w:tcPr>
+          <w:p>
+            <w:pPr>
+              <w:spacing w:before="20" w:after="20"/>
+            </w:pPr>
+            <w:r/>
+            <w:r>
+              <w:rPr>
+                <w:rFonts w:ascii="Verdana" w:hAnsi="Verdana"/>
+                <w:sz w:val="16"/>
+              </w:rPr>
               <w:t>Numérica</w:t>
             </w:r>
           </w:p>
@@ -5201,6 +6524,9 @@
             <w:tcW w:type="dxa" w:w="1514"/>
           </w:tcPr>
           <w:p>
+            <w:pPr>
+              <w:spacing w:before="20" w:after="20"/>
+            </w:pPr>
             <w:r/>
             <w:r>
               <w:rPr>
@@ -5217,6 +6543,9 @@
             <w:tcW w:type="dxa" w:w="1514"/>
           </w:tcPr>
           <w:p>
+            <w:pPr>
+              <w:spacing w:before="20" w:after="20"/>
+            </w:pPr>
             <w:r/>
             <w:r>
               <w:rPr>
@@ -5224,70 +6553,6 @@
                 <w:b w:val="0"/>
                 <w:sz w:val="16"/>
               </w:rPr>
-              <w:t>0</w:t>
-            </w:r>
-          </w:p>
-        </w:tc>
-        <w:tc>
-          <w:tcPr>
-            <w:tcW w:type="dxa" w:w="1514"/>
-          </w:tcPr>
-          <w:p>
-            <w:r/>
-            <w:r>
-              <w:rPr>
-                <w:rFonts w:ascii="Verdana" w:hAnsi="Verdana"/>
-                <w:b w:val="0"/>
-                <w:sz w:val="16"/>
-              </w:rPr>
-              <w:t>16</w:t>
-            </w:r>
-          </w:p>
-        </w:tc>
-        <w:tc>
-          <w:tcPr>
-            <w:tcW w:type="dxa" w:w="1514"/>
-          </w:tcPr>
-          <w:p>
-            <w:r/>
-            <w:r>
-              <w:rPr>
-                <w:rFonts w:ascii="Verdana" w:hAnsi="Verdana"/>
-                <w:b w:val="0"/>
-                <w:sz w:val="16"/>
-              </w:rPr>
-              <w:t>Numérica</w:t>
-            </w:r>
-          </w:p>
-        </w:tc>
-        <w:tc>
-          <w:tcPr>
-            <w:tcW w:type="dxa" w:w="1514"/>
-          </w:tcPr>
-          <w:p>
-            <w:r/>
-            <w:r>
-              <w:rPr>
-                <w:rFonts w:ascii="Verdana" w:hAnsi="Verdana"/>
-                <w:b w:val="0"/>
-                <w:sz w:val="16"/>
-              </w:rPr>
-              <w:t>0</w:t>
-            </w:r>
-          </w:p>
-        </w:tc>
-        <w:tc>
-          <w:tcPr>
-            <w:tcW w:type="dxa" w:w="1514"/>
-          </w:tcPr>
-          <w:p>
-            <w:r/>
-            <w:r>
-              <w:rPr>
-                <w:rFonts w:ascii="Verdana" w:hAnsi="Verdana"/>
-                <w:b w:val="0"/>
-                <w:sz w:val="16"/>
-              </w:rPr>
               <w:t>5</w:t>
             </w:r>
           </w:p>
@@ -5297,6 +6562,9 @@
             <w:tcW w:type="dxa" w:w="1514"/>
           </w:tcPr>
           <w:p>
+            <w:pPr>
+              <w:spacing w:before="20" w:after="20"/>
+            </w:pPr>
             <w:r/>
             <w:r>
               <w:rPr>
@@ -5317,6 +6585,9 @@
             <w:tcW w:type="dxa" w:w="1514"/>
           </w:tcPr>
           <w:p>
+            <w:pPr>
+              <w:spacing w:before="20" w:after="20"/>
+            </w:pPr>
             <w:r/>
             <w:r>
               <w:rPr>
@@ -5333,6 +6604,9 @@
             <w:tcW w:type="dxa" w:w="1514"/>
           </w:tcPr>
           <w:p>
+            <w:pPr>
+              <w:spacing w:before="20" w:after="20"/>
+            </w:pPr>
             <w:r/>
             <w:r>
               <w:rPr>
@@ -5349,6 +6623,27 @@
             <w:tcW w:type="dxa" w:w="1514"/>
           </w:tcPr>
           <w:p>
+            <w:pPr>
+              <w:spacing w:before="20" w:after="20"/>
+            </w:pPr>
+            <w:r/>
+            <w:r>
+              <w:rPr>
+                <w:rFonts w:ascii="Verdana" w:hAnsi="Verdana"/>
+                <w:sz w:val="16"/>
+              </w:rPr>
+              <w:t>Tabla de cifrado</w:t>
+            </w:r>
+          </w:p>
+        </w:tc>
+        <w:tc>
+          <w:tcPr>
+            <w:tcW w:type="dxa" w:w="1514"/>
+          </w:tcPr>
+          <w:p>
+            <w:pPr>
+              <w:spacing w:before="20" w:after="20"/>
+            </w:pPr>
             <w:r/>
             <w:r>
               <w:rPr>
@@ -5356,6 +6651,62 @@
                 <w:b w:val="0"/>
                 <w:sz w:val="16"/>
               </w:rPr>
+              <w:t>0</w:t>
+            </w:r>
+          </w:p>
+        </w:tc>
+        <w:tc>
+          <w:tcPr>
+            <w:tcW w:type="dxa" w:w="1514"/>
+          </w:tcPr>
+          <w:p>
+            <w:pPr>
+              <w:spacing w:before="20" w:after="20"/>
+            </w:pPr>
+            <w:r/>
+            <w:r>
+              <w:rPr>
+                <w:rFonts w:ascii="Verdana" w:hAnsi="Verdana"/>
+                <w:b w:val="0"/>
+                <w:sz w:val="16"/>
+              </w:rPr>
+              <w:t>0</w:t>
+            </w:r>
+          </w:p>
+        </w:tc>
+        <w:tc>
+          <w:tcPr>
+            <w:tcW w:type="dxa" w:w="1514"/>
+          </w:tcPr>
+          <w:p>
+            <w:pPr>
+              <w:spacing w:before="20" w:after="20"/>
+            </w:pPr>
+            <w:r/>
+            <w:r>
+              <w:rPr>
+                <w:rFonts w:ascii="Verdana" w:hAnsi="Verdana"/>
+                <w:b w:val="0"/>
+                <w:sz w:val="16"/>
+              </w:rPr>
+              <w:t>2</w:t>
+            </w:r>
+          </w:p>
+        </w:tc>
+        <w:tc>
+          <w:tcPr>
+            <w:tcW w:type="dxa" w:w="1514"/>
+          </w:tcPr>
+          <w:p>
+            <w:pPr>
+              <w:spacing w:before="20" w:after="20"/>
+            </w:pPr>
+            <w:r/>
+            <w:r>
+              <w:rPr>
+                <w:rFonts w:ascii="Verdana" w:hAnsi="Verdana"/>
+                <w:sz w:val="16"/>
+              </w:rPr>
               <w:t>Tabla de cifrado</w:t>
             </w:r>
           </w:p>
@@ -5365,6 +6716,9 @@
             <w:tcW w:type="dxa" w:w="1514"/>
           </w:tcPr>
           <w:p>
+            <w:pPr>
+              <w:spacing w:before="20" w:after="20"/>
+            </w:pPr>
             <w:r/>
             <w:r>
               <w:rPr>
@@ -5381,6 +6735,9 @@
             <w:tcW w:type="dxa" w:w="1514"/>
           </w:tcPr>
           <w:p>
+            <w:pPr>
+              <w:spacing w:before="20" w:after="20"/>
+            </w:pPr>
             <w:r/>
             <w:r>
               <w:rPr>
@@ -5388,70 +6745,6 @@
                 <w:b w:val="0"/>
                 <w:sz w:val="16"/>
               </w:rPr>
-              <w:t>0</w:t>
-            </w:r>
-          </w:p>
-        </w:tc>
-        <w:tc>
-          <w:tcPr>
-            <w:tcW w:type="dxa" w:w="1514"/>
-          </w:tcPr>
-          <w:p>
-            <w:r/>
-            <w:r>
-              <w:rPr>
-                <w:rFonts w:ascii="Verdana" w:hAnsi="Verdana"/>
-                <w:b w:val="0"/>
-                <w:sz w:val="16"/>
-              </w:rPr>
-              <w:t>2</w:t>
-            </w:r>
-          </w:p>
-        </w:tc>
-        <w:tc>
-          <w:tcPr>
-            <w:tcW w:type="dxa" w:w="1514"/>
-          </w:tcPr>
-          <w:p>
-            <w:r/>
-            <w:r>
-              <w:rPr>
-                <w:rFonts w:ascii="Verdana" w:hAnsi="Verdana"/>
-                <w:b w:val="0"/>
-                <w:sz w:val="16"/>
-              </w:rPr>
-              <w:t>Tabla de cifrado</w:t>
-            </w:r>
-          </w:p>
-        </w:tc>
-        <w:tc>
-          <w:tcPr>
-            <w:tcW w:type="dxa" w:w="1514"/>
-          </w:tcPr>
-          <w:p>
-            <w:r/>
-            <w:r>
-              <w:rPr>
-                <w:rFonts w:ascii="Verdana" w:hAnsi="Verdana"/>
-                <w:b w:val="0"/>
-                <w:sz w:val="16"/>
-              </w:rPr>
-              <w:t>0</w:t>
-            </w:r>
-          </w:p>
-        </w:tc>
-        <w:tc>
-          <w:tcPr>
-            <w:tcW w:type="dxa" w:w="1514"/>
-          </w:tcPr>
-          <w:p>
-            <w:r/>
-            <w:r>
-              <w:rPr>
-                <w:rFonts w:ascii="Verdana" w:hAnsi="Verdana"/>
-                <w:b w:val="0"/>
-                <w:sz w:val="16"/>
-              </w:rPr>
               <w:t>1</w:t>
             </w:r>
           </w:p>
@@ -5461,6 +6754,9 @@
             <w:tcW w:type="dxa" w:w="1514"/>
           </w:tcPr>
           <w:p>
+            <w:pPr>
+              <w:spacing w:before="20" w:after="20"/>
+            </w:pPr>
             <w:r/>
             <w:r>
               <w:rPr>
@@ -5481,6 +6777,9 @@
             <w:tcW w:type="dxa" w:w="1514"/>
           </w:tcPr>
           <w:p>
+            <w:pPr>
+              <w:spacing w:before="20" w:after="20"/>
+            </w:pPr>
             <w:r/>
             <w:r>
               <w:rPr>
@@ -5497,6 +6796,9 @@
             <w:tcW w:type="dxa" w:w="1514"/>
           </w:tcPr>
           <w:p>
+            <w:pPr>
+              <w:spacing w:before="20" w:after="20"/>
+            </w:pPr>
             <w:r/>
             <w:r>
               <w:rPr>
@@ -5513,6 +6815,27 @@
             <w:tcW w:type="dxa" w:w="1514"/>
           </w:tcPr>
           <w:p>
+            <w:pPr>
+              <w:spacing w:before="20" w:after="20"/>
+            </w:pPr>
+            <w:r/>
+            <w:r>
+              <w:rPr>
+                <w:rFonts w:ascii="Verdana" w:hAnsi="Verdana"/>
+                <w:sz w:val="16"/>
+              </w:rPr>
+              <w:t>Numérica</w:t>
+            </w:r>
+          </w:p>
+        </w:tc>
+        <w:tc>
+          <w:tcPr>
+            <w:tcW w:type="dxa" w:w="1514"/>
+          </w:tcPr>
+          <w:p>
+            <w:pPr>
+              <w:spacing w:before="20" w:after="20"/>
+            </w:pPr>
             <w:r/>
             <w:r>
               <w:rPr>
@@ -5520,6 +6843,62 @@
                 <w:b w:val="0"/>
                 <w:sz w:val="16"/>
               </w:rPr>
+              <w:t>0</w:t>
+            </w:r>
+          </w:p>
+        </w:tc>
+        <w:tc>
+          <w:tcPr>
+            <w:tcW w:type="dxa" w:w="1514"/>
+          </w:tcPr>
+          <w:p>
+            <w:pPr>
+              <w:spacing w:before="20" w:after="20"/>
+            </w:pPr>
+            <w:r/>
+            <w:r>
+              <w:rPr>
+                <w:rFonts w:ascii="Verdana" w:hAnsi="Verdana"/>
+                <w:b w:val="0"/>
+                <w:sz w:val="16"/>
+              </w:rPr>
+              <w:t>0</w:t>
+            </w:r>
+          </w:p>
+        </w:tc>
+        <w:tc>
+          <w:tcPr>
+            <w:tcW w:type="dxa" w:w="1514"/>
+          </w:tcPr>
+          <w:p>
+            <w:pPr>
+              <w:spacing w:before="20" w:after="20"/>
+            </w:pPr>
+            <w:r/>
+            <w:r>
+              <w:rPr>
+                <w:rFonts w:ascii="Verdana" w:hAnsi="Verdana"/>
+                <w:b w:val="0"/>
+                <w:sz w:val="16"/>
+              </w:rPr>
+              <w:t>30</w:t>
+            </w:r>
+          </w:p>
+        </w:tc>
+        <w:tc>
+          <w:tcPr>
+            <w:tcW w:type="dxa" w:w="1514"/>
+          </w:tcPr>
+          <w:p>
+            <w:pPr>
+              <w:spacing w:before="20" w:after="20"/>
+            </w:pPr>
+            <w:r/>
+            <w:r>
+              <w:rPr>
+                <w:rFonts w:ascii="Verdana" w:hAnsi="Verdana"/>
+                <w:sz w:val="16"/>
+              </w:rPr>
               <w:t>Numérica</w:t>
             </w:r>
           </w:p>
@@ -5529,6 +6908,9 @@
             <w:tcW w:type="dxa" w:w="1514"/>
           </w:tcPr>
           <w:p>
+            <w:pPr>
+              <w:spacing w:before="20" w:after="20"/>
+            </w:pPr>
             <w:r/>
             <w:r>
               <w:rPr>
@@ -5545,6 +6927,9 @@
             <w:tcW w:type="dxa" w:w="1514"/>
           </w:tcPr>
           <w:p>
+            <w:pPr>
+              <w:spacing w:before="20" w:after="20"/>
+            </w:pPr>
             <w:r/>
             <w:r>
               <w:rPr>
@@ -5552,70 +6937,6 @@
                 <w:b w:val="0"/>
                 <w:sz w:val="16"/>
               </w:rPr>
-              <w:t>0</w:t>
-            </w:r>
-          </w:p>
-        </w:tc>
-        <w:tc>
-          <w:tcPr>
-            <w:tcW w:type="dxa" w:w="1514"/>
-          </w:tcPr>
-          <w:p>
-            <w:r/>
-            <w:r>
-              <w:rPr>
-                <w:rFonts w:ascii="Verdana" w:hAnsi="Verdana"/>
-                <w:b w:val="0"/>
-                <w:sz w:val="16"/>
-              </w:rPr>
-              <w:t>30</w:t>
-            </w:r>
-          </w:p>
-        </w:tc>
-        <w:tc>
-          <w:tcPr>
-            <w:tcW w:type="dxa" w:w="1514"/>
-          </w:tcPr>
-          <w:p>
-            <w:r/>
-            <w:r>
-              <w:rPr>
-                <w:rFonts w:ascii="Verdana" w:hAnsi="Verdana"/>
-                <w:b w:val="0"/>
-                <w:sz w:val="16"/>
-              </w:rPr>
-              <w:t>Numérica</w:t>
-            </w:r>
-          </w:p>
-        </w:tc>
-        <w:tc>
-          <w:tcPr>
-            <w:tcW w:type="dxa" w:w="1514"/>
-          </w:tcPr>
-          <w:p>
-            <w:r/>
-            <w:r>
-              <w:rPr>
-                <w:rFonts w:ascii="Verdana" w:hAnsi="Verdana"/>
-                <w:b w:val="0"/>
-                <w:sz w:val="16"/>
-              </w:rPr>
-              <w:t>0</w:t>
-            </w:r>
-          </w:p>
-        </w:tc>
-        <w:tc>
-          <w:tcPr>
-            <w:tcW w:type="dxa" w:w="1514"/>
-          </w:tcPr>
-          <w:p>
-            <w:r/>
-            <w:r>
-              <w:rPr>
-                <w:rFonts w:ascii="Verdana" w:hAnsi="Verdana"/>
-                <w:b w:val="0"/>
-                <w:sz w:val="16"/>
-              </w:rPr>
               <w:t>10</w:t>
             </w:r>
           </w:p>
@@ -5625,6 +6946,9 @@
             <w:tcW w:type="dxa" w:w="1514"/>
           </w:tcPr>
           <w:p>
+            <w:pPr>
+              <w:spacing w:before="20" w:after="20"/>
+            </w:pPr>
             <w:r/>
             <w:r>
               <w:rPr>
@@ -5645,6 +6969,9 @@
             <w:tcW w:type="dxa" w:w="1514"/>
           </w:tcPr>
           <w:p>
+            <w:pPr>
+              <w:spacing w:before="20" w:after="20"/>
+            </w:pPr>
             <w:r/>
             <w:r>
               <w:rPr>
@@ -5661,6 +6988,9 @@
             <w:tcW w:type="dxa" w:w="1514"/>
           </w:tcPr>
           <w:p>
+            <w:pPr>
+              <w:spacing w:before="20" w:after="20"/>
+            </w:pPr>
             <w:r/>
             <w:r>
               <w:rPr>
@@ -5677,6 +7007,27 @@
             <w:tcW w:type="dxa" w:w="1514"/>
           </w:tcPr>
           <w:p>
+            <w:pPr>
+              <w:spacing w:before="20" w:after="20"/>
+            </w:pPr>
+            <w:r/>
+            <w:r>
+              <w:rPr>
+                <w:rFonts w:ascii="Verdana" w:hAnsi="Verdana"/>
+                <w:sz w:val="16"/>
+              </w:rPr>
+              <w:t>Numérica</w:t>
+            </w:r>
+          </w:p>
+        </w:tc>
+        <w:tc>
+          <w:tcPr>
+            <w:tcW w:type="dxa" w:w="1514"/>
+          </w:tcPr>
+          <w:p>
+            <w:pPr>
+              <w:spacing w:before="20" w:after="20"/>
+            </w:pPr>
             <w:r/>
             <w:r>
               <w:rPr>
@@ -5684,6 +7035,62 @@
                 <w:b w:val="0"/>
                 <w:sz w:val="16"/>
               </w:rPr>
+              <w:t>0</w:t>
+            </w:r>
+          </w:p>
+        </w:tc>
+        <w:tc>
+          <w:tcPr>
+            <w:tcW w:type="dxa" w:w="1514"/>
+          </w:tcPr>
+          <w:p>
+            <w:pPr>
+              <w:spacing w:before="20" w:after="20"/>
+            </w:pPr>
+            <w:r/>
+            <w:r>
+              <w:rPr>
+                <w:rFonts w:ascii="Verdana" w:hAnsi="Verdana"/>
+                <w:b w:val="0"/>
+                <w:sz w:val="16"/>
+              </w:rPr>
+              <w:t>0</w:t>
+            </w:r>
+          </w:p>
+        </w:tc>
+        <w:tc>
+          <w:tcPr>
+            <w:tcW w:type="dxa" w:w="1514"/>
+          </w:tcPr>
+          <w:p>
+            <w:pPr>
+              <w:spacing w:before="20" w:after="20"/>
+            </w:pPr>
+            <w:r/>
+            <w:r>
+              <w:rPr>
+                <w:rFonts w:ascii="Verdana" w:hAnsi="Verdana"/>
+                <w:b w:val="0"/>
+                <w:sz w:val="16"/>
+              </w:rPr>
+              <w:t>16</w:t>
+            </w:r>
+          </w:p>
+        </w:tc>
+        <w:tc>
+          <w:tcPr>
+            <w:tcW w:type="dxa" w:w="1514"/>
+          </w:tcPr>
+          <w:p>
+            <w:pPr>
+              <w:spacing w:before="20" w:after="20"/>
+            </w:pPr>
+            <w:r/>
+            <w:r>
+              <w:rPr>
+                <w:rFonts w:ascii="Verdana" w:hAnsi="Verdana"/>
+                <w:sz w:val="16"/>
+              </w:rPr>
               <w:t>Numérica</w:t>
             </w:r>
           </w:p>
@@ -5693,6 +7100,9 @@
             <w:tcW w:type="dxa" w:w="1514"/>
           </w:tcPr>
           <w:p>
+            <w:pPr>
+              <w:spacing w:before="20" w:after="20"/>
+            </w:pPr>
             <w:r/>
             <w:r>
               <w:rPr>
@@ -5709,6 +7119,9 @@
             <w:tcW w:type="dxa" w:w="1514"/>
           </w:tcPr>
           <w:p>
+            <w:pPr>
+              <w:spacing w:before="20" w:after="20"/>
+            </w:pPr>
             <w:r/>
             <w:r>
               <w:rPr>
@@ -5716,70 +7129,6 @@
                 <w:b w:val="0"/>
                 <w:sz w:val="16"/>
               </w:rPr>
-              <w:t>0</w:t>
-            </w:r>
-          </w:p>
-        </w:tc>
-        <w:tc>
-          <w:tcPr>
-            <w:tcW w:type="dxa" w:w="1514"/>
-          </w:tcPr>
-          <w:p>
-            <w:r/>
-            <w:r>
-              <w:rPr>
-                <w:rFonts w:ascii="Verdana" w:hAnsi="Verdana"/>
-                <w:b w:val="0"/>
-                <w:sz w:val="16"/>
-              </w:rPr>
-              <w:t>16</w:t>
-            </w:r>
-          </w:p>
-        </w:tc>
-        <w:tc>
-          <w:tcPr>
-            <w:tcW w:type="dxa" w:w="1514"/>
-          </w:tcPr>
-          <w:p>
-            <w:r/>
-            <w:r>
-              <w:rPr>
-                <w:rFonts w:ascii="Verdana" w:hAnsi="Verdana"/>
-                <w:b w:val="0"/>
-                <w:sz w:val="16"/>
-              </w:rPr>
-              <w:t>Numérica</w:t>
-            </w:r>
-          </w:p>
-        </w:tc>
-        <w:tc>
-          <w:tcPr>
-            <w:tcW w:type="dxa" w:w="1514"/>
-          </w:tcPr>
-          <w:p>
-            <w:r/>
-            <w:r>
-              <w:rPr>
-                <w:rFonts w:ascii="Verdana" w:hAnsi="Verdana"/>
-                <w:b w:val="0"/>
-                <w:sz w:val="16"/>
-              </w:rPr>
-              <w:t>0</w:t>
-            </w:r>
-          </w:p>
-        </w:tc>
-        <w:tc>
-          <w:tcPr>
-            <w:tcW w:type="dxa" w:w="1514"/>
-          </w:tcPr>
-          <w:p>
-            <w:r/>
-            <w:r>
-              <w:rPr>
-                <w:rFonts w:ascii="Verdana" w:hAnsi="Verdana"/>
-                <w:b w:val="0"/>
-                <w:sz w:val="16"/>
-              </w:rPr>
               <w:t>5</w:t>
             </w:r>
           </w:p>
@@ -5789,6 +7138,9 @@
             <w:tcW w:type="dxa" w:w="1514"/>
           </w:tcPr>
           <w:p>
+            <w:pPr>
+              <w:spacing w:before="20" w:after="20"/>
+            </w:pPr>
             <w:r/>
             <w:r>
               <w:rPr>
@@ -5809,6 +7161,9 @@
             <w:tcW w:type="dxa" w:w="1514"/>
           </w:tcPr>
           <w:p>
+            <w:pPr>
+              <w:spacing w:before="20" w:after="20"/>
+            </w:pPr>
             <w:r/>
             <w:r>
               <w:rPr>
@@ -5825,6 +7180,9 @@
             <w:tcW w:type="dxa" w:w="1514"/>
           </w:tcPr>
           <w:p>
+            <w:pPr>
+              <w:spacing w:before="20" w:after="20"/>
+            </w:pPr>
             <w:r/>
             <w:r>
               <w:rPr>
@@ -5841,6 +7199,27 @@
             <w:tcW w:type="dxa" w:w="1514"/>
           </w:tcPr>
           <w:p>
+            <w:pPr>
+              <w:spacing w:before="20" w:after="20"/>
+            </w:pPr>
+            <w:r/>
+            <w:r>
+              <w:rPr>
+                <w:rFonts w:ascii="Verdana" w:hAnsi="Verdana"/>
+                <w:sz w:val="16"/>
+              </w:rPr>
+              <w:t>Numérica</w:t>
+            </w:r>
+          </w:p>
+        </w:tc>
+        <w:tc>
+          <w:tcPr>
+            <w:tcW w:type="dxa" w:w="1514"/>
+          </w:tcPr>
+          <w:p>
+            <w:pPr>
+              <w:spacing w:before="20" w:after="20"/>
+            </w:pPr>
             <w:r/>
             <w:r>
               <w:rPr>
@@ -5848,6 +7227,62 @@
                 <w:b w:val="0"/>
                 <w:sz w:val="16"/>
               </w:rPr>
+              <w:t>0</w:t>
+            </w:r>
+          </w:p>
+        </w:tc>
+        <w:tc>
+          <w:tcPr>
+            <w:tcW w:type="dxa" w:w="1514"/>
+          </w:tcPr>
+          <w:p>
+            <w:pPr>
+              <w:spacing w:before="20" w:after="20"/>
+            </w:pPr>
+            <w:r/>
+            <w:r>
+              <w:rPr>
+                <w:rFonts w:ascii="Verdana" w:hAnsi="Verdana"/>
+                <w:b w:val="0"/>
+                <w:sz w:val="16"/>
+              </w:rPr>
+              <w:t>0</w:t>
+            </w:r>
+          </w:p>
+        </w:tc>
+        <w:tc>
+          <w:tcPr>
+            <w:tcW w:type="dxa" w:w="1514"/>
+          </w:tcPr>
+          <w:p>
+            <w:pPr>
+              <w:spacing w:before="20" w:after="20"/>
+            </w:pPr>
+            <w:r/>
+            <w:r>
+              <w:rPr>
+                <w:rFonts w:ascii="Verdana" w:hAnsi="Verdana"/>
+                <w:b w:val="0"/>
+                <w:sz w:val="16"/>
+              </w:rPr>
+              <w:t>8</w:t>
+            </w:r>
+          </w:p>
+        </w:tc>
+        <w:tc>
+          <w:tcPr>
+            <w:tcW w:type="dxa" w:w="1514"/>
+          </w:tcPr>
+          <w:p>
+            <w:pPr>
+              <w:spacing w:before="20" w:after="20"/>
+            </w:pPr>
+            <w:r/>
+            <w:r>
+              <w:rPr>
+                <w:rFonts w:ascii="Verdana" w:hAnsi="Verdana"/>
+                <w:sz w:val="16"/>
+              </w:rPr>
               <w:t>Numérica</w:t>
             </w:r>
           </w:p>
@@ -5857,6 +7292,9 @@
             <w:tcW w:type="dxa" w:w="1514"/>
           </w:tcPr>
           <w:p>
+            <w:pPr>
+              <w:spacing w:before="20" w:after="20"/>
+            </w:pPr>
             <w:r/>
             <w:r>
               <w:rPr>
@@ -5873,6 +7311,9 @@
             <w:tcW w:type="dxa" w:w="1514"/>
           </w:tcPr>
           <w:p>
+            <w:pPr>
+              <w:spacing w:before="20" w:after="20"/>
+            </w:pPr>
             <w:r/>
             <w:r>
               <w:rPr>
@@ -5880,70 +7321,6 @@
                 <w:b w:val="0"/>
                 <w:sz w:val="16"/>
               </w:rPr>
-              <w:t>0</w:t>
-            </w:r>
-          </w:p>
-        </w:tc>
-        <w:tc>
-          <w:tcPr>
-            <w:tcW w:type="dxa" w:w="1514"/>
-          </w:tcPr>
-          <w:p>
-            <w:r/>
-            <w:r>
-              <w:rPr>
-                <w:rFonts w:ascii="Verdana" w:hAnsi="Verdana"/>
-                <w:b w:val="0"/>
-                <w:sz w:val="16"/>
-              </w:rPr>
-              <w:t>8</w:t>
-            </w:r>
-          </w:p>
-        </w:tc>
-        <w:tc>
-          <w:tcPr>
-            <w:tcW w:type="dxa" w:w="1514"/>
-          </w:tcPr>
-          <w:p>
-            <w:r/>
-            <w:r>
-              <w:rPr>
-                <w:rFonts w:ascii="Verdana" w:hAnsi="Verdana"/>
-                <w:b w:val="0"/>
-                <w:sz w:val="16"/>
-              </w:rPr>
-              <w:t>Numérica</w:t>
-            </w:r>
-          </w:p>
-        </w:tc>
-        <w:tc>
-          <w:tcPr>
-            <w:tcW w:type="dxa" w:w="1514"/>
-          </w:tcPr>
-          <w:p>
-            <w:r/>
-            <w:r>
-              <w:rPr>
-                <w:rFonts w:ascii="Verdana" w:hAnsi="Verdana"/>
-                <w:b w:val="0"/>
-                <w:sz w:val="16"/>
-              </w:rPr>
-              <w:t>0</w:t>
-            </w:r>
-          </w:p>
-        </w:tc>
-        <w:tc>
-          <w:tcPr>
-            <w:tcW w:type="dxa" w:w="1514"/>
-          </w:tcPr>
-          <w:p>
-            <w:r/>
-            <w:r>
-              <w:rPr>
-                <w:rFonts w:ascii="Verdana" w:hAnsi="Verdana"/>
-                <w:b w:val="0"/>
-                <w:sz w:val="16"/>
-              </w:rPr>
               <w:t>3</w:t>
             </w:r>
           </w:p>
@@ -5953,6 +7330,9 @@
             <w:tcW w:type="dxa" w:w="1514"/>
           </w:tcPr>
           <w:p>
+            <w:pPr>
+              <w:spacing w:before="20" w:after="20"/>
+            </w:pPr>
             <w:r/>
             <w:r>
               <w:rPr>
@@ -5973,6 +7353,9 @@
             <w:tcW w:type="dxa" w:w="1514"/>
           </w:tcPr>
           <w:p>
+            <w:pPr>
+              <w:spacing w:before="20" w:after="20"/>
+            </w:pPr>
             <w:r/>
             <w:r>
               <w:rPr>
@@ -5989,6 +7372,9 @@
             <w:tcW w:type="dxa" w:w="1514"/>
           </w:tcPr>
           <w:p>
+            <w:pPr>
+              <w:spacing w:before="20" w:after="20"/>
+            </w:pPr>
             <w:r/>
             <w:r>
               <w:rPr>
@@ -6005,6 +7391,27 @@
             <w:tcW w:type="dxa" w:w="1514"/>
           </w:tcPr>
           <w:p>
+            <w:pPr>
+              <w:spacing w:before="20" w:after="20"/>
+            </w:pPr>
+            <w:r/>
+            <w:r>
+              <w:rPr>
+                <w:rFonts w:ascii="Verdana" w:hAnsi="Verdana"/>
+                <w:sz w:val="16"/>
+              </w:rPr>
+              <w:t>Numérica</w:t>
+            </w:r>
+          </w:p>
+        </w:tc>
+        <w:tc>
+          <w:tcPr>
+            <w:tcW w:type="dxa" w:w="1514"/>
+          </w:tcPr>
+          <w:p>
+            <w:pPr>
+              <w:spacing w:before="20" w:after="20"/>
+            </w:pPr>
             <w:r/>
             <w:r>
               <w:rPr>
@@ -6012,6 +7419,62 @@
                 <w:b w:val="0"/>
                 <w:sz w:val="16"/>
               </w:rPr>
+              <w:t>0</w:t>
+            </w:r>
+          </w:p>
+        </w:tc>
+        <w:tc>
+          <w:tcPr>
+            <w:tcW w:type="dxa" w:w="1514"/>
+          </w:tcPr>
+          <w:p>
+            <w:pPr>
+              <w:spacing w:before="20" w:after="20"/>
+            </w:pPr>
+            <w:r/>
+            <w:r>
+              <w:rPr>
+                <w:rFonts w:ascii="Verdana" w:hAnsi="Verdana"/>
+                <w:b w:val="0"/>
+                <w:sz w:val="16"/>
+              </w:rPr>
+              <w:t>0</w:t>
+            </w:r>
+          </w:p>
+        </w:tc>
+        <w:tc>
+          <w:tcPr>
+            <w:tcW w:type="dxa" w:w="1514"/>
+          </w:tcPr>
+          <w:p>
+            <w:pPr>
+              <w:spacing w:before="20" w:after="20"/>
+            </w:pPr>
+            <w:r/>
+            <w:r>
+              <w:rPr>
+                <w:rFonts w:ascii="Verdana" w:hAnsi="Verdana"/>
+                <w:b w:val="0"/>
+                <w:sz w:val="16"/>
+              </w:rPr>
+              <w:t>8</w:t>
+            </w:r>
+          </w:p>
+        </w:tc>
+        <w:tc>
+          <w:tcPr>
+            <w:tcW w:type="dxa" w:w="1514"/>
+          </w:tcPr>
+          <w:p>
+            <w:pPr>
+              <w:spacing w:before="20" w:after="20"/>
+            </w:pPr>
+            <w:r/>
+            <w:r>
+              <w:rPr>
+                <w:rFonts w:ascii="Verdana" w:hAnsi="Verdana"/>
+                <w:sz w:val="16"/>
+              </w:rPr>
               <w:t>Numérica</w:t>
             </w:r>
           </w:p>
@@ -6021,6 +7484,9 @@
             <w:tcW w:type="dxa" w:w="1514"/>
           </w:tcPr>
           <w:p>
+            <w:pPr>
+              <w:spacing w:before="20" w:after="20"/>
+            </w:pPr>
             <w:r/>
             <w:r>
               <w:rPr>
@@ -6037,6 +7503,9 @@
             <w:tcW w:type="dxa" w:w="1514"/>
           </w:tcPr>
           <w:p>
+            <w:pPr>
+              <w:spacing w:before="20" w:after="20"/>
+            </w:pPr>
             <w:r/>
             <w:r>
               <w:rPr>
@@ -6044,70 +7513,6 @@
                 <w:b w:val="0"/>
                 <w:sz w:val="16"/>
               </w:rPr>
-              <w:t>0</w:t>
-            </w:r>
-          </w:p>
-        </w:tc>
-        <w:tc>
-          <w:tcPr>
-            <w:tcW w:type="dxa" w:w="1514"/>
-          </w:tcPr>
-          <w:p>
-            <w:r/>
-            <w:r>
-              <w:rPr>
-                <w:rFonts w:ascii="Verdana" w:hAnsi="Verdana"/>
-                <w:b w:val="0"/>
-                <w:sz w:val="16"/>
-              </w:rPr>
-              <w:t>8</w:t>
-            </w:r>
-          </w:p>
-        </w:tc>
-        <w:tc>
-          <w:tcPr>
-            <w:tcW w:type="dxa" w:w="1514"/>
-          </w:tcPr>
-          <w:p>
-            <w:r/>
-            <w:r>
-              <w:rPr>
-                <w:rFonts w:ascii="Verdana" w:hAnsi="Verdana"/>
-                <w:b w:val="0"/>
-                <w:sz w:val="16"/>
-              </w:rPr>
-              <w:t>Numérica</w:t>
-            </w:r>
-          </w:p>
-        </w:tc>
-        <w:tc>
-          <w:tcPr>
-            <w:tcW w:type="dxa" w:w="1514"/>
-          </w:tcPr>
-          <w:p>
-            <w:r/>
-            <w:r>
-              <w:rPr>
-                <w:rFonts w:ascii="Verdana" w:hAnsi="Verdana"/>
-                <w:b w:val="0"/>
-                <w:sz w:val="16"/>
-              </w:rPr>
-              <w:t>0</w:t>
-            </w:r>
-          </w:p>
-        </w:tc>
-        <w:tc>
-          <w:tcPr>
-            <w:tcW w:type="dxa" w:w="1514"/>
-          </w:tcPr>
-          <w:p>
-            <w:r/>
-            <w:r>
-              <w:rPr>
-                <w:rFonts w:ascii="Verdana" w:hAnsi="Verdana"/>
-                <w:b w:val="0"/>
-                <w:sz w:val="16"/>
-              </w:rPr>
               <w:t>3</w:t>
             </w:r>
           </w:p>
@@ -6117,6 +7522,9 @@
             <w:tcW w:type="dxa" w:w="1514"/>
           </w:tcPr>
           <w:p>
+            <w:pPr>
+              <w:spacing w:before="20" w:after="20"/>
+            </w:pPr>
             <w:r/>
             <w:r>
               <w:rPr>
@@ -6137,6 +7545,9 @@
             <w:tcW w:type="dxa" w:w="1514"/>
           </w:tcPr>
           <w:p>
+            <w:pPr>
+              <w:spacing w:before="20" w:after="20"/>
+            </w:pPr>
             <w:r/>
             <w:r>
               <w:rPr>
@@ -6153,6 +7564,9 @@
             <w:tcW w:type="dxa" w:w="1514"/>
           </w:tcPr>
           <w:p>
+            <w:pPr>
+              <w:spacing w:before="20" w:after="20"/>
+            </w:pPr>
             <w:r/>
             <w:r>
               <w:rPr>
@@ -6169,6 +7583,27 @@
             <w:tcW w:type="dxa" w:w="1514"/>
           </w:tcPr>
           <w:p>
+            <w:pPr>
+              <w:spacing w:before="20" w:after="20"/>
+            </w:pPr>
+            <w:r/>
+            <w:r>
+              <w:rPr>
+                <w:rFonts w:ascii="Verdana" w:hAnsi="Verdana"/>
+                <w:sz w:val="16"/>
+              </w:rPr>
+              <w:t>Numérica</w:t>
+            </w:r>
+          </w:p>
+        </w:tc>
+        <w:tc>
+          <w:tcPr>
+            <w:tcW w:type="dxa" w:w="1514"/>
+          </w:tcPr>
+          <w:p>
+            <w:pPr>
+              <w:spacing w:before="20" w:after="20"/>
+            </w:pPr>
             <w:r/>
             <w:r>
               <w:rPr>
@@ -6176,6 +7611,62 @@
                 <w:b w:val="0"/>
                 <w:sz w:val="16"/>
               </w:rPr>
+              <w:t>0</w:t>
+            </w:r>
+          </w:p>
+        </w:tc>
+        <w:tc>
+          <w:tcPr>
+            <w:tcW w:type="dxa" w:w="1514"/>
+          </w:tcPr>
+          <w:p>
+            <w:pPr>
+              <w:spacing w:before="20" w:after="20"/>
+            </w:pPr>
+            <w:r/>
+            <w:r>
+              <w:rPr>
+                <w:rFonts w:ascii="Verdana" w:hAnsi="Verdana"/>
+                <w:b w:val="0"/>
+                <w:sz w:val="16"/>
+              </w:rPr>
+              <w:t>0</w:t>
+            </w:r>
+          </w:p>
+        </w:tc>
+        <w:tc>
+          <w:tcPr>
+            <w:tcW w:type="dxa" w:w="1514"/>
+          </w:tcPr>
+          <w:p>
+            <w:pPr>
+              <w:spacing w:before="20" w:after="20"/>
+            </w:pPr>
+            <w:r/>
+            <w:r>
+              <w:rPr>
+                <w:rFonts w:ascii="Verdana" w:hAnsi="Verdana"/>
+                <w:b w:val="0"/>
+                <w:sz w:val="16"/>
+              </w:rPr>
+              <w:t>8</w:t>
+            </w:r>
+          </w:p>
+        </w:tc>
+        <w:tc>
+          <w:tcPr>
+            <w:tcW w:type="dxa" w:w="1514"/>
+          </w:tcPr>
+          <w:p>
+            <w:pPr>
+              <w:spacing w:before="20" w:after="20"/>
+            </w:pPr>
+            <w:r/>
+            <w:r>
+              <w:rPr>
+                <w:rFonts w:ascii="Verdana" w:hAnsi="Verdana"/>
+                <w:sz w:val="16"/>
+              </w:rPr>
               <w:t>Numérica</w:t>
             </w:r>
           </w:p>
@@ -6185,6 +7676,9 @@
             <w:tcW w:type="dxa" w:w="1514"/>
           </w:tcPr>
           <w:p>
+            <w:pPr>
+              <w:spacing w:before="20" w:after="20"/>
+            </w:pPr>
             <w:r/>
             <w:r>
               <w:rPr>
@@ -6201,6 +7695,9 @@
             <w:tcW w:type="dxa" w:w="1514"/>
           </w:tcPr>
           <w:p>
+            <w:pPr>
+              <w:spacing w:before="20" w:after="20"/>
+            </w:pPr>
             <w:r/>
             <w:r>
               <w:rPr>
@@ -6208,70 +7705,6 @@
                 <w:b w:val="0"/>
                 <w:sz w:val="16"/>
               </w:rPr>
-              <w:t>0</w:t>
-            </w:r>
-          </w:p>
-        </w:tc>
-        <w:tc>
-          <w:tcPr>
-            <w:tcW w:type="dxa" w:w="1514"/>
-          </w:tcPr>
-          <w:p>
-            <w:r/>
-            <w:r>
-              <w:rPr>
-                <w:rFonts w:ascii="Verdana" w:hAnsi="Verdana"/>
-                <w:b w:val="0"/>
-                <w:sz w:val="16"/>
-              </w:rPr>
-              <w:t>8</w:t>
-            </w:r>
-          </w:p>
-        </w:tc>
-        <w:tc>
-          <w:tcPr>
-            <w:tcW w:type="dxa" w:w="1514"/>
-          </w:tcPr>
-          <w:p>
-            <w:r/>
-            <w:r>
-              <w:rPr>
-                <w:rFonts w:ascii="Verdana" w:hAnsi="Verdana"/>
-                <w:b w:val="0"/>
-                <w:sz w:val="16"/>
-              </w:rPr>
-              <w:t>Numérica</w:t>
-            </w:r>
-          </w:p>
-        </w:tc>
-        <w:tc>
-          <w:tcPr>
-            <w:tcW w:type="dxa" w:w="1514"/>
-          </w:tcPr>
-          <w:p>
-            <w:r/>
-            <w:r>
-              <w:rPr>
-                <w:rFonts w:ascii="Verdana" w:hAnsi="Verdana"/>
-                <w:b w:val="0"/>
-                <w:sz w:val="16"/>
-              </w:rPr>
-              <w:t>0</w:t>
-            </w:r>
-          </w:p>
-        </w:tc>
-        <w:tc>
-          <w:tcPr>
-            <w:tcW w:type="dxa" w:w="1514"/>
-          </w:tcPr>
-          <w:p>
-            <w:r/>
-            <w:r>
-              <w:rPr>
-                <w:rFonts w:ascii="Verdana" w:hAnsi="Verdana"/>
-                <w:b w:val="0"/>
-                <w:sz w:val="16"/>
-              </w:rPr>
               <w:t>3</w:t>
             </w:r>
           </w:p>
@@ -6281,6 +7714,9 @@
             <w:tcW w:type="dxa" w:w="1514"/>
           </w:tcPr>
           <w:p>
+            <w:pPr>
+              <w:spacing w:before="20" w:after="20"/>
+            </w:pPr>
             <w:r/>
             <w:r>
               <w:rPr>
@@ -6301,6 +7737,9 @@
             <w:tcW w:type="dxa" w:w="1514"/>
           </w:tcPr>
           <w:p>
+            <w:pPr>
+              <w:spacing w:before="20" w:after="20"/>
+            </w:pPr>
             <w:r/>
             <w:r>
               <w:rPr>
@@ -6317,6 +7756,9 @@
             <w:tcW w:type="dxa" w:w="1514"/>
           </w:tcPr>
           <w:p>
+            <w:pPr>
+              <w:spacing w:before="20" w:after="20"/>
+            </w:pPr>
             <w:r/>
             <w:r>
               <w:rPr>
@@ -6333,6 +7775,27 @@
             <w:tcW w:type="dxa" w:w="1514"/>
           </w:tcPr>
           <w:p>
+            <w:pPr>
+              <w:spacing w:before="20" w:after="20"/>
+            </w:pPr>
+            <w:r/>
+            <w:r>
+              <w:rPr>
+                <w:rFonts w:ascii="Verdana" w:hAnsi="Verdana"/>
+                <w:sz w:val="16"/>
+              </w:rPr>
+              <w:t>Numérica</w:t>
+            </w:r>
+          </w:p>
+        </w:tc>
+        <w:tc>
+          <w:tcPr>
+            <w:tcW w:type="dxa" w:w="1514"/>
+          </w:tcPr>
+          <w:p>
+            <w:pPr>
+              <w:spacing w:before="20" w:after="20"/>
+            </w:pPr>
             <w:r/>
             <w:r>
               <w:rPr>
@@ -6340,6 +7803,62 @@
                 <w:b w:val="0"/>
                 <w:sz w:val="16"/>
               </w:rPr>
+              <w:t>0</w:t>
+            </w:r>
+          </w:p>
+        </w:tc>
+        <w:tc>
+          <w:tcPr>
+            <w:tcW w:type="dxa" w:w="1514"/>
+          </w:tcPr>
+          <w:p>
+            <w:pPr>
+              <w:spacing w:before="20" w:after="20"/>
+            </w:pPr>
+            <w:r/>
+            <w:r>
+              <w:rPr>
+                <w:rFonts w:ascii="Verdana" w:hAnsi="Verdana"/>
+                <w:b w:val="0"/>
+                <w:sz w:val="16"/>
+              </w:rPr>
+              <w:t>0</w:t>
+            </w:r>
+          </w:p>
+        </w:tc>
+        <w:tc>
+          <w:tcPr>
+            <w:tcW w:type="dxa" w:w="1514"/>
+          </w:tcPr>
+          <w:p>
+            <w:pPr>
+              <w:spacing w:before="20" w:after="20"/>
+            </w:pPr>
+            <w:r/>
+            <w:r>
+              <w:rPr>
+                <w:rFonts w:ascii="Verdana" w:hAnsi="Verdana"/>
+                <w:b w:val="0"/>
+                <w:sz w:val="16"/>
+              </w:rPr>
+              <w:t>8</w:t>
+            </w:r>
+          </w:p>
+        </w:tc>
+        <w:tc>
+          <w:tcPr>
+            <w:tcW w:type="dxa" w:w="1514"/>
+          </w:tcPr>
+          <w:p>
+            <w:pPr>
+              <w:spacing w:before="20" w:after="20"/>
+            </w:pPr>
+            <w:r/>
+            <w:r>
+              <w:rPr>
+                <w:rFonts w:ascii="Verdana" w:hAnsi="Verdana"/>
+                <w:sz w:val="16"/>
+              </w:rPr>
               <w:t>Numérica</w:t>
             </w:r>
           </w:p>
@@ -6349,6 +7868,9 @@
             <w:tcW w:type="dxa" w:w="1514"/>
           </w:tcPr>
           <w:p>
+            <w:pPr>
+              <w:spacing w:before="20" w:after="20"/>
+            </w:pPr>
             <w:r/>
             <w:r>
               <w:rPr>
@@ -6365,6 +7887,9 @@
             <w:tcW w:type="dxa" w:w="1514"/>
           </w:tcPr>
           <w:p>
+            <w:pPr>
+              <w:spacing w:before="20" w:after="20"/>
+            </w:pPr>
             <w:r/>
             <w:r>
               <w:rPr>
@@ -6372,70 +7897,6 @@
                 <w:b w:val="0"/>
                 <w:sz w:val="16"/>
               </w:rPr>
-              <w:t>0</w:t>
-            </w:r>
-          </w:p>
-        </w:tc>
-        <w:tc>
-          <w:tcPr>
-            <w:tcW w:type="dxa" w:w="1514"/>
-          </w:tcPr>
-          <w:p>
-            <w:r/>
-            <w:r>
-              <w:rPr>
-                <w:rFonts w:ascii="Verdana" w:hAnsi="Verdana"/>
-                <w:b w:val="0"/>
-                <w:sz w:val="16"/>
-              </w:rPr>
-              <w:t>8</w:t>
-            </w:r>
-          </w:p>
-        </w:tc>
-        <w:tc>
-          <w:tcPr>
-            <w:tcW w:type="dxa" w:w="1514"/>
-          </w:tcPr>
-          <w:p>
-            <w:r/>
-            <w:r>
-              <w:rPr>
-                <w:rFonts w:ascii="Verdana" w:hAnsi="Verdana"/>
-                <w:b w:val="0"/>
-                <w:sz w:val="16"/>
-              </w:rPr>
-              <w:t>Numérica</w:t>
-            </w:r>
-          </w:p>
-        </w:tc>
-        <w:tc>
-          <w:tcPr>
-            <w:tcW w:type="dxa" w:w="1514"/>
-          </w:tcPr>
-          <w:p>
-            <w:r/>
-            <w:r>
-              <w:rPr>
-                <w:rFonts w:ascii="Verdana" w:hAnsi="Verdana"/>
-                <w:b w:val="0"/>
-                <w:sz w:val="16"/>
-              </w:rPr>
-              <w:t>0</w:t>
-            </w:r>
-          </w:p>
-        </w:tc>
-        <w:tc>
-          <w:tcPr>
-            <w:tcW w:type="dxa" w:w="1514"/>
-          </w:tcPr>
-          <w:p>
-            <w:r/>
-            <w:r>
-              <w:rPr>
-                <w:rFonts w:ascii="Verdana" w:hAnsi="Verdana"/>
-                <w:b w:val="0"/>
-                <w:sz w:val="16"/>
-              </w:rPr>
               <w:t>3</w:t>
             </w:r>
           </w:p>
@@ -6445,6 +7906,9 @@
             <w:tcW w:type="dxa" w:w="1514"/>
           </w:tcPr>
           <w:p>
+            <w:pPr>
+              <w:spacing w:before="20" w:after="20"/>
+            </w:pPr>
             <w:r/>
             <w:r>
               <w:rPr>

--- a/docx/es/BUFRCREX_TableB_es_05.docx
+++ b/docx/es/BUFRCREX_TableB_es_05.docx
@@ -7559,107 +7559,7 @@
           <w:i/>
           <w:sz w:val="14"/>
         </w:rPr>
-        <w:t>Note 23: El valor –0,1 kg m–2 antes de la aplicación del factor de escala (–1 después de su aplicación o en la clave CREX) indicará “trazas” (no mensurable, menos de 0,05 kg m–2).</w:t>
-      </w:r>
-    </w:p>
-    <w:p>
-      <w:r>
-        <w:rPr>
-          <w:rFonts w:ascii="Verdana" w:hAnsi="Verdana"/>
-          <w:i/>
-          <w:sz w:val="14"/>
-        </w:rPr>
-        <w:t>Note 25: Una significación definida anteriormente puede anularse transmitiendo un “valor faltante” a partir de la tabla de cifrado o de banderines apropiada.</w:t>
-      </w:r>
-    </w:p>
-    <w:p>
-      <w:r>
-        <w:rPr>
-          <w:rFonts w:ascii="Verdana" w:hAnsi="Verdana"/>
-          <w:i/>
-          <w:sz w:val="14"/>
-        </w:rPr>
-        <w:t>Note 27: Todas las horas están expresadas en Tiempo Universal Coordinado (UTC), a menos que se indique lo contrario. I.2 – BUFR/CREX Tabla B/04 – 3</w:t>
-      </w:r>
-    </w:p>
-    <w:p>
-      <w:r>
-        <w:rPr>
-          <w:rFonts w:ascii="Verdana" w:hAnsi="Verdana"/>
-          <w:i/>
-          <w:sz w:val="14"/>
-        </w:rPr>
         <w:t>Note 32: Solo se indicará el rumbo o azimut en relación con la localización comunicada que no volverá a especificarse.</w:t>
-      </w:r>
-    </w:p>
-    <w:p>
-      <w:r>
-        <w:rPr>
-          <w:rFonts w:ascii="Verdana" w:hAnsi="Verdana"/>
-          <w:i/>
-          <w:sz w:val="14"/>
-        </w:rPr>
-        <w:t>Note 62: Tan solo se indicará la distancia en relación con la localización comunicada y el rumbo, azimut o elevación y no se volverá a especificar esta localización.</w:t>
-      </w:r>
-    </w:p>
-    <w:p>
-      <w:r>
-        <w:rPr>
-          <w:rFonts w:ascii="Verdana" w:hAnsi="Verdana"/>
-          <w:i/>
-          <w:sz w:val="14"/>
-        </w:rPr>
-        <w:t>Note 63: Se asignarán valores positivos a la radiación descendente.</w:t>
-      </w:r>
-    </w:p>
-    <w:p>
-      <w:r>
-        <w:rPr>
-          <w:rFonts w:ascii="Verdana" w:hAnsi="Verdana"/>
-          <w:i/>
-          <w:sz w:val="14"/>
-        </w:rPr>
-        <w:t>Note 64: Se asignarán valores positivos a los componentes descendentes w cuando las unidades sean Pa s –1.</w:t>
-      </w:r>
-    </w:p>
-    <w:p>
-      <w:r>
-        <w:rPr>
-          <w:rFonts w:ascii="Verdana" w:hAnsi="Verdana"/>
-          <w:i/>
-          <w:sz w:val="14"/>
-        </w:rPr>
-        <w:t>Note 66: Se asignarán valores negativos a los incrementos este-oeste.</w:t>
-      </w:r>
-    </w:p>
-    <w:p>
-      <w:r>
-        <w:rPr>
-          <w:rFonts w:ascii="Verdana" w:hAnsi="Verdana"/>
-          <w:i/>
-          <w:sz w:val="14"/>
-        </w:rPr>
-        <w:t>Note 75: Para los descriptores CREX F = B, no 0.</w:t>
-      </w:r>
-    </w:p>
-    <w:p>
-      <w:r>
-        <w:rPr>
-          <w:rFonts w:ascii="Verdana" w:hAnsi="Verdana"/>
-          <w:i/>
-          <w:sz w:val="14"/>
-        </w:rPr>
-        <w:t>Note 92: Para distinguir claramente los casos de datos faltantes y de píxeles saturados, los datos de imagen de n bits deberían cifrarse utilizando una anchura de datos de n + 1. Si tal descriptor no está disponible ya en la Clase 30, debería utilizarse un descriptor de operación 2 01 YYY para modificar la anchura de datos de la entrada existente, si fuese necesario. I.2 – BUFR/CREX Tabla B/30 – 1</w:t>
-      </w:r>
-    </w:p>
-    <w:p>
-      <w:r>
-        <w:rPr>
-          <w:rFonts w:ascii="Verdana" w:hAnsi="Verdana"/>
-          <w:i/>
-          <w:sz w:val="14"/>
-        </w:rPr>
-        <w:t>Note 105: Para indicar períodos de tiempo o desplazamientos que preceden al tiempo definido actualmente se emplearán períodos de tiempo negativos o desplazamientos.</w:t>
       </w:r>
     </w:p>
     <w:p>
@@ -7679,47 +7579,7 @@
           <w:i/>
           <w:sz w:val="14"/>
         </w:rPr>
-        <w:t>Note 115: La anchura de datos de los píxeles puede cambiarse mediante el descriptor 2 01 YYY.</w:t>
-      </w:r>
-    </w:p>
-    <w:p>
-      <w:r>
-        <w:rPr>
-          <w:rFonts w:ascii="Verdana" w:hAnsi="Verdana"/>
-          <w:i/>
-          <w:sz w:val="14"/>
-        </w:rPr>
-        <w:t>Note 121: En relación con determinados elementos de esta clase, pueden consignarse algunas indicaciones sobre la precisión prevista.</w:t>
-      </w:r>
-    </w:p>
-    <w:p>
-      <w:r>
-        <w:rPr>
-          <w:rFonts w:ascii="Verdana" w:hAnsi="Verdana"/>
-          <w:i/>
-          <w:sz w:val="14"/>
-        </w:rPr>
         <w:t>Note 122: Se asignarán valores negativos a la latitud sur.</w:t>
-      </w:r>
-    </w:p>
-    <w:p>
-      <w:r>
-        <w:rPr>
-          <w:rFonts w:ascii="Verdana" w:hAnsi="Verdana"/>
-          <w:i/>
-          <w:sz w:val="14"/>
-        </w:rPr>
-        <w:t>Note 123: Se asignarán valores positivos a los componentes v en sentido sur–norte.</w:t>
-      </w:r>
-    </w:p>
-    <w:p>
-      <w:r>
-        <w:rPr>
-          <w:rFonts w:ascii="Verdana" w:hAnsi="Verdana"/>
-          <w:i/>
-          <w:sz w:val="14"/>
-        </w:rPr>
-        <w:t>Note 126: Los informes sobre la dirección del viento de superficie resultantes de mediciones dentro del 1° del Polo Norte o del Polo Sur se notificarán de manera que el cero de su acimut esté alineado, coincidiendo con los 0° del meridiano de Greenwich. I.2 – BUFR/CREX Tabla B/11 – 6</w:t>
       </w:r>
     </w:p>
     <w:p>
@@ -7739,187 +7599,7 @@
           <w:i/>
           <w:sz w:val="14"/>
         </w:rPr>
-        <w:t>Note 141: El tamaño del píxel en la horizontal – 2 está dado por la posición donde el factor de escala del mapa es igual a la unidad.</w:t>
-      </w:r>
-    </w:p>
-    <w:p>
-      <w:r>
-        <w:rPr>
-          <w:rFonts w:ascii="Verdana" w:hAnsi="Verdana"/>
-          <w:i/>
-          <w:sz w:val="14"/>
-        </w:rPr>
-        <w:t>Note 145: La significación de los períodos o desplazamientos de tiempo se puede indicar utilizando la clave de significación del tiempo correspondiente a la referencia de tabla 0 08 021.</w:t>
-      </w:r>
-    </w:p>
-    <w:p>
-      <w:r>
-        <w:rPr>
-          <w:rFonts w:ascii="Verdana" w:hAnsi="Verdana"/>
-          <w:i/>
-          <w:sz w:val="14"/>
-        </w:rPr>
-        <w:t>Note 149: La localización del tiempo, cuando se utiliza con valores de predicción, indicará la hora del estado inicial de la predicción o el comienzo del período de predicción; cuando se utilice con promedios de conjunto de valores de predicción, la localización del tiempo indicará el estado inicial o el comienzo de la primera predicción de las que se obtienen los valores medios de conjunto</w:t>
-      </w:r>
-    </w:p>
-    <w:p>
-      <w:r>
-        <w:rPr>
-          <w:rFonts w:ascii="Verdana" w:hAnsi="Verdana"/>
-          <w:i/>
-          <w:sz w:val="14"/>
-        </w:rPr>
-        <w:t>Note 155: Esta clase también puede contener elementos relativos a los procedimientos de observación.</w:t>
-      </w:r>
-    </w:p>
-    <w:p>
-      <w:r>
-        <w:rPr>
-          <w:rFonts w:ascii="Verdana" w:hAnsi="Verdana"/>
-          <w:i/>
-          <w:sz w:val="14"/>
-        </w:rPr>
-        <w:t>Note 156: Esta clase incluirá elementos que describen los instrumentos que se utilizan para obtener los elementos meteorológicos transmitidos.</w:t>
-      </w:r>
-    </w:p>
-    <w:p>
-      <w:r>
-        <w:rPr>
-          <w:rFonts w:ascii="Verdana" w:hAnsi="Verdana"/>
-          <w:i/>
-          <w:sz w:val="14"/>
-        </w:rPr>
-        <w:t>Note 158: Respecto a los períodos o desplazamientos de tiempo, e incrementos de tiempo, será necesario determinar la localización inicial del tiempo antes de utilizarlos, y a continuación, según corresponda, se indicará la definición y significación del tiempo.</w:t>
-      </w:r>
-    </w:p>
-    <w:p>
-      <w:r>
-        <w:rPr>
-          <w:rFonts w:ascii="Verdana" w:hAnsi="Verdana"/>
-          <w:i/>
-          <w:sz w:val="14"/>
-        </w:rPr>
-        <w:t>Note 160: Se asignarán valores negativos a la radiación ascendente.</w:t>
-      </w:r>
-    </w:p>
-    <w:p>
-      <w:r>
-        <w:rPr>
-          <w:rFonts w:ascii="Verdana" w:hAnsi="Verdana"/>
-          <w:i/>
-          <w:sz w:val="14"/>
-        </w:rPr>
-        <w:t>Note 161: Se asignarán valores positivos a los componentes ascendentes w cuando las unidades sean m s–1.</w:t>
-      </w:r>
-    </w:p>
-    <w:p>
-      <w:r>
-        <w:rPr>
-          <w:rFonts w:ascii="Verdana" w:hAnsi="Verdana"/>
-          <w:i/>
-          <w:sz w:val="14"/>
-        </w:rPr>
-        <w:t>Note 162: Intervalos útiles utilizados: de 1011 Bq a 1019 Bq para emisiones; de 10–2 Bq a 107 Bq y de 10–2 mSv a 107 mSv para concentraciones y dosis.</w:t>
-      </w:r>
-    </w:p>
-    <w:p>
-      <w:r>
-        <w:rPr>
-          <w:rFonts w:ascii="Verdana" w:hAnsi="Verdana"/>
-          <w:i/>
-          <w:sz w:val="14"/>
-        </w:rPr>
         <w:t>Note 163: Los valores de la latitud y de los incrementos de latitud quedan comprendidos entre –90 grados y +90 grados.</w:t>
-      </w:r>
-    </w:p>
-    <w:p>
-      <w:r>
-        <w:rPr>
-          <w:rFonts w:ascii="Verdana" w:hAnsi="Verdana"/>
-          <w:i/>
-          <w:sz w:val="14"/>
-        </w:rPr>
-        <w:t>Note 164: Los valores de longitud quedarán comprendidos entre –180 grados y +180 grados.</w:t>
-      </w:r>
-    </w:p>
-    <w:p>
-      <w:r>
-        <w:rPr>
-          <w:rFonts w:ascii="Verdana" w:hAnsi="Verdana"/>
-          <w:i/>
-          <w:sz w:val="14"/>
-        </w:rPr>
-        <w:t>Note 165: Se indicarán los elementos verticales y la presión para determinar los valores de estos elementos con independencia del elemento o variable que indique la coordenada vertical.</w:t>
-      </w:r>
-    </w:p>
-    <w:p>
-      <w:r>
-        <w:rPr>
-          <w:rFonts w:ascii="Verdana" w:hAnsi="Verdana"/>
-          <w:i/>
-          <w:sz w:val="14"/>
-        </w:rPr>
-        <w:t>Note 166: Se asignarán valores negativos a la longitud oeste.</w:t>
-      </w:r>
-    </w:p>
-    <w:p>
-      <w:r>
-        <w:rPr>
-          <w:rFonts w:ascii="Verdana" w:hAnsi="Verdana"/>
-          <w:i/>
-          <w:sz w:val="14"/>
-        </w:rPr>
-        <w:t>Note 167: Se asignarán valores positivos a los componentes u en sentido oeste–este.</w:t>
-      </w:r>
-    </w:p>
-    <w:p>
-      <w:r>
-        <w:rPr>
-          <w:rFonts w:ascii="Verdana" w:hAnsi="Verdana"/>
-          <w:i/>
-          <w:sz w:val="14"/>
-        </w:rPr>
-        <w:t>Note 176: Cuando sea necesario indicar más de un período o desplazamiento de tiempo para hacer indicaciones de tiempo complejas se definirán en sucesión inmediata en el siguiente orden: período conjunto (según corresponda), seguido por el período de predicción (según corresponda), seguido por el período de promedio o acumulación (según corresponda).</w:t>
-      </w:r>
-    </w:p>
-    <w:p>
-      <w:r>
-        <w:rPr>
-          <w:rFonts w:ascii="Verdana" w:hAnsi="Verdana"/>
-          <w:i/>
-          <w:sz w:val="14"/>
-        </w:rPr>
-        <w:t>Note 178: Cuando se indique la expresión “período determinado” en la columna “nombre del elemento”, deberá indicarse el período correspondiente, utilizando referencias de la Clase 04.</w:t>
-      </w:r>
-    </w:p>
-    <w:p>
-      <w:r>
-        <w:rPr>
-          <w:rFonts w:ascii="Verdana" w:hAnsi="Verdana"/>
-          <w:i/>
-          <w:sz w:val="14"/>
-        </w:rPr>
-        <w:t>Note 179: Cuando se acumulen o promedien los valores (por ejemplo en relación con un determinado período de tiempo), el número total de valores de los que se obtienen los valores acumulados o promediados podrán representarse utilizando la referencia 0 08 022.</w:t>
-      </w:r>
-    </w:p>
-    <w:p>
-      <w:r>
-        <w:rPr>
-          <w:rFonts w:ascii="Verdana" w:hAnsi="Verdana"/>
-          <w:i/>
-          <w:sz w:val="14"/>
-        </w:rPr>
-        <w:t>Note 180: Normas para la información sobre vientos: Velocidad Dirección Valor faltante Valor faltante Calma 0 0 Observación normal &gt;0 1°–360° Velocidad solamente &gt;0 Valor faltante Dirección solamente Valor faltante 1°–360° “Ligero y variable” &gt;0 0 No hay observaciones</w:t>
-      </w:r>
-    </w:p>
-    <w:p>
-      <w:r>
-        <w:rPr>
-          <w:rFonts w:ascii="Verdana" w:hAnsi="Verdana"/>
-          <w:i/>
-          <w:sz w:val="14"/>
-        </w:rPr>
-        <w:t>Note 181: Normas de notificación sobre mar de viento y olas: Observación Velocidad Dirección Ninguna observación faltante faltante Calma 0 0 Observación normal &gt;0 1–360 Velocidad únicamente &gt;0 faltante Dirección únicamente faltante 1–360 &gt;0 0 “Ligero y variable”</w:t>
       </w:r>
     </w:p>
     <w:sectPr>
